--- a/plugin_maitre.docx
+++ b/plugin_maitre.docx
@@ -115,7 +115,17 @@
                 <w:sz w:val="44"/>
                 <w:szCs w:val="44"/>
               </w:rPr>
-              <w:t>Plugin Maitre v1.0.0</w:t>
+              <w:t>Plugin Maitre v1.0.</w:t>
+            </w:r>
+            <w:r>
+              <w:rPr>
+                <w:rFonts w:ascii="Times New Roman" w:hAnsi="Times New Roman" w:cs="Times New Roman"/>
+                <w:b/>
+                <w:noProof/>
+                <w:sz w:val="44"/>
+                <w:szCs w:val="44"/>
+              </w:rPr>
+              <w:t>1</w:t>
             </w:r>
           </w:p>
         </w:tc>
@@ -364,7 +374,15 @@
                     <w:b/>
                     <w:szCs w:val="18"/>
                   </w:rPr>
-                  <w:t>1.0.0</w:t>
+                  <w:t>1.0.</w:t>
+                </w:r>
+                <w:r>
+                  <w:rPr>
+                    <w:rFonts w:cs="Arial"/>
+                    <w:b/>
+                    <w:szCs w:val="18"/>
+                  </w:rPr>
+                  <w:t>1</w:t>
                 </w:r>
               </w:sdtContent>
             </w:sdt>
@@ -1093,6 +1111,94 @@
                 <w:szCs w:val="18"/>
               </w:rPr>
               <w:t xml:space="preserve">Création </w:t>
+            </w:r>
+          </w:p>
+        </w:tc>
+      </w:tr>
+      <w:tr>
+        <w:tc>
+          <w:tcPr>
+            <w:tcW w:w="1122" w:type="dxa"/>
+          </w:tcPr>
+          <w:p>
+            <w:pPr>
+              <w:ind w:firstLine="34"/>
+              <w:jc w:val="center"/>
+              <w:rPr>
+                <w:rFonts w:cs="Arial"/>
+                <w:szCs w:val="18"/>
+              </w:rPr>
+            </w:pPr>
+            <w:r>
+              <w:rPr>
+                <w:rFonts w:cs="Arial"/>
+                <w:szCs w:val="18"/>
+              </w:rPr>
+              <w:t>1.0.1</w:t>
+            </w:r>
+          </w:p>
+        </w:tc>
+        <w:tc>
+          <w:tcPr>
+            <w:tcW w:w="1400" w:type="dxa"/>
+          </w:tcPr>
+          <w:p>
+            <w:pPr>
+              <w:ind w:firstLine="0"/>
+              <w:jc w:val="center"/>
+              <w:rPr>
+                <w:rFonts w:cs="Arial"/>
+                <w:szCs w:val="18"/>
+              </w:rPr>
+            </w:pPr>
+            <w:r>
+              <w:rPr>
+                <w:rFonts w:cs="Arial"/>
+                <w:szCs w:val="18"/>
+              </w:rPr>
+              <w:t>18/09/2025</w:t>
+            </w:r>
+          </w:p>
+        </w:tc>
+        <w:tc>
+          <w:tcPr>
+            <w:tcW w:w="2500" w:type="dxa"/>
+          </w:tcPr>
+          <w:p>
+            <w:pPr>
+              <w:rPr>
+                <w:rFonts w:cs="Arial"/>
+                <w:szCs w:val="18"/>
+              </w:rPr>
+            </w:pPr>
+            <w:r>
+              <w:rPr>
+                <w:rFonts w:cs="Arial"/>
+                <w:szCs w:val="18"/>
+              </w:rPr>
+              <w:t>Philippe Gallen</w:t>
+            </w:r>
+          </w:p>
+        </w:tc>
+        <w:tc>
+          <w:tcPr>
+            <w:tcW w:w="4850" w:type="dxa"/>
+          </w:tcPr>
+          <w:p>
+            <w:pPr>
+              <w:ind w:firstLine="0"/>
+              <w:jc w:val="left"/>
+              <w:rPr>
+                <w:rFonts w:cs="Arial"/>
+                <w:szCs w:val="18"/>
+              </w:rPr>
+            </w:pPr>
+            <w:r>
+              <w:rPr>
+                <w:rFonts w:cs="Arial"/>
+                <w:szCs w:val="18"/>
+              </w:rPr>
+              <w:t>Modification de version</w:t>
             </w:r>
           </w:p>
         </w:tc>
@@ -2246,11 +2352,9 @@
         </w:rPr>
         <w:t>(IGN)</w:t>
       </w:r>
-      <w:proofErr w:type="spellStart"/>
       <w:r>
         <w:t>assistant_dfci</w:t>
       </w:r>
-      <w:proofErr w:type="spellEnd"/>
     </w:p>
     <w:p>
       <w:pPr>
@@ -3258,7 +3362,7 @@
             <w:tag w:val="_DCDateCreated"/>
             <w:id w:val="317545533"/>
             <w:dataBinding w:prefixMappings="xmlns:ns0='http://schemas.microsoft.com/office/2006/metadata/properties' xmlns:ns1='http://www.w3.org/2001/XMLSchema-instance' xmlns:ns2='http://schemas.microsoft.com/office/infopath/2007/PartnerControls' xmlns:ns3='a1322699-2fbb-4cce-8aba-176c4fa97253' xmlns:ns4='http://schemas.microsoft.com/sharepoint/v3' xmlns:ns5='http://schemas.microsoft.com/sharepoint/v3/fields' xmlns:ns6='f0ff482e-aa3b-417e-9d65-5f4cb2656651' " w:xpath="/ns0:properties[1]/documentManagement[1]/ns5:_DCDateCreated[1]" w:storeItemID="{1159403A-C237-488E-8C5E-DABF9FCE7043}"/>
-            <w:date w:fullDate="2025-07-24T00:00:00Z">
+            <w:date w:fullDate="2025-09-18T00:00:00Z">
               <w:dateFormat w:val="dd/MM/yyyy"/>
               <w:lid w:val="fr-FR"/>
               <w:storeMappedDataAs w:val="dateTime"/>
@@ -3292,7 +3396,17 @@
                   <w:sz w:val="16"/>
                   <w:szCs w:val="16"/>
                 </w:rPr>
-                <w:t>24/07/2025</w:t>
+                <w:t>18/09</w:t>
+              </w:r>
+              <w:r>
+                <w:rPr>
+                  <w:rFonts w:eastAsia="Calibri"/>
+                  <w:noProof/>
+                  <w:color w:val="002060"/>
+                  <w:sz w:val="16"/>
+                  <w:szCs w:val="16"/>
+                </w:rPr>
+                <w:t>/2025</w:t>
               </w:r>
             </w:p>
           </w:sdtContent>
@@ -6134,6 +6248,7 @@
     <w:rsid w:val="0054019A"/>
     <w:rsid w:val="00596E3A"/>
     <w:rsid w:val="00620954"/>
+    <w:rsid w:val="006830DA"/>
     <w:rsid w:val="006C217E"/>
     <w:rsid w:val="006C3956"/>
     <w:rsid w:val="006C48C9"/>
@@ -6924,29 +7039,6 @@
 </file>
 
 <file path=customXml/item1.xml><?xml version="1.0" encoding="utf-8"?>
-<b:Sources xmlns:b="http://schemas.openxmlformats.org/officeDocument/2006/bibliography" xmlns="http://schemas.openxmlformats.org/officeDocument/2006/bibliography" SelectedStyle="\APA.XSL" StyleName="APA"/>
-</file>
-
-<file path=customXml/item2.xml><?xml version="1.0" encoding="utf-8"?>
-<p:properties xmlns:p="http://schemas.microsoft.com/office/2006/metadata/properties" xmlns:xsi="http://www.w3.org/2001/XMLSchema-instance" xmlns:pc="http://schemas.microsoft.com/office/infopath/2007/PartnerControls">
-  <documentManagement>
-    <lcf76f155ced4ddcb4097134ff3c332f xmlns="b295003c-aa87-407e-9024-fdee4e88f6fa">
-      <Terms xmlns="http://schemas.microsoft.com/office/infopath/2007/PartnerControls"/>
-    </lcf76f155ced4ddcb4097134ff3c332f>
-  </documentManagement>
-</p:properties>
-</file>
-
-<file path=customXml/item3.xml><?xml version="1.0" encoding="utf-8"?>
-<?mso-contentType ?>
-<FormTemplates xmlns="http://schemas.microsoft.com/sharepoint/v3/contenttype/forms">
-  <Display>DocumentLibraryForm</Display>
-  <Edit>DocumentLibraryForm</Edit>
-  <New>DocumentLibraryForm</New>
-</FormTemplates>
-</file>
-
-<file path=customXml/item4.xml><?xml version="1.0" encoding="utf-8"?>
 <ct:contentTypeSchema xmlns:ct="http://schemas.microsoft.com/office/2006/metadata/contentType" xmlns:ma="http://schemas.microsoft.com/office/2006/metadata/properties/metaAttributes" ct:_="" ma:_="" ma:contentTypeName="Document" ma:contentTypeID="0x010100A3FA4CB5114F4B43B99F0B6DC8751D90" ma:contentTypeVersion="10" ma:contentTypeDescription="Crée un document." ma:contentTypeScope="" ma:versionID="501205be520febb413c56432ff8e6df1">
   <xsd:schema xmlns:xsd="http://www.w3.org/2001/XMLSchema" xmlns:xs="http://www.w3.org/2001/XMLSchema" xmlns:p="http://schemas.microsoft.com/office/2006/metadata/properties" xmlns:ns2="b295003c-aa87-407e-9024-fdee4e88f6fa" targetNamespace="http://schemas.microsoft.com/office/2006/metadata/properties" ma:root="true" ma:fieldsID="0378f5bf275aa5e8e5bb75b38d3da7db" ns2:_="">
     <xsd:import namespace="b295003c-aa87-407e-9024-fdee4e88f6fa"/>
@@ -7124,33 +7216,30 @@
 </ct:contentTypeSchema>
 </file>
 
-<file path=customXml/itemProps1.xml><?xml version="1.0" encoding="utf-8"?>
-<ds:datastoreItem xmlns:ds="http://schemas.openxmlformats.org/officeDocument/2006/customXml" ds:itemID="{0FF0F878-5F0F-460C-9013-40E72731A637}">
-  <ds:schemaRefs>
-    <ds:schemaRef ds:uri="http://schemas.openxmlformats.org/officeDocument/2006/bibliography"/>
-  </ds:schemaRefs>
-</ds:datastoreItem>
+<file path=customXml/item2.xml><?xml version="1.0" encoding="utf-8"?>
+<?mso-contentType ?>
+<FormTemplates xmlns="http://schemas.microsoft.com/sharepoint/v3/contenttype/forms">
+  <Display>DocumentLibraryForm</Display>
+  <Edit>DocumentLibraryForm</Edit>
+  <New>DocumentLibraryForm</New>
+</FormTemplates>
 </file>
 
-<file path=customXml/itemProps2.xml><?xml version="1.0" encoding="utf-8"?>
-<ds:datastoreItem xmlns:ds="http://schemas.openxmlformats.org/officeDocument/2006/customXml" ds:itemID="{1159403A-C237-488E-8C5E-DABF9FCE7043}">
-  <ds:schemaRefs>
-    <ds:schemaRef ds:uri="http://schemas.microsoft.com/office/2006/metadata/properties"/>
-    <ds:schemaRef ds:uri="http://schemas.microsoft.com/office/infopath/2007/PartnerControls"/>
-    <ds:schemaRef ds:uri="b295003c-aa87-407e-9024-fdee4e88f6fa"/>
-  </ds:schemaRefs>
-</ds:datastoreItem>
+<file path=customXml/item3.xml><?xml version="1.0" encoding="utf-8"?>
+<p:properties xmlns:p="http://schemas.microsoft.com/office/2006/metadata/properties" xmlns:xsi="http://www.w3.org/2001/XMLSchema-instance" xmlns:pc="http://schemas.microsoft.com/office/infopath/2007/PartnerControls">
+  <documentManagement>
+    <lcf76f155ced4ddcb4097134ff3c332f xmlns="b295003c-aa87-407e-9024-fdee4e88f6fa">
+      <Terms xmlns="http://schemas.microsoft.com/office/infopath/2007/PartnerControls"/>
+    </lcf76f155ced4ddcb4097134ff3c332f>
+  </documentManagement>
+</p:properties>
 </file>
 
-<file path=customXml/itemProps3.xml><?xml version="1.0" encoding="utf-8"?>
-<ds:datastoreItem xmlns:ds="http://schemas.openxmlformats.org/officeDocument/2006/customXml" ds:itemID="{EEE2973D-7DD7-4773-855D-5CAD81242BDE}">
-  <ds:schemaRefs>
-    <ds:schemaRef ds:uri="http://schemas.microsoft.com/sharepoint/v3/contenttype/forms"/>
-  </ds:schemaRefs>
-</ds:datastoreItem>
+<file path=customXml/item4.xml><?xml version="1.0" encoding="utf-8"?>
+<b:Sources xmlns:b="http://schemas.openxmlformats.org/officeDocument/2006/bibliography" xmlns="http://schemas.openxmlformats.org/officeDocument/2006/bibliography" SelectedStyle="\APA.XSL" StyleName="APA"/>
 </file>
 
-<file path=customXml/itemProps4.xml><?xml version="1.0" encoding="utf-8"?>
+<file path=customXml/itemProps1.xml><?xml version="1.0" encoding="utf-8"?>
 <ds:datastoreItem xmlns:ds="http://schemas.openxmlformats.org/officeDocument/2006/customXml" ds:itemID="{0B65258C-9CEC-414A-989C-54F659AC270E}">
   <ds:schemaRefs>
     <ds:schemaRef ds:uri="http://schemas.microsoft.com/office/2006/metadata/contentType"/>
@@ -7166,4 +7255,30 @@
     <ds:schemaRef ds:uri="http://schemas.microsoft.com/internal/obd"/>
   </ds:schemaRefs>
 </ds:datastoreItem>
+</file>
+
+<file path=customXml/itemProps2.xml><?xml version="1.0" encoding="utf-8"?>
+<ds:datastoreItem xmlns:ds="http://schemas.openxmlformats.org/officeDocument/2006/customXml" ds:itemID="{EEE2973D-7DD7-4773-855D-5CAD81242BDE}">
+  <ds:schemaRefs>
+    <ds:schemaRef ds:uri="http://schemas.microsoft.com/sharepoint/v3/contenttype/forms"/>
+  </ds:schemaRefs>
+</ds:datastoreItem>
+</file>
+
+<file path=customXml/itemProps3.xml><?xml version="1.0" encoding="utf-8"?>
+<ds:datastoreItem xmlns:ds="http://schemas.openxmlformats.org/officeDocument/2006/customXml" ds:itemID="{1159403A-C237-488E-8C5E-DABF9FCE7043}">
+  <ds:schemaRefs>
+    <ds:schemaRef ds:uri="http://schemas.microsoft.com/office/2006/metadata/properties"/>
+    <ds:schemaRef ds:uri="http://schemas.microsoft.com/office/infopath/2007/PartnerControls"/>
+    <ds:schemaRef ds:uri="b295003c-aa87-407e-9024-fdee4e88f6fa"/>
+  </ds:schemaRefs>
+</ds:datastoreItem>
+</file>
+
+<file path=customXml/itemProps4.xml><?xml version="1.0" encoding="utf-8"?>
+<ds:datastoreItem xmlns:ds="http://schemas.openxmlformats.org/officeDocument/2006/customXml" ds:itemID="{0FF0F878-5F0F-460C-9013-40E72731A637}">
+  <ds:schemaRefs>
+    <ds:schemaRef ds:uri="http://schemas.openxmlformats.org/officeDocument/2006/bibliography"/>
+  </ds:schemaRefs>
+</ds:datastoreItem>
 </file>
--- a/plugin_maitre.docx
+++ b/plugin_maitre.docx
@@ -115,7 +115,7 @@
                 <w:sz w:val="44"/>
                 <w:szCs w:val="44"/>
               </w:rPr>
-              <w:t>Plugin Maitre v1.0.</w:t>
+              <w:t>Plugin Maitre v1.</w:t>
             </w:r>
             <w:r>
               <w:rPr>
@@ -126,6 +126,26 @@
                 <w:szCs w:val="44"/>
               </w:rPr>
               <w:t>1</w:t>
+            </w:r>
+            <w:r>
+              <w:rPr>
+                <w:rFonts w:ascii="Times New Roman" w:hAnsi="Times New Roman" w:cs="Times New Roman"/>
+                <w:b/>
+                <w:noProof/>
+                <w:sz w:val="44"/>
+                <w:szCs w:val="44"/>
+              </w:rPr>
+              <w:t>.</w:t>
+            </w:r>
+            <w:r>
+              <w:rPr>
+                <w:rFonts w:ascii="Times New Roman" w:hAnsi="Times New Roman" w:cs="Times New Roman"/>
+                <w:b/>
+                <w:noProof/>
+                <w:sz w:val="44"/>
+                <w:szCs w:val="44"/>
+              </w:rPr>
+              <w:t>0</w:t>
             </w:r>
           </w:p>
         </w:tc>
@@ -374,7 +394,7 @@
                     <w:b/>
                     <w:szCs w:val="18"/>
                   </w:rPr>
-                  <w:t>1.0.</w:t>
+                  <w:t>1.</w:t>
                 </w:r>
                 <w:r>
                   <w:rPr>
@@ -382,7 +402,7 @@
                     <w:b/>
                     <w:szCs w:val="18"/>
                   </w:rPr>
-                  <w:t>1</w:t>
+                  <w:t>1.0</w:t>
                 </w:r>
               </w:sdtContent>
             </w:sdt>
@@ -409,7 +429,35 @@
                 <w:rFonts w:cs="Arial"/>
                 <w:szCs w:val="18"/>
               </w:rPr>
-              <w:t>24/07/2025</w:t>
+              <w:t>15</w:t>
+            </w:r>
+            <w:r>
+              <w:rPr>
+                <w:rFonts w:cs="Arial"/>
+                <w:szCs w:val="18"/>
+              </w:rPr>
+              <w:t>/</w:t>
+            </w:r>
+            <w:r>
+              <w:rPr>
+                <w:rFonts w:cs="Arial"/>
+                <w:szCs w:val="18"/>
+              </w:rPr>
+              <w:t>01</w:t>
+            </w:r>
+            <w:r>
+              <w:rPr>
+                <w:rFonts w:cs="Arial"/>
+                <w:szCs w:val="18"/>
+              </w:rPr>
+              <w:t>/</w:t>
+            </w:r>
+            <w:r>
+              <w:rPr>
+                <w:rFonts w:cs="Arial"/>
+                <w:szCs w:val="18"/>
+              </w:rPr>
+              <w:t>2026</w:t>
             </w:r>
           </w:p>
         </w:tc>
@@ -803,7 +851,35 @@
                 <w:rFonts w:cs="Arial"/>
                 <w:szCs w:val="18"/>
               </w:rPr>
-              <w:t>24/07/2025</w:t>
+              <w:t>15</w:t>
+            </w:r>
+            <w:r>
+              <w:rPr>
+                <w:rFonts w:cs="Arial"/>
+                <w:szCs w:val="18"/>
+              </w:rPr>
+              <w:t>/</w:t>
+            </w:r>
+            <w:r>
+              <w:rPr>
+                <w:rFonts w:cs="Arial"/>
+                <w:szCs w:val="18"/>
+              </w:rPr>
+              <w:t>01</w:t>
+            </w:r>
+            <w:r>
+              <w:rPr>
+                <w:rFonts w:cs="Arial"/>
+                <w:szCs w:val="18"/>
+              </w:rPr>
+              <w:t>/</w:t>
+            </w:r>
+            <w:r>
+              <w:rPr>
+                <w:rFonts w:cs="Arial"/>
+                <w:szCs w:val="18"/>
+              </w:rPr>
+              <w:t>2026</w:t>
             </w:r>
           </w:p>
         </w:tc>
@@ -1027,42 +1103,35 @@
                 <w:rFonts w:cs="Arial"/>
                 <w:szCs w:val="18"/>
               </w:rPr>
-              <w:t>2</w:t>
+              <w:t>15</w:t>
             </w:r>
             <w:r>
               <w:rPr>
                 <w:rFonts w:cs="Arial"/>
                 <w:szCs w:val="18"/>
               </w:rPr>
-              <w:t>4</w:t>
+              <w:t>/</w:t>
             </w:r>
             <w:r>
               <w:rPr>
                 <w:rFonts w:cs="Arial"/>
                 <w:szCs w:val="18"/>
               </w:rPr>
-              <w:t>/0</w:t>
+              <w:t>01</w:t>
             </w:r>
             <w:r>
               <w:rPr>
                 <w:rFonts w:cs="Arial"/>
                 <w:szCs w:val="18"/>
               </w:rPr>
-              <w:t>7</w:t>
+              <w:t>/</w:t>
             </w:r>
             <w:r>
               <w:rPr>
                 <w:rFonts w:cs="Arial"/>
                 <w:szCs w:val="18"/>
               </w:rPr>
-              <w:t>/202</w:t>
-            </w:r>
-            <w:r>
-              <w:rPr>
-                <w:rFonts w:cs="Arial"/>
-                <w:szCs w:val="18"/>
-              </w:rPr>
-              <w:t>5</w:t>
+              <w:t>2026</w:t>
             </w:r>
           </w:p>
         </w:tc>
@@ -1111,94 +1180,6 @@
                 <w:szCs w:val="18"/>
               </w:rPr>
               <w:t xml:space="preserve">Création </w:t>
-            </w:r>
-          </w:p>
-        </w:tc>
-      </w:tr>
-      <w:tr>
-        <w:tc>
-          <w:tcPr>
-            <w:tcW w:w="1122" w:type="dxa"/>
-          </w:tcPr>
-          <w:p>
-            <w:pPr>
-              <w:ind w:firstLine="34"/>
-              <w:jc w:val="center"/>
-              <w:rPr>
-                <w:rFonts w:cs="Arial"/>
-                <w:szCs w:val="18"/>
-              </w:rPr>
-            </w:pPr>
-            <w:r>
-              <w:rPr>
-                <w:rFonts w:cs="Arial"/>
-                <w:szCs w:val="18"/>
-              </w:rPr>
-              <w:t>1.0.1</w:t>
-            </w:r>
-          </w:p>
-        </w:tc>
-        <w:tc>
-          <w:tcPr>
-            <w:tcW w:w="1400" w:type="dxa"/>
-          </w:tcPr>
-          <w:p>
-            <w:pPr>
-              <w:ind w:firstLine="0"/>
-              <w:jc w:val="center"/>
-              <w:rPr>
-                <w:rFonts w:cs="Arial"/>
-                <w:szCs w:val="18"/>
-              </w:rPr>
-            </w:pPr>
-            <w:r>
-              <w:rPr>
-                <w:rFonts w:cs="Arial"/>
-                <w:szCs w:val="18"/>
-              </w:rPr>
-              <w:t>18/09/2025</w:t>
-            </w:r>
-          </w:p>
-        </w:tc>
-        <w:tc>
-          <w:tcPr>
-            <w:tcW w:w="2500" w:type="dxa"/>
-          </w:tcPr>
-          <w:p>
-            <w:pPr>
-              <w:rPr>
-                <w:rFonts w:cs="Arial"/>
-                <w:szCs w:val="18"/>
-              </w:rPr>
-            </w:pPr>
-            <w:r>
-              <w:rPr>
-                <w:rFonts w:cs="Arial"/>
-                <w:szCs w:val="18"/>
-              </w:rPr>
-              <w:t>Philippe Gallen</w:t>
-            </w:r>
-          </w:p>
-        </w:tc>
-        <w:tc>
-          <w:tcPr>
-            <w:tcW w:w="4850" w:type="dxa"/>
-          </w:tcPr>
-          <w:p>
-            <w:pPr>
-              <w:ind w:firstLine="0"/>
-              <w:jc w:val="left"/>
-              <w:rPr>
-                <w:rFonts w:cs="Arial"/>
-                <w:szCs w:val="18"/>
-              </w:rPr>
-            </w:pPr>
-            <w:r>
-              <w:rPr>
-                <w:rFonts w:cs="Arial"/>
-                <w:szCs w:val="18"/>
-              </w:rPr>
-              <w:t>Modification de version</w:t>
             </w:r>
           </w:p>
         </w:tc>
@@ -1269,7 +1250,7 @@
           <w:r>
             <w:fldChar w:fldCharType="separate"/>
           </w:r>
-          <w:hyperlink w:anchor="_Toc204255493" w:history="1">
+          <w:hyperlink w:anchor="_Toc219407366" w:history="1">
             <w:r>
               <w:rPr>
                 <w:rStyle w:val="Lienhypertexte"/>
@@ -1307,7 +1288,7 @@
               <w:rPr>
                 <w:webHidden/>
               </w:rPr>
-              <w:instrText xml:space="preserve"> PAGEREF _Toc204255493 \h </w:instrText>
+              <w:instrText xml:space="preserve"> PAGEREF _Toc219407366 \h </w:instrText>
             </w:r>
             <w:r>
               <w:rPr>
@@ -1344,7 +1325,7 @@
               <w:szCs w:val="22"/>
             </w:rPr>
           </w:pPr>
-          <w:hyperlink w:anchor="_Toc204255494" w:history="1">
+          <w:hyperlink w:anchor="_Toc219407367" w:history="1">
             <w:r>
               <w:rPr>
                 <w:rStyle w:val="Lienhypertexte"/>
@@ -1382,7 +1363,7 @@
               <w:rPr>
                 <w:webHidden/>
               </w:rPr>
-              <w:instrText xml:space="preserve"> PAGEREF _Toc204255494 \h </w:instrText>
+              <w:instrText xml:space="preserve"> PAGEREF _Toc219407367 \h </w:instrText>
             </w:r>
             <w:r>
               <w:rPr>
@@ -1419,7 +1400,7 @@
               <w:szCs w:val="22"/>
             </w:rPr>
           </w:pPr>
-          <w:hyperlink w:anchor="_Toc204255495" w:history="1">
+          <w:hyperlink w:anchor="_Toc219407368" w:history="1">
             <w:r>
               <w:rPr>
                 <w:rStyle w:val="Lienhypertexte"/>
@@ -1457,7 +1438,7 @@
               <w:rPr>
                 <w:webHidden/>
               </w:rPr>
-              <w:instrText xml:space="preserve"> PAGEREF _Toc204255495 \h </w:instrText>
+              <w:instrText xml:space="preserve"> PAGEREF _Toc219407368 \h </w:instrText>
             </w:r>
             <w:r>
               <w:rPr>
@@ -1494,7 +1475,7 @@
               <w:szCs w:val="22"/>
             </w:rPr>
           </w:pPr>
-          <w:hyperlink w:anchor="_Toc204255496" w:history="1">
+          <w:hyperlink w:anchor="_Toc219407369" w:history="1">
             <w:r>
               <w:rPr>
                 <w:rStyle w:val="Lienhypertexte"/>
@@ -1532,7 +1513,7 @@
               <w:rPr>
                 <w:webHidden/>
               </w:rPr>
-              <w:instrText xml:space="preserve"> PAGEREF _Toc204255496 \h </w:instrText>
+              <w:instrText xml:space="preserve"> PAGEREF _Toc219407369 \h </w:instrText>
             </w:r>
             <w:r>
               <w:rPr>
@@ -1569,7 +1550,7 @@
               <w:szCs w:val="22"/>
             </w:rPr>
           </w:pPr>
-          <w:hyperlink w:anchor="_Toc204255497" w:history="1">
+          <w:hyperlink w:anchor="_Toc219407370" w:history="1">
             <w:r>
               <w:rPr>
                 <w:rStyle w:val="Lienhypertexte"/>
@@ -1607,7 +1588,7 @@
               <w:rPr>
                 <w:webHidden/>
               </w:rPr>
-              <w:instrText xml:space="preserve"> PAGEREF _Toc204255497 \h </w:instrText>
+              <w:instrText xml:space="preserve"> PAGEREF _Toc219407370 \h </w:instrText>
             </w:r>
             <w:r>
               <w:rPr>
@@ -1643,7 +1624,7 @@
               <w:szCs w:val="22"/>
             </w:rPr>
           </w:pPr>
-          <w:hyperlink w:anchor="_Toc204255498" w:history="1">
+          <w:hyperlink w:anchor="_Toc219407371" w:history="1">
             <w:r>
               <w:rPr>
                 <w:rStyle w:val="Lienhypertexte"/>
@@ -1680,7 +1661,7 @@
               <w:rPr>
                 <w:webHidden/>
               </w:rPr>
-              <w:instrText xml:space="preserve"> PAGEREF _Toc204255498 \h </w:instrText>
+              <w:instrText xml:space="preserve"> PAGEREF _Toc219407371 \h </w:instrText>
             </w:r>
             <w:r>
               <w:rPr>
@@ -1716,7 +1697,7 @@
               <w:szCs w:val="22"/>
             </w:rPr>
           </w:pPr>
-          <w:hyperlink w:anchor="_Toc204255499" w:history="1">
+          <w:hyperlink w:anchor="_Toc219407372" w:history="1">
             <w:r>
               <w:rPr>
                 <w:rStyle w:val="Lienhypertexte"/>
@@ -1753,7 +1734,7 @@
               <w:rPr>
                 <w:webHidden/>
               </w:rPr>
-              <w:instrText xml:space="preserve"> PAGEREF _Toc204255499 \h </w:instrText>
+              <w:instrText xml:space="preserve"> PAGEREF _Toc219407372 \h </w:instrText>
             </w:r>
             <w:r>
               <w:rPr>
@@ -1789,7 +1770,7 @@
               <w:szCs w:val="22"/>
             </w:rPr>
           </w:pPr>
-          <w:hyperlink w:anchor="_Toc204255500" w:history="1">
+          <w:hyperlink w:anchor="_Toc219407373" w:history="1">
             <w:r>
               <w:rPr>
                 <w:rStyle w:val="Lienhypertexte"/>
@@ -1826,7 +1807,80 @@
               <w:rPr>
                 <w:webHidden/>
               </w:rPr>
-              <w:instrText xml:space="preserve"> PAGEREF _Toc204255500 \h </w:instrText>
+              <w:instrText xml:space="preserve"> PAGEREF _Toc219407373 \h </w:instrText>
+            </w:r>
+            <w:r>
+              <w:rPr>
+                <w:webHidden/>
+              </w:rPr>
+            </w:r>
+            <w:r>
+              <w:rPr>
+                <w:webHidden/>
+              </w:rPr>
+              <w:fldChar w:fldCharType="separate"/>
+            </w:r>
+            <w:r>
+              <w:rPr>
+                <w:webHidden/>
+              </w:rPr>
+              <w:t>4</w:t>
+            </w:r>
+            <w:r>
+              <w:rPr>
+                <w:webHidden/>
+              </w:rPr>
+              <w:fldChar w:fldCharType="end"/>
+            </w:r>
+          </w:hyperlink>
+        </w:p>
+        <w:p>
+          <w:pPr>
+            <w:pStyle w:val="TM2"/>
+            <w:rPr>
+              <w:rFonts w:asciiTheme="minorHAnsi" w:eastAsiaTheme="minorEastAsia" w:hAnsiTheme="minorHAnsi" w:cstheme="minorBidi"/>
+              <w:sz w:val="22"/>
+              <w:szCs w:val="22"/>
+            </w:rPr>
+          </w:pPr>
+          <w:hyperlink w:anchor="_Toc219407374" w:history="1">
+            <w:r>
+              <w:rPr>
+                <w:rStyle w:val="Lienhypertexte"/>
+              </w:rPr>
+              <w:t>5.4</w:t>
+            </w:r>
+            <w:r>
+              <w:rPr>
+                <w:rFonts w:asciiTheme="minorHAnsi" w:eastAsiaTheme="minorEastAsia" w:hAnsiTheme="minorHAnsi" w:cstheme="minorBidi"/>
+                <w:sz w:val="22"/>
+                <w:szCs w:val="22"/>
+              </w:rPr>
+              <w:tab/>
+            </w:r>
+            <w:r>
+              <w:rPr>
+                <w:rStyle w:val="Lienhypertexte"/>
+              </w:rPr>
+              <w:t>Renommer une barre d’outils</w:t>
+            </w:r>
+            <w:r>
+              <w:rPr>
+                <w:webHidden/>
+              </w:rPr>
+              <w:tab/>
+            </w:r>
+            <w:r>
+              <w:rPr>
+                <w:webHidden/>
+              </w:rPr>
+              <w:fldChar w:fldCharType="begin"/>
+            </w:r>
+            <w:r>
+              <w:rPr>
+                <w:webHidden/>
+              </w:rPr>
+              <w:instrText xml:space="preserve"> PAGEREF _Toc219407374 \h </w:instrText>
             </w:r>
             <w:r>
               <w:rPr>
@@ -1863,7 +1917,7 @@
               <w:szCs w:val="22"/>
             </w:rPr>
           </w:pPr>
-          <w:hyperlink w:anchor="_Toc204255501" w:history="1">
+          <w:hyperlink w:anchor="_Toc219407375" w:history="1">
             <w:r>
               <w:rPr>
                 <w:rStyle w:val="Lienhypertexte"/>
@@ -1901,7 +1955,7 @@
               <w:rPr>
                 <w:webHidden/>
               </w:rPr>
-              <w:instrText xml:space="preserve"> PAGEREF _Toc204255501 \h </w:instrText>
+              <w:instrText xml:space="preserve"> PAGEREF _Toc219407375 \h </w:instrText>
             </w:r>
             <w:r>
               <w:rPr>
@@ -1918,7 +1972,7 @@
               <w:rPr>
                 <w:webHidden/>
               </w:rPr>
-              <w:t>4</w:t>
+              <w:t>5</w:t>
             </w:r>
             <w:r>
               <w:rPr>
@@ -1937,7 +1991,7 @@
               <w:szCs w:val="22"/>
             </w:rPr>
           </w:pPr>
-          <w:hyperlink w:anchor="_Toc204255502" w:history="1">
+          <w:hyperlink w:anchor="_Toc219407376" w:history="1">
             <w:r>
               <w:rPr>
                 <w:rStyle w:val="Lienhypertexte"/>
@@ -1974,7 +2028,7 @@
               <w:rPr>
                 <w:webHidden/>
               </w:rPr>
-              <w:instrText xml:space="preserve"> PAGEREF _Toc204255502 \h </w:instrText>
+              <w:instrText xml:space="preserve"> PAGEREF _Toc219407376 \h </w:instrText>
             </w:r>
             <w:r>
               <w:rPr>
@@ -1991,7 +2045,7 @@
               <w:rPr>
                 <w:webHidden/>
               </w:rPr>
-              <w:t>4</w:t>
+              <w:t>5</w:t>
             </w:r>
             <w:r>
               <w:rPr>
@@ -2010,7 +2064,7 @@
               <w:szCs w:val="22"/>
             </w:rPr>
           </w:pPr>
-          <w:hyperlink w:anchor="_Toc204255503" w:history="1">
+          <w:hyperlink w:anchor="_Toc219407377" w:history="1">
             <w:r>
               <w:rPr>
                 <w:rStyle w:val="Lienhypertexte"/>
@@ -2047,7 +2101,7 @@
               <w:rPr>
                 <w:webHidden/>
               </w:rPr>
-              <w:instrText xml:space="preserve"> PAGEREF _Toc204255503 \h </w:instrText>
+              <w:instrText xml:space="preserve"> PAGEREF _Toc219407377 \h </w:instrText>
             </w:r>
             <w:r>
               <w:rPr>
@@ -2107,7 +2161,7 @@
       <w:pPr>
         <w:pStyle w:val="Titre1"/>
       </w:pPr>
-      <w:bookmarkStart w:id="0" w:name="_Toc204255493"/>
+      <w:bookmarkStart w:id="0" w:name="_Toc219407366"/>
       <w:r>
         <w:lastRenderedPageBreak/>
         <w:t>Prérequis</w:t>
@@ -2127,7 +2181,7 @@
       <w:pPr>
         <w:pStyle w:val="Titre1"/>
       </w:pPr>
-      <w:bookmarkStart w:id="1" w:name="_Toc204255494"/>
+      <w:bookmarkStart w:id="1" w:name="_Toc219407367"/>
       <w:r>
         <w:t>Résumé</w:t>
       </w:r>
@@ -2150,7 +2204,7 @@
       <w:pPr>
         <w:pStyle w:val="Titre1"/>
       </w:pPr>
-      <w:bookmarkStart w:id="2" w:name="_Toc204255495"/>
+      <w:bookmarkStart w:id="2" w:name="_Toc219407368"/>
       <w:r>
         <w:t>Installation</w:t>
       </w:r>
@@ -2248,7 +2302,7 @@
       <w:pPr>
         <w:pStyle w:val="Titre1"/>
       </w:pPr>
-      <w:bookmarkStart w:id="3" w:name="_Toc204255496"/>
+      <w:bookmarkStart w:id="3" w:name="_Toc219407369"/>
       <w:r>
         <w:t>Présentation</w:t>
       </w:r>
@@ -2286,10 +2340,10 @@
           <w:noProof/>
         </w:rPr>
         <w:drawing>
-          <wp:inline distT="0" distB="0" distL="0" distR="0" wp14:anchorId="33917C3C" wp14:editId="1CEEB627">
-            <wp:extent cx="3566160" cy="2926809"/>
-            <wp:effectExtent l="0" t="0" r="0" b="6985"/>
-            <wp:docPr id="14" name="Image 14"/>
+          <wp:inline distT="0" distB="0" distL="0" distR="0" wp14:anchorId="5738A27C" wp14:editId="3B2411F9">
+            <wp:extent cx="3673503" cy="2970999"/>
+            <wp:effectExtent l="0" t="0" r="3175" b="1270"/>
+            <wp:docPr id="1" name="Image 1" descr="Une image contenant texte, Appareils électroniques, capture d’écran, affichage&#10;&#10;Description générée automatiquement"/>
             <wp:cNvGraphicFramePr>
               <a:graphicFrameLocks xmlns:a="http://schemas.openxmlformats.org/drawingml/2006/main" noChangeAspect="1"/>
             </wp:cNvGraphicFramePr>
@@ -2297,7 +2351,7 @@
               <a:graphicData uri="http://schemas.openxmlformats.org/drawingml/2006/picture">
                 <pic:pic xmlns:pic="http://schemas.openxmlformats.org/drawingml/2006/picture">
                   <pic:nvPicPr>
-                    <pic:cNvPr id="14" name="Image 14"/>
+                    <pic:cNvPr id="1" name="Image 1" descr="Une image contenant texte, Appareils électroniques, capture d’écran, affichage&#10;&#10;Description générée automatiquement"/>
                     <pic:cNvPicPr/>
                   </pic:nvPicPr>
                   <pic:blipFill>
@@ -2315,7 +2369,7 @@
                   <pic:spPr>
                     <a:xfrm>
                       <a:off x="0" y="0"/>
-                      <a:ext cx="3571064" cy="2930834"/>
+                      <a:ext cx="3679022" cy="2975463"/>
                     </a:xfrm>
                     <a:prstGeom prst="rect">
                       <a:avLst/>
@@ -2336,10 +2390,19 @@
     <w:p/>
     <w:p>
       <w:r>
-        <w:t>Les plugins IGN sont détectés automatiquement</w:t>
-      </w:r>
-      <w:r>
-        <w:t xml:space="preserve"> si les répertoires sont préfixés par « (IGN) ».</w:t>
+        <w:t>Tous l</w:t>
+      </w:r>
+      <w:r>
+        <w:t>es plugins IGN sont détectés automatiquement</w:t>
+      </w:r>
+      <w:r>
+        <w:t xml:space="preserve"> si les répertoires</w:t>
+      </w:r>
+      <w:r>
+        <w:t xml:space="preserve"> des plugins</w:t>
+      </w:r>
+      <w:r>
+        <w:t xml:space="preserve"> sont préfixés par « (IGN) ».</w:t>
       </w:r>
     </w:p>
     <w:p>
@@ -2352,15 +2415,17 @@
         </w:rPr>
         <w:t>(IGN)</w:t>
       </w:r>
+      <w:proofErr w:type="spellStart"/>
       <w:r>
         <w:t>assistant_dfci</w:t>
       </w:r>
+      <w:proofErr w:type="spellEnd"/>
     </w:p>
     <w:p>
       <w:pPr>
         <w:pStyle w:val="Titre1"/>
       </w:pPr>
-      <w:bookmarkStart w:id="4" w:name="_Toc204255497"/>
+      <w:bookmarkStart w:id="4" w:name="_Toc219407370"/>
       <w:r>
         <w:lastRenderedPageBreak/>
         <w:t>Utilisatio</w:t>
@@ -2375,7 +2440,7 @@
       <w:pPr>
         <w:pStyle w:val="Titre2"/>
       </w:pPr>
-      <w:bookmarkStart w:id="5" w:name="_Toc204255498"/>
+      <w:bookmarkStart w:id="5" w:name="_Toc219407371"/>
       <w:r>
         <w:t>Ajout des plugins dans le menu IGN</w:t>
       </w:r>
@@ -2387,7 +2452,10 @@
         <w:ind w:left="576"/>
       </w:pPr>
       <w:r>
-        <w:t>Pour intégrer des plugins dans le menu il suffit de les sélectionner</w:t>
+        <w:t xml:space="preserve">Pour intégrer des plugins dans le menu il suffit de les </w:t>
+      </w:r>
+      <w:r>
+        <w:t>« cocher » dans l’interface sous l’onglet « menu IGN »</w:t>
       </w:r>
     </w:p>
     <w:p>
@@ -2461,7 +2529,7 @@
       <w:pPr>
         <w:pStyle w:val="Titre2"/>
       </w:pPr>
-      <w:bookmarkStart w:id="6" w:name="_Toc204255499"/>
+      <w:bookmarkStart w:id="6" w:name="_Toc219407372"/>
       <w:r>
         <w:t>Créer une barre d’outils et ajout des plugins</w:t>
       </w:r>
@@ -2491,10 +2559,10 @@
           <w:noProof/>
         </w:rPr>
         <w:drawing>
-          <wp:inline distT="0" distB="0" distL="0" distR="0" wp14:anchorId="6CA0DA16" wp14:editId="563924A2">
-            <wp:extent cx="2636520" cy="762000"/>
-            <wp:effectExtent l="0" t="0" r="0" b="0"/>
-            <wp:docPr id="25" name="Image 25"/>
+          <wp:inline distT="0" distB="0" distL="0" distR="0" wp14:anchorId="35EF9949" wp14:editId="7C2A1F5B">
+            <wp:extent cx="1882303" cy="762066"/>
+            <wp:effectExtent l="0" t="0" r="3810" b="0"/>
+            <wp:docPr id="4" name="Image 4" descr="Une image contenant texte, capture d’écran, Police, ligne&#10;&#10;Description générée automatiquement"/>
             <wp:cNvGraphicFramePr>
               <a:graphicFrameLocks xmlns:a="http://schemas.openxmlformats.org/drawingml/2006/main" noChangeAspect="1"/>
             </wp:cNvGraphicFramePr>
@@ -2502,10 +2570,8 @@
               <a:graphicData uri="http://schemas.openxmlformats.org/drawingml/2006/picture">
                 <pic:pic xmlns:pic="http://schemas.openxmlformats.org/drawingml/2006/picture">
                   <pic:nvPicPr>
-                    <pic:cNvPr id="0" name="Picture 1"/>
-                    <pic:cNvPicPr>
-                      <a:picLocks noChangeAspect="1" noChangeArrowheads="1"/>
-                    </pic:cNvPicPr>
+                    <pic:cNvPr id="4" name="Image 4" descr="Une image contenant texte, capture d’écran, Police, ligne&#10;&#10;Description générée automatiquement"/>
+                    <pic:cNvPicPr/>
                   </pic:nvPicPr>
                   <pic:blipFill>
                     <a:blip r:embed="rId15">
@@ -2515,23 +2581,18 @@
                         </a:ext>
                       </a:extLst>
                     </a:blip>
-                    <a:srcRect/>
                     <a:stretch>
                       <a:fillRect/>
                     </a:stretch>
                   </pic:blipFill>
-                  <pic:spPr bwMode="auto">
+                  <pic:spPr>
                     <a:xfrm>
                       <a:off x="0" y="0"/>
-                      <a:ext cx="2636520" cy="762000"/>
+                      <a:ext cx="1882303" cy="762066"/>
                     </a:xfrm>
                     <a:prstGeom prst="rect">
                       <a:avLst/>
                     </a:prstGeom>
-                    <a:noFill/>
-                    <a:ln>
-                      <a:noFill/>
-                    </a:ln>
                   </pic:spPr>
                 </pic:pic>
               </a:graphicData>
@@ -2550,8 +2611,19 @@
         <w:ind w:firstLine="432"/>
       </w:pPr>
       <w:r>
-        <w:t>Renseigner un nom et cliquez sur « ajouter une barre d’outils »</w:t>
-      </w:r>
+        <w:t>Renseigner un nom et cliquez sur</w:t>
+      </w:r>
+      <w:r>
+        <w:t xml:space="preserve"> « </w:t>
+      </w:r>
+      <w:proofErr w:type="gramStart"/>
+      <w:r>
+        <w:t>Ajouter</w:t>
+      </w:r>
+      <w:r>
+        <w:t>»</w:t>
+      </w:r>
+      <w:proofErr w:type="gramEnd"/>
     </w:p>
     <w:p>
       <w:pPr>
@@ -2563,7 +2635,16 @@
         <w:ind w:firstLine="432"/>
       </w:pPr>
       <w:r>
-        <w:t>Ci-dessous, 2 barres d’outils ont étés créées.</w:t>
+        <w:t xml:space="preserve">Ci-dessous, </w:t>
+      </w:r>
+      <w:r>
+        <w:t>3</w:t>
+      </w:r>
+      <w:r>
+        <w:t xml:space="preserve"> barres d’outils ont été créées</w:t>
+      </w:r>
+      <w:r>
+        <w:t>.</w:t>
       </w:r>
     </w:p>
     <w:p>
@@ -2581,10 +2662,10 @@
           <w:noProof/>
         </w:rPr>
         <w:drawing>
-          <wp:inline distT="0" distB="0" distL="0" distR="0" wp14:anchorId="73949D18" wp14:editId="721A3179">
-            <wp:extent cx="3825572" cy="3139712"/>
-            <wp:effectExtent l="0" t="0" r="3810" b="3810"/>
-            <wp:docPr id="26" name="Image 26"/>
+          <wp:inline distT="0" distB="0" distL="0" distR="0" wp14:anchorId="189A58B9" wp14:editId="40B88512">
+            <wp:extent cx="3825572" cy="3093988"/>
+            <wp:effectExtent l="0" t="0" r="3810" b="0"/>
+            <wp:docPr id="5" name="Image 5" descr="Une image contenant texte, Appareils électroniques, capture d’écran, affichage&#10;&#10;Description générée automatiquement"/>
             <wp:cNvGraphicFramePr>
               <a:graphicFrameLocks xmlns:a="http://schemas.openxmlformats.org/drawingml/2006/main" noChangeAspect="1"/>
             </wp:cNvGraphicFramePr>
@@ -2592,7 +2673,7 @@
               <a:graphicData uri="http://schemas.openxmlformats.org/drawingml/2006/picture">
                 <pic:pic xmlns:pic="http://schemas.openxmlformats.org/drawingml/2006/picture">
                   <pic:nvPicPr>
-                    <pic:cNvPr id="26" name="Image 26"/>
+                    <pic:cNvPr id="5" name="Image 5" descr="Une image contenant texte, Appareils électroniques, capture d’écran, affichage&#10;&#10;Description générée automatiquement"/>
                     <pic:cNvPicPr/>
                   </pic:nvPicPr>
                   <pic:blipFill>
@@ -2610,7 +2691,7 @@
                   <pic:spPr>
                     <a:xfrm>
                       <a:off x="0" y="0"/>
-                      <a:ext cx="3825572" cy="3139712"/>
+                      <a:ext cx="3825572" cy="3093988"/>
                     </a:xfrm>
                     <a:prstGeom prst="rect">
                       <a:avLst/>
@@ -2632,137 +2713,54 @@
       <w:pPr>
         <w:ind w:firstLine="432"/>
       </w:pPr>
+      <w:r>
+        <w:t>Les barres d’outils n’apparaitront</w:t>
+      </w:r>
+      <w:r>
+        <w:t xml:space="preserve"> dans QGIS</w:t>
+      </w:r>
+      <w:r>
+        <w:t xml:space="preserve"> qu’</w:t>
+      </w:r>
+      <w:r>
+        <w:t>après</w:t>
+      </w:r>
+      <w:r>
+        <w:t xml:space="preserve"> avoir « coché » des plugins pour </w:t>
+      </w:r>
+      <w:r>
+        <w:t xml:space="preserve">chaque </w:t>
+      </w:r>
+      <w:proofErr w:type="gramStart"/>
+      <w:r>
+        <w:t>barres</w:t>
+      </w:r>
+      <w:proofErr w:type="gramEnd"/>
+      <w:r>
+        <w:t xml:space="preserve"> puis d’actualiser </w:t>
+      </w:r>
     </w:p>
     <w:p>
       <w:pPr>
         <w:ind w:firstLine="432"/>
       </w:pPr>
     </w:p>
-    <w:p>
-      <w:pPr>
-        <w:ind w:firstLine="432"/>
-      </w:pPr>
-    </w:p>
-    <w:p>
-      <w:pPr>
-        <w:ind w:firstLine="432"/>
-      </w:pPr>
-    </w:p>
-    <w:p>
-      <w:pPr>
-        <w:ind w:firstLine="432"/>
-      </w:pPr>
-    </w:p>
-    <w:p>
-      <w:pPr>
-        <w:ind w:firstLine="432"/>
-      </w:pPr>
-    </w:p>
-    <w:p>
-      <w:pPr>
-        <w:ind w:firstLine="432"/>
-      </w:pPr>
-    </w:p>
-    <w:p>
-      <w:pPr>
-        <w:ind w:firstLine="432"/>
-      </w:pPr>
-    </w:p>
-    <w:p>
-      <w:pPr>
-        <w:ind w:firstLine="432"/>
-      </w:pPr>
-      <w:r>
-        <w:lastRenderedPageBreak/>
-        <w:t>Il ne reste plus qu’à ajouter les plugins désirés dans les barres d’outils correspondantes en les sélectionnant</w:t>
-      </w:r>
-      <w:r>
-        <w:t xml:space="preserve"> sans oublier de cliquer sur « Actualiser / Sauvegarder »</w:t>
-      </w:r>
-    </w:p>
+    <w:p/>
+    <w:p/>
     <w:p>
       <w:pPr>
         <w:pStyle w:val="Paragraphedeliste"/>
         <w:ind w:left="936"/>
       </w:pPr>
     </w:p>
-    <w:p>
-      <w:pPr>
-        <w:pStyle w:val="Paragraphedeliste"/>
-        <w:ind w:left="936"/>
-      </w:pPr>
-    </w:p>
-    <w:p>
-      <w:pPr>
-        <w:jc w:val="center"/>
-      </w:pPr>
-      <w:r>
-        <w:rPr>
-          <w:noProof/>
-        </w:rPr>
-        <w:drawing>
-          <wp:inline distT="0" distB="0" distL="0" distR="0" wp14:anchorId="6C8ACE49" wp14:editId="0E11665D">
-            <wp:extent cx="3825240" cy="3139440"/>
-            <wp:effectExtent l="0" t="0" r="3810" b="3810"/>
-            <wp:docPr id="27" name="Image 27"/>
-            <wp:cNvGraphicFramePr>
-              <a:graphicFrameLocks xmlns:a="http://schemas.openxmlformats.org/drawingml/2006/main" noChangeAspect="1"/>
-            </wp:cNvGraphicFramePr>
-            <a:graphic xmlns:a="http://schemas.openxmlformats.org/drawingml/2006/main">
-              <a:graphicData uri="http://schemas.openxmlformats.org/drawingml/2006/picture">
-                <pic:pic xmlns:pic="http://schemas.openxmlformats.org/drawingml/2006/picture">
-                  <pic:nvPicPr>
-                    <pic:cNvPr id="0" name="Picture 2"/>
-                    <pic:cNvPicPr>
-                      <a:picLocks noChangeAspect="1" noChangeArrowheads="1"/>
-                    </pic:cNvPicPr>
-                  </pic:nvPicPr>
-                  <pic:blipFill>
-                    <a:blip r:embed="rId17">
-                      <a:extLst>
-                        <a:ext uri="{28A0092B-C50C-407E-A947-70E740481C1C}">
-                          <a14:useLocalDpi xmlns:a14="http://schemas.microsoft.com/office/drawing/2010/main" val="0"/>
-                        </a:ext>
-                      </a:extLst>
-                    </a:blip>
-                    <a:srcRect/>
-                    <a:stretch>
-                      <a:fillRect/>
-                    </a:stretch>
-                  </pic:blipFill>
-                  <pic:spPr bwMode="auto">
-                    <a:xfrm>
-                      <a:off x="0" y="0"/>
-                      <a:ext cx="3825240" cy="3139440"/>
-                    </a:xfrm>
-                    <a:prstGeom prst="rect">
-                      <a:avLst/>
-                    </a:prstGeom>
-                    <a:noFill/>
-                    <a:ln>
-                      <a:noFill/>
-                    </a:ln>
-                  </pic:spPr>
-                </pic:pic>
-              </a:graphicData>
-            </a:graphic>
-          </wp:inline>
-        </w:drawing>
-      </w:r>
-    </w:p>
-    <w:p>
-      <w:pPr>
-        <w:pStyle w:val="Paragraphedeliste"/>
-        <w:ind w:left="936"/>
-      </w:pPr>
-    </w:p>
     <w:p/>
     <w:p>
       <w:pPr>
         <w:pStyle w:val="Titre2"/>
       </w:pPr>
-      <w:bookmarkStart w:id="7" w:name="_Toc204255500"/>
-      <w:r>
+      <w:bookmarkStart w:id="7" w:name="_Toc219407373"/>
+      <w:r>
+        <w:lastRenderedPageBreak/>
         <w:t>Suppression d’une barre d’outils</w:t>
       </w:r>
       <w:bookmarkEnd w:id="7"/>
@@ -2809,7 +2807,7 @@
                     </pic:cNvPicPr>
                   </pic:nvPicPr>
                   <pic:blipFill>
-                    <a:blip r:embed="rId18">
+                    <a:blip r:embed="rId17">
                       <a:extLst>
                         <a:ext uri="{28A0092B-C50C-407E-A947-70E740481C1C}">
                           <a14:useLocalDpi xmlns:a14="http://schemas.microsoft.com/office/drawing/2010/main" val="0"/>
@@ -2853,25 +2851,303 @@
     <w:p/>
     <w:p>
       <w:pPr>
+        <w:pStyle w:val="Titre2"/>
+      </w:pPr>
+      <w:bookmarkStart w:id="8" w:name="_Toc219407374"/>
+      <w:r>
+        <w:t>Renommer une barre d’outils</w:t>
+      </w:r>
+      <w:bookmarkEnd w:id="8"/>
+    </w:p>
+    <w:p>
+      <w:pPr>
+        <w:ind w:left="432"/>
+      </w:pPr>
+    </w:p>
+    <w:p>
+      <w:pPr>
+        <w:ind w:left="432"/>
+      </w:pPr>
+      <w:r>
+        <w:t>Il faut sélectionner la barre à renommer puis cliquer sur « renommer la barre d’outils sélectionner »</w:t>
+      </w:r>
+    </w:p>
+    <w:p>
+      <w:pPr>
+        <w:ind w:left="432"/>
+      </w:pPr>
+      <w:r>
+        <w:t>Un dialogue s’ouvre, l’ancien nom apparait, il suffit de le modifier.</w:t>
+      </w:r>
+    </w:p>
+    <w:p>
+      <w:pPr>
+        <w:ind w:left="432"/>
+      </w:pPr>
+    </w:p>
+    <w:p>
+      <w:pPr>
+        <w:ind w:left="432"/>
+        <w:jc w:val="center"/>
+      </w:pPr>
+      <w:r>
+        <w:rPr>
+          <w:noProof/>
+        </w:rPr>
+        <w:drawing>
+          <wp:inline distT="0" distB="0" distL="0" distR="0" wp14:anchorId="10DA67E1" wp14:editId="5AA772C2">
+            <wp:extent cx="1539373" cy="937341"/>
+            <wp:effectExtent l="0" t="0" r="3810" b="0"/>
+            <wp:docPr id="9" name="Image 9" descr="Une image contenant texte, capture d’écran, Police, nombre&#10;&#10;Description générée automatiquement"/>
+            <wp:cNvGraphicFramePr>
+              <a:graphicFrameLocks xmlns:a="http://schemas.openxmlformats.org/drawingml/2006/main" noChangeAspect="1"/>
+            </wp:cNvGraphicFramePr>
+            <a:graphic xmlns:a="http://schemas.openxmlformats.org/drawingml/2006/main">
+              <a:graphicData uri="http://schemas.openxmlformats.org/drawingml/2006/picture">
+                <pic:pic xmlns:pic="http://schemas.openxmlformats.org/drawingml/2006/picture">
+                  <pic:nvPicPr>
+                    <pic:cNvPr id="9" name="Image 9" descr="Une image contenant texte, capture d’écran, Police, nombre&#10;&#10;Description générée automatiquement"/>
+                    <pic:cNvPicPr/>
+                  </pic:nvPicPr>
+                  <pic:blipFill>
+                    <a:blip r:embed="rId18">
+                      <a:extLst>
+                        <a:ext uri="{28A0092B-C50C-407E-A947-70E740481C1C}">
+                          <a14:useLocalDpi xmlns:a14="http://schemas.microsoft.com/office/drawing/2010/main" val="0"/>
+                        </a:ext>
+                      </a:extLst>
+                    </a:blip>
+                    <a:stretch>
+                      <a:fillRect/>
+                    </a:stretch>
+                  </pic:blipFill>
+                  <pic:spPr>
+                    <a:xfrm>
+                      <a:off x="0" y="0"/>
+                      <a:ext cx="1539373" cy="937341"/>
+                    </a:xfrm>
+                    <a:prstGeom prst="rect">
+                      <a:avLst/>
+                    </a:prstGeom>
+                  </pic:spPr>
+                </pic:pic>
+              </a:graphicData>
+            </a:graphic>
+          </wp:inline>
+        </w:drawing>
+      </w:r>
+    </w:p>
+    <w:p>
+      <w:pPr>
+        <w:ind w:left="432"/>
+      </w:pPr>
+    </w:p>
+    <w:p>
+      <w:pPr>
+        <w:ind w:left="432"/>
+      </w:pPr>
+    </w:p>
+    <w:p>
+      <w:pPr>
+        <w:ind w:left="432"/>
+      </w:pPr>
+    </w:p>
+    <w:p>
+      <w:pPr>
+        <w:ind w:left="432"/>
+      </w:pPr>
+    </w:p>
+    <w:p>
+      <w:pPr>
+        <w:ind w:left="432"/>
+      </w:pPr>
+    </w:p>
+    <w:p>
+      <w:pPr>
+        <w:ind w:left="432"/>
+      </w:pPr>
+    </w:p>
+    <w:p>
+      <w:pPr>
+        <w:ind w:left="432"/>
+      </w:pPr>
+    </w:p>
+    <w:p>
+      <w:pPr>
+        <w:ind w:left="432"/>
+      </w:pPr>
+    </w:p>
+    <w:p>
+      <w:pPr>
+        <w:ind w:left="432"/>
+      </w:pPr>
+    </w:p>
+    <w:p>
+      <w:pPr>
+        <w:ind w:left="432"/>
+      </w:pPr>
+    </w:p>
+    <w:p>
+      <w:pPr>
+        <w:ind w:left="432"/>
+      </w:pPr>
+    </w:p>
+    <w:p>
+      <w:pPr>
+        <w:ind w:left="432"/>
+      </w:pPr>
+    </w:p>
+    <w:p>
+      <w:pPr>
+        <w:ind w:left="432"/>
+      </w:pPr>
+    </w:p>
+    <w:p>
+      <w:pPr>
+        <w:ind w:left="432"/>
+      </w:pPr>
+    </w:p>
+    <w:p>
+      <w:pPr>
+        <w:ind w:left="432"/>
+      </w:pPr>
+    </w:p>
+    <w:p>
+      <w:pPr>
+        <w:ind w:left="432"/>
+      </w:pPr>
+    </w:p>
+    <w:p>
+      <w:pPr>
+        <w:ind w:left="432"/>
+      </w:pPr>
+    </w:p>
+    <w:p>
+      <w:pPr>
+        <w:ind w:left="432"/>
+      </w:pPr>
+    </w:p>
+    <w:p>
+      <w:pPr>
+        <w:ind w:left="432"/>
+      </w:pPr>
+    </w:p>
+    <w:p>
+      <w:pPr>
+        <w:ind w:left="432"/>
+      </w:pPr>
+    </w:p>
+    <w:p>
+      <w:pPr>
+        <w:ind w:left="432"/>
+      </w:pPr>
+    </w:p>
+    <w:p>
+      <w:pPr>
+        <w:ind w:left="432"/>
+      </w:pPr>
+    </w:p>
+    <w:p>
+      <w:pPr>
+        <w:ind w:left="432"/>
+      </w:pPr>
+    </w:p>
+    <w:p>
+      <w:pPr>
+        <w:ind w:left="432"/>
+      </w:pPr>
+    </w:p>
+    <w:p>
+      <w:pPr>
+        <w:ind w:left="432"/>
+      </w:pPr>
+    </w:p>
+    <w:p>
+      <w:pPr>
+        <w:ind w:left="432"/>
+      </w:pPr>
+    </w:p>
+    <w:p>
+      <w:pPr>
+        <w:ind w:left="432"/>
+      </w:pPr>
+    </w:p>
+    <w:p>
+      <w:pPr>
+        <w:ind w:left="432"/>
+      </w:pPr>
+    </w:p>
+    <w:p>
+      <w:pPr>
+        <w:ind w:left="432"/>
+      </w:pPr>
+    </w:p>
+    <w:p>
+      <w:pPr>
+        <w:ind w:left="432"/>
+      </w:pPr>
+    </w:p>
+    <w:p>
+      <w:pPr>
+        <w:ind w:left="432"/>
+      </w:pPr>
+    </w:p>
+    <w:p>
+      <w:pPr>
+        <w:ind w:left="432"/>
+      </w:pPr>
+    </w:p>
+    <w:p>
+      <w:pPr>
+        <w:ind w:left="432"/>
+      </w:pPr>
+    </w:p>
+    <w:p>
+      <w:pPr>
+        <w:ind w:left="432"/>
+      </w:pPr>
+    </w:p>
+    <w:p>
+      <w:pPr>
+        <w:ind w:left="432"/>
+      </w:pPr>
+    </w:p>
+    <w:p>
+      <w:pPr>
+        <w:ind w:left="432"/>
+      </w:pPr>
+    </w:p>
+    <w:p>
+      <w:pPr>
+        <w:ind w:left="432"/>
+      </w:pPr>
+    </w:p>
+    <w:p>
+      <w:pPr>
+        <w:ind w:left="432"/>
+      </w:pPr>
+    </w:p>
+    <w:p>
+      <w:pPr>
         <w:pStyle w:val="Titre1"/>
       </w:pPr>
-      <w:bookmarkStart w:id="8" w:name="_Toc204255501"/>
       <w:bookmarkStart w:id="9" w:name="_Toc215049623"/>
+      <w:bookmarkStart w:id="10" w:name="_Toc219407375"/>
       <w:r>
         <w:t>Résultat sous QGIS</w:t>
       </w:r>
-      <w:bookmarkEnd w:id="8"/>
+      <w:bookmarkEnd w:id="10"/>
     </w:p>
     <w:p/>
     <w:p>
       <w:pPr>
         <w:pStyle w:val="Titre2"/>
       </w:pPr>
-      <w:bookmarkStart w:id="10" w:name="_Toc204255502"/>
+      <w:bookmarkStart w:id="11" w:name="_Toc219407376"/>
       <w:r>
         <w:t>Menu IGN</w:t>
       </w:r>
-      <w:bookmarkEnd w:id="10"/>
+      <w:bookmarkEnd w:id="11"/>
     </w:p>
     <w:p>
       <w:pPr>
@@ -2882,8 +3158,13 @@
       <w:pPr>
         <w:ind w:left="432"/>
       </w:pPr>
-      <w:r>
-        <w:t>Apres toutes ces étapes on se retrouve avec un menu « IGN » </w:t>
+      <w:proofErr w:type="gramStart"/>
+      <w:r>
+        <w:t>Apres</w:t>
+      </w:r>
+      <w:proofErr w:type="gramEnd"/>
+      <w:r>
+        <w:t xml:space="preserve"> toutes ces étapes on se retrouve avec un menu « IGN » </w:t>
       </w:r>
       <w:r>
         <w:t>contenant :</w:t>
@@ -2969,11 +3250,11 @@
       <w:r>
         <w:tab/>
       </w:r>
-      <w:bookmarkStart w:id="11" w:name="_Toc204255503"/>
+      <w:bookmarkStart w:id="12" w:name="_Toc219407377"/>
       <w:r>
         <w:t>Barres d’outils</w:t>
       </w:r>
-      <w:bookmarkEnd w:id="11"/>
+      <w:bookmarkEnd w:id="12"/>
     </w:p>
     <w:p>
       <w:pPr>
@@ -3010,10 +3291,10 @@
           <w:noProof/>
         </w:rPr>
         <w:drawing>
-          <wp:inline distT="0" distB="0" distL="0" distR="0" wp14:anchorId="77AB78FE" wp14:editId="2BCF98E8">
-            <wp:extent cx="2857500" cy="304800"/>
-            <wp:effectExtent l="0" t="0" r="0" b="0"/>
-            <wp:docPr id="30" name="Image 30"/>
+          <wp:inline distT="0" distB="0" distL="0" distR="0" wp14:anchorId="4447697E" wp14:editId="1D52A297">
+            <wp:extent cx="5159187" cy="281964"/>
+            <wp:effectExtent l="0" t="0" r="3810" b="3810"/>
+            <wp:docPr id="6" name="Image 6"/>
             <wp:cNvGraphicFramePr>
               <a:graphicFrameLocks xmlns:a="http://schemas.openxmlformats.org/drawingml/2006/main" noChangeAspect="1"/>
             </wp:cNvGraphicFramePr>
@@ -3021,10 +3302,8 @@
               <a:graphicData uri="http://schemas.openxmlformats.org/drawingml/2006/picture">
                 <pic:pic xmlns:pic="http://schemas.openxmlformats.org/drawingml/2006/picture">
                   <pic:nvPicPr>
-                    <pic:cNvPr id="0" name="Picture 5"/>
-                    <pic:cNvPicPr>
-                      <a:picLocks noChangeAspect="1" noChangeArrowheads="1"/>
-                    </pic:cNvPicPr>
+                    <pic:cNvPr id="6" name="Image 6"/>
+                    <pic:cNvPicPr/>
                   </pic:nvPicPr>
                   <pic:blipFill>
                     <a:blip r:embed="rId20">
@@ -3034,23 +3313,18 @@
                         </a:ext>
                       </a:extLst>
                     </a:blip>
-                    <a:srcRect/>
                     <a:stretch>
                       <a:fillRect/>
                     </a:stretch>
                   </pic:blipFill>
-                  <pic:spPr bwMode="auto">
+                  <pic:spPr>
                     <a:xfrm>
                       <a:off x="0" y="0"/>
-                      <a:ext cx="2857500" cy="304800"/>
+                      <a:ext cx="5159187" cy="281964"/>
                     </a:xfrm>
                     <a:prstGeom prst="rect">
                       <a:avLst/>
                     </a:prstGeom>
-                    <a:noFill/>
-                    <a:ln>
-                      <a:noFill/>
-                    </a:ln>
                   </pic:spPr>
                 </pic:pic>
               </a:graphicData>
@@ -3076,10 +3350,10 @@
           <w:noProof/>
         </w:rPr>
         <w:drawing>
-          <wp:inline distT="0" distB="0" distL="0" distR="0" wp14:anchorId="1185145D" wp14:editId="3044274D">
-            <wp:extent cx="3185160" cy="1828800"/>
-            <wp:effectExtent l="0" t="0" r="0" b="0"/>
-            <wp:docPr id="31" name="Image 31"/>
+          <wp:inline distT="0" distB="0" distL="0" distR="0" wp14:anchorId="1F90BF19" wp14:editId="0CBAC404">
+            <wp:extent cx="2987299" cy="1447925"/>
+            <wp:effectExtent l="0" t="0" r="3810" b="0"/>
+            <wp:docPr id="7" name="Image 7" descr="Une image contenant texte, capture d’écran, Police&#10;&#10;Description générée automatiquement"/>
             <wp:cNvGraphicFramePr>
               <a:graphicFrameLocks xmlns:a="http://schemas.openxmlformats.org/drawingml/2006/main" noChangeAspect="1"/>
             </wp:cNvGraphicFramePr>
@@ -3087,10 +3361,8 @@
               <a:graphicData uri="http://schemas.openxmlformats.org/drawingml/2006/picture">
                 <pic:pic xmlns:pic="http://schemas.openxmlformats.org/drawingml/2006/picture">
                   <pic:nvPicPr>
-                    <pic:cNvPr id="0" name="Picture 6"/>
-                    <pic:cNvPicPr>
-                      <a:picLocks noChangeAspect="1" noChangeArrowheads="1"/>
-                    </pic:cNvPicPr>
+                    <pic:cNvPr id="7" name="Image 7" descr="Une image contenant texte, capture d’écran, Police&#10;&#10;Description générée automatiquement"/>
+                    <pic:cNvPicPr/>
                   </pic:nvPicPr>
                   <pic:blipFill>
                     <a:blip r:embed="rId21">
@@ -3100,23 +3372,18 @@
                         </a:ext>
                       </a:extLst>
                     </a:blip>
-                    <a:srcRect/>
                     <a:stretch>
                       <a:fillRect/>
                     </a:stretch>
                   </pic:blipFill>
-                  <pic:spPr bwMode="auto">
+                  <pic:spPr>
                     <a:xfrm>
                       <a:off x="0" y="0"/>
-                      <a:ext cx="3185160" cy="1828800"/>
+                      <a:ext cx="2987299" cy="1447925"/>
                     </a:xfrm>
                     <a:prstGeom prst="rect">
                       <a:avLst/>
                     </a:prstGeom>
-                    <a:noFill/>
-                    <a:ln>
-                      <a:noFill/>
-                    </a:ln>
                   </pic:spPr>
                 </pic:pic>
               </a:graphicData>
@@ -3362,7 +3629,7 @@
             <w:tag w:val="_DCDateCreated"/>
             <w:id w:val="317545533"/>
             <w:dataBinding w:prefixMappings="xmlns:ns0='http://schemas.microsoft.com/office/2006/metadata/properties' xmlns:ns1='http://www.w3.org/2001/XMLSchema-instance' xmlns:ns2='http://schemas.microsoft.com/office/infopath/2007/PartnerControls' xmlns:ns3='a1322699-2fbb-4cce-8aba-176c4fa97253' xmlns:ns4='http://schemas.microsoft.com/sharepoint/v3' xmlns:ns5='http://schemas.microsoft.com/sharepoint/v3/fields' xmlns:ns6='f0ff482e-aa3b-417e-9d65-5f4cb2656651' " w:xpath="/ns0:properties[1]/documentManagement[1]/ns5:_DCDateCreated[1]" w:storeItemID="{1159403A-C237-488E-8C5E-DABF9FCE7043}"/>
-            <w:date w:fullDate="2025-09-18T00:00:00Z">
+            <w:date w:fullDate="2026-01-15T00:00:00Z">
               <w:dateFormat w:val="dd/MM/yyyy"/>
               <w:lid w:val="fr-FR"/>
               <w:storeMappedDataAs w:val="dateTime"/>
@@ -3396,17 +3663,7 @@
                   <w:sz w:val="16"/>
                   <w:szCs w:val="16"/>
                 </w:rPr>
-                <w:t>18/09</w:t>
-              </w:r>
-              <w:r>
-                <w:rPr>
-                  <w:rFonts w:eastAsia="Calibri"/>
-                  <w:noProof/>
-                  <w:color w:val="002060"/>
-                  <w:sz w:val="16"/>
-                  <w:szCs w:val="16"/>
-                </w:rPr>
-                <w:t>/2025</w:t>
+                <w:t>15/01/2026</w:t>
               </w:r>
             </w:p>
           </w:sdtContent>
@@ -6153,14 +6410,14 @@
     <w:charset w:val="00"/>
     <w:family w:val="swiss"/>
     <w:pitch w:val="variable"/>
-    <w:sig w:usb0="E0002EFF" w:usb1="C000785B" w:usb2="00000009" w:usb3="00000000" w:csb0="000001FF" w:csb1="00000000"/>
+    <w:sig w:usb0="E0002AFF" w:usb1="C0007843" w:usb2="00000009" w:usb3="00000000" w:csb0="000001FF" w:csb1="00000000"/>
   </w:font>
   <w:font w:name="Calibri">
     <w:panose1 w:val="020F0502020204030204"/>
     <w:charset w:val="00"/>
     <w:family w:val="swiss"/>
     <w:pitch w:val="variable"/>
-    <w:sig w:usb0="E4002EFF" w:usb1="C000247B" w:usb2="00000009" w:usb3="00000000" w:csb0="000001FF" w:csb1="00000000"/>
+    <w:sig w:usb0="E0002AFF" w:usb1="4000ACFF" w:usb2="00000001" w:usb3="00000000" w:csb0="000001FF" w:csb1="00000000"/>
   </w:font>
   <w:font w:name="Courier New">
     <w:panose1 w:val="02070309020205020404"/>
@@ -6174,7 +6431,7 @@
     <w:charset w:val="00"/>
     <w:family w:val="roman"/>
     <w:pitch w:val="variable"/>
-    <w:sig w:usb0="E0002EFF" w:usb1="C000785B" w:usb2="00000009" w:usb3="00000000" w:csb0="000001FF" w:csb1="00000000"/>
+    <w:sig w:usb0="E0002AFF" w:usb1="C0007843" w:usb2="00000009" w:usb3="00000000" w:csb0="000001FF" w:csb1="00000000"/>
   </w:font>
   <w:font w:name="Wingdings">
     <w:panose1 w:val="05000000000000000000"/>
@@ -6216,7 +6473,7 @@
     <w:charset w:val="00"/>
     <w:family w:val="swiss"/>
     <w:pitch w:val="variable"/>
-    <w:sig w:usb0="E4002EFF" w:usb1="C000247B" w:usb2="00000009" w:usb3="00000000" w:csb0="000001FF" w:csb1="00000000"/>
+    <w:sig w:usb0="A0002AEF" w:usb1="4000207B" w:usb2="00000000" w:usb3="00000000" w:csb0="000001FF" w:csb1="00000000"/>
   </w:font>
 </w:fonts>
 </file>
@@ -6242,6 +6499,7 @@
     <w:rsid w:val="000D4DEE"/>
     <w:rsid w:val="00162DC9"/>
     <w:rsid w:val="001B3457"/>
+    <w:rsid w:val="00226DE5"/>
     <w:rsid w:val="003259A4"/>
     <w:rsid w:val="00464909"/>
     <w:rsid w:val="00471113"/>
@@ -7039,6 +7297,15 @@
 </file>
 
 <file path=customXml/item1.xml><?xml version="1.0" encoding="utf-8"?>
+<?mso-contentType ?>
+<FormTemplates xmlns="http://schemas.microsoft.com/sharepoint/v3/contenttype/forms">
+  <Display>DocumentLibraryForm</Display>
+  <Edit>DocumentLibraryForm</Edit>
+  <New>DocumentLibraryForm</New>
+</FormTemplates>
+</file>
+
+<file path=customXml/item2.xml><?xml version="1.0" encoding="utf-8"?>
 <ct:contentTypeSchema xmlns:ct="http://schemas.microsoft.com/office/2006/metadata/contentType" xmlns:ma="http://schemas.microsoft.com/office/2006/metadata/properties/metaAttributes" ct:_="" ma:_="" ma:contentTypeName="Document" ma:contentTypeID="0x010100A3FA4CB5114F4B43B99F0B6DC8751D90" ma:contentTypeVersion="10" ma:contentTypeDescription="Crée un document." ma:contentTypeScope="" ma:versionID="501205be520febb413c56432ff8e6df1">
   <xsd:schema xmlns:xsd="http://www.w3.org/2001/XMLSchema" xmlns:xs="http://www.w3.org/2001/XMLSchema" xmlns:p="http://schemas.microsoft.com/office/2006/metadata/properties" xmlns:ns2="b295003c-aa87-407e-9024-fdee4e88f6fa" targetNamespace="http://schemas.microsoft.com/office/2006/metadata/properties" ma:root="true" ma:fieldsID="0378f5bf275aa5e8e5bb75b38d3da7db" ns2:_="">
     <xsd:import namespace="b295003c-aa87-407e-9024-fdee4e88f6fa"/>
@@ -7216,16 +7483,11 @@
 </ct:contentTypeSchema>
 </file>
 
-<file path=customXml/item2.xml><?xml version="1.0" encoding="utf-8"?>
-<?mso-contentType ?>
-<FormTemplates xmlns="http://schemas.microsoft.com/sharepoint/v3/contenttype/forms">
-  <Display>DocumentLibraryForm</Display>
-  <Edit>DocumentLibraryForm</Edit>
-  <New>DocumentLibraryForm</New>
-</FormTemplates>
+<file path=customXml/item3.xml><?xml version="1.0" encoding="utf-8"?>
+<b:Sources xmlns:b="http://schemas.openxmlformats.org/officeDocument/2006/bibliography" xmlns="http://schemas.openxmlformats.org/officeDocument/2006/bibliography" SelectedStyle="\APA.XSL" StyleName="APA"/>
 </file>
 
-<file path=customXml/item3.xml><?xml version="1.0" encoding="utf-8"?>
+<file path=customXml/item4.xml><?xml version="1.0" encoding="utf-8"?>
 <p:properties xmlns:p="http://schemas.microsoft.com/office/2006/metadata/properties" xmlns:xsi="http://www.w3.org/2001/XMLSchema-instance" xmlns:pc="http://schemas.microsoft.com/office/infopath/2007/PartnerControls">
   <documentManagement>
     <lcf76f155ced4ddcb4097134ff3c332f xmlns="b295003c-aa87-407e-9024-fdee4e88f6fa">
@@ -7235,11 +7497,15 @@
 </p:properties>
 </file>
 
-<file path=customXml/item4.xml><?xml version="1.0" encoding="utf-8"?>
-<b:Sources xmlns:b="http://schemas.openxmlformats.org/officeDocument/2006/bibliography" xmlns="http://schemas.openxmlformats.org/officeDocument/2006/bibliography" SelectedStyle="\APA.XSL" StyleName="APA"/>
+<file path=customXml/itemProps1.xml><?xml version="1.0" encoding="utf-8"?>
+<ds:datastoreItem xmlns:ds="http://schemas.openxmlformats.org/officeDocument/2006/customXml" ds:itemID="{EEE2973D-7DD7-4773-855D-5CAD81242BDE}">
+  <ds:schemaRefs>
+    <ds:schemaRef ds:uri="http://schemas.microsoft.com/sharepoint/v3/contenttype/forms"/>
+  </ds:schemaRefs>
+</ds:datastoreItem>
 </file>
 
-<file path=customXml/itemProps1.xml><?xml version="1.0" encoding="utf-8"?>
+<file path=customXml/itemProps2.xml><?xml version="1.0" encoding="utf-8"?>
 <ds:datastoreItem xmlns:ds="http://schemas.openxmlformats.org/officeDocument/2006/customXml" ds:itemID="{0B65258C-9CEC-414A-989C-54F659AC270E}">
   <ds:schemaRefs>
     <ds:schemaRef ds:uri="http://schemas.microsoft.com/office/2006/metadata/contentType"/>
@@ -7257,15 +7523,15 @@
 </ds:datastoreItem>
 </file>
 
-<file path=customXml/itemProps2.xml><?xml version="1.0" encoding="utf-8"?>
-<ds:datastoreItem xmlns:ds="http://schemas.openxmlformats.org/officeDocument/2006/customXml" ds:itemID="{EEE2973D-7DD7-4773-855D-5CAD81242BDE}">
+<file path=customXml/itemProps3.xml><?xml version="1.0" encoding="utf-8"?>
+<ds:datastoreItem xmlns:ds="http://schemas.openxmlformats.org/officeDocument/2006/customXml" ds:itemID="{0FF0F878-5F0F-460C-9013-40E72731A637}">
   <ds:schemaRefs>
-    <ds:schemaRef ds:uri="http://schemas.microsoft.com/sharepoint/v3/contenttype/forms"/>
+    <ds:schemaRef ds:uri="http://schemas.openxmlformats.org/officeDocument/2006/bibliography"/>
   </ds:schemaRefs>
 </ds:datastoreItem>
 </file>
 
-<file path=customXml/itemProps3.xml><?xml version="1.0" encoding="utf-8"?>
+<file path=customXml/itemProps4.xml><?xml version="1.0" encoding="utf-8"?>
 <ds:datastoreItem xmlns:ds="http://schemas.openxmlformats.org/officeDocument/2006/customXml" ds:itemID="{1159403A-C237-488E-8C5E-DABF9FCE7043}">
   <ds:schemaRefs>
     <ds:schemaRef ds:uri="http://schemas.microsoft.com/office/2006/metadata/properties"/>
@@ -7273,12 +7539,4 @@
     <ds:schemaRef ds:uri="b295003c-aa87-407e-9024-fdee4e88f6fa"/>
   </ds:schemaRefs>
 </ds:datastoreItem>
-</file>
-
-<file path=customXml/itemProps4.xml><?xml version="1.0" encoding="utf-8"?>
-<ds:datastoreItem xmlns:ds="http://schemas.openxmlformats.org/officeDocument/2006/customXml" ds:itemID="{0FF0F878-5F0F-460C-9013-40E72731A637}">
-  <ds:schemaRefs>
-    <ds:schemaRef ds:uri="http://schemas.openxmlformats.org/officeDocument/2006/bibliography"/>
-  </ds:schemaRefs>
-</ds:datastoreItem>
 </file>
--- a/plugin_maitre.docx
+++ b/plugin_maitre.docx
@@ -1,6 +1,6 @@
 
 <file path=word/document.xml><?xml version="1.0" encoding="utf-8"?>
-<w:document xmlns:wpc="http://schemas.microsoft.com/office/word/2010/wordprocessingCanvas" xmlns:cx="http://schemas.microsoft.com/office/drawing/2014/chartex" xmlns:cx1="http://schemas.microsoft.com/office/drawing/2015/9/8/chartex" xmlns:cx2="http://schemas.microsoft.com/office/drawing/2015/10/21/chartex" xmlns:cx3="http://schemas.microsoft.com/office/drawing/2016/5/9/chartex" xmlns:cx4="http://schemas.microsoft.com/office/drawing/2016/5/10/chartex" xmlns:cx5="http://schemas.microsoft.com/office/drawing/2016/5/11/chartex" xmlns:cx6="http://schemas.microsoft.com/office/drawing/2016/5/12/chartex" xmlns:cx7="http://schemas.microsoft.com/office/drawing/2016/5/13/chartex" xmlns:cx8="http://schemas.microsoft.com/office/drawing/2016/5/14/chartex" xmlns:mc="http://schemas.openxmlformats.org/markup-compatibility/2006" xmlns:aink="http://schemas.microsoft.com/office/drawing/2016/ink" xmlns:am3d="http://schemas.microsoft.com/office/drawing/2017/model3d" xmlns:o="urn:schemas-microsoft-com:office:office" xmlns:r="http://schemas.openxmlformats.org/officeDocument/2006/relationships" xmlns:m="http://schemas.openxmlformats.org/officeDocument/2006/math" xmlns:v="urn:schemas-microsoft-com:vml" xmlns:wp14="http://schemas.microsoft.com/office/word/2010/wordprocessingDrawing" xmlns:wp="http://schemas.openxmlformats.org/drawingml/2006/wordprocessingDrawing" xmlns:w10="urn:schemas-microsoft-com:office:word" xmlns:w="http://schemas.openxmlformats.org/wordprocessingml/2006/main" xmlns:w14="http://schemas.microsoft.com/office/word/2010/wordml" xmlns:w15="http://schemas.microsoft.com/office/word/2012/wordml" xmlns:w16cex="http://schemas.microsoft.com/office/word/2018/wordml/cex" xmlns:w16cid="http://schemas.microsoft.com/office/word/2016/wordml/cid" xmlns:w16="http://schemas.microsoft.com/office/word/2018/wordml" xmlns:w16sdtdh="http://schemas.microsoft.com/office/word/2020/wordml/sdtdatahash" xmlns:w16se="http://schemas.microsoft.com/office/word/2015/wordml/symex" xmlns:wpg="http://schemas.microsoft.com/office/word/2010/wordprocessingGroup" xmlns:wpi="http://schemas.microsoft.com/office/word/2010/wordprocessingInk" xmlns:wne="http://schemas.microsoft.com/office/word/2006/wordml" xmlns:wps="http://schemas.microsoft.com/office/word/2010/wordprocessingShape" mc:Ignorable="w14 w15 w16se w16cid w16 w16cex w16sdtdh wp14">
+<w:document xmlns:wpc="http://schemas.microsoft.com/office/word/2010/wordprocessingCanvas" xmlns:cx="http://schemas.microsoft.com/office/drawing/2014/chartex" xmlns:cx1="http://schemas.microsoft.com/office/drawing/2015/9/8/chartex" xmlns:cx2="http://schemas.microsoft.com/office/drawing/2015/10/21/chartex" xmlns:cx3="http://schemas.microsoft.com/office/drawing/2016/5/9/chartex" xmlns:cx4="http://schemas.microsoft.com/office/drawing/2016/5/10/chartex" xmlns:cx5="http://schemas.microsoft.com/office/drawing/2016/5/11/chartex" xmlns:cx6="http://schemas.microsoft.com/office/drawing/2016/5/12/chartex" xmlns:cx7="http://schemas.microsoft.com/office/drawing/2016/5/13/chartex" xmlns:cx8="http://schemas.microsoft.com/office/drawing/2016/5/14/chartex" xmlns:mc="http://schemas.openxmlformats.org/markup-compatibility/2006" xmlns:aink="http://schemas.microsoft.com/office/drawing/2016/ink" xmlns:am3d="http://schemas.microsoft.com/office/drawing/2017/model3d" xmlns:o="urn:schemas-microsoft-com:office:office" xmlns:oel="http://schemas.microsoft.com/office/2019/extlst" xmlns:r="http://schemas.openxmlformats.org/officeDocument/2006/relationships" xmlns:m="http://schemas.openxmlformats.org/officeDocument/2006/math" xmlns:v="urn:schemas-microsoft-com:vml" xmlns:wp14="http://schemas.microsoft.com/office/word/2010/wordprocessingDrawing" xmlns:wp="http://schemas.openxmlformats.org/drawingml/2006/wordprocessingDrawing" xmlns:w10="urn:schemas-microsoft-com:office:word" xmlns:w="http://schemas.openxmlformats.org/wordprocessingml/2006/main" xmlns:w14="http://schemas.microsoft.com/office/word/2010/wordml" xmlns:w15="http://schemas.microsoft.com/office/word/2012/wordml" xmlns:w16cex="http://schemas.microsoft.com/office/word/2018/wordml/cex" xmlns:w16cid="http://schemas.microsoft.com/office/word/2016/wordml/cid" xmlns:w16="http://schemas.microsoft.com/office/word/2018/wordml" xmlns:w16du="http://schemas.microsoft.com/office/word/2023/wordml/word16du" xmlns:w16sdtdh="http://schemas.microsoft.com/office/word/2020/wordml/sdtdatahash" xmlns:w16sdtfl="http://schemas.microsoft.com/office/word/2024/wordml/sdtformatlock" xmlns:w16se="http://schemas.microsoft.com/office/word/2015/wordml/symex" xmlns:wpg="http://schemas.microsoft.com/office/word/2010/wordprocessingGroup" xmlns:wpi="http://schemas.microsoft.com/office/word/2010/wordprocessingInk" xmlns:wne="http://schemas.microsoft.com/office/word/2006/wordml" xmlns:wps="http://schemas.microsoft.com/office/word/2010/wordprocessingShape" mc:Ignorable="w14 w15 w16se w16cid w16 w16cex w16sdtdh w16sdtfl w16du wp14">
   <w:body>
     <w:tbl>
       <w:tblPr>
@@ -112,40 +112,30 @@
                 <w:rFonts w:ascii="Times New Roman" w:hAnsi="Times New Roman" w:cs="Times New Roman"/>
                 <w:b/>
                 <w:noProof/>
-                <w:sz w:val="44"/>
-                <w:szCs w:val="44"/>
-              </w:rPr>
-              <w:t>Plugin Maitre v1.</w:t>
+                <w:sz w:val="28"/>
+                <w:szCs w:val="28"/>
+              </w:rPr>
+              <w:t>Plugin QGis Maitre</w:t>
             </w:r>
             <w:r>
               <w:rPr>
                 <w:rFonts w:ascii="Times New Roman" w:hAnsi="Times New Roman" w:cs="Times New Roman"/>
                 <w:b/>
                 <w:noProof/>
-                <w:sz w:val="44"/>
-                <w:szCs w:val="44"/>
-              </w:rPr>
-              <w:t>1</w:t>
+                <w:sz w:val="28"/>
+                <w:szCs w:val="28"/>
+              </w:rPr>
+              <w:t xml:space="preserve"> v</w:t>
             </w:r>
             <w:r>
               <w:rPr>
                 <w:rFonts w:ascii="Times New Roman" w:hAnsi="Times New Roman" w:cs="Times New Roman"/>
                 <w:b/>
                 <w:noProof/>
-                <w:sz w:val="44"/>
-                <w:szCs w:val="44"/>
-              </w:rPr>
-              <w:t>.</w:t>
-            </w:r>
-            <w:r>
-              <w:rPr>
-                <w:rFonts w:ascii="Times New Roman" w:hAnsi="Times New Roman" w:cs="Times New Roman"/>
-                <w:b/>
-                <w:noProof/>
-                <w:sz w:val="44"/>
-                <w:szCs w:val="44"/>
-              </w:rPr>
-              <w:t>0</w:t>
+                <w:sz w:val="28"/>
+                <w:szCs w:val="28"/>
+              </w:rPr>
+              <w:t>1.4.0</w:t>
             </w:r>
           </w:p>
         </w:tc>
@@ -223,668 +213,6 @@
         </w:rPr>
       </w:pPr>
     </w:p>
-    <w:tbl>
-      <w:tblPr>
-        <w:tblW w:w="5000" w:type="pct"/>
-        <w:tblBorders>
-          <w:top w:val="single" w:sz="4" w:space="0" w:color="auto"/>
-          <w:left w:val="single" w:sz="4" w:space="0" w:color="auto"/>
-          <w:bottom w:val="single" w:sz="4" w:space="0" w:color="auto"/>
-          <w:right w:val="single" w:sz="4" w:space="0" w:color="auto"/>
-          <w:insideH w:val="single" w:sz="4" w:space="0" w:color="auto"/>
-          <w:insideV w:val="single" w:sz="4" w:space="0" w:color="auto"/>
-        </w:tblBorders>
-        <w:tblLook w:val="01E0" w:firstRow="1" w:lastRow="1" w:firstColumn="1" w:lastColumn="1" w:noHBand="0" w:noVBand="0"/>
-      </w:tblPr>
-      <w:tblGrid>
-        <w:gridCol w:w="2430"/>
-        <w:gridCol w:w="1869"/>
-        <w:gridCol w:w="584"/>
-        <w:gridCol w:w="1143"/>
-        <w:gridCol w:w="567"/>
-        <w:gridCol w:w="756"/>
-        <w:gridCol w:w="484"/>
-        <w:gridCol w:w="2005"/>
-      </w:tblGrid>
-      <w:tr>
-        <w:trPr>
-          <w:trHeight w:val="449"/>
-        </w:trPr>
-        <w:tc>
-          <w:tcPr>
-            <w:tcW w:w="3063" w:type="pct"/>
-            <w:gridSpan w:val="4"/>
-            <w:tcBorders>
-              <w:bottom w:val="single" w:sz="4" w:space="0" w:color="auto"/>
-              <w:right w:val="single" w:sz="4" w:space="0" w:color="auto"/>
-            </w:tcBorders>
-            <w:shd w:val="clear" w:color="auto" w:fill="D9D9D9"/>
-          </w:tcPr>
-          <w:p>
-            <w:pPr>
-              <w:jc w:val="center"/>
-              <w:rPr>
-                <w:rFonts w:eastAsia="Times New Roman" w:cs="Arial"/>
-                <w:szCs w:val="18"/>
-              </w:rPr>
-            </w:pPr>
-            <w:r>
-              <w:rPr>
-                <w:rFonts w:eastAsia="Times New Roman" w:cs="Arial"/>
-                <w:szCs w:val="18"/>
-              </w:rPr>
-              <w:t>Identifiant</w:t>
-            </w:r>
-          </w:p>
-        </w:tc>
-        <w:tc>
-          <w:tcPr>
-            <w:tcW w:w="918" w:type="pct"/>
-            <w:gridSpan w:val="3"/>
-            <w:tcBorders>
-              <w:bottom w:val="single" w:sz="4" w:space="0" w:color="auto"/>
-              <w:right w:val="single" w:sz="4" w:space="0" w:color="auto"/>
-            </w:tcBorders>
-            <w:shd w:val="clear" w:color="auto" w:fill="D9D9D9"/>
-          </w:tcPr>
-          <w:p>
-            <w:pPr>
-              <w:rPr>
-                <w:rFonts w:eastAsia="Times New Roman" w:cs="Arial"/>
-                <w:szCs w:val="18"/>
-              </w:rPr>
-            </w:pPr>
-            <w:r>
-              <w:rPr>
-                <w:rFonts w:eastAsia="Times New Roman" w:cs="Arial"/>
-                <w:szCs w:val="18"/>
-              </w:rPr>
-              <w:t>Version</w:t>
-            </w:r>
-          </w:p>
-        </w:tc>
-        <w:tc>
-          <w:tcPr>
-            <w:tcW w:w="1019" w:type="pct"/>
-            <w:tcBorders>
-              <w:bottom w:val="single" w:sz="4" w:space="0" w:color="auto"/>
-              <w:right w:val="single" w:sz="4" w:space="0" w:color="auto"/>
-            </w:tcBorders>
-            <w:shd w:val="clear" w:color="auto" w:fill="D9D9D9"/>
-          </w:tcPr>
-          <w:p>
-            <w:pPr>
-              <w:rPr>
-                <w:rFonts w:eastAsia="Times New Roman" w:cs="Arial"/>
-                <w:szCs w:val="18"/>
-              </w:rPr>
-            </w:pPr>
-            <w:r>
-              <w:rPr>
-                <w:rFonts w:eastAsia="Times New Roman" w:cs="Arial"/>
-                <w:szCs w:val="18"/>
-              </w:rPr>
-              <w:t>Date de création</w:t>
-            </w:r>
-          </w:p>
-        </w:tc>
-      </w:tr>
-      <w:tr>
-        <w:tc>
-          <w:tcPr>
-            <w:tcW w:w="3063" w:type="pct"/>
-            <w:gridSpan w:val="4"/>
-            <w:tcBorders>
-              <w:bottom w:val="single" w:sz="4" w:space="0" w:color="auto"/>
-              <w:right w:val="single" w:sz="4" w:space="0" w:color="auto"/>
-            </w:tcBorders>
-            <w:shd w:val="clear" w:color="auto" w:fill="FFFFFF"/>
-            <w:vAlign w:val="bottom"/>
-          </w:tcPr>
-          <w:p>
-            <w:pPr>
-              <w:rPr>
-                <w:rFonts w:eastAsia="Times New Roman" w:cs="Arial"/>
-                <w:b/>
-                <w:szCs w:val="18"/>
-              </w:rPr>
-            </w:pPr>
-          </w:p>
-        </w:tc>
-        <w:tc>
-          <w:tcPr>
-            <w:tcW w:w="918" w:type="pct"/>
-            <w:gridSpan w:val="3"/>
-            <w:tcBorders>
-              <w:bottom w:val="single" w:sz="4" w:space="0" w:color="auto"/>
-              <w:right w:val="single" w:sz="4" w:space="0" w:color="auto"/>
-            </w:tcBorders>
-            <w:shd w:val="clear" w:color="auto" w:fill="FFFFFF"/>
-          </w:tcPr>
-          <w:p>
-            <w:pPr>
-              <w:jc w:val="center"/>
-              <w:rPr>
-                <w:rFonts w:eastAsia="Times New Roman" w:cs="Arial"/>
-                <w:szCs w:val="18"/>
-                <w:highlight w:val="yellow"/>
-              </w:rPr>
-            </w:pPr>
-            <w:sdt>
-              <w:sdtPr>
-                <w:rPr>
-                  <w:rFonts w:cs="Arial"/>
-                  <w:b/>
-                  <w:szCs w:val="18"/>
-                </w:rPr>
-                <w:alias w:val="Version_IGN"/>
-                <w:tag w:val="Version_IGN"/>
-                <w:id w:val="150030055"/>
-                <w:placeholder>
-                  <w:docPart w:val="BA5274772ECF4A359EC316E5A458C536"/>
-                </w:placeholder>
-                <w:dataBinding w:prefixMappings="xmlns:ns0='http://schemas.microsoft.com/office/2006/metadata/properties' xmlns:ns1='http://www.w3.org/2001/XMLSchema-instance' xmlns:ns2='http://schemas.microsoft.com/office/infopath/2007/PartnerControls' xmlns:ns3='a1322699-2fbb-4cce-8aba-176c4fa97253' xmlns:ns4='http://schemas.microsoft.com/sharepoint/v3' xmlns:ns5='http://schemas.microsoft.com/sharepoint/v3/fields' xmlns:ns6='f0ff482e-aa3b-417e-9d65-5f4cb2656651' " w:xpath="/ns0:properties[1]/documentManagement[1]/ns3:Version_IGN[1]" w:storeItemID="{1159403A-C237-488E-8C5E-DABF9FCE7043}"/>
-                <w:text/>
-              </w:sdtPr>
-              <w:sdtEndPr/>
-              <w:sdtContent>
-                <w:r>
-                  <w:rPr>
-                    <w:rFonts w:cs="Arial"/>
-                    <w:b/>
-                    <w:szCs w:val="18"/>
-                  </w:rPr>
-                  <w:t>1.</w:t>
-                </w:r>
-                <w:r>
-                  <w:rPr>
-                    <w:rFonts w:cs="Arial"/>
-                    <w:b/>
-                    <w:szCs w:val="18"/>
-                  </w:rPr>
-                  <w:t>1.0</w:t>
-                </w:r>
-              </w:sdtContent>
-            </w:sdt>
-          </w:p>
-        </w:tc>
-        <w:tc>
-          <w:tcPr>
-            <w:tcW w:w="1019" w:type="pct"/>
-            <w:tcBorders>
-              <w:bottom w:val="single" w:sz="4" w:space="0" w:color="auto"/>
-              <w:right w:val="single" w:sz="4" w:space="0" w:color="auto"/>
-            </w:tcBorders>
-          </w:tcPr>
-          <w:p>
-            <w:pPr>
-              <w:jc w:val="center"/>
-              <w:rPr>
-                <w:rFonts w:eastAsia="Times New Roman" w:cs="Arial"/>
-                <w:szCs w:val="18"/>
-              </w:rPr>
-            </w:pPr>
-            <w:r>
-              <w:rPr>
-                <w:rFonts w:cs="Arial"/>
-                <w:szCs w:val="18"/>
-              </w:rPr>
-              <w:t>15</w:t>
-            </w:r>
-            <w:r>
-              <w:rPr>
-                <w:rFonts w:cs="Arial"/>
-                <w:szCs w:val="18"/>
-              </w:rPr>
-              <w:t>/</w:t>
-            </w:r>
-            <w:r>
-              <w:rPr>
-                <w:rFonts w:cs="Arial"/>
-                <w:szCs w:val="18"/>
-              </w:rPr>
-              <w:t>01</w:t>
-            </w:r>
-            <w:r>
-              <w:rPr>
-                <w:rFonts w:cs="Arial"/>
-                <w:szCs w:val="18"/>
-              </w:rPr>
-              <w:t>/</w:t>
-            </w:r>
-            <w:r>
-              <w:rPr>
-                <w:rFonts w:cs="Arial"/>
-                <w:szCs w:val="18"/>
-              </w:rPr>
-              <w:t>2026</w:t>
-            </w:r>
-          </w:p>
-        </w:tc>
-      </w:tr>
-      <w:tr>
-        <w:tc>
-          <w:tcPr>
-            <w:tcW w:w="1235" w:type="pct"/>
-            <w:tcBorders>
-              <w:top w:val="single" w:sz="4" w:space="0" w:color="auto"/>
-            </w:tcBorders>
-            <w:shd w:val="clear" w:color="auto" w:fill="E0E0E0"/>
-          </w:tcPr>
-          <w:p>
-            <w:pPr>
-              <w:rPr>
-                <w:rFonts w:eastAsia="Times New Roman" w:cs="Arial"/>
-                <w:szCs w:val="18"/>
-              </w:rPr>
-            </w:pPr>
-            <w:r>
-              <w:rPr>
-                <w:rFonts w:eastAsia="Times New Roman" w:cs="Arial"/>
-                <w:szCs w:val="18"/>
-              </w:rPr>
-              <w:t>Rédacteur</w:t>
-            </w:r>
-          </w:p>
-        </w:tc>
-        <w:tc>
-          <w:tcPr>
-            <w:tcW w:w="3765" w:type="pct"/>
-            <w:gridSpan w:val="7"/>
-            <w:tcBorders>
-              <w:top w:val="single" w:sz="4" w:space="0" w:color="auto"/>
-              <w:right w:val="single" w:sz="4" w:space="0" w:color="auto"/>
-            </w:tcBorders>
-          </w:tcPr>
-          <w:p>
-            <w:pPr>
-              <w:rPr>
-                <w:rFonts w:eastAsia="Times New Roman" w:cs="Arial"/>
-                <w:szCs w:val="18"/>
-              </w:rPr>
-            </w:pPr>
-            <w:r>
-              <w:rPr>
-                <w:rFonts w:cs="Arial"/>
-                <w:szCs w:val="18"/>
-              </w:rPr>
-              <w:t>Gérôme PE</w:t>
-            </w:r>
-            <w:r>
-              <w:rPr>
-                <w:rFonts w:cs="Arial"/>
-                <w:szCs w:val="18"/>
-              </w:rPr>
-              <w:t>C</w:t>
-            </w:r>
-            <w:r>
-              <w:rPr>
-                <w:rFonts w:cs="Arial"/>
-                <w:szCs w:val="18"/>
-              </w:rPr>
-              <w:t>HEUR</w:t>
-            </w:r>
-          </w:p>
-        </w:tc>
-      </w:tr>
-      <w:tr>
-        <w:tc>
-          <w:tcPr>
-            <w:tcW w:w="1235" w:type="pct"/>
-            <w:shd w:val="clear" w:color="auto" w:fill="E0E0E0"/>
-          </w:tcPr>
-          <w:p>
-            <w:pPr>
-              <w:rPr>
-                <w:rFonts w:eastAsia="Times New Roman" w:cs="Arial"/>
-                <w:i/>
-                <w:szCs w:val="18"/>
-              </w:rPr>
-            </w:pPr>
-            <w:r>
-              <w:rPr>
-                <w:rFonts w:eastAsia="Times New Roman" w:cs="Arial"/>
-                <w:i/>
-                <w:szCs w:val="18"/>
-              </w:rPr>
-              <w:t>Entité émettrice</w:t>
-            </w:r>
-          </w:p>
-        </w:tc>
-        <w:tc>
-          <w:tcPr>
-            <w:tcW w:w="3765" w:type="pct"/>
-            <w:gridSpan w:val="7"/>
-            <w:tcBorders>
-              <w:right w:val="single" w:sz="4" w:space="0" w:color="auto"/>
-            </w:tcBorders>
-          </w:tcPr>
-          <w:p>
-            <w:pPr>
-              <w:rPr>
-                <w:rFonts w:eastAsia="Times New Roman" w:cs="Arial"/>
-                <w:szCs w:val="18"/>
-              </w:rPr>
-            </w:pPr>
-            <w:r>
-              <w:rPr>
-                <w:rFonts w:eastAsia="Times New Roman" w:cs="Arial"/>
-                <w:szCs w:val="18"/>
-              </w:rPr>
-              <w:t>DTSO</w:t>
-            </w:r>
-          </w:p>
-        </w:tc>
-      </w:tr>
-      <w:tr>
-        <w:tc>
-          <w:tcPr>
-            <w:tcW w:w="1235" w:type="pct"/>
-            <w:shd w:val="clear" w:color="auto" w:fill="E0E0E0"/>
-          </w:tcPr>
-          <w:p>
-            <w:pPr>
-              <w:rPr>
-                <w:rFonts w:eastAsia="Times New Roman" w:cs="Arial"/>
-                <w:szCs w:val="18"/>
-              </w:rPr>
-            </w:pPr>
-            <w:r>
-              <w:rPr>
-                <w:rFonts w:eastAsia="Times New Roman" w:cs="Arial"/>
-                <w:szCs w:val="18"/>
-              </w:rPr>
-              <w:t>Diffusion</w:t>
-            </w:r>
-          </w:p>
-        </w:tc>
-        <w:tc>
-          <w:tcPr>
-            <w:tcW w:w="1247" w:type="pct"/>
-            <w:gridSpan w:val="2"/>
-            <w:tcBorders>
-              <w:right w:val="single" w:sz="4" w:space="0" w:color="auto"/>
-            </w:tcBorders>
-          </w:tcPr>
-          <w:p>
-            <w:pPr>
-              <w:tabs>
-                <w:tab w:val="center" w:pos="1147"/>
-              </w:tabs>
-              <w:rPr>
-                <w:rFonts w:eastAsia="Times New Roman" w:cs="Arial"/>
-                <w:szCs w:val="18"/>
-                <w:highlight w:val="yellow"/>
-              </w:rPr>
-            </w:pPr>
-            <w:r>
-              <w:rPr>
-                <w:rFonts w:eastAsia="Times New Roman" w:cs="Arial"/>
-                <w:szCs w:val="18"/>
-              </w:rPr>
-              <w:sym w:font="Wingdings" w:char="F06F"/>
-            </w:r>
-            <w:r>
-              <w:rPr>
-                <w:rFonts w:eastAsia="Times New Roman" w:cs="Arial"/>
-                <w:szCs w:val="18"/>
-              </w:rPr>
-              <w:t xml:space="preserve"> </w:t>
-            </w:r>
-            <w:r>
-              <w:rPr>
-                <w:rFonts w:eastAsia="Times New Roman" w:cs="Arial"/>
-                <w:szCs w:val="18"/>
-              </w:rPr>
-              <w:t>I</w:t>
-            </w:r>
-            <w:r>
-              <w:rPr>
-                <w:rFonts w:eastAsia="Times New Roman" w:cs="Arial"/>
-                <w:szCs w:val="18"/>
-              </w:rPr>
-              <w:t>nterne</w:t>
-            </w:r>
-          </w:p>
-        </w:tc>
-        <w:tc>
-          <w:tcPr>
-            <w:tcW w:w="1253" w:type="pct"/>
-            <w:gridSpan w:val="3"/>
-            <w:tcBorders>
-              <w:right w:val="single" w:sz="4" w:space="0" w:color="auto"/>
-            </w:tcBorders>
-          </w:tcPr>
-          <w:p>
-            <w:pPr>
-              <w:rPr>
-                <w:rFonts w:eastAsia="Times New Roman" w:cs="Arial"/>
-                <w:szCs w:val="18"/>
-              </w:rPr>
-            </w:pPr>
-            <w:r>
-              <w:rPr>
-                <w:rFonts w:eastAsia="Times New Roman" w:cs="Arial"/>
-                <w:szCs w:val="18"/>
-              </w:rPr>
-              <w:sym w:font="Wingdings" w:char="F06E"/>
-            </w:r>
-            <w:r>
-              <w:rPr>
-                <w:rFonts w:eastAsia="Times New Roman" w:cs="Arial"/>
-                <w:szCs w:val="18"/>
-              </w:rPr>
-              <w:t xml:space="preserve"> Ouverte</w:t>
-            </w:r>
-          </w:p>
-        </w:tc>
-        <w:tc>
-          <w:tcPr>
-            <w:tcW w:w="1265" w:type="pct"/>
-            <w:gridSpan w:val="2"/>
-            <w:tcBorders>
-              <w:right w:val="single" w:sz="4" w:space="0" w:color="auto"/>
-            </w:tcBorders>
-          </w:tcPr>
-          <w:p>
-            <w:pPr>
-              <w:rPr>
-                <w:rFonts w:eastAsia="Times New Roman" w:cs="Arial"/>
-                <w:szCs w:val="18"/>
-              </w:rPr>
-            </w:pPr>
-            <w:r>
-              <w:rPr>
-                <w:rFonts w:eastAsia="Times New Roman" w:cs="Arial"/>
-                <w:szCs w:val="18"/>
-              </w:rPr>
-              <w:sym w:font="Wingdings" w:char="F06F"/>
-            </w:r>
-            <w:r>
-              <w:rPr>
-                <w:rFonts w:eastAsia="Times New Roman" w:cs="Arial"/>
-                <w:szCs w:val="18"/>
-              </w:rPr>
-              <w:t xml:space="preserve"> Limitée</w:t>
-            </w:r>
-          </w:p>
-        </w:tc>
-      </w:tr>
-      <w:tr>
-        <w:tc>
-          <w:tcPr>
-            <w:tcW w:w="1235" w:type="pct"/>
-            <w:tcBorders>
-              <w:bottom w:val="single" w:sz="4" w:space="0" w:color="auto"/>
-            </w:tcBorders>
-            <w:shd w:val="clear" w:color="auto" w:fill="E0E0E0"/>
-          </w:tcPr>
-          <w:p>
-            <w:pPr>
-              <w:rPr>
-                <w:rFonts w:eastAsia="Times New Roman" w:cs="Arial"/>
-                <w:szCs w:val="18"/>
-              </w:rPr>
-            </w:pPr>
-            <w:r>
-              <w:rPr>
-                <w:rFonts w:eastAsia="Times New Roman" w:cs="Arial"/>
-                <w:szCs w:val="18"/>
-              </w:rPr>
-              <w:t>Résumé</w:t>
-            </w:r>
-          </w:p>
-        </w:tc>
-        <w:tc>
-          <w:tcPr>
-            <w:tcW w:w="3765" w:type="pct"/>
-            <w:gridSpan w:val="7"/>
-            <w:tcBorders>
-              <w:bottom w:val="single" w:sz="4" w:space="0" w:color="auto"/>
-              <w:right w:val="single" w:sz="4" w:space="0" w:color="auto"/>
-            </w:tcBorders>
-          </w:tcPr>
-          <w:p>
-            <w:pPr>
-              <w:rPr>
-                <w:rFonts w:eastAsia="Times New Roman" w:cs="Arial"/>
-                <w:szCs w:val="18"/>
-              </w:rPr>
-            </w:pPr>
-            <w:r>
-              <w:rPr>
-                <w:rFonts w:eastAsia="Times New Roman" w:cs="Arial"/>
-                <w:szCs w:val="18"/>
-              </w:rPr>
-              <w:t>Installation et utilisation du plugin</w:t>
-            </w:r>
-            <w:r>
-              <w:rPr>
-                <w:rFonts w:eastAsia="Times New Roman" w:cs="Arial"/>
-                <w:szCs w:val="18"/>
-              </w:rPr>
-              <w:t xml:space="preserve"> maitre</w:t>
-            </w:r>
-          </w:p>
-        </w:tc>
-      </w:tr>
-      <w:tr>
-        <w:tc>
-          <w:tcPr>
-            <w:tcW w:w="1235" w:type="pct"/>
-            <w:tcBorders>
-              <w:bottom w:val="single" w:sz="4" w:space="0" w:color="auto"/>
-            </w:tcBorders>
-            <w:shd w:val="clear" w:color="auto" w:fill="E0E0E0"/>
-          </w:tcPr>
-          <w:p>
-            <w:pPr>
-              <w:rPr>
-                <w:rFonts w:eastAsia="Times New Roman" w:cs="Arial"/>
-                <w:szCs w:val="18"/>
-              </w:rPr>
-            </w:pPr>
-            <w:r>
-              <w:rPr>
-                <w:rFonts w:eastAsia="Times New Roman" w:cs="Arial"/>
-                <w:szCs w:val="18"/>
-              </w:rPr>
-              <w:t xml:space="preserve">Approbateur </w:t>
-            </w:r>
-          </w:p>
-        </w:tc>
-        <w:tc>
-          <w:tcPr>
-            <w:tcW w:w="950" w:type="pct"/>
-            <w:tcBorders>
-              <w:bottom w:val="single" w:sz="4" w:space="0" w:color="auto"/>
-            </w:tcBorders>
-          </w:tcPr>
-          <w:p>
-            <w:pPr>
-              <w:rPr>
-                <w:rFonts w:eastAsia="Times New Roman" w:cs="Arial"/>
-                <w:szCs w:val="18"/>
-              </w:rPr>
-            </w:pPr>
-          </w:p>
-        </w:tc>
-        <w:tc>
-          <w:tcPr>
-            <w:tcW w:w="1166" w:type="pct"/>
-            <w:gridSpan w:val="3"/>
-            <w:tcBorders>
-              <w:bottom w:val="single" w:sz="4" w:space="0" w:color="auto"/>
-            </w:tcBorders>
-            <w:shd w:val="clear" w:color="auto" w:fill="E0E0E0"/>
-          </w:tcPr>
-          <w:p>
-            <w:pPr>
-              <w:rPr>
-                <w:rFonts w:eastAsia="Times New Roman" w:cs="Arial"/>
-                <w:szCs w:val="18"/>
-              </w:rPr>
-            </w:pPr>
-            <w:r>
-              <w:rPr>
-                <w:rFonts w:eastAsia="Times New Roman" w:cs="Arial"/>
-                <w:szCs w:val="18"/>
-              </w:rPr>
-              <w:t>Date d’approbation</w:t>
-            </w:r>
-          </w:p>
-        </w:tc>
-        <w:tc>
-          <w:tcPr>
-            <w:tcW w:w="1649" w:type="pct"/>
-            <w:gridSpan w:val="3"/>
-          </w:tcPr>
-          <w:p>
-            <w:pPr>
-              <w:rPr>
-                <w:rFonts w:cs="Arial"/>
-                <w:szCs w:val="18"/>
-              </w:rPr>
-            </w:pPr>
-            <w:r>
-              <w:rPr>
-                <w:rFonts w:cs="Arial"/>
-                <w:szCs w:val="18"/>
-              </w:rPr>
-              <w:t>15</w:t>
-            </w:r>
-            <w:r>
-              <w:rPr>
-                <w:rFonts w:cs="Arial"/>
-                <w:szCs w:val="18"/>
-              </w:rPr>
-              <w:t>/</w:t>
-            </w:r>
-            <w:r>
-              <w:rPr>
-                <w:rFonts w:cs="Arial"/>
-                <w:szCs w:val="18"/>
-              </w:rPr>
-              <w:t>01</w:t>
-            </w:r>
-            <w:r>
-              <w:rPr>
-                <w:rFonts w:cs="Arial"/>
-                <w:szCs w:val="18"/>
-              </w:rPr>
-              <w:t>/</w:t>
-            </w:r>
-            <w:r>
-              <w:rPr>
-                <w:rFonts w:cs="Arial"/>
-                <w:szCs w:val="18"/>
-              </w:rPr>
-              <w:t>2026</w:t>
-            </w:r>
-          </w:p>
-        </w:tc>
-      </w:tr>
-    </w:tbl>
     <w:p>
       <w:pPr>
         <w:ind w:firstLine="397"/>
@@ -894,55 +222,6 @@
         </w:rPr>
       </w:pPr>
     </w:p>
-    <w:tbl>
-      <w:tblPr>
-        <w:tblStyle w:val="Grilledutableau"/>
-        <w:tblW w:w="0" w:type="auto"/>
-        <w:tblInd w:w="-34" w:type="dxa"/>
-        <w:tblLook w:val="04A0" w:firstRow="1" w:lastRow="0" w:firstColumn="1" w:lastColumn="0" w:noHBand="0" w:noVBand="1"/>
-      </w:tblPr>
-      <w:tblGrid>
-        <w:gridCol w:w="2513"/>
-        <w:gridCol w:w="7359"/>
-      </w:tblGrid>
-      <w:tr>
-        <w:tc>
-          <w:tcPr>
-            <w:tcW w:w="2552" w:type="dxa"/>
-            <w:shd w:val="clear" w:color="auto" w:fill="D9D9D9" w:themeFill="background1" w:themeFillShade="D9"/>
-          </w:tcPr>
-          <w:p>
-            <w:pPr>
-              <w:ind w:firstLine="0"/>
-              <w:rPr>
-                <w:rFonts w:cs="Arial"/>
-                <w:szCs w:val="18"/>
-              </w:rPr>
-            </w:pPr>
-            <w:r>
-              <w:rPr>
-                <w:rFonts w:cs="Arial"/>
-                <w:szCs w:val="18"/>
-              </w:rPr>
-              <w:t>Lecteur(s)</w:t>
-            </w:r>
-          </w:p>
-        </w:tc>
-        <w:tc>
-          <w:tcPr>
-            <w:tcW w:w="7546" w:type="dxa"/>
-          </w:tcPr>
-          <w:p>
-            <w:pPr>
-              <w:rPr>
-                <w:rFonts w:cs="Arial"/>
-                <w:szCs w:val="18"/>
-              </w:rPr>
-            </w:pPr>
-          </w:p>
-        </w:tc>
-      </w:tr>
-    </w:tbl>
     <w:p>
       <w:pPr>
         <w:ind w:left="397"/>
@@ -961,230 +240,6 @@
         </w:rPr>
       </w:pPr>
     </w:p>
-    <w:tbl>
-      <w:tblPr>
-        <w:tblStyle w:val="Grilledutableau"/>
-        <w:tblW w:w="0" w:type="auto"/>
-        <w:tblInd w:w="-34" w:type="dxa"/>
-        <w:tblLook w:val="04A0" w:firstRow="1" w:lastRow="0" w:firstColumn="1" w:lastColumn="0" w:noHBand="0" w:noVBand="1"/>
-      </w:tblPr>
-      <w:tblGrid>
-        <w:gridCol w:w="1122"/>
-        <w:gridCol w:w="1400"/>
-        <w:gridCol w:w="2500"/>
-        <w:gridCol w:w="4850"/>
-      </w:tblGrid>
-      <w:tr>
-        <w:tc>
-          <w:tcPr>
-            <w:tcW w:w="1122" w:type="dxa"/>
-            <w:shd w:val="clear" w:color="auto" w:fill="D9D9D9" w:themeFill="background1" w:themeFillShade="D9"/>
-          </w:tcPr>
-          <w:p>
-            <w:pPr>
-              <w:ind w:firstLine="0"/>
-              <w:rPr>
-                <w:rFonts w:cs="Arial"/>
-                <w:szCs w:val="18"/>
-              </w:rPr>
-            </w:pPr>
-            <w:r>
-              <w:rPr>
-                <w:rFonts w:cs="Arial"/>
-                <w:szCs w:val="18"/>
-              </w:rPr>
-              <w:t>Version</w:t>
-            </w:r>
-          </w:p>
-        </w:tc>
-        <w:tc>
-          <w:tcPr>
-            <w:tcW w:w="1400" w:type="dxa"/>
-            <w:shd w:val="clear" w:color="auto" w:fill="D9D9D9" w:themeFill="background1" w:themeFillShade="D9"/>
-          </w:tcPr>
-          <w:p>
-            <w:pPr>
-              <w:rPr>
-                <w:rFonts w:cs="Arial"/>
-                <w:szCs w:val="18"/>
-              </w:rPr>
-            </w:pPr>
-            <w:r>
-              <w:rPr>
-                <w:rFonts w:cs="Arial"/>
-                <w:szCs w:val="18"/>
-              </w:rPr>
-              <w:t>Date</w:t>
-            </w:r>
-          </w:p>
-        </w:tc>
-        <w:tc>
-          <w:tcPr>
-            <w:tcW w:w="2500" w:type="dxa"/>
-            <w:shd w:val="clear" w:color="auto" w:fill="D9D9D9" w:themeFill="background1" w:themeFillShade="D9"/>
-          </w:tcPr>
-          <w:p>
-            <w:pPr>
-              <w:rPr>
-                <w:rFonts w:cs="Arial"/>
-                <w:szCs w:val="18"/>
-              </w:rPr>
-            </w:pPr>
-            <w:r>
-              <w:rPr>
-                <w:rFonts w:cs="Arial"/>
-                <w:szCs w:val="18"/>
-              </w:rPr>
-              <w:t>Modifié par</w:t>
-            </w:r>
-          </w:p>
-        </w:tc>
-        <w:tc>
-          <w:tcPr>
-            <w:tcW w:w="4850" w:type="dxa"/>
-            <w:shd w:val="clear" w:color="auto" w:fill="D9D9D9" w:themeFill="background1" w:themeFillShade="D9"/>
-          </w:tcPr>
-          <w:p>
-            <w:pPr>
-              <w:jc w:val="center"/>
-              <w:rPr>
-                <w:rFonts w:cs="Arial"/>
-                <w:szCs w:val="18"/>
-              </w:rPr>
-            </w:pPr>
-            <w:r>
-              <w:rPr>
-                <w:rFonts w:cs="Arial"/>
-                <w:szCs w:val="18"/>
-              </w:rPr>
-              <w:t>Historique des modifications</w:t>
-            </w:r>
-          </w:p>
-        </w:tc>
-      </w:tr>
-      <w:tr>
-        <w:tc>
-          <w:tcPr>
-            <w:tcW w:w="1122" w:type="dxa"/>
-          </w:tcPr>
-          <w:p>
-            <w:pPr>
-              <w:ind w:firstLine="34"/>
-              <w:jc w:val="center"/>
-              <w:rPr>
-                <w:rFonts w:cs="Arial"/>
-                <w:szCs w:val="18"/>
-              </w:rPr>
-            </w:pPr>
-            <w:r>
-              <w:rPr>
-                <w:rFonts w:cs="Arial"/>
-                <w:szCs w:val="18"/>
-              </w:rPr>
-              <w:t>1.0.0</w:t>
-            </w:r>
-          </w:p>
-        </w:tc>
-        <w:tc>
-          <w:tcPr>
-            <w:tcW w:w="1400" w:type="dxa"/>
-          </w:tcPr>
-          <w:p>
-            <w:pPr>
-              <w:ind w:firstLine="0"/>
-              <w:jc w:val="center"/>
-              <w:rPr>
-                <w:rFonts w:cs="Arial"/>
-                <w:szCs w:val="18"/>
-              </w:rPr>
-            </w:pPr>
-            <w:r>
-              <w:rPr>
-                <w:rFonts w:cs="Arial"/>
-                <w:szCs w:val="18"/>
-              </w:rPr>
-              <w:t>15</w:t>
-            </w:r>
-            <w:r>
-              <w:rPr>
-                <w:rFonts w:cs="Arial"/>
-                <w:szCs w:val="18"/>
-              </w:rPr>
-              <w:t>/</w:t>
-            </w:r>
-            <w:r>
-              <w:rPr>
-                <w:rFonts w:cs="Arial"/>
-                <w:szCs w:val="18"/>
-              </w:rPr>
-              <w:t>01</w:t>
-            </w:r>
-            <w:r>
-              <w:rPr>
-                <w:rFonts w:cs="Arial"/>
-                <w:szCs w:val="18"/>
-              </w:rPr>
-              <w:t>/</w:t>
-            </w:r>
-            <w:r>
-              <w:rPr>
-                <w:rFonts w:cs="Arial"/>
-                <w:szCs w:val="18"/>
-              </w:rPr>
-              <w:t>2026</w:t>
-            </w:r>
-          </w:p>
-        </w:tc>
-        <w:tc>
-          <w:tcPr>
-            <w:tcW w:w="2500" w:type="dxa"/>
-          </w:tcPr>
-          <w:p>
-            <w:pPr>
-              <w:rPr>
-                <w:rFonts w:cs="Arial"/>
-                <w:szCs w:val="18"/>
-              </w:rPr>
-            </w:pPr>
-            <w:r>
-              <w:rPr>
-                <w:rFonts w:cs="Arial"/>
-                <w:szCs w:val="18"/>
-              </w:rPr>
-              <w:t>Gérôme PEC</w:t>
-            </w:r>
-            <w:r>
-              <w:rPr>
-                <w:rFonts w:cs="Arial"/>
-                <w:szCs w:val="18"/>
-              </w:rPr>
-              <w:t>HEUR</w:t>
-            </w:r>
-          </w:p>
-        </w:tc>
-        <w:tc>
-          <w:tcPr>
-            <w:tcW w:w="4850" w:type="dxa"/>
-          </w:tcPr>
-          <w:p>
-            <w:pPr>
-              <w:ind w:firstLine="0"/>
-              <w:rPr>
-                <w:rFonts w:cs="Arial"/>
-                <w:szCs w:val="18"/>
-              </w:rPr>
-            </w:pPr>
-            <w:r>
-              <w:rPr>
-                <w:rFonts w:cs="Arial"/>
-                <w:szCs w:val="18"/>
-              </w:rPr>
-              <w:t xml:space="preserve">Création </w:t>
-            </w:r>
-          </w:p>
-        </w:tc>
-      </w:tr>
-    </w:tbl>
     <w:p>
       <w:pPr>
         <w:ind w:left="397"/>
@@ -1237,8 +292,10 @@
             <w:rPr>
               <w:rFonts w:asciiTheme="minorHAnsi" w:eastAsiaTheme="minorEastAsia" w:hAnsiTheme="minorHAnsi" w:cstheme="minorBidi"/>
               <w:smallCaps w:val="0"/>
-              <w:sz w:val="22"/>
-              <w:szCs w:val="22"/>
+              <w:kern w:val="2"/>
+              <w:sz w:val="24"/>
+              <w:szCs w:val="24"/>
+              <w14:ligatures w14:val="standardContextual"/>
             </w:rPr>
           </w:pPr>
           <w:r>
@@ -1250,7 +307,7 @@
           <w:r>
             <w:fldChar w:fldCharType="separate"/>
           </w:r>
-          <w:hyperlink w:anchor="_Toc219407366" w:history="1">
+          <w:hyperlink w:anchor="_Toc224313223" w:history="1">
             <w:r>
               <w:rPr>
                 <w:rStyle w:val="Lienhypertexte"/>
@@ -1261,8 +318,10 @@
               <w:rPr>
                 <w:rFonts w:asciiTheme="minorHAnsi" w:eastAsiaTheme="minorEastAsia" w:hAnsiTheme="minorHAnsi" w:cstheme="minorBidi"/>
                 <w:smallCaps w:val="0"/>
-                <w:sz w:val="22"/>
-                <w:szCs w:val="22"/>
+                <w:kern w:val="2"/>
+                <w:sz w:val="24"/>
+                <w:szCs w:val="24"/>
+                <w14:ligatures w14:val="standardContextual"/>
               </w:rPr>
               <w:tab/>
             </w:r>
@@ -1288,7 +347,7 @@
               <w:rPr>
                 <w:webHidden/>
               </w:rPr>
-              <w:instrText xml:space="preserve"> PAGEREF _Toc219407366 \h </w:instrText>
+              <w:instrText xml:space="preserve"> PAGEREF _Toc224313223 \h </w:instrText>
             </w:r>
             <w:r>
               <w:rPr>
@@ -1321,11 +380,13 @@
             <w:rPr>
               <w:rFonts w:asciiTheme="minorHAnsi" w:eastAsiaTheme="minorEastAsia" w:hAnsiTheme="minorHAnsi" w:cstheme="minorBidi"/>
               <w:smallCaps w:val="0"/>
-              <w:sz w:val="22"/>
-              <w:szCs w:val="22"/>
+              <w:kern w:val="2"/>
+              <w:sz w:val="24"/>
+              <w:szCs w:val="24"/>
+              <w14:ligatures w14:val="standardContextual"/>
             </w:rPr>
           </w:pPr>
-          <w:hyperlink w:anchor="_Toc219407367" w:history="1">
+          <w:hyperlink w:anchor="_Toc224313224" w:history="1">
             <w:r>
               <w:rPr>
                 <w:rStyle w:val="Lienhypertexte"/>
@@ -1336,8 +397,10 @@
               <w:rPr>
                 <w:rFonts w:asciiTheme="minorHAnsi" w:eastAsiaTheme="minorEastAsia" w:hAnsiTheme="minorHAnsi" w:cstheme="minorBidi"/>
                 <w:smallCaps w:val="0"/>
-                <w:sz w:val="22"/>
-                <w:szCs w:val="22"/>
+                <w:kern w:val="2"/>
+                <w:sz w:val="24"/>
+                <w:szCs w:val="24"/>
+                <w14:ligatures w14:val="standardContextual"/>
               </w:rPr>
               <w:tab/>
             </w:r>
@@ -1363,7 +426,7 @@
               <w:rPr>
                 <w:webHidden/>
               </w:rPr>
-              <w:instrText xml:space="preserve"> PAGEREF _Toc219407367 \h </w:instrText>
+              <w:instrText xml:space="preserve"> PAGEREF _Toc224313224 \h </w:instrText>
             </w:r>
             <w:r>
               <w:rPr>
@@ -1396,11 +459,13 @@
             <w:rPr>
               <w:rFonts w:asciiTheme="minorHAnsi" w:eastAsiaTheme="minorEastAsia" w:hAnsiTheme="minorHAnsi" w:cstheme="minorBidi"/>
               <w:smallCaps w:val="0"/>
-              <w:sz w:val="22"/>
-              <w:szCs w:val="22"/>
+              <w:kern w:val="2"/>
+              <w:sz w:val="24"/>
+              <w:szCs w:val="24"/>
+              <w14:ligatures w14:val="standardContextual"/>
             </w:rPr>
           </w:pPr>
-          <w:hyperlink w:anchor="_Toc219407368" w:history="1">
+          <w:hyperlink w:anchor="_Toc224313225" w:history="1">
             <w:r>
               <w:rPr>
                 <w:rStyle w:val="Lienhypertexte"/>
@@ -1411,8 +476,10 @@
               <w:rPr>
                 <w:rFonts w:asciiTheme="minorHAnsi" w:eastAsiaTheme="minorEastAsia" w:hAnsiTheme="minorHAnsi" w:cstheme="minorBidi"/>
                 <w:smallCaps w:val="0"/>
-                <w:sz w:val="22"/>
-                <w:szCs w:val="22"/>
+                <w:kern w:val="2"/>
+                <w:sz w:val="24"/>
+                <w:szCs w:val="24"/>
+                <w14:ligatures w14:val="standardContextual"/>
               </w:rPr>
               <w:tab/>
             </w:r>
@@ -1438,7 +505,7 @@
               <w:rPr>
                 <w:webHidden/>
               </w:rPr>
-              <w:instrText xml:space="preserve"> PAGEREF _Toc219407368 \h </w:instrText>
+              <w:instrText xml:space="preserve"> PAGEREF _Toc224313225 \h </w:instrText>
             </w:r>
             <w:r>
               <w:rPr>
@@ -1471,11 +538,13 @@
             <w:rPr>
               <w:rFonts w:asciiTheme="minorHAnsi" w:eastAsiaTheme="minorEastAsia" w:hAnsiTheme="minorHAnsi" w:cstheme="minorBidi"/>
               <w:smallCaps w:val="0"/>
-              <w:sz w:val="22"/>
-              <w:szCs w:val="22"/>
+              <w:kern w:val="2"/>
+              <w:sz w:val="24"/>
+              <w:szCs w:val="24"/>
+              <w14:ligatures w14:val="standardContextual"/>
             </w:rPr>
           </w:pPr>
-          <w:hyperlink w:anchor="_Toc219407369" w:history="1">
+          <w:hyperlink w:anchor="_Toc224313226" w:history="1">
             <w:r>
               <w:rPr>
                 <w:rStyle w:val="Lienhypertexte"/>
@@ -1486,8 +555,10 @@
               <w:rPr>
                 <w:rFonts w:asciiTheme="minorHAnsi" w:eastAsiaTheme="minorEastAsia" w:hAnsiTheme="minorHAnsi" w:cstheme="minorBidi"/>
                 <w:smallCaps w:val="0"/>
-                <w:sz w:val="22"/>
-                <w:szCs w:val="22"/>
+                <w:kern w:val="2"/>
+                <w:sz w:val="24"/>
+                <w:szCs w:val="24"/>
+                <w14:ligatures w14:val="standardContextual"/>
               </w:rPr>
               <w:tab/>
             </w:r>
@@ -1513,7 +584,7 @@
               <w:rPr>
                 <w:webHidden/>
               </w:rPr>
-              <w:instrText xml:space="preserve"> PAGEREF _Toc219407369 \h </w:instrText>
+              <w:instrText xml:space="preserve"> PAGEREF _Toc224313226 \h </w:instrText>
             </w:r>
             <w:r>
               <w:rPr>
@@ -1531,81 +602,6 @@
                 <w:webHidden/>
               </w:rPr>
               <w:t>2</w:t>
-            </w:r>
-            <w:r>
-              <w:rPr>
-                <w:webHidden/>
-              </w:rPr>
-              <w:fldChar w:fldCharType="end"/>
-            </w:r>
-          </w:hyperlink>
-        </w:p>
-        <w:p>
-          <w:pPr>
-            <w:pStyle w:val="TM1"/>
-            <w:rPr>
-              <w:rFonts w:asciiTheme="minorHAnsi" w:eastAsiaTheme="minorEastAsia" w:hAnsiTheme="minorHAnsi" w:cstheme="minorBidi"/>
-              <w:smallCaps w:val="0"/>
-              <w:sz w:val="22"/>
-              <w:szCs w:val="22"/>
-            </w:rPr>
-          </w:pPr>
-          <w:hyperlink w:anchor="_Toc219407370" w:history="1">
-            <w:r>
-              <w:rPr>
-                <w:rStyle w:val="Lienhypertexte"/>
-              </w:rPr>
-              <w:t>5</w:t>
-            </w:r>
-            <w:r>
-              <w:rPr>
-                <w:rFonts w:asciiTheme="minorHAnsi" w:eastAsiaTheme="minorEastAsia" w:hAnsiTheme="minorHAnsi" w:cstheme="minorBidi"/>
-                <w:smallCaps w:val="0"/>
-                <w:sz w:val="22"/>
-                <w:szCs w:val="22"/>
-              </w:rPr>
-              <w:tab/>
-            </w:r>
-            <w:r>
-              <w:rPr>
-                <w:rStyle w:val="Lienhypertexte"/>
-              </w:rPr>
-              <w:t>Utilisation</w:t>
-            </w:r>
-            <w:r>
-              <w:rPr>
-                <w:webHidden/>
-              </w:rPr>
-              <w:tab/>
-            </w:r>
-            <w:r>
-              <w:rPr>
-                <w:webHidden/>
-              </w:rPr>
-              <w:fldChar w:fldCharType="begin"/>
-            </w:r>
-            <w:r>
-              <w:rPr>
-                <w:webHidden/>
-              </w:rPr>
-              <w:instrText xml:space="preserve"> PAGEREF _Toc219407370 \h </w:instrText>
-            </w:r>
-            <w:r>
-              <w:rPr>
-                <w:webHidden/>
-              </w:rPr>
-            </w:r>
-            <w:r>
-              <w:rPr>
-                <w:webHidden/>
-              </w:rPr>
-              <w:fldChar w:fldCharType="separate"/>
-            </w:r>
-            <w:r>
-              <w:rPr>
-                <w:webHidden/>
-              </w:rPr>
-              <w:t>3</w:t>
             </w:r>
             <w:r>
               <w:rPr>
@@ -1620,22 +616,26 @@
             <w:pStyle w:val="TM2"/>
             <w:rPr>
               <w:rFonts w:asciiTheme="minorHAnsi" w:eastAsiaTheme="minorEastAsia" w:hAnsiTheme="minorHAnsi" w:cstheme="minorBidi"/>
-              <w:sz w:val="22"/>
-              <w:szCs w:val="22"/>
+              <w:kern w:val="2"/>
+              <w:sz w:val="24"/>
+              <w:szCs w:val="24"/>
+              <w14:ligatures w14:val="standardContextual"/>
             </w:rPr>
           </w:pPr>
-          <w:hyperlink w:anchor="_Toc219407371" w:history="1">
+          <w:hyperlink w:anchor="_Toc224313227" w:history="1">
             <w:r>
               <w:rPr>
                 <w:rStyle w:val="Lienhypertexte"/>
               </w:rPr>
-              <w:t>5.1</w:t>
+              <w:t>4.1</w:t>
             </w:r>
             <w:r>
               <w:rPr>
                 <w:rFonts w:asciiTheme="minorHAnsi" w:eastAsiaTheme="minorEastAsia" w:hAnsiTheme="minorHAnsi" w:cstheme="minorBidi"/>
-                <w:sz w:val="22"/>
-                <w:szCs w:val="22"/>
+                <w:kern w:val="2"/>
+                <w:sz w:val="24"/>
+                <w:szCs w:val="24"/>
+                <w14:ligatures w14:val="standardContextual"/>
               </w:rPr>
               <w:tab/>
             </w:r>
@@ -1643,7 +643,7 @@
               <w:rPr>
                 <w:rStyle w:val="Lienhypertexte"/>
               </w:rPr>
-              <w:t>Ajout des plugins dans le menu IGN</w:t>
+              <w:t>Onglet menu IGN</w:t>
             </w:r>
             <w:r>
               <w:rPr>
@@ -1661,7 +661,7 @@
               <w:rPr>
                 <w:webHidden/>
               </w:rPr>
-              <w:instrText xml:space="preserve"> PAGEREF _Toc219407371 \h </w:instrText>
+              <w:instrText xml:space="preserve"> PAGEREF _Toc224313227 \h </w:instrText>
             </w:r>
             <w:r>
               <w:rPr>
@@ -1693,22 +693,26 @@
             <w:pStyle w:val="TM2"/>
             <w:rPr>
               <w:rFonts w:asciiTheme="minorHAnsi" w:eastAsiaTheme="minorEastAsia" w:hAnsiTheme="minorHAnsi" w:cstheme="minorBidi"/>
-              <w:sz w:val="22"/>
-              <w:szCs w:val="22"/>
+              <w:kern w:val="2"/>
+              <w:sz w:val="24"/>
+              <w:szCs w:val="24"/>
+              <w14:ligatures w14:val="standardContextual"/>
             </w:rPr>
           </w:pPr>
-          <w:hyperlink w:anchor="_Toc219407372" w:history="1">
+          <w:hyperlink w:anchor="_Toc224313228" w:history="1">
             <w:r>
               <w:rPr>
                 <w:rStyle w:val="Lienhypertexte"/>
               </w:rPr>
-              <w:t>5.2</w:t>
+              <w:t>4.2</w:t>
             </w:r>
             <w:r>
               <w:rPr>
                 <w:rFonts w:asciiTheme="minorHAnsi" w:eastAsiaTheme="minorEastAsia" w:hAnsiTheme="minorHAnsi" w:cstheme="minorBidi"/>
-                <w:sz w:val="22"/>
-                <w:szCs w:val="22"/>
+                <w:kern w:val="2"/>
+                <w:sz w:val="24"/>
+                <w:szCs w:val="24"/>
+                <w14:ligatures w14:val="standardContextual"/>
               </w:rPr>
               <w:tab/>
             </w:r>
@@ -1716,7 +720,7 @@
               <w:rPr>
                 <w:rStyle w:val="Lienhypertexte"/>
               </w:rPr>
-              <w:t>Créer une barre d’outils et ajout des plugins</w:t>
+              <w:t>Barres d’outils</w:t>
             </w:r>
             <w:r>
               <w:rPr>
@@ -1734,7 +738,7 @@
               <w:rPr>
                 <w:webHidden/>
               </w:rPr>
-              <w:instrText xml:space="preserve"> PAGEREF _Toc219407372 \h </w:instrText>
+              <w:instrText xml:space="preserve"> PAGEREF _Toc224313228 \h </w:instrText>
             </w:r>
             <w:r>
               <w:rPr>
@@ -1766,22 +770,26 @@
             <w:pStyle w:val="TM2"/>
             <w:rPr>
               <w:rFonts w:asciiTheme="minorHAnsi" w:eastAsiaTheme="minorEastAsia" w:hAnsiTheme="minorHAnsi" w:cstheme="minorBidi"/>
-              <w:sz w:val="22"/>
-              <w:szCs w:val="22"/>
+              <w:kern w:val="2"/>
+              <w:sz w:val="24"/>
+              <w:szCs w:val="24"/>
+              <w14:ligatures w14:val="standardContextual"/>
             </w:rPr>
           </w:pPr>
-          <w:hyperlink w:anchor="_Toc219407373" w:history="1">
+          <w:hyperlink w:anchor="_Toc224313229" w:history="1">
             <w:r>
               <w:rPr>
                 <w:rStyle w:val="Lienhypertexte"/>
               </w:rPr>
-              <w:t>5.3</w:t>
+              <w:t>4.3</w:t>
             </w:r>
             <w:r>
               <w:rPr>
                 <w:rFonts w:asciiTheme="minorHAnsi" w:eastAsiaTheme="minorEastAsia" w:hAnsiTheme="minorHAnsi" w:cstheme="minorBidi"/>
-                <w:sz w:val="22"/>
-                <w:szCs w:val="22"/>
+                <w:kern w:val="2"/>
+                <w:sz w:val="24"/>
+                <w:szCs w:val="24"/>
+                <w14:ligatures w14:val="standardContextual"/>
               </w:rPr>
               <w:tab/>
             </w:r>
@@ -1789,7 +797,7 @@
               <w:rPr>
                 <w:rStyle w:val="Lienhypertexte"/>
               </w:rPr>
-              <w:t>Suppression d’une barre d’outils</w:t>
+              <w:t>Suivi des versions et documentation</w:t>
             </w:r>
             <w:r>
               <w:rPr>
@@ -1807,7 +815,7 @@
               <w:rPr>
                 <w:webHidden/>
               </w:rPr>
-              <w:instrText xml:space="preserve"> PAGEREF _Toc219407373 \h </w:instrText>
+              <w:instrText xml:space="preserve"> PAGEREF _Toc224313229 \h </w:instrText>
             </w:r>
             <w:r>
               <w:rPr>
@@ -1824,301 +832,7 @@
               <w:rPr>
                 <w:webHidden/>
               </w:rPr>
-              <w:t>4</w:t>
-            </w:r>
-            <w:r>
-              <w:rPr>
-                <w:webHidden/>
-              </w:rPr>
-              <w:fldChar w:fldCharType="end"/>
-            </w:r>
-          </w:hyperlink>
-        </w:p>
-        <w:p>
-          <w:pPr>
-            <w:pStyle w:val="TM2"/>
-            <w:rPr>
-              <w:rFonts w:asciiTheme="minorHAnsi" w:eastAsiaTheme="minorEastAsia" w:hAnsiTheme="minorHAnsi" w:cstheme="minorBidi"/>
-              <w:sz w:val="22"/>
-              <w:szCs w:val="22"/>
-            </w:rPr>
-          </w:pPr>
-          <w:hyperlink w:anchor="_Toc219407374" w:history="1">
-            <w:r>
-              <w:rPr>
-                <w:rStyle w:val="Lienhypertexte"/>
-              </w:rPr>
-              <w:t>5.4</w:t>
-            </w:r>
-            <w:r>
-              <w:rPr>
-                <w:rFonts w:asciiTheme="minorHAnsi" w:eastAsiaTheme="minorEastAsia" w:hAnsiTheme="minorHAnsi" w:cstheme="minorBidi"/>
-                <w:sz w:val="22"/>
-                <w:szCs w:val="22"/>
-              </w:rPr>
-              <w:tab/>
-            </w:r>
-            <w:r>
-              <w:rPr>
-                <w:rStyle w:val="Lienhypertexte"/>
-              </w:rPr>
-              <w:t>Renommer une barre d’outils</w:t>
-            </w:r>
-            <w:r>
-              <w:rPr>
-                <w:webHidden/>
-              </w:rPr>
-              <w:tab/>
-            </w:r>
-            <w:r>
-              <w:rPr>
-                <w:webHidden/>
-              </w:rPr>
-              <w:fldChar w:fldCharType="begin"/>
-            </w:r>
-            <w:r>
-              <w:rPr>
-                <w:webHidden/>
-              </w:rPr>
-              <w:instrText xml:space="preserve"> PAGEREF _Toc219407374 \h </w:instrText>
-            </w:r>
-            <w:r>
-              <w:rPr>
-                <w:webHidden/>
-              </w:rPr>
-            </w:r>
-            <w:r>
-              <w:rPr>
-                <w:webHidden/>
-              </w:rPr>
-              <w:fldChar w:fldCharType="separate"/>
-            </w:r>
-            <w:r>
-              <w:rPr>
-                <w:webHidden/>
-              </w:rPr>
-              <w:t>4</w:t>
-            </w:r>
-            <w:r>
-              <w:rPr>
-                <w:webHidden/>
-              </w:rPr>
-              <w:fldChar w:fldCharType="end"/>
-            </w:r>
-          </w:hyperlink>
-        </w:p>
-        <w:p>
-          <w:pPr>
-            <w:pStyle w:val="TM1"/>
-            <w:rPr>
-              <w:rFonts w:asciiTheme="minorHAnsi" w:eastAsiaTheme="minorEastAsia" w:hAnsiTheme="minorHAnsi" w:cstheme="minorBidi"/>
-              <w:smallCaps w:val="0"/>
-              <w:sz w:val="22"/>
-              <w:szCs w:val="22"/>
-            </w:rPr>
-          </w:pPr>
-          <w:hyperlink w:anchor="_Toc219407375" w:history="1">
-            <w:r>
-              <w:rPr>
-                <w:rStyle w:val="Lienhypertexte"/>
-              </w:rPr>
-              <w:t>6</w:t>
-            </w:r>
-            <w:r>
-              <w:rPr>
-                <w:rFonts w:asciiTheme="minorHAnsi" w:eastAsiaTheme="minorEastAsia" w:hAnsiTheme="minorHAnsi" w:cstheme="minorBidi"/>
-                <w:smallCaps w:val="0"/>
-                <w:sz w:val="22"/>
-                <w:szCs w:val="22"/>
-              </w:rPr>
-              <w:tab/>
-            </w:r>
-            <w:r>
-              <w:rPr>
-                <w:rStyle w:val="Lienhypertexte"/>
-              </w:rPr>
-              <w:t>Résultat sous QGIS</w:t>
-            </w:r>
-            <w:r>
-              <w:rPr>
-                <w:webHidden/>
-              </w:rPr>
-              <w:tab/>
-            </w:r>
-            <w:r>
-              <w:rPr>
-                <w:webHidden/>
-              </w:rPr>
-              <w:fldChar w:fldCharType="begin"/>
-            </w:r>
-            <w:r>
-              <w:rPr>
-                <w:webHidden/>
-              </w:rPr>
-              <w:instrText xml:space="preserve"> PAGEREF _Toc219407375 \h </w:instrText>
-            </w:r>
-            <w:r>
-              <w:rPr>
-                <w:webHidden/>
-              </w:rPr>
-            </w:r>
-            <w:r>
-              <w:rPr>
-                <w:webHidden/>
-              </w:rPr>
-              <w:fldChar w:fldCharType="separate"/>
-            </w:r>
-            <w:r>
-              <w:rPr>
-                <w:webHidden/>
-              </w:rPr>
-              <w:t>5</w:t>
-            </w:r>
-            <w:r>
-              <w:rPr>
-                <w:webHidden/>
-              </w:rPr>
-              <w:fldChar w:fldCharType="end"/>
-            </w:r>
-          </w:hyperlink>
-        </w:p>
-        <w:p>
-          <w:pPr>
-            <w:pStyle w:val="TM2"/>
-            <w:rPr>
-              <w:rFonts w:asciiTheme="minorHAnsi" w:eastAsiaTheme="minorEastAsia" w:hAnsiTheme="minorHAnsi" w:cstheme="minorBidi"/>
-              <w:sz w:val="22"/>
-              <w:szCs w:val="22"/>
-            </w:rPr>
-          </w:pPr>
-          <w:hyperlink w:anchor="_Toc219407376" w:history="1">
-            <w:r>
-              <w:rPr>
-                <w:rStyle w:val="Lienhypertexte"/>
-              </w:rPr>
-              <w:t>6.1</w:t>
-            </w:r>
-            <w:r>
-              <w:rPr>
-                <w:rFonts w:asciiTheme="minorHAnsi" w:eastAsiaTheme="minorEastAsia" w:hAnsiTheme="minorHAnsi" w:cstheme="minorBidi"/>
-                <w:sz w:val="22"/>
-                <w:szCs w:val="22"/>
-              </w:rPr>
-              <w:tab/>
-            </w:r>
-            <w:r>
-              <w:rPr>
-                <w:rStyle w:val="Lienhypertexte"/>
-              </w:rPr>
-              <w:t>Menu IGN</w:t>
-            </w:r>
-            <w:r>
-              <w:rPr>
-                <w:webHidden/>
-              </w:rPr>
-              <w:tab/>
-            </w:r>
-            <w:r>
-              <w:rPr>
-                <w:webHidden/>
-              </w:rPr>
-              <w:fldChar w:fldCharType="begin"/>
-            </w:r>
-            <w:r>
-              <w:rPr>
-                <w:webHidden/>
-              </w:rPr>
-              <w:instrText xml:space="preserve"> PAGEREF _Toc219407376 \h </w:instrText>
-            </w:r>
-            <w:r>
-              <w:rPr>
-                <w:webHidden/>
-              </w:rPr>
-            </w:r>
-            <w:r>
-              <w:rPr>
-                <w:webHidden/>
-              </w:rPr>
-              <w:fldChar w:fldCharType="separate"/>
-            </w:r>
-            <w:r>
-              <w:rPr>
-                <w:webHidden/>
-              </w:rPr>
-              <w:t>5</w:t>
-            </w:r>
-            <w:r>
-              <w:rPr>
-                <w:webHidden/>
-              </w:rPr>
-              <w:fldChar w:fldCharType="end"/>
-            </w:r>
-          </w:hyperlink>
-        </w:p>
-        <w:p>
-          <w:pPr>
-            <w:pStyle w:val="TM2"/>
-            <w:rPr>
-              <w:rFonts w:asciiTheme="minorHAnsi" w:eastAsiaTheme="minorEastAsia" w:hAnsiTheme="minorHAnsi" w:cstheme="minorBidi"/>
-              <w:sz w:val="22"/>
-              <w:szCs w:val="22"/>
-            </w:rPr>
-          </w:pPr>
-          <w:hyperlink w:anchor="_Toc219407377" w:history="1">
-            <w:r>
-              <w:rPr>
-                <w:rStyle w:val="Lienhypertexte"/>
-              </w:rPr>
-              <w:t>6.2</w:t>
-            </w:r>
-            <w:r>
-              <w:rPr>
-                <w:rFonts w:asciiTheme="minorHAnsi" w:eastAsiaTheme="minorEastAsia" w:hAnsiTheme="minorHAnsi" w:cstheme="minorBidi"/>
-                <w:sz w:val="22"/>
-                <w:szCs w:val="22"/>
-              </w:rPr>
-              <w:tab/>
-            </w:r>
-            <w:r>
-              <w:rPr>
-                <w:rStyle w:val="Lienhypertexte"/>
-              </w:rPr>
-              <w:t>Barres d’outils</w:t>
-            </w:r>
-            <w:r>
-              <w:rPr>
-                <w:webHidden/>
-              </w:rPr>
-              <w:tab/>
-            </w:r>
-            <w:r>
-              <w:rPr>
-                <w:webHidden/>
-              </w:rPr>
-              <w:fldChar w:fldCharType="begin"/>
-            </w:r>
-            <w:r>
-              <w:rPr>
-                <w:webHidden/>
-              </w:rPr>
-              <w:instrText xml:space="preserve"> PAGEREF _Toc219407377 \h </w:instrText>
-            </w:r>
-            <w:r>
-              <w:rPr>
-                <w:webHidden/>
-              </w:rPr>
-            </w:r>
-            <w:r>
-              <w:rPr>
-                <w:webHidden/>
-              </w:rPr>
-              <w:fldChar w:fldCharType="separate"/>
-            </w:r>
-            <w:r>
-              <w:rPr>
-                <w:webHidden/>
-              </w:rPr>
-              <w:t>5</w:t>
+              <w:t>3</w:t>
             </w:r>
             <w:r>
               <w:rPr>
@@ -2141,130 +855,172 @@
     </w:sdt>
     <w:p>
       <w:pPr>
+        <w:pStyle w:val="Titre1"/>
+        <w:numPr>
+          <w:ilvl w:val="0"/>
+          <w:numId w:val="0"/>
+        </w:numPr>
+        <w:ind w:left="432" w:hanging="432"/>
+      </w:pPr>
+    </w:p>
+    <w:p/>
+    <w:p/>
+    <w:p/>
+    <w:p/>
+    <w:p/>
+    <w:p/>
+    <w:p/>
+    <w:p/>
+    <w:p/>
+    <w:p/>
+    <w:p/>
+    <w:p/>
+    <w:p/>
+    <w:p/>
+    <w:p/>
+    <w:p/>
+    <w:p/>
+    <w:p/>
+    <w:p/>
+    <w:p>
+      <w:pPr>
+        <w:pStyle w:val="Titre1"/>
+      </w:pPr>
+      <w:bookmarkStart w:id="0" w:name="_Toc224313223"/>
+      <w:r>
+        <w:lastRenderedPageBreak/>
+        <w:t>Prérequis</w:t>
+      </w:r>
+      <w:bookmarkEnd w:id="0"/>
+    </w:p>
+    <w:p/>
+    <w:p>
+      <w:pPr>
+        <w:ind w:firstLine="432"/>
+      </w:pPr>
+      <w:r>
+        <w:t>Version de QGIS :</w:t>
+      </w:r>
+      <w:r>
+        <w:t xml:space="preserve"> version 3 supérieure à 3.28</w:t>
+      </w:r>
+      <w:r>
+        <w:t xml:space="preserve"> </w:t>
+      </w:r>
+      <w:r>
+        <w:t xml:space="preserve"> </w:t>
+      </w:r>
+    </w:p>
+    <w:p>
+      <w:pPr>
+        <w:ind w:firstLine="432"/>
+      </w:pPr>
+      <w:r>
+        <w:t>Attention : le plugin ne fonctionne pas avec la version 4 de QGIS</w:t>
+      </w:r>
+    </w:p>
+    <w:p/>
+    <w:p/>
+    <w:p>
+      <w:pPr>
+        <w:pStyle w:val="Titre1"/>
+      </w:pPr>
+      <w:bookmarkStart w:id="1" w:name="_Toc224313224"/>
+      <w:r>
+        <w:t>Résumé</w:t>
+      </w:r>
+      <w:bookmarkEnd w:id="1"/>
+    </w:p>
+    <w:p/>
+    <w:p>
+      <w:r>
+        <w:t xml:space="preserve">Le plugin Maitre </w:t>
+      </w:r>
+      <w:r>
+        <w:t xml:space="preserve">crée un menu IGN dans la barre des menus. </w:t>
+      </w:r>
+    </w:p>
+    <w:p>
+      <w:r>
+        <w:t xml:space="preserve">Ce menu permet de lancer l’interface et d’ouvrir </w:t>
+      </w:r>
+      <w:r>
+        <w:t xml:space="preserve">spécifications de </w:t>
+      </w:r>
+      <w:r>
+        <w:t>la BDT</w:t>
+      </w:r>
+      <w:r>
+        <w:t>OPO</w:t>
+      </w:r>
+      <w:r>
+        <w:t>©.</w:t>
+      </w:r>
+    </w:p>
+    <w:p>
+      <w:r>
+        <w:t xml:space="preserve">Le plugin maitre permet d’organiser l’affichage des différents plugins IGN dans </w:t>
+      </w:r>
+      <w:r>
+        <w:t xml:space="preserve">le menu et </w:t>
+      </w:r>
+      <w:r>
+        <w:t>la barre d’outils.</w:t>
+      </w:r>
+    </w:p>
+    <w:p/>
+    <w:p/>
+    <w:p>
+      <w:pPr>
+        <w:pStyle w:val="Titre1"/>
+      </w:pPr>
+      <w:bookmarkStart w:id="2" w:name="_Toc224313225"/>
+      <w:r>
+        <w:t>Installation</w:t>
+      </w:r>
+      <w:bookmarkEnd w:id="2"/>
+    </w:p>
+    <w:p/>
+    <w:p>
+      <w:r>
+        <w:t xml:space="preserve">Le plugin Maitre s’installe avec l’exécutable </w:t>
+      </w:r>
+      <w:r>
+        <w:t>d’installation.</w:t>
+      </w:r>
+    </w:p>
+    <w:p/>
+    <w:p>
+      <w:pPr>
+        <w:pStyle w:val="Titre1"/>
+      </w:pPr>
+      <w:bookmarkStart w:id="3" w:name="_Toc224313226"/>
+      <w:r>
+        <w:t>Présentation</w:t>
+      </w:r>
+      <w:bookmarkEnd w:id="3"/>
+    </w:p>
+    <w:p/>
+    <w:p>
+      <w:pPr>
         <w:spacing w:before="0" w:after="200" w:line="276" w:lineRule="auto"/>
         <w:jc w:val="left"/>
-        <w:rPr>
-          <w:rFonts w:eastAsia="Times New Roman" w:cs="Arial"/>
-          <w:b/>
-          <w:bCs/>
-          <w:color w:val="70777A"/>
-          <w:kern w:val="32"/>
-          <w:sz w:val="28"/>
-          <w:szCs w:val="28"/>
-        </w:rPr>
-      </w:pPr>
-      <w:r>
-        <w:br w:type="page"/>
-      </w:r>
-    </w:p>
-    <w:p>
-      <w:pPr>
-        <w:pStyle w:val="Titre1"/>
-      </w:pPr>
-      <w:bookmarkStart w:id="0" w:name="_Toc219407366"/>
-      <w:r>
-        <w:lastRenderedPageBreak/>
-        <w:t>Prérequis</w:t>
-      </w:r>
-      <w:bookmarkEnd w:id="0"/>
-    </w:p>
-    <w:p/>
-    <w:p>
-      <w:r>
-        <w:t>Version de QGIS : 3.28 ou supérieur</w:t>
-      </w:r>
-      <w:r>
-        <w:t>.</w:t>
-      </w:r>
-    </w:p>
-    <w:p>
-      <w:pPr>
-        <w:pStyle w:val="Titre1"/>
-      </w:pPr>
-      <w:bookmarkStart w:id="1" w:name="_Toc219407367"/>
-      <w:r>
-        <w:t>Résumé</w:t>
-      </w:r>
-      <w:bookmarkEnd w:id="1"/>
-    </w:p>
-    <w:p/>
-    <w:p>
-      <w:r>
-        <w:t>Le plugin Maitre permet de gérer les plugins Q</w:t>
-      </w:r>
-      <w:r>
-        <w:t>GIS</w:t>
-      </w:r>
-      <w:r>
-        <w:t xml:space="preserve"> développés par l’IGN et de les afficher dans un menu et/ou de les intégrer dans une ou plusieurs barres d’outils</w:t>
-      </w:r>
-    </w:p>
-    <w:p/>
-    <w:p>
-      <w:pPr>
-        <w:pStyle w:val="Titre1"/>
-      </w:pPr>
-      <w:bookmarkStart w:id="2" w:name="_Toc219407368"/>
-      <w:r>
-        <w:t>Installation</w:t>
-      </w:r>
-      <w:bookmarkEnd w:id="2"/>
-    </w:p>
-    <w:p/>
-    <w:p>
-      <w:r>
-        <w:t>Ouvrir QGIS.</w:t>
-      </w:r>
-    </w:p>
-    <w:p>
-      <w:r>
-        <w:t xml:space="preserve">Allez dans </w:t>
-      </w:r>
-      <w:r>
-        <w:rPr>
-          <w:b/>
-          <w:bCs/>
-        </w:rPr>
-        <w:t>Extensions/Installer/Gérer les extensions</w:t>
-      </w:r>
-      <w:r>
-        <w:t xml:space="preserve">, cliquez sur </w:t>
-      </w:r>
-      <w:r>
-        <w:rPr>
-          <w:b/>
-          <w:bCs/>
-        </w:rPr>
-        <w:t>Installer depuis un ZIP</w:t>
-      </w:r>
-      <w:r>
-        <w:t>, sélectionner le fich</w:t>
-      </w:r>
-      <w:r>
-        <w:t xml:space="preserve">ier ZIP puis cliquez sur </w:t>
-      </w:r>
-      <w:r>
-        <w:rPr>
-          <w:b/>
-          <w:bCs/>
-        </w:rPr>
-        <w:t>Installer le plugin</w:t>
-      </w:r>
-      <w:r>
-        <w:t>.</w:t>
-      </w:r>
-    </w:p>
-    <w:p/>
-    <w:p>
+      </w:pPr>
+      <w:bookmarkStart w:id="4" w:name="_Toc215049623"/>
+    </w:p>
+    <w:p>
+      <w:pPr>
+        <w:jc w:val="center"/>
+      </w:pPr>
       <w:r>
         <w:rPr>
           <w:noProof/>
         </w:rPr>
         <w:drawing>
-          <wp:inline distT="0" distB="0" distL="0" distR="0" wp14:anchorId="6EB7B44B" wp14:editId="7E2CC6C2">
-            <wp:extent cx="6253480" cy="1394460"/>
-            <wp:effectExtent l="0" t="0" r="0" b="0"/>
-            <wp:docPr id="8" name="Image 8"/>
+          <wp:inline distT="0" distB="0" distL="0" distR="0" wp14:anchorId="5C2F7C5C" wp14:editId="0B28FC5F">
+            <wp:extent cx="3244850" cy="2663104"/>
+            <wp:effectExtent l="0" t="0" r="0" b="4445"/>
+            <wp:docPr id="1" name="Image 1"/>
             <wp:cNvGraphicFramePr>
               <a:graphicFrameLocks xmlns:a="http://schemas.openxmlformats.org/drawingml/2006/main" noChangeAspect="1"/>
             </wp:cNvGraphicFramePr>
@@ -2284,7 +1040,7 @@
                   <pic:spPr>
                     <a:xfrm>
                       <a:off x="0" y="0"/>
-                      <a:ext cx="6253480" cy="1394460"/>
+                      <a:ext cx="3253940" cy="2670565"/>
                     </a:xfrm>
                     <a:prstGeom prst="rect">
                       <a:avLst/>
@@ -2297,53 +1053,139 @@
         </w:drawing>
       </w:r>
     </w:p>
+    <w:p>
+      <w:pPr>
+        <w:jc w:val="center"/>
+      </w:pPr>
+    </w:p>
+    <w:p>
+      <w:pPr>
+        <w:ind w:firstLine="708"/>
+      </w:pPr>
+      <w:r>
+        <w:t>L’interface permet d’organiser l’affichage des plugins en les classant dans des onglets.</w:t>
+      </w:r>
+    </w:p>
+    <w:p>
+      <w:pPr>
+        <w:ind w:firstLine="708"/>
+      </w:pPr>
+    </w:p>
+    <w:p>
+      <w:pPr>
+        <w:ind w:firstLine="708"/>
+      </w:pPr>
+    </w:p>
+    <w:p>
+      <w:pPr>
+        <w:ind w:firstLine="708"/>
+      </w:pPr>
+    </w:p>
+    <w:p>
+      <w:pPr>
+        <w:ind w:firstLine="708"/>
+      </w:pPr>
+    </w:p>
+    <w:p>
+      <w:pPr>
+        <w:ind w:firstLine="708"/>
+      </w:pPr>
+    </w:p>
+    <w:p>
+      <w:pPr>
+        <w:ind w:firstLine="708"/>
+      </w:pPr>
+    </w:p>
+    <w:p>
+      <w:pPr>
+        <w:ind w:firstLine="708"/>
+      </w:pPr>
+    </w:p>
+    <w:p>
+      <w:pPr>
+        <w:ind w:firstLine="708"/>
+      </w:pPr>
+    </w:p>
+    <w:p>
+      <w:pPr>
+        <w:ind w:firstLine="708"/>
+      </w:pPr>
+    </w:p>
+    <w:p>
+      <w:pPr>
+        <w:ind w:firstLine="708"/>
+      </w:pPr>
+    </w:p>
+    <w:p>
+      <w:pPr>
+        <w:ind w:firstLine="708"/>
+      </w:pPr>
+    </w:p>
+    <w:p>
+      <w:pPr>
+        <w:pStyle w:val="Titre2"/>
+      </w:pPr>
+      <w:bookmarkStart w:id="5" w:name="_Toc224313227"/>
+      <w:r>
+        <w:lastRenderedPageBreak/>
+        <w:t>Onglet menu IGN</w:t>
+      </w:r>
+      <w:bookmarkEnd w:id="5"/>
+    </w:p>
+    <w:p>
+      <w:pPr>
+        <w:ind w:firstLine="708"/>
+      </w:pPr>
+    </w:p>
+    <w:p>
+      <w:pPr>
+        <w:ind w:firstLine="708"/>
+      </w:pPr>
+      <w:r>
+        <w:t>Par défaut l’onglet menu IGN affiche dans le menu IGN les plugins cochés.</w:t>
+      </w:r>
+    </w:p>
+    <w:p>
+      <w:pPr>
+        <w:ind w:firstLine="708"/>
+      </w:pPr>
+      <w:r>
+        <w:t>Les plugins proposés sont détectés automatiquement.</w:t>
+      </w:r>
+    </w:p>
+    <w:p>
+      <w:pPr>
+        <w:ind w:firstLine="708"/>
+      </w:pPr>
+    </w:p>
+    <w:p>
+      <w:pPr>
+        <w:pStyle w:val="Titre2"/>
+      </w:pPr>
+      <w:bookmarkStart w:id="6" w:name="_Toc224313228"/>
+      <w:r>
+        <w:t>Barres d’outils</w:t>
+      </w:r>
+      <w:bookmarkEnd w:id="6"/>
+    </w:p>
     <w:p/>
     <w:p>
       <w:pPr>
-        <w:pStyle w:val="Titre1"/>
-      </w:pPr>
-      <w:bookmarkStart w:id="3" w:name="_Toc219407369"/>
-      <w:r>
-        <w:t>Présentation</w:t>
-      </w:r>
-      <w:bookmarkEnd w:id="3"/>
-    </w:p>
-    <w:p/>
-    <w:p>
-      <w:pPr>
-        <w:ind w:left="432"/>
-      </w:pPr>
-      <w:r>
-        <w:t>Le plugin maitre est accessible via « menu IGN</w:t>
-      </w:r>
-      <w:r>
-        <w:t xml:space="preserve"> » </w:t>
-      </w:r>
-      <w:r>
-        <w:sym w:font="Wingdings" w:char="F0E0"/>
-      </w:r>
-      <w:r>
-        <w:t xml:space="preserve"> « plugin maitre »</w:t>
-      </w:r>
-    </w:p>
-    <w:p>
-      <w:pPr>
-        <w:ind w:left="432"/>
-      </w:pPr>
-    </w:p>
-    <w:p>
-      <w:pPr>
-        <w:jc w:val="center"/>
-      </w:pPr>
-      <w:r>
-        <w:rPr>
-          <w:noProof/>
-        </w:rPr>
+        <w:pStyle w:val="Paragraphedeliste"/>
+        <w:numPr>
+          <w:ilvl w:val="0"/>
+          <w:numId w:val="9"/>
+        </w:numPr>
+      </w:pPr>
+      <w:r>
+        <w:t xml:space="preserve">Ajouter une barre d’outils  </w:t>
+      </w:r>
+      <w:r>
         <w:drawing>
-          <wp:inline distT="0" distB="0" distL="0" distR="0" wp14:anchorId="5738A27C" wp14:editId="3B2411F9">
-            <wp:extent cx="3673503" cy="2970999"/>
-            <wp:effectExtent l="0" t="0" r="3175" b="1270"/>
-            <wp:docPr id="1" name="Image 1" descr="Une image contenant texte, Appareils électroniques, capture d’écran, affichage&#10;&#10;Description générée automatiquement"/>
+          <wp:inline distT="0" distB="0" distL="0" distR="0" wp14:anchorId="4316DC9D" wp14:editId="5F1A4036">
+            <wp:extent cx="1962424" cy="219106"/>
+            <wp:effectExtent l="0" t="0" r="0" b="9525"/>
+            <wp:docPr id="1384292589" name="Image 1"/>
             <wp:cNvGraphicFramePr>
               <a:graphicFrameLocks xmlns:a="http://schemas.openxmlformats.org/drawingml/2006/main" noChangeAspect="1"/>
             </wp:cNvGraphicFramePr>
@@ -2351,17 +1193,11 @@
               <a:graphicData uri="http://schemas.openxmlformats.org/drawingml/2006/picture">
                 <pic:pic xmlns:pic="http://schemas.openxmlformats.org/drawingml/2006/picture">
                   <pic:nvPicPr>
-                    <pic:cNvPr id="1" name="Image 1" descr="Une image contenant texte, Appareils électroniques, capture d’écran, affichage&#10;&#10;Description générée automatiquement"/>
+                    <pic:cNvPr id="1384292589" name=""/>
                     <pic:cNvPicPr/>
                   </pic:nvPicPr>
                   <pic:blipFill>
-                    <a:blip r:embed="rId13">
-                      <a:extLst>
-                        <a:ext uri="{28A0092B-C50C-407E-A947-70E740481C1C}">
-                          <a14:useLocalDpi xmlns:a14="http://schemas.microsoft.com/office/drawing/2010/main" val="0"/>
-                        </a:ext>
-                      </a:extLst>
-                    </a:blip>
+                    <a:blip r:embed="rId13"/>
                     <a:stretch>
                       <a:fillRect/>
                     </a:stretch>
@@ -2369,7 +1205,7 @@
                   <pic:spPr>
                     <a:xfrm>
                       <a:off x="0" y="0"/>
-                      <a:ext cx="3679022" cy="2975463"/>
+                      <a:ext cx="1962424" cy="219106"/>
                     </a:xfrm>
                     <a:prstGeom prst="rect">
                       <a:avLst/>
@@ -2384,108 +1220,325 @@
     </w:p>
     <w:p>
       <w:pPr>
-        <w:jc w:val="center"/>
-      </w:pPr>
-    </w:p>
-    <w:p/>
-    <w:p>
-      <w:r>
-        <w:t>Tous l</w:t>
-      </w:r>
-      <w:r>
-        <w:t>es plugins IGN sont détectés automatiquement</w:t>
-      </w:r>
-      <w:r>
-        <w:t xml:space="preserve"> si les répertoires</w:t>
-      </w:r>
-      <w:r>
-        <w:t xml:space="preserve"> des plugins</w:t>
-      </w:r>
-      <w:r>
-        <w:t xml:space="preserve"> sont préfixés par « (IGN) ».</w:t>
-      </w:r>
-    </w:p>
-    <w:p>
-      <w:r>
-        <w:t xml:space="preserve">Exemple : </w:t>
-      </w:r>
-      <w:r>
-        <w:rPr>
-          <w:color w:val="FF0000"/>
-        </w:rPr>
-        <w:t>(IGN)</w:t>
-      </w:r>
-      <w:proofErr w:type="spellStart"/>
-      <w:r>
-        <w:t>assistant_dfci</w:t>
-      </w:r>
-      <w:proofErr w:type="spellEnd"/>
-    </w:p>
-    <w:p>
-      <w:pPr>
-        <w:pStyle w:val="Titre1"/>
-      </w:pPr>
-      <w:bookmarkStart w:id="4" w:name="_Toc219407370"/>
-      <w:r>
-        <w:lastRenderedPageBreak/>
-        <w:t>Utilisatio</w:t>
-      </w:r>
-      <w:r>
-        <w:t>n</w:t>
-      </w:r>
-      <w:bookmarkEnd w:id="4"/>
-    </w:p>
-    <w:p/>
-    <w:p>
-      <w:pPr>
-        <w:pStyle w:val="Titre2"/>
-      </w:pPr>
-      <w:bookmarkStart w:id="5" w:name="_Toc219407371"/>
-      <w:r>
-        <w:t>Ajout des plugins dans le menu IGN</w:t>
-      </w:r>
-      <w:bookmarkEnd w:id="5"/>
-    </w:p>
-    <w:p/>
-    <w:p>
-      <w:pPr>
-        <w:ind w:left="576"/>
-      </w:pPr>
-      <w:r>
-        <w:t xml:space="preserve">Pour intégrer des plugins dans le menu il suffit de les </w:t>
-      </w:r>
-      <w:r>
-        <w:t>« cocher » dans l’interface sous l’onglet « menu IGN »</w:t>
-      </w:r>
-    </w:p>
-    <w:p>
-      <w:pPr>
-        <w:ind w:left="576"/>
-      </w:pPr>
-      <w:r>
-        <w:t xml:space="preserve">Ils seront </w:t>
-      </w:r>
-      <w:r>
-        <w:t>visibles</w:t>
-      </w:r>
-      <w:r>
-        <w:t xml:space="preserve"> dans le menu « IGN »</w:t>
-      </w:r>
-    </w:p>
-    <w:p/>
-    <w:p>
-      <w:pPr>
-        <w:jc w:val="center"/>
+        <w:pStyle w:val="Paragraphedeliste"/>
+        <w:ind w:left="936"/>
+      </w:pPr>
+      <w:r>
+        <w:t>Choisir un nom et cliquer sur Aj</w:t>
+      </w:r>
+      <w:r>
+        <w:t>o</w:t>
+      </w:r>
+      <w:r>
+        <w:t xml:space="preserve">uter crée un </w:t>
+      </w:r>
+      <w:r>
+        <w:t xml:space="preserve">nouvel </w:t>
+      </w:r>
+      <w:r>
+        <w:t xml:space="preserve">onglet. Les plugins cochés </w:t>
+      </w:r>
+      <w:r>
+        <w:t xml:space="preserve">dans cet onglet </w:t>
+      </w:r>
+      <w:r>
+        <w:t>s’ajouteron</w:t>
+      </w:r>
+      <w:r>
+        <w:t>t</w:t>
+      </w:r>
+      <w:r>
+        <w:t xml:space="preserve"> dans un groupe dans la barre d’outils QGIS</w:t>
+      </w:r>
+      <w:r>
+        <w:t>.</w:t>
+      </w:r>
+    </w:p>
+    <w:p>
+      <w:pPr>
+        <w:pStyle w:val="Paragraphedeliste"/>
+        <w:ind w:left="936"/>
+      </w:pPr>
+    </w:p>
+    <w:p>
+      <w:pPr>
+        <w:pStyle w:val="Paragraphedeliste"/>
+        <w:ind w:left="936"/>
+      </w:pPr>
+    </w:p>
+    <w:p>
+      <w:pPr>
+        <w:pStyle w:val="Paragraphedeliste"/>
+        <w:ind w:left="936"/>
+      </w:pPr>
+    </w:p>
+    <w:p>
+      <w:pPr>
+        <w:pStyle w:val="Paragraphedeliste"/>
+        <w:ind w:left="936"/>
       </w:pPr>
       <w:r>
         <w:rPr>
           <w:noProof/>
         </w:rPr>
+        <mc:AlternateContent>
+          <mc:Choice Requires="wps">
+            <w:drawing>
+              <wp:anchor distT="0" distB="0" distL="114300" distR="114300" simplePos="0" relativeHeight="251660288" behindDoc="0" locked="0" layoutInCell="1" allowOverlap="1" wp14:anchorId="59932A93" wp14:editId="51F6EB69">
+                <wp:simplePos x="0" y="0"/>
+                <wp:positionH relativeFrom="column">
+                  <wp:posOffset>2661285</wp:posOffset>
+                </wp:positionH>
+                <wp:positionV relativeFrom="paragraph">
+                  <wp:posOffset>1202690</wp:posOffset>
+                </wp:positionV>
+                <wp:extent cx="609600" cy="0"/>
+                <wp:effectExtent l="0" t="76200" r="19050" b="95250"/>
+                <wp:wrapNone/>
+                <wp:docPr id="1938657998" name="Connecteur droit avec flèche 1"/>
+                <wp:cNvGraphicFramePr/>
+                <a:graphic xmlns:a="http://schemas.openxmlformats.org/drawingml/2006/main">
+                  <a:graphicData uri="http://schemas.microsoft.com/office/word/2010/wordprocessingShape">
+                    <wps:wsp>
+                      <wps:cNvCnPr/>
+                      <wps:spPr>
+                        <a:xfrm>
+                          <a:off x="0" y="0"/>
+                          <a:ext cx="609600" cy="0"/>
+                        </a:xfrm>
+                        <a:prstGeom prst="straightConnector1">
+                          <a:avLst/>
+                        </a:prstGeom>
+                        <a:ln w="22225">
+                          <a:tailEnd type="triangle"/>
+                        </a:ln>
+                      </wps:spPr>
+                      <wps:style>
+                        <a:lnRef idx="1">
+                          <a:schemeClr val="accent1"/>
+                        </a:lnRef>
+                        <a:fillRef idx="0">
+                          <a:schemeClr val="accent1"/>
+                        </a:fillRef>
+                        <a:effectRef idx="0">
+                          <a:schemeClr val="accent1"/>
+                        </a:effectRef>
+                        <a:fontRef idx="minor">
+                          <a:schemeClr val="tx1"/>
+                        </a:fontRef>
+                      </wps:style>
+                      <wps:bodyPr/>
+                    </wps:wsp>
+                  </a:graphicData>
+                </a:graphic>
+              </wp:anchor>
+            </w:drawing>
+          </mc:Choice>
+          <mc:Fallback>
+            <w:pict>
+              <v:shapetype w14:anchorId="29EAEE27" id="_x0000_t32" coordsize="21600,21600" o:spt="32" o:oned="t" path="m,l21600,21600e" filled="f">
+                <v:path arrowok="t" fillok="f" o:connecttype="none"/>
+                <o:lock v:ext="edit" shapetype="t"/>
+              </v:shapetype>
+              <v:shape id="Connecteur droit avec flèche 1" o:spid="_x0000_s1026" type="#_x0000_t32" style="position:absolute;margin-left:209.55pt;margin-top:94.7pt;width:48pt;height:0;z-index:251660288;visibility:visible;mso-wrap-style:square;mso-wrap-distance-left:9pt;mso-wrap-distance-top:0;mso-wrap-distance-right:9pt;mso-wrap-distance-bottom:0;mso-position-horizontal:absolute;mso-position-horizontal-relative:text;mso-position-vertical:absolute;mso-position-vertical-relative:text" o:gfxdata="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" strokecolor="#4579b8 [3044]" strokeweight="1.75pt">
+                <v:stroke endarrow="block"/>
+              </v:shape>
+            </w:pict>
+          </mc:Fallback>
+        </mc:AlternateContent>
+      </w:r>
+      <w:r>
+        <w:rPr>
+          <w:noProof/>
+        </w:rPr>
+        <mc:AlternateContent>
+          <mc:Choice Requires="wps">
+            <w:drawing>
+              <wp:anchor distT="45720" distB="45720" distL="114300" distR="114300" simplePos="0" relativeHeight="251659264" behindDoc="0" locked="0" layoutInCell="1" allowOverlap="1" wp14:anchorId="55AD5B84" wp14:editId="285F13DE">
+                <wp:simplePos x="0" y="0"/>
+                <wp:positionH relativeFrom="column">
+                  <wp:posOffset>3514090</wp:posOffset>
+                </wp:positionH>
+                <wp:positionV relativeFrom="paragraph">
+                  <wp:posOffset>744855</wp:posOffset>
+                </wp:positionV>
+                <wp:extent cx="2360930" cy="1404620"/>
+                <wp:effectExtent l="0" t="0" r="0" b="0"/>
+                <wp:wrapSquare wrapText="bothSides"/>
+                <wp:docPr id="217" name="Zone de texte 2"/>
+                <wp:cNvGraphicFramePr>
+                  <a:graphicFrameLocks xmlns:a="http://schemas.openxmlformats.org/drawingml/2006/main"/>
+                </wp:cNvGraphicFramePr>
+                <a:graphic xmlns:a="http://schemas.openxmlformats.org/drawingml/2006/main">
+                  <a:graphicData uri="http://schemas.microsoft.com/office/word/2010/wordprocessingShape">
+                    <wps:wsp>
+                      <wps:cNvSpPr txBox="1">
+                        <a:spLocks noChangeArrowheads="1"/>
+                      </wps:cNvSpPr>
+                      <wps:spPr bwMode="auto">
+                        <a:xfrm>
+                          <a:off x="0" y="0"/>
+                          <a:ext cx="2360930" cy="1404620"/>
+                        </a:xfrm>
+                        <a:prstGeom prst="rect">
+                          <a:avLst/>
+                        </a:prstGeom>
+                        <a:noFill/>
+                        <a:ln w="9525">
+                          <a:noFill/>
+                          <a:miter lim="800000"/>
+                          <a:headEnd/>
+                          <a:tailEnd/>
+                        </a:ln>
+                      </wps:spPr>
+                      <wps:txbx>
+                        <w:txbxContent>
+                          <w:p>
+                            <w:pPr>
+                              <w:rPr>
+                                <w:color w:val="FFFFFF" w:themeColor="background1"/>
+                                <w14:textFill>
+                                  <w14:noFill/>
+                                </w14:textFill>
+                              </w:rPr>
+                            </w:pPr>
+                            <w:r>
+                              <w:rPr>
+                                <w:color w:val="FFFFFF" w:themeColor="background1"/>
+                                <w14:textFill>
+                                  <w14:noFill/>
+                                </w14:textFill>
+                              </w:rPr>
+                              <w:drawing>
+                                <wp:inline distT="0" distB="0" distL="0" distR="0" wp14:anchorId="4992D714" wp14:editId="2151FF0C">
+                                  <wp:extent cx="2095500" cy="864124"/>
+                                  <wp:effectExtent l="0" t="0" r="0" b="0"/>
+                                  <wp:docPr id="1863871973" name="Image 1"/>
+                                  <wp:cNvGraphicFramePr>
+                                    <a:graphicFrameLocks xmlns:a="http://schemas.openxmlformats.org/drawingml/2006/main" noChangeAspect="1"/>
+                                  </wp:cNvGraphicFramePr>
+                                  <a:graphic xmlns:a="http://schemas.openxmlformats.org/drawingml/2006/main">
+                                    <a:graphicData uri="http://schemas.openxmlformats.org/drawingml/2006/picture">
+                                      <pic:pic xmlns:pic="http://schemas.openxmlformats.org/drawingml/2006/picture">
+                                        <pic:nvPicPr>
+                                          <pic:cNvPr id="1863871973" name=""/>
+                                          <pic:cNvPicPr/>
+                                        </pic:nvPicPr>
+                                        <pic:blipFill>
+                                          <a:blip r:embed="rId14"/>
+                                          <a:stretch>
+                                            <a:fillRect/>
+                                          </a:stretch>
+                                        </pic:blipFill>
+                                        <pic:spPr>
+                                          <a:xfrm>
+                                            <a:off x="0" y="0"/>
+                                            <a:ext cx="2108183" cy="869354"/>
+                                          </a:xfrm>
+                                          <a:prstGeom prst="rect">
+                                            <a:avLst/>
+                                          </a:prstGeom>
+                                        </pic:spPr>
+                                      </pic:pic>
+                                    </a:graphicData>
+                                  </a:graphic>
+                                </wp:inline>
+                              </w:drawing>
+                            </w:r>
+                          </w:p>
+                        </w:txbxContent>
+                      </wps:txbx>
+                      <wps:bodyPr rot="0" vert="horz" wrap="square" lIns="91440" tIns="45720" rIns="91440" bIns="45720" anchor="t" anchorCtr="0">
+                        <a:spAutoFit/>
+                      </wps:bodyPr>
+                    </wps:wsp>
+                  </a:graphicData>
+                </a:graphic>
+                <wp14:sizeRelH relativeFrom="margin">
+                  <wp14:pctWidth>40000</wp14:pctWidth>
+                </wp14:sizeRelH>
+                <wp14:sizeRelV relativeFrom="margin">
+                  <wp14:pctHeight>20000</wp14:pctHeight>
+                </wp14:sizeRelV>
+              </wp:anchor>
+            </w:drawing>
+          </mc:Choice>
+          <mc:Fallback>
+            <w:pict>
+              <v:shapetype w14:anchorId="55AD5B84" id="_x0000_t202" coordsize="21600,21600" o:spt="202" path="m,l,21600r21600,l21600,xe">
+                <v:stroke joinstyle="miter"/>
+                <v:path gradientshapeok="t" o:connecttype="rect"/>
+              </v:shapetype>
+              <v:shape id="Zone de texte 2" o:spid="_x0000_s1026" type="#_x0000_t202" style="position:absolute;left:0;text-align:left;margin-left:276.7pt;margin-top:58.65pt;width:185.9pt;height:110.6pt;z-index:251659264;visibility:visible;mso-wrap-style:square;mso-width-percent:400;mso-height-percent:200;mso-wrap-distance-left:9pt;mso-wrap-distance-top:3.6pt;mso-wrap-distance-right:9pt;mso-wrap-distance-bottom:3.6pt;mso-position-horizontal:absolute;mso-position-horizontal-relative:text;mso-position-vertical:absolute;mso-position-vertical-relative:text;mso-width-percent:400;mso-height-percent:200;mso-width-relative:margin;mso-height-relative:margin;v-text-anchor:top" o:gfxdata="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" filled="f" stroked="f">
+                <v:textbox style="mso-fit-shape-to-text:t">
+                  <w:txbxContent>
+                    <w:p>
+                      <w:pPr>
+                        <w:rPr>
+                          <w:color w:val="FFFFFF" w:themeColor="background1"/>
+                          <w14:textFill>
+                            <w14:noFill/>
+                          </w14:textFill>
+                        </w:rPr>
+                      </w:pPr>
+                      <w:r>
+                        <w:rPr>
+                          <w:color w:val="FFFFFF" w:themeColor="background1"/>
+                          <w14:textFill>
+                            <w14:noFill/>
+                          </w14:textFill>
+                        </w:rPr>
+                        <w:drawing>
+                          <wp:inline distT="0" distB="0" distL="0" distR="0" wp14:anchorId="4992D714" wp14:editId="2151FF0C">
+                            <wp:extent cx="2095500" cy="864124"/>
+                            <wp:effectExtent l="0" t="0" r="0" b="0"/>
+                            <wp:docPr id="1863871973" name="Image 1"/>
+                            <wp:cNvGraphicFramePr>
+                              <a:graphicFrameLocks xmlns:a="http://schemas.openxmlformats.org/drawingml/2006/main" noChangeAspect="1"/>
+                            </wp:cNvGraphicFramePr>
+                            <a:graphic xmlns:a="http://schemas.openxmlformats.org/drawingml/2006/main">
+                              <a:graphicData uri="http://schemas.openxmlformats.org/drawingml/2006/picture">
+                                <pic:pic xmlns:pic="http://schemas.openxmlformats.org/drawingml/2006/picture">
+                                  <pic:nvPicPr>
+                                    <pic:cNvPr id="1863871973" name=""/>
+                                    <pic:cNvPicPr/>
+                                  </pic:nvPicPr>
+                                  <pic:blipFill>
+                                    <a:blip r:embed="rId14"/>
+                                    <a:stretch>
+                                      <a:fillRect/>
+                                    </a:stretch>
+                                  </pic:blipFill>
+                                  <pic:spPr>
+                                    <a:xfrm>
+                                      <a:off x="0" y="0"/>
+                                      <a:ext cx="2108183" cy="869354"/>
+                                    </a:xfrm>
+                                    <a:prstGeom prst="rect">
+                                      <a:avLst/>
+                                    </a:prstGeom>
+                                  </pic:spPr>
+                                </pic:pic>
+                              </a:graphicData>
+                            </a:graphic>
+                          </wp:inline>
+                        </w:drawing>
+                      </w:r>
+                    </w:p>
+                  </w:txbxContent>
+                </v:textbox>
+                <w10:wrap type="square"/>
+              </v:shape>
+            </w:pict>
+          </mc:Fallback>
+        </mc:AlternateContent>
+      </w:r>
+      <w:r>
         <w:drawing>
-          <wp:inline distT="0" distB="0" distL="0" distR="0" wp14:anchorId="6F9EE59A" wp14:editId="2BAD5A66">
-            <wp:extent cx="4815824" cy="152015"/>
-            <wp:effectExtent l="0" t="0" r="0" b="635"/>
-            <wp:docPr id="22" name="Image 22"/>
+          <wp:inline distT="0" distB="0" distL="0" distR="0" wp14:anchorId="1FAB8BE7" wp14:editId="33E135DD">
+            <wp:extent cx="1800057" cy="2305050"/>
+            <wp:effectExtent l="0" t="0" r="0" b="0"/>
+            <wp:docPr id="194951376" name="Image 1"/>
             <wp:cNvGraphicFramePr>
               <a:graphicFrameLocks xmlns:a="http://schemas.openxmlformats.org/drawingml/2006/main" noChangeAspect="1"/>
             </wp:cNvGraphicFramePr>
@@ -2493,17 +1546,11 @@
               <a:graphicData uri="http://schemas.openxmlformats.org/drawingml/2006/picture">
                 <pic:pic xmlns:pic="http://schemas.openxmlformats.org/drawingml/2006/picture">
                   <pic:nvPicPr>
-                    <pic:cNvPr id="22" name="Image 22"/>
+                    <pic:cNvPr id="194951376" name=""/>
                     <pic:cNvPicPr/>
                   </pic:nvPicPr>
                   <pic:blipFill>
-                    <a:blip r:embed="rId14">
-                      <a:extLst>
-                        <a:ext uri="{28A0092B-C50C-407E-A947-70E740481C1C}">
-                          <a14:useLocalDpi xmlns:a14="http://schemas.microsoft.com/office/drawing/2010/main" val="0"/>
-                        </a:ext>
-                      </a:extLst>
-                    </a:blip>
+                    <a:blip r:embed="rId15"/>
                     <a:stretch>
                       <a:fillRect/>
                     </a:stretch>
@@ -2511,7 +1558,7 @@
                   <pic:spPr>
                     <a:xfrm>
                       <a:off x="0" y="0"/>
-                      <a:ext cx="5054132" cy="159537"/>
+                      <a:ext cx="1802984" cy="2308798"/>
                     </a:xfrm>
                     <a:prstGeom prst="rect">
                       <a:avLst/>
@@ -2523,46 +1570,48 @@
           </wp:inline>
         </w:drawing>
       </w:r>
-    </w:p>
-    <w:p/>
-    <w:p>
-      <w:pPr>
-        <w:pStyle w:val="Titre2"/>
-      </w:pPr>
-      <w:bookmarkStart w:id="6" w:name="_Toc219407372"/>
-      <w:r>
-        <w:t>Créer une barre d’outils et ajout des plugins</w:t>
-      </w:r>
-      <w:bookmarkEnd w:id="6"/>
-    </w:p>
-    <w:p/>
-    <w:p>
-      <w:pPr>
-        <w:ind w:left="576"/>
-      </w:pPr>
-      <w:r>
-        <w:t>Cliquez sur « ajouter une barre d’outils »</w:t>
-      </w:r>
-    </w:p>
-    <w:p>
-      <w:pPr>
-        <w:ind w:left="576"/>
-      </w:pPr>
-    </w:p>
-    <w:p>
-      <w:pPr>
-        <w:ind w:left="576"/>
-        <w:jc w:val="center"/>
-      </w:pPr>
-      <w:r>
+      <w:r>
+        <w:tab/>
+      </w:r>
+      <w:r>
+        <w:tab/>
+      </w:r>
+      <w:r>
+        <w:tab/>
+      </w:r>
+      <w:r>
+        <w:tab/>
+      </w:r>
+    </w:p>
+    <w:p>
+      <w:pPr>
+        <w:ind w:firstLine="708"/>
         <w:rPr>
-          <w:noProof/>
+          <w:color w:val="FFFFFF" w:themeColor="background1"/>
+          <w14:textFill>
+            <w14:noFill/>
+          </w14:textFill>
         </w:rPr>
+      </w:pPr>
+    </w:p>
+    <w:p>
+      <w:pPr>
+        <w:pStyle w:val="Paragraphedeliste"/>
+        <w:numPr>
+          <w:ilvl w:val="0"/>
+          <w:numId w:val="9"/>
+        </w:numPr>
+        <w:jc w:val="left"/>
+      </w:pPr>
+      <w:r>
+        <w:t xml:space="preserve">Renommer la barre d’outils     </w:t>
+      </w:r>
+      <w:r>
         <w:drawing>
-          <wp:inline distT="0" distB="0" distL="0" distR="0" wp14:anchorId="35EF9949" wp14:editId="7C2A1F5B">
-            <wp:extent cx="1882303" cy="762066"/>
-            <wp:effectExtent l="0" t="0" r="3810" b="0"/>
-            <wp:docPr id="4" name="Image 4" descr="Une image contenant texte, capture d’écran, Police, ligne&#10;&#10;Description générée automatiquement"/>
+          <wp:inline distT="0" distB="0" distL="0" distR="0" wp14:anchorId="03EFC16B" wp14:editId="1FDBE4E3">
+            <wp:extent cx="2276793" cy="228632"/>
+            <wp:effectExtent l="0" t="0" r="0" b="0"/>
+            <wp:docPr id="561962705" name="Image 1"/>
             <wp:cNvGraphicFramePr>
               <a:graphicFrameLocks xmlns:a="http://schemas.openxmlformats.org/drawingml/2006/main" noChangeAspect="1"/>
             </wp:cNvGraphicFramePr>
@@ -2570,17 +1619,11 @@
               <a:graphicData uri="http://schemas.openxmlformats.org/drawingml/2006/picture">
                 <pic:pic xmlns:pic="http://schemas.openxmlformats.org/drawingml/2006/picture">
                   <pic:nvPicPr>
-                    <pic:cNvPr id="4" name="Image 4" descr="Une image contenant texte, capture d’écran, Police, ligne&#10;&#10;Description générée automatiquement"/>
+                    <pic:cNvPr id="561962705" name=""/>
                     <pic:cNvPicPr/>
                   </pic:nvPicPr>
                   <pic:blipFill>
-                    <a:blip r:embed="rId15">
-                      <a:extLst>
-                        <a:ext uri="{28A0092B-C50C-407E-A947-70E740481C1C}">
-                          <a14:useLocalDpi xmlns:a14="http://schemas.microsoft.com/office/drawing/2010/main" val="0"/>
-                        </a:ext>
-                      </a:extLst>
-                    </a:blip>
+                    <a:blip r:embed="rId16"/>
                     <a:stretch>
                       <a:fillRect/>
                     </a:stretch>
@@ -2588,7 +1631,7 @@
                   <pic:spPr>
                     <a:xfrm>
                       <a:off x="0" y="0"/>
-                      <a:ext cx="1882303" cy="762066"/>
+                      <a:ext cx="2276793" cy="228632"/>
                     </a:xfrm>
                     <a:prstGeom prst="rect">
                       <a:avLst/>
@@ -2602,70 +1645,44 @@
       </w:r>
     </w:p>
     <w:p>
+      <w:pPr>
+        <w:pStyle w:val="Paragraphedeliste"/>
+        <w:ind w:left="936"/>
+        <w:jc w:val="left"/>
+      </w:pPr>
+      <w:r>
+        <w:t>Pour changer le nom du groupe (routier pour l’exemple ci-dessus).</w:t>
+      </w:r>
+    </w:p>
+    <w:p>
+      <w:pPr>
+        <w:jc w:val="left"/>
+      </w:pPr>
+    </w:p>
+    <w:p>
+      <w:pPr>
+        <w:pStyle w:val="Titre2"/>
+      </w:pPr>
       <w:r>
         <w:tab/>
       </w:r>
-    </w:p>
-    <w:p>
-      <w:pPr>
-        <w:ind w:firstLine="432"/>
-      </w:pPr>
-      <w:r>
-        <w:t>Renseigner un nom et cliquez sur</w:t>
-      </w:r>
-      <w:r>
-        <w:t xml:space="preserve"> « </w:t>
-      </w:r>
-      <w:proofErr w:type="gramStart"/>
-      <w:r>
-        <w:t>Ajouter</w:t>
-      </w:r>
-      <w:r>
-        <w:t>»</w:t>
-      </w:r>
-      <w:proofErr w:type="gramEnd"/>
-    </w:p>
-    <w:p>
-      <w:pPr>
-        <w:ind w:firstLine="432"/>
-      </w:pPr>
-    </w:p>
-    <w:p>
-      <w:pPr>
-        <w:ind w:firstLine="432"/>
-      </w:pPr>
-      <w:r>
-        <w:t xml:space="preserve">Ci-dessous, </w:t>
-      </w:r>
-      <w:r>
-        <w:t>3</w:t>
-      </w:r>
-      <w:r>
-        <w:t xml:space="preserve"> barres d’outils ont été créées</w:t>
-      </w:r>
-      <w:r>
-        <w:t>.</w:t>
-      </w:r>
-    </w:p>
-    <w:p>
-      <w:pPr>
-        <w:ind w:firstLine="432"/>
-      </w:pPr>
-    </w:p>
-    <w:p>
-      <w:pPr>
-        <w:ind w:firstLine="432"/>
-        <w:jc w:val="center"/>
-      </w:pPr>
-      <w:r>
-        <w:rPr>
-          <w:noProof/>
-        </w:rPr>
+      <w:bookmarkStart w:id="7" w:name="_Toc224313229"/>
+      <w:r>
+        <w:t>Suivi des versions et documentation</w:t>
+      </w:r>
+      <w:bookmarkEnd w:id="7"/>
+    </w:p>
+    <w:p/>
+    <w:p>
+      <w:pPr>
+        <w:ind w:left="576"/>
+      </w:pPr>
+      <w:r>
         <w:drawing>
-          <wp:inline distT="0" distB="0" distL="0" distR="0" wp14:anchorId="189A58B9" wp14:editId="40B88512">
-            <wp:extent cx="3825572" cy="3093988"/>
-            <wp:effectExtent l="0" t="0" r="3810" b="0"/>
-            <wp:docPr id="5" name="Image 5" descr="Une image contenant texte, Appareils électroniques, capture d’écran, affichage&#10;&#10;Description générée automatiquement"/>
+          <wp:inline distT="0" distB="0" distL="0" distR="0" wp14:anchorId="69ED7FD3" wp14:editId="574DAB73">
+            <wp:extent cx="285790" cy="209579"/>
+            <wp:effectExtent l="0" t="0" r="0" b="0"/>
+            <wp:docPr id="1335079994" name="Image 1"/>
             <wp:cNvGraphicFramePr>
               <a:graphicFrameLocks xmlns:a="http://schemas.openxmlformats.org/drawingml/2006/main" noChangeAspect="1"/>
             </wp:cNvGraphicFramePr>
@@ -2673,17 +1690,11 @@
               <a:graphicData uri="http://schemas.openxmlformats.org/drawingml/2006/picture">
                 <pic:pic xmlns:pic="http://schemas.openxmlformats.org/drawingml/2006/picture">
                   <pic:nvPicPr>
-                    <pic:cNvPr id="5" name="Image 5" descr="Une image contenant texte, Appareils électroniques, capture d’écran, affichage&#10;&#10;Description générée automatiquement"/>
+                    <pic:cNvPr id="1335079994" name=""/>
                     <pic:cNvPicPr/>
                   </pic:nvPicPr>
                   <pic:blipFill>
-                    <a:blip r:embed="rId16">
-                      <a:extLst>
-                        <a:ext uri="{28A0092B-C50C-407E-A947-70E740481C1C}">
-                          <a14:useLocalDpi xmlns:a14="http://schemas.microsoft.com/office/drawing/2010/main" val="0"/>
-                        </a:ext>
-                      </a:extLst>
-                    </a:blip>
+                    <a:blip r:embed="rId17"/>
                     <a:stretch>
                       <a:fillRect/>
                     </a:stretch>
@@ -2691,7 +1702,7 @@
                   <pic:spPr>
                     <a:xfrm>
                       <a:off x="0" y="0"/>
-                      <a:ext cx="3825572" cy="3093988"/>
+                      <a:ext cx="285790" cy="209579"/>
                     </a:xfrm>
                     <a:prstGeom prst="rect">
                       <a:avLst/>
@@ -2703,97 +1714,25 @@
           </wp:inline>
         </w:drawing>
       </w:r>
-    </w:p>
-    <w:p>
-      <w:pPr>
-        <w:ind w:firstLine="432"/>
-      </w:pPr>
-    </w:p>
-    <w:p>
-      <w:pPr>
-        <w:ind w:firstLine="432"/>
-      </w:pPr>
-      <w:r>
-        <w:t>Les barres d’outils n’apparaitront</w:t>
-      </w:r>
-      <w:r>
-        <w:t xml:space="preserve"> dans QGIS</w:t>
-      </w:r>
-      <w:r>
-        <w:t xml:space="preserve"> qu’</w:t>
-      </w:r>
-      <w:r>
-        <w:t>après</w:t>
-      </w:r>
-      <w:r>
-        <w:t xml:space="preserve"> avoir « coché » des plugins pour </w:t>
-      </w:r>
-      <w:r>
-        <w:t xml:space="preserve">chaque </w:t>
-      </w:r>
-      <w:proofErr w:type="gramStart"/>
-      <w:r>
-        <w:t>barres</w:t>
-      </w:r>
-      <w:proofErr w:type="gramEnd"/>
-      <w:r>
-        <w:t xml:space="preserve"> puis d’actualiser </w:t>
-      </w:r>
-    </w:p>
-    <w:p>
-      <w:pPr>
-        <w:ind w:firstLine="432"/>
-      </w:pPr>
-    </w:p>
-    <w:p/>
-    <w:p/>
-    <w:p>
-      <w:pPr>
-        <w:pStyle w:val="Paragraphedeliste"/>
-        <w:ind w:left="936"/>
-      </w:pPr>
-    </w:p>
-    <w:p/>
-    <w:p>
-      <w:pPr>
-        <w:pStyle w:val="Titre2"/>
-      </w:pPr>
-      <w:bookmarkStart w:id="7" w:name="_Toc219407373"/>
-      <w:r>
-        <w:lastRenderedPageBreak/>
-        <w:t>Suppression d’une barre d’outils</w:t>
-      </w:r>
-      <w:bookmarkEnd w:id="7"/>
-    </w:p>
-    <w:p/>
-    <w:p>
-      <w:pPr>
-        <w:ind w:left="432"/>
-      </w:pPr>
-      <w:r>
-        <w:t xml:space="preserve">Pour supprimer une barre d’outils il </w:t>
-      </w:r>
-      <w:r>
-        <w:t>suffit de</w:t>
-      </w:r>
-      <w:r>
-        <w:t xml:space="preserve"> cliquer sur :</w:t>
-      </w:r>
-    </w:p>
-    <w:p>
-      <w:pPr>
-        <w:ind w:left="432"/>
-        <w:jc w:val="center"/>
-      </w:pPr>
-      <w:r>
-        <w:rPr>
-          <w:noProof/>
-        </w:rPr>
+      <w:r>
+        <w:t xml:space="preserve">  Affiche l’historique des versions la documentation de l’outil.</w:t>
+      </w:r>
+    </w:p>
+    <w:p>
+      <w:pPr>
+        <w:ind w:left="576"/>
+      </w:pPr>
+    </w:p>
+    <w:p>
+      <w:pPr>
+        <w:ind w:left="576"/>
+      </w:pPr>
+      <w:r>
         <w:drawing>
-          <wp:inline distT="0" distB="0" distL="0" distR="0" wp14:anchorId="12F7BB77" wp14:editId="5BA210D8">
-            <wp:extent cx="541020" cy="205740"/>
-            <wp:effectExtent l="0" t="0" r="0" b="3810"/>
-            <wp:docPr id="32" name="Image 32"/>
+          <wp:inline distT="0" distB="0" distL="0" distR="0" wp14:anchorId="1FCFF12C" wp14:editId="5F5E470D">
+            <wp:extent cx="2085975" cy="1607052"/>
+            <wp:effectExtent l="0" t="0" r="0" b="0"/>
+            <wp:docPr id="1879060029" name="Image 1"/>
             <wp:cNvGraphicFramePr>
               <a:graphicFrameLocks xmlns:a="http://schemas.openxmlformats.org/drawingml/2006/main" noChangeAspect="1"/>
             </wp:cNvGraphicFramePr>
@@ -2801,122 +1740,11 @@
               <a:graphicData uri="http://schemas.openxmlformats.org/drawingml/2006/picture">
                 <pic:pic xmlns:pic="http://schemas.openxmlformats.org/drawingml/2006/picture">
                   <pic:nvPicPr>
-                    <pic:cNvPr id="0" name="Picture 7"/>
-                    <pic:cNvPicPr>
-                      <a:picLocks noChangeAspect="1" noChangeArrowheads="1"/>
-                    </pic:cNvPicPr>
-                  </pic:nvPicPr>
-                  <pic:blipFill>
-                    <a:blip r:embed="rId17">
-                      <a:extLst>
-                        <a:ext uri="{28A0092B-C50C-407E-A947-70E740481C1C}">
-                          <a14:useLocalDpi xmlns:a14="http://schemas.microsoft.com/office/drawing/2010/main" val="0"/>
-                        </a:ext>
-                      </a:extLst>
-                    </a:blip>
-                    <a:srcRect/>
-                    <a:stretch>
-                      <a:fillRect/>
-                    </a:stretch>
-                  </pic:blipFill>
-                  <pic:spPr bwMode="auto">
-                    <a:xfrm>
-                      <a:off x="0" y="0"/>
-                      <a:ext cx="541020" cy="205740"/>
-                    </a:xfrm>
-                    <a:prstGeom prst="rect">
-                      <a:avLst/>
-                    </a:prstGeom>
-                    <a:noFill/>
-                    <a:ln>
-                      <a:noFill/>
-                    </a:ln>
-                  </pic:spPr>
-                </pic:pic>
-              </a:graphicData>
-            </a:graphic>
-          </wp:inline>
-        </w:drawing>
-      </w:r>
-    </w:p>
-    <w:p>
-      <w:pPr>
-        <w:ind w:left="432"/>
-      </w:pPr>
-      <w:r>
-        <w:t>Ps : il n’est pas possible de supprimer le menu IGN</w:t>
-      </w:r>
-    </w:p>
-    <w:p/>
-    <w:p/>
-    <w:p>
-      <w:pPr>
-        <w:pStyle w:val="Titre2"/>
-      </w:pPr>
-      <w:bookmarkStart w:id="8" w:name="_Toc219407374"/>
-      <w:r>
-        <w:t>Renommer une barre d’outils</w:t>
-      </w:r>
-      <w:bookmarkEnd w:id="8"/>
-    </w:p>
-    <w:p>
-      <w:pPr>
-        <w:ind w:left="432"/>
-      </w:pPr>
-    </w:p>
-    <w:p>
-      <w:pPr>
-        <w:ind w:left="432"/>
-      </w:pPr>
-      <w:r>
-        <w:t>Il faut sélectionner la barre à renommer puis cliquer sur « renommer la barre d’outils sélectionner »</w:t>
-      </w:r>
-    </w:p>
-    <w:p>
-      <w:pPr>
-        <w:ind w:left="432"/>
-      </w:pPr>
-      <w:r>
-        <w:t>Un dialogue s’ouvre, l’ancien nom apparait, il suffit de le modifier.</w:t>
-      </w:r>
-    </w:p>
-    <w:p>
-      <w:pPr>
-        <w:ind w:left="432"/>
-      </w:pPr>
-    </w:p>
-    <w:p>
-      <w:pPr>
-        <w:ind w:left="432"/>
-        <w:jc w:val="center"/>
-      </w:pPr>
-      <w:r>
-        <w:rPr>
-          <w:noProof/>
-        </w:rPr>
-        <w:drawing>
-          <wp:inline distT="0" distB="0" distL="0" distR="0" wp14:anchorId="10DA67E1" wp14:editId="5AA772C2">
-            <wp:extent cx="1539373" cy="937341"/>
-            <wp:effectExtent l="0" t="0" r="3810" b="0"/>
-            <wp:docPr id="9" name="Image 9" descr="Une image contenant texte, capture d’écran, Police, nombre&#10;&#10;Description générée automatiquement"/>
-            <wp:cNvGraphicFramePr>
-              <a:graphicFrameLocks xmlns:a="http://schemas.openxmlformats.org/drawingml/2006/main" noChangeAspect="1"/>
-            </wp:cNvGraphicFramePr>
-            <a:graphic xmlns:a="http://schemas.openxmlformats.org/drawingml/2006/main">
-              <a:graphicData uri="http://schemas.openxmlformats.org/drawingml/2006/picture">
-                <pic:pic xmlns:pic="http://schemas.openxmlformats.org/drawingml/2006/picture">
-                  <pic:nvPicPr>
-                    <pic:cNvPr id="9" name="Image 9" descr="Une image contenant texte, capture d’écran, Police, nombre&#10;&#10;Description générée automatiquement"/>
+                    <pic:cNvPr id="1879060029" name=""/>
                     <pic:cNvPicPr/>
                   </pic:nvPicPr>
                   <pic:blipFill>
-                    <a:blip r:embed="rId18">
-                      <a:extLst>
-                        <a:ext uri="{28A0092B-C50C-407E-A947-70E740481C1C}">
-                          <a14:useLocalDpi xmlns:a14="http://schemas.microsoft.com/office/drawing/2010/main" val="0"/>
-                        </a:ext>
-                      </a:extLst>
-                    </a:blip>
+                    <a:blip r:embed="rId18"/>
                     <a:stretch>
                       <a:fillRect/>
                     </a:stretch>
@@ -2924,7 +1752,7 @@
                   <pic:spPr>
                     <a:xfrm>
                       <a:off x="0" y="0"/>
-                      <a:ext cx="1539373" cy="937341"/>
+                      <a:ext cx="2091171" cy="1611055"/>
                     </a:xfrm>
                     <a:prstGeom prst="rect">
                       <a:avLst/>
@@ -2936,466 +1764,11 @@
           </wp:inline>
         </w:drawing>
       </w:r>
-    </w:p>
-    <w:p>
-      <w:pPr>
-        <w:ind w:left="432"/>
-      </w:pPr>
-    </w:p>
-    <w:p>
-      <w:pPr>
-        <w:ind w:left="432"/>
-      </w:pPr>
-    </w:p>
-    <w:p>
-      <w:pPr>
-        <w:ind w:left="432"/>
-      </w:pPr>
-    </w:p>
-    <w:p>
-      <w:pPr>
-        <w:ind w:left="432"/>
-      </w:pPr>
-    </w:p>
-    <w:p>
-      <w:pPr>
-        <w:ind w:left="432"/>
-      </w:pPr>
-    </w:p>
-    <w:p>
-      <w:pPr>
-        <w:ind w:left="432"/>
-      </w:pPr>
-    </w:p>
-    <w:p>
-      <w:pPr>
-        <w:ind w:left="432"/>
-      </w:pPr>
-    </w:p>
-    <w:p>
-      <w:pPr>
-        <w:ind w:left="432"/>
-      </w:pPr>
-    </w:p>
-    <w:p>
-      <w:pPr>
-        <w:ind w:left="432"/>
-      </w:pPr>
-    </w:p>
-    <w:p>
-      <w:pPr>
-        <w:ind w:left="432"/>
-      </w:pPr>
-    </w:p>
-    <w:p>
-      <w:pPr>
-        <w:ind w:left="432"/>
-      </w:pPr>
-    </w:p>
-    <w:p>
-      <w:pPr>
-        <w:ind w:left="432"/>
-      </w:pPr>
-    </w:p>
-    <w:p>
-      <w:pPr>
-        <w:ind w:left="432"/>
-      </w:pPr>
-    </w:p>
-    <w:p>
-      <w:pPr>
-        <w:ind w:left="432"/>
-      </w:pPr>
-    </w:p>
-    <w:p>
-      <w:pPr>
-        <w:ind w:left="432"/>
-      </w:pPr>
-    </w:p>
-    <w:p>
-      <w:pPr>
-        <w:ind w:left="432"/>
-      </w:pPr>
-    </w:p>
-    <w:p>
-      <w:pPr>
-        <w:ind w:left="432"/>
-      </w:pPr>
-    </w:p>
-    <w:p>
-      <w:pPr>
-        <w:ind w:left="432"/>
-      </w:pPr>
-    </w:p>
-    <w:p>
-      <w:pPr>
-        <w:ind w:left="432"/>
-      </w:pPr>
-    </w:p>
-    <w:p>
-      <w:pPr>
-        <w:ind w:left="432"/>
-      </w:pPr>
-    </w:p>
-    <w:p>
-      <w:pPr>
-        <w:ind w:left="432"/>
-      </w:pPr>
-    </w:p>
-    <w:p>
-      <w:pPr>
-        <w:ind w:left="432"/>
-      </w:pPr>
-    </w:p>
-    <w:p>
-      <w:pPr>
-        <w:ind w:left="432"/>
-      </w:pPr>
-    </w:p>
-    <w:p>
-      <w:pPr>
-        <w:ind w:left="432"/>
-      </w:pPr>
-    </w:p>
-    <w:p>
-      <w:pPr>
-        <w:ind w:left="432"/>
-      </w:pPr>
-    </w:p>
-    <w:p>
-      <w:pPr>
-        <w:ind w:left="432"/>
-      </w:pPr>
-    </w:p>
-    <w:p>
-      <w:pPr>
-        <w:ind w:left="432"/>
-      </w:pPr>
-    </w:p>
-    <w:p>
-      <w:pPr>
-        <w:ind w:left="432"/>
-      </w:pPr>
-    </w:p>
-    <w:p>
-      <w:pPr>
-        <w:ind w:left="432"/>
-      </w:pPr>
-    </w:p>
-    <w:p>
-      <w:pPr>
-        <w:ind w:left="432"/>
-      </w:pPr>
-    </w:p>
-    <w:p>
-      <w:pPr>
-        <w:ind w:left="432"/>
-      </w:pPr>
-    </w:p>
-    <w:p>
-      <w:pPr>
-        <w:ind w:left="432"/>
-      </w:pPr>
-    </w:p>
-    <w:p>
-      <w:pPr>
-        <w:ind w:left="432"/>
-      </w:pPr>
-    </w:p>
-    <w:p>
-      <w:pPr>
-        <w:ind w:left="432"/>
-      </w:pPr>
-    </w:p>
-    <w:p>
-      <w:pPr>
-        <w:ind w:left="432"/>
-      </w:pPr>
-    </w:p>
-    <w:p>
-      <w:pPr>
-        <w:ind w:left="432"/>
-      </w:pPr>
-    </w:p>
-    <w:p>
-      <w:pPr>
-        <w:ind w:left="432"/>
-      </w:pPr>
-    </w:p>
-    <w:p>
-      <w:pPr>
-        <w:ind w:left="432"/>
-      </w:pPr>
-    </w:p>
-    <w:p>
-      <w:pPr>
-        <w:pStyle w:val="Titre1"/>
-      </w:pPr>
-      <w:bookmarkStart w:id="9" w:name="_Toc215049623"/>
-      <w:bookmarkStart w:id="10" w:name="_Toc219407375"/>
-      <w:r>
-        <w:t>Résultat sous QGIS</w:t>
-      </w:r>
-      <w:bookmarkEnd w:id="10"/>
-    </w:p>
-    <w:p/>
-    <w:p>
-      <w:pPr>
-        <w:pStyle w:val="Titre2"/>
-      </w:pPr>
-      <w:bookmarkStart w:id="11" w:name="_Toc219407376"/>
-      <w:r>
-        <w:t>Menu IGN</w:t>
-      </w:r>
-      <w:bookmarkEnd w:id="11"/>
-    </w:p>
-    <w:p>
-      <w:pPr>
-        <w:ind w:left="432"/>
-      </w:pPr>
-    </w:p>
-    <w:p>
-      <w:pPr>
-        <w:ind w:left="432"/>
-      </w:pPr>
-      <w:proofErr w:type="gramStart"/>
-      <w:r>
-        <w:t>Apres</w:t>
-      </w:r>
-      <w:proofErr w:type="gramEnd"/>
-      <w:r>
-        <w:t xml:space="preserve"> toutes ces étapes on se retrouve avec un menu « IGN » </w:t>
-      </w:r>
-      <w:r>
-        <w:t>contenant :</w:t>
-      </w:r>
-    </w:p>
-    <w:p>
-      <w:pPr>
-        <w:ind w:left="432"/>
-      </w:pPr>
-    </w:p>
-    <w:p>
-      <w:pPr>
-        <w:ind w:left="432"/>
-        <w:jc w:val="center"/>
-      </w:pPr>
-      <w:r>
-        <w:rPr>
-          <w:noProof/>
-        </w:rPr>
-        <w:drawing>
-          <wp:inline distT="0" distB="0" distL="0" distR="0" wp14:anchorId="47577335" wp14:editId="26EE6DA5">
-            <wp:extent cx="1981200" cy="1973580"/>
-            <wp:effectExtent l="0" t="0" r="0" b="7620"/>
-            <wp:docPr id="28" name="Image 28"/>
-            <wp:cNvGraphicFramePr>
-              <a:graphicFrameLocks xmlns:a="http://schemas.openxmlformats.org/drawingml/2006/main" noChangeAspect="1"/>
-            </wp:cNvGraphicFramePr>
-            <a:graphic xmlns:a="http://schemas.openxmlformats.org/drawingml/2006/main">
-              <a:graphicData uri="http://schemas.openxmlformats.org/drawingml/2006/picture">
-                <pic:pic xmlns:pic="http://schemas.openxmlformats.org/drawingml/2006/picture">
-                  <pic:nvPicPr>
-                    <pic:cNvPr id="0" name="Picture 3"/>
-                    <pic:cNvPicPr>
-                      <a:picLocks noChangeAspect="1" noChangeArrowheads="1"/>
-                    </pic:cNvPicPr>
-                  </pic:nvPicPr>
-                  <pic:blipFill>
-                    <a:blip r:embed="rId19">
-                      <a:extLst>
-                        <a:ext uri="{28A0092B-C50C-407E-A947-70E740481C1C}">
-                          <a14:useLocalDpi xmlns:a14="http://schemas.microsoft.com/office/drawing/2010/main" val="0"/>
-                        </a:ext>
-                      </a:extLst>
-                    </a:blip>
-                    <a:srcRect/>
-                    <a:stretch>
-                      <a:fillRect/>
-                    </a:stretch>
-                  </pic:blipFill>
-                  <pic:spPr bwMode="auto">
-                    <a:xfrm>
-                      <a:off x="0" y="0"/>
-                      <a:ext cx="1981200" cy="1973580"/>
-                    </a:xfrm>
-                    <a:prstGeom prst="rect">
-                      <a:avLst/>
-                    </a:prstGeom>
-                    <a:noFill/>
-                    <a:ln>
-                      <a:noFill/>
-                    </a:ln>
-                  </pic:spPr>
-                </pic:pic>
-              </a:graphicData>
-            </a:graphic>
-          </wp:inline>
-        </w:drawing>
-      </w:r>
-    </w:p>
-    <w:p>
-      <w:pPr>
-        <w:pStyle w:val="Paragraphedeliste"/>
-      </w:pPr>
-    </w:p>
-    <w:p/>
-    <w:p/>
-    <w:bookmarkEnd w:id="9"/>
-    <w:p/>
-    <w:p>
-      <w:pPr>
-        <w:pStyle w:val="Titre2"/>
-      </w:pPr>
-      <w:r>
-        <w:tab/>
-      </w:r>
-      <w:bookmarkStart w:id="12" w:name="_Toc219407377"/>
-      <w:r>
-        <w:t>Barres d’outils</w:t>
-      </w:r>
-      <w:bookmarkEnd w:id="12"/>
-    </w:p>
-    <w:p>
-      <w:pPr>
-        <w:ind w:firstLine="576"/>
-      </w:pPr>
-    </w:p>
-    <w:p>
-      <w:pPr>
-        <w:ind w:firstLine="576"/>
-      </w:pPr>
-      <w:r>
-        <w:t>Barre</w:t>
-      </w:r>
-      <w:r>
-        <w:t>s</w:t>
-      </w:r>
-      <w:r>
-        <w:t xml:space="preserve"> d’outils </w:t>
-      </w:r>
-      <w:r>
-        <w:t>a</w:t>
-      </w:r>
-      <w:r>
-        <w:t>ncrées :</w:t>
-      </w:r>
-    </w:p>
-    <w:p/>
-    <w:p>
-      <w:pPr>
-        <w:jc w:val="center"/>
-      </w:pPr>
-      <w:r>
-        <w:rPr>
-          <w:noProof/>
-        </w:rPr>
-        <w:drawing>
-          <wp:inline distT="0" distB="0" distL="0" distR="0" wp14:anchorId="4447697E" wp14:editId="1D52A297">
-            <wp:extent cx="5159187" cy="281964"/>
-            <wp:effectExtent l="0" t="0" r="3810" b="3810"/>
-            <wp:docPr id="6" name="Image 6"/>
-            <wp:cNvGraphicFramePr>
-              <a:graphicFrameLocks xmlns:a="http://schemas.openxmlformats.org/drawingml/2006/main" noChangeAspect="1"/>
-            </wp:cNvGraphicFramePr>
-            <a:graphic xmlns:a="http://schemas.openxmlformats.org/drawingml/2006/main">
-              <a:graphicData uri="http://schemas.openxmlformats.org/drawingml/2006/picture">
-                <pic:pic xmlns:pic="http://schemas.openxmlformats.org/drawingml/2006/picture">
-                  <pic:nvPicPr>
-                    <pic:cNvPr id="6" name="Image 6"/>
-                    <pic:cNvPicPr/>
-                  </pic:nvPicPr>
-                  <pic:blipFill>
-                    <a:blip r:embed="rId20">
-                      <a:extLst>
-                        <a:ext uri="{28A0092B-C50C-407E-A947-70E740481C1C}">
-                          <a14:useLocalDpi xmlns:a14="http://schemas.microsoft.com/office/drawing/2010/main" val="0"/>
-                        </a:ext>
-                      </a:extLst>
-                    </a:blip>
-                    <a:stretch>
-                      <a:fillRect/>
-                    </a:stretch>
-                  </pic:blipFill>
-                  <pic:spPr>
-                    <a:xfrm>
-                      <a:off x="0" y="0"/>
-                      <a:ext cx="5159187" cy="281964"/>
-                    </a:xfrm>
-                    <a:prstGeom prst="rect">
-                      <a:avLst/>
-                    </a:prstGeom>
-                  </pic:spPr>
-                </pic:pic>
-              </a:graphicData>
-            </a:graphic>
-          </wp:inline>
-        </w:drawing>
-      </w:r>
-    </w:p>
-    <w:p/>
-    <w:p>
-      <w:r>
-        <w:tab/>
-        <w:t>On peut « désancrer » les barres en faisant un glissé-déposé.</w:t>
-      </w:r>
-    </w:p>
-    <w:p/>
-    <w:p>
-      <w:pPr>
-        <w:jc w:val="center"/>
-      </w:pPr>
-      <w:r>
-        <w:rPr>
-          <w:noProof/>
-        </w:rPr>
-        <w:drawing>
-          <wp:inline distT="0" distB="0" distL="0" distR="0" wp14:anchorId="1F90BF19" wp14:editId="0CBAC404">
-            <wp:extent cx="2987299" cy="1447925"/>
-            <wp:effectExtent l="0" t="0" r="3810" b="0"/>
-            <wp:docPr id="7" name="Image 7" descr="Une image contenant texte, capture d’écran, Police&#10;&#10;Description générée automatiquement"/>
-            <wp:cNvGraphicFramePr>
-              <a:graphicFrameLocks xmlns:a="http://schemas.openxmlformats.org/drawingml/2006/main" noChangeAspect="1"/>
-            </wp:cNvGraphicFramePr>
-            <a:graphic xmlns:a="http://schemas.openxmlformats.org/drawingml/2006/main">
-              <a:graphicData uri="http://schemas.openxmlformats.org/drawingml/2006/picture">
-                <pic:pic xmlns:pic="http://schemas.openxmlformats.org/drawingml/2006/picture">
-                  <pic:nvPicPr>
-                    <pic:cNvPr id="7" name="Image 7" descr="Une image contenant texte, capture d’écran, Police&#10;&#10;Description générée automatiquement"/>
-                    <pic:cNvPicPr/>
-                  </pic:nvPicPr>
-                  <pic:blipFill>
-                    <a:blip r:embed="rId21">
-                      <a:extLst>
-                        <a:ext uri="{28A0092B-C50C-407E-A947-70E740481C1C}">
-                          <a14:useLocalDpi xmlns:a14="http://schemas.microsoft.com/office/drawing/2010/main" val="0"/>
-                        </a:ext>
-                      </a:extLst>
-                    </a:blip>
-                    <a:stretch>
-                      <a:fillRect/>
-                    </a:stretch>
-                  </pic:blipFill>
-                  <pic:spPr>
-                    <a:xfrm>
-                      <a:off x="0" y="0"/>
-                      <a:ext cx="2987299" cy="1447925"/>
-                    </a:xfrm>
-                    <a:prstGeom prst="rect">
-                      <a:avLst/>
-                    </a:prstGeom>
-                  </pic:spPr>
-                </pic:pic>
-              </a:graphicData>
-            </a:graphic>
-          </wp:inline>
-        </w:drawing>
-      </w:r>
-    </w:p>
-    <w:p/>
+      <w:bookmarkEnd w:id="4"/>
+    </w:p>
     <w:sectPr>
-      <w:footerReference w:type="default" r:id="rId22"/>
-      <w:footerReference w:type="first" r:id="rId23"/>
+      <w:footerReference w:type="default" r:id="rId19"/>
+      <w:footerReference w:type="first" r:id="rId20"/>
       <w:pgSz w:w="11906" w:h="16838" w:code="9"/>
       <w:pgMar w:top="851" w:right="924" w:bottom="1616" w:left="1134" w:header="709" w:footer="607" w:gutter="0"/>
       <w:cols w:space="708"/>
@@ -3406,7 +1779,7 @@
 </file>
 
 <file path=word/endnotes.xml><?xml version="1.0" encoding="utf-8"?>
-<w:endnotes xmlns:wpc="http://schemas.microsoft.com/office/word/2010/wordprocessingCanvas" xmlns:cx="http://schemas.microsoft.com/office/drawing/2014/chartex" xmlns:cx1="http://schemas.microsoft.com/office/drawing/2015/9/8/chartex" xmlns:cx2="http://schemas.microsoft.com/office/drawing/2015/10/21/chartex" xmlns:cx3="http://schemas.microsoft.com/office/drawing/2016/5/9/chartex" xmlns:cx4="http://schemas.microsoft.com/office/drawing/2016/5/10/chartex" xmlns:cx5="http://schemas.microsoft.com/office/drawing/2016/5/11/chartex" xmlns:cx6="http://schemas.microsoft.com/office/drawing/2016/5/12/chartex" xmlns:cx7="http://schemas.microsoft.com/office/drawing/2016/5/13/chartex" xmlns:cx8="http://schemas.microsoft.com/office/drawing/2016/5/14/chartex" xmlns:mc="http://schemas.openxmlformats.org/markup-compatibility/2006" xmlns:aink="http://schemas.microsoft.com/office/drawing/2016/ink" xmlns:am3d="http://schemas.microsoft.com/office/drawing/2017/model3d" xmlns:o="urn:schemas-microsoft-com:office:office" xmlns:r="http://schemas.openxmlformats.org/officeDocument/2006/relationships" xmlns:m="http://schemas.openxmlformats.org/officeDocument/2006/math" xmlns:v="urn:schemas-microsoft-com:vml" xmlns:wp14="http://schemas.microsoft.com/office/word/2010/wordprocessingDrawing" xmlns:wp="http://schemas.openxmlformats.org/drawingml/2006/wordprocessingDrawing" xmlns:w10="urn:schemas-microsoft-com:office:word" xmlns:w="http://schemas.openxmlformats.org/wordprocessingml/2006/main" xmlns:w14="http://schemas.microsoft.com/office/word/2010/wordml" xmlns:w15="http://schemas.microsoft.com/office/word/2012/wordml" xmlns:w16cex="http://schemas.microsoft.com/office/word/2018/wordml/cex" xmlns:w16cid="http://schemas.microsoft.com/office/word/2016/wordml/cid" xmlns:w16="http://schemas.microsoft.com/office/word/2018/wordml" xmlns:w16sdtdh="http://schemas.microsoft.com/office/word/2020/wordml/sdtdatahash" xmlns:w16se="http://schemas.microsoft.com/office/word/2015/wordml/symex" xmlns:wpg="http://schemas.microsoft.com/office/word/2010/wordprocessingGroup" xmlns:wpi="http://schemas.microsoft.com/office/word/2010/wordprocessingInk" xmlns:wne="http://schemas.microsoft.com/office/word/2006/wordml" xmlns:wps="http://schemas.microsoft.com/office/word/2010/wordprocessingShape" mc:Ignorable="w14 w15 w16se w16cid w16 w16cex w16sdtdh wp14">
+<w:endnotes xmlns:wpc="http://schemas.microsoft.com/office/word/2010/wordprocessingCanvas" xmlns:cx="http://schemas.microsoft.com/office/drawing/2014/chartex" xmlns:cx1="http://schemas.microsoft.com/office/drawing/2015/9/8/chartex" xmlns:cx2="http://schemas.microsoft.com/office/drawing/2015/10/21/chartex" xmlns:cx3="http://schemas.microsoft.com/office/drawing/2016/5/9/chartex" xmlns:cx4="http://schemas.microsoft.com/office/drawing/2016/5/10/chartex" xmlns:cx5="http://schemas.microsoft.com/office/drawing/2016/5/11/chartex" xmlns:cx6="http://schemas.microsoft.com/office/drawing/2016/5/12/chartex" xmlns:cx7="http://schemas.microsoft.com/office/drawing/2016/5/13/chartex" xmlns:cx8="http://schemas.microsoft.com/office/drawing/2016/5/14/chartex" xmlns:mc="http://schemas.openxmlformats.org/markup-compatibility/2006" xmlns:aink="http://schemas.microsoft.com/office/drawing/2016/ink" xmlns:am3d="http://schemas.microsoft.com/office/drawing/2017/model3d" xmlns:o="urn:schemas-microsoft-com:office:office" xmlns:oel="http://schemas.microsoft.com/office/2019/extlst" xmlns:r="http://schemas.openxmlformats.org/officeDocument/2006/relationships" xmlns:m="http://schemas.openxmlformats.org/officeDocument/2006/math" xmlns:v="urn:schemas-microsoft-com:vml" xmlns:wp14="http://schemas.microsoft.com/office/word/2010/wordprocessingDrawing" xmlns:wp="http://schemas.openxmlformats.org/drawingml/2006/wordprocessingDrawing" xmlns:w10="urn:schemas-microsoft-com:office:word" xmlns:w="http://schemas.openxmlformats.org/wordprocessingml/2006/main" xmlns:w14="http://schemas.microsoft.com/office/word/2010/wordml" xmlns:w15="http://schemas.microsoft.com/office/word/2012/wordml" xmlns:w16cex="http://schemas.microsoft.com/office/word/2018/wordml/cex" xmlns:w16cid="http://schemas.microsoft.com/office/word/2016/wordml/cid" xmlns:w16="http://schemas.microsoft.com/office/word/2018/wordml" xmlns:w16du="http://schemas.microsoft.com/office/word/2023/wordml/word16du" xmlns:w16sdtdh="http://schemas.microsoft.com/office/word/2020/wordml/sdtdatahash" xmlns:w16sdtfl="http://schemas.microsoft.com/office/word/2024/wordml/sdtformatlock" xmlns:w16se="http://schemas.microsoft.com/office/word/2015/wordml/symex" xmlns:wpg="http://schemas.microsoft.com/office/word/2010/wordprocessingGroup" xmlns:wpi="http://schemas.microsoft.com/office/word/2010/wordprocessingInk" xmlns:wne="http://schemas.microsoft.com/office/word/2006/wordml" xmlns:wps="http://schemas.microsoft.com/office/word/2010/wordprocessingShape" mc:Ignorable="w14 w15 w16se w16cid w16 w16cex w16sdtdh w16sdtfl w16du wp14">
   <w:endnote w:type="separator" w:id="-1">
     <w:p>
       <w:r>
@@ -3425,7 +1798,7 @@
 </file>
 
 <file path=word/footer1.xml><?xml version="1.0" encoding="utf-8"?>
-<w:ftr xmlns:wpc="http://schemas.microsoft.com/office/word/2010/wordprocessingCanvas" xmlns:cx="http://schemas.microsoft.com/office/drawing/2014/chartex" xmlns:cx1="http://schemas.microsoft.com/office/drawing/2015/9/8/chartex" xmlns:cx2="http://schemas.microsoft.com/office/drawing/2015/10/21/chartex" xmlns:cx3="http://schemas.microsoft.com/office/drawing/2016/5/9/chartex" xmlns:cx4="http://schemas.microsoft.com/office/drawing/2016/5/10/chartex" xmlns:cx5="http://schemas.microsoft.com/office/drawing/2016/5/11/chartex" xmlns:cx6="http://schemas.microsoft.com/office/drawing/2016/5/12/chartex" xmlns:cx7="http://schemas.microsoft.com/office/drawing/2016/5/13/chartex" xmlns:cx8="http://schemas.microsoft.com/office/drawing/2016/5/14/chartex" xmlns:mc="http://schemas.openxmlformats.org/markup-compatibility/2006" xmlns:aink="http://schemas.microsoft.com/office/drawing/2016/ink" xmlns:am3d="http://schemas.microsoft.com/office/drawing/2017/model3d" xmlns:o="urn:schemas-microsoft-com:office:office" xmlns:r="http://schemas.openxmlformats.org/officeDocument/2006/relationships" xmlns:m="http://schemas.openxmlformats.org/officeDocument/2006/math" xmlns:v="urn:schemas-microsoft-com:vml" xmlns:wp14="http://schemas.microsoft.com/office/word/2010/wordprocessingDrawing" xmlns:wp="http://schemas.openxmlformats.org/drawingml/2006/wordprocessingDrawing" xmlns:w10="urn:schemas-microsoft-com:office:word" xmlns:w="http://schemas.openxmlformats.org/wordprocessingml/2006/main" xmlns:w14="http://schemas.microsoft.com/office/word/2010/wordml" xmlns:w15="http://schemas.microsoft.com/office/word/2012/wordml" xmlns:w16cex="http://schemas.microsoft.com/office/word/2018/wordml/cex" xmlns:w16cid="http://schemas.microsoft.com/office/word/2016/wordml/cid" xmlns:w16="http://schemas.microsoft.com/office/word/2018/wordml" xmlns:w16sdtdh="http://schemas.microsoft.com/office/word/2020/wordml/sdtdatahash" xmlns:w16se="http://schemas.microsoft.com/office/word/2015/wordml/symex" xmlns:wpg="http://schemas.microsoft.com/office/word/2010/wordprocessingGroup" xmlns:wpi="http://schemas.microsoft.com/office/word/2010/wordprocessingInk" xmlns:wne="http://schemas.microsoft.com/office/word/2006/wordml" xmlns:wps="http://schemas.microsoft.com/office/word/2010/wordprocessingShape" mc:Ignorable="w14 w15 w16se w16cid w16 w16cex w16sdtdh wp14">
+<w:ftr xmlns:wpc="http://schemas.microsoft.com/office/word/2010/wordprocessingCanvas" xmlns:cx="http://schemas.microsoft.com/office/drawing/2014/chartex" xmlns:cx1="http://schemas.microsoft.com/office/drawing/2015/9/8/chartex" xmlns:cx2="http://schemas.microsoft.com/office/drawing/2015/10/21/chartex" xmlns:cx3="http://schemas.microsoft.com/office/drawing/2016/5/9/chartex" xmlns:cx4="http://schemas.microsoft.com/office/drawing/2016/5/10/chartex" xmlns:cx5="http://schemas.microsoft.com/office/drawing/2016/5/11/chartex" xmlns:cx6="http://schemas.microsoft.com/office/drawing/2016/5/12/chartex" xmlns:cx7="http://schemas.microsoft.com/office/drawing/2016/5/13/chartex" xmlns:cx8="http://schemas.microsoft.com/office/drawing/2016/5/14/chartex" xmlns:mc="http://schemas.openxmlformats.org/markup-compatibility/2006" xmlns:aink="http://schemas.microsoft.com/office/drawing/2016/ink" xmlns:am3d="http://schemas.microsoft.com/office/drawing/2017/model3d" xmlns:o="urn:schemas-microsoft-com:office:office" xmlns:oel="http://schemas.microsoft.com/office/2019/extlst" xmlns:r="http://schemas.openxmlformats.org/officeDocument/2006/relationships" xmlns:m="http://schemas.openxmlformats.org/officeDocument/2006/math" xmlns:v="urn:schemas-microsoft-com:vml" xmlns:wp14="http://schemas.microsoft.com/office/word/2010/wordprocessingDrawing" xmlns:wp="http://schemas.openxmlformats.org/drawingml/2006/wordprocessingDrawing" xmlns:w10="urn:schemas-microsoft-com:office:word" xmlns:w="http://schemas.openxmlformats.org/wordprocessingml/2006/main" xmlns:w14="http://schemas.microsoft.com/office/word/2010/wordml" xmlns:w15="http://schemas.microsoft.com/office/word/2012/wordml" xmlns:w16cex="http://schemas.microsoft.com/office/word/2018/wordml/cex" xmlns:w16cid="http://schemas.microsoft.com/office/word/2016/wordml/cid" xmlns:w16="http://schemas.microsoft.com/office/word/2018/wordml" xmlns:w16du="http://schemas.microsoft.com/office/word/2023/wordml/word16du" xmlns:w16sdtdh="http://schemas.microsoft.com/office/word/2020/wordml/sdtdatahash" xmlns:w16sdtfl="http://schemas.microsoft.com/office/word/2024/wordml/sdtformatlock" xmlns:w16se="http://schemas.microsoft.com/office/word/2015/wordml/symex" xmlns:wpg="http://schemas.microsoft.com/office/word/2010/wordprocessingGroup" xmlns:wpi="http://schemas.microsoft.com/office/word/2010/wordprocessingInk" xmlns:wne="http://schemas.microsoft.com/office/word/2006/wordml" xmlns:wps="http://schemas.microsoft.com/office/word/2010/wordprocessingShape" mc:Ignorable="w14 w15 w16se w16cid w16 w16cex w16sdtdh w16sdtfl w16du wp14">
   <w:tbl>
     <w:tblPr>
       <w:tblW w:w="10228" w:type="dxa"/>
@@ -3441,10 +1814,10 @@
       <w:tblLook w:val="01E0" w:firstRow="1" w:lastRow="1" w:firstColumn="1" w:lastColumn="1" w:noHBand="0" w:noVBand="0"/>
     </w:tblPr>
     <w:tblGrid>
-      <w:gridCol w:w="686"/>
-      <w:gridCol w:w="6644"/>
+      <w:gridCol w:w="695"/>
+      <w:gridCol w:w="6637"/>
       <w:gridCol w:w="1051"/>
-      <w:gridCol w:w="1847"/>
+      <w:gridCol w:w="1845"/>
     </w:tblGrid>
     <w:tr>
       <w:trPr>
@@ -3492,6 +1865,16 @@
               <w:szCs w:val="16"/>
             </w:rPr>
             <w:t>GN</w:t>
+          </w:r>
+          <w:r>
+            <w:rPr>
+              <w:rFonts w:eastAsia="Calibri"/>
+              <w:noProof/>
+              <w:color w:val="002060"/>
+              <w:sz w:val="16"/>
+              <w:szCs w:val="16"/>
+            </w:rPr>
+            <w:t xml:space="preserve"> DTSO</w:t>
           </w:r>
         </w:p>
       </w:tc>
@@ -3629,14 +2012,13 @@
             <w:tag w:val="_DCDateCreated"/>
             <w:id w:val="317545533"/>
             <w:dataBinding w:prefixMappings="xmlns:ns0='http://schemas.microsoft.com/office/2006/metadata/properties' xmlns:ns1='http://www.w3.org/2001/XMLSchema-instance' xmlns:ns2='http://schemas.microsoft.com/office/infopath/2007/PartnerControls' xmlns:ns3='a1322699-2fbb-4cce-8aba-176c4fa97253' xmlns:ns4='http://schemas.microsoft.com/sharepoint/v3' xmlns:ns5='http://schemas.microsoft.com/sharepoint/v3/fields' xmlns:ns6='f0ff482e-aa3b-417e-9d65-5f4cb2656651' " w:xpath="/ns0:properties[1]/documentManagement[1]/ns5:_DCDateCreated[1]" w:storeItemID="{1159403A-C237-488E-8C5E-DABF9FCE7043}"/>
-            <w:date w:fullDate="2026-01-15T00:00:00Z">
+            <w:date w:fullDate="2026-03-13T00:00:00Z">
               <w:dateFormat w:val="dd/MM/yyyy"/>
               <w:lid w:val="fr-FR"/>
               <w:storeMappedDataAs w:val="dateTime"/>
               <w:calendar w:val="gregorian"/>
             </w:date>
           </w:sdtPr>
-          <w:sdtEndPr/>
           <w:sdtContent>
             <w:p>
               <w:pPr>
@@ -3663,7 +2045,7 @@
                   <w:sz w:val="16"/>
                   <w:szCs w:val="16"/>
                 </w:rPr>
-                <w:t>15/01/2026</w:t>
+                <w:t>13/03/2026</w:t>
               </w:r>
             </w:p>
           </w:sdtContent>
@@ -3825,7 +2207,7 @@
 </file>
 
 <file path=word/footer2.xml><?xml version="1.0" encoding="utf-8"?>
-<w:ftr xmlns:wpc="http://schemas.microsoft.com/office/word/2010/wordprocessingCanvas" xmlns:cx="http://schemas.microsoft.com/office/drawing/2014/chartex" xmlns:cx1="http://schemas.microsoft.com/office/drawing/2015/9/8/chartex" xmlns:cx2="http://schemas.microsoft.com/office/drawing/2015/10/21/chartex" xmlns:cx3="http://schemas.microsoft.com/office/drawing/2016/5/9/chartex" xmlns:cx4="http://schemas.microsoft.com/office/drawing/2016/5/10/chartex" xmlns:cx5="http://schemas.microsoft.com/office/drawing/2016/5/11/chartex" xmlns:cx6="http://schemas.microsoft.com/office/drawing/2016/5/12/chartex" xmlns:cx7="http://schemas.microsoft.com/office/drawing/2016/5/13/chartex" xmlns:cx8="http://schemas.microsoft.com/office/drawing/2016/5/14/chartex" xmlns:mc="http://schemas.openxmlformats.org/markup-compatibility/2006" xmlns:aink="http://schemas.microsoft.com/office/drawing/2016/ink" xmlns:am3d="http://schemas.microsoft.com/office/drawing/2017/model3d" xmlns:o="urn:schemas-microsoft-com:office:office" xmlns:r="http://schemas.openxmlformats.org/officeDocument/2006/relationships" xmlns:m="http://schemas.openxmlformats.org/officeDocument/2006/math" xmlns:v="urn:schemas-microsoft-com:vml" xmlns:wp14="http://schemas.microsoft.com/office/word/2010/wordprocessingDrawing" xmlns:wp="http://schemas.openxmlformats.org/drawingml/2006/wordprocessingDrawing" xmlns:w10="urn:schemas-microsoft-com:office:word" xmlns:w="http://schemas.openxmlformats.org/wordprocessingml/2006/main" xmlns:w14="http://schemas.microsoft.com/office/word/2010/wordml" xmlns:w15="http://schemas.microsoft.com/office/word/2012/wordml" xmlns:w16cex="http://schemas.microsoft.com/office/word/2018/wordml/cex" xmlns:w16cid="http://schemas.microsoft.com/office/word/2016/wordml/cid" xmlns:w16="http://schemas.microsoft.com/office/word/2018/wordml" xmlns:w16sdtdh="http://schemas.microsoft.com/office/word/2020/wordml/sdtdatahash" xmlns:w16se="http://schemas.microsoft.com/office/word/2015/wordml/symex" xmlns:wpg="http://schemas.microsoft.com/office/word/2010/wordprocessingGroup" xmlns:wpi="http://schemas.microsoft.com/office/word/2010/wordprocessingInk" xmlns:wne="http://schemas.microsoft.com/office/word/2006/wordml" xmlns:wps="http://schemas.microsoft.com/office/word/2010/wordprocessingShape" mc:Ignorable="w14 w15 w16se w16cid w16 w16cex w16sdtdh wp14">
+<w:ftr xmlns:wpc="http://schemas.microsoft.com/office/word/2010/wordprocessingCanvas" xmlns:cx="http://schemas.microsoft.com/office/drawing/2014/chartex" xmlns:cx1="http://schemas.microsoft.com/office/drawing/2015/9/8/chartex" xmlns:cx2="http://schemas.microsoft.com/office/drawing/2015/10/21/chartex" xmlns:cx3="http://schemas.microsoft.com/office/drawing/2016/5/9/chartex" xmlns:cx4="http://schemas.microsoft.com/office/drawing/2016/5/10/chartex" xmlns:cx5="http://schemas.microsoft.com/office/drawing/2016/5/11/chartex" xmlns:cx6="http://schemas.microsoft.com/office/drawing/2016/5/12/chartex" xmlns:cx7="http://schemas.microsoft.com/office/drawing/2016/5/13/chartex" xmlns:cx8="http://schemas.microsoft.com/office/drawing/2016/5/14/chartex" xmlns:mc="http://schemas.openxmlformats.org/markup-compatibility/2006" xmlns:aink="http://schemas.microsoft.com/office/drawing/2016/ink" xmlns:am3d="http://schemas.microsoft.com/office/drawing/2017/model3d" xmlns:o="urn:schemas-microsoft-com:office:office" xmlns:oel="http://schemas.microsoft.com/office/2019/extlst" xmlns:r="http://schemas.openxmlformats.org/officeDocument/2006/relationships" xmlns:m="http://schemas.openxmlformats.org/officeDocument/2006/math" xmlns:v="urn:schemas-microsoft-com:vml" xmlns:wp14="http://schemas.microsoft.com/office/word/2010/wordprocessingDrawing" xmlns:wp="http://schemas.openxmlformats.org/drawingml/2006/wordprocessingDrawing" xmlns:w10="urn:schemas-microsoft-com:office:word" xmlns:w="http://schemas.openxmlformats.org/wordprocessingml/2006/main" xmlns:w14="http://schemas.microsoft.com/office/word/2010/wordml" xmlns:w15="http://schemas.microsoft.com/office/word/2012/wordml" xmlns:w16cex="http://schemas.microsoft.com/office/word/2018/wordml/cex" xmlns:w16cid="http://schemas.microsoft.com/office/word/2016/wordml/cid" xmlns:w16="http://schemas.microsoft.com/office/word/2018/wordml" xmlns:w16du="http://schemas.microsoft.com/office/word/2023/wordml/word16du" xmlns:w16sdtdh="http://schemas.microsoft.com/office/word/2020/wordml/sdtdatahash" xmlns:w16sdtfl="http://schemas.microsoft.com/office/word/2024/wordml/sdtformatlock" xmlns:w16se="http://schemas.microsoft.com/office/word/2015/wordml/symex" xmlns:wpg="http://schemas.microsoft.com/office/word/2010/wordprocessingGroup" xmlns:wpi="http://schemas.microsoft.com/office/word/2010/wordprocessingInk" xmlns:wne="http://schemas.microsoft.com/office/word/2006/wordml" xmlns:wps="http://schemas.microsoft.com/office/word/2010/wordprocessingShape" mc:Ignorable="w14 w15 w16se w16cid w16 w16cex w16sdtdh w16sdtfl w16du wp14">
   <w:p>
     <w:pPr>
       <w:pStyle w:val="Pieddepage"/>
@@ -3873,7 +2255,7 @@
 </file>
 
 <file path=word/footnotes.xml><?xml version="1.0" encoding="utf-8"?>
-<w:footnotes xmlns:wpc="http://schemas.microsoft.com/office/word/2010/wordprocessingCanvas" xmlns:cx="http://schemas.microsoft.com/office/drawing/2014/chartex" xmlns:cx1="http://schemas.microsoft.com/office/drawing/2015/9/8/chartex" xmlns:cx2="http://schemas.microsoft.com/office/drawing/2015/10/21/chartex" xmlns:cx3="http://schemas.microsoft.com/office/drawing/2016/5/9/chartex" xmlns:cx4="http://schemas.microsoft.com/office/drawing/2016/5/10/chartex" xmlns:cx5="http://schemas.microsoft.com/office/drawing/2016/5/11/chartex" xmlns:cx6="http://schemas.microsoft.com/office/drawing/2016/5/12/chartex" xmlns:cx7="http://schemas.microsoft.com/office/drawing/2016/5/13/chartex" xmlns:cx8="http://schemas.microsoft.com/office/drawing/2016/5/14/chartex" xmlns:mc="http://schemas.openxmlformats.org/markup-compatibility/2006" xmlns:aink="http://schemas.microsoft.com/office/drawing/2016/ink" xmlns:am3d="http://schemas.microsoft.com/office/drawing/2017/model3d" xmlns:o="urn:schemas-microsoft-com:office:office" xmlns:r="http://schemas.openxmlformats.org/officeDocument/2006/relationships" xmlns:m="http://schemas.openxmlformats.org/officeDocument/2006/math" xmlns:v="urn:schemas-microsoft-com:vml" xmlns:wp14="http://schemas.microsoft.com/office/word/2010/wordprocessingDrawing" xmlns:wp="http://schemas.openxmlformats.org/drawingml/2006/wordprocessingDrawing" xmlns:w10="urn:schemas-microsoft-com:office:word" xmlns:w="http://schemas.openxmlformats.org/wordprocessingml/2006/main" xmlns:w14="http://schemas.microsoft.com/office/word/2010/wordml" xmlns:w15="http://schemas.microsoft.com/office/word/2012/wordml" xmlns:w16cex="http://schemas.microsoft.com/office/word/2018/wordml/cex" xmlns:w16cid="http://schemas.microsoft.com/office/word/2016/wordml/cid" xmlns:w16="http://schemas.microsoft.com/office/word/2018/wordml" xmlns:w16sdtdh="http://schemas.microsoft.com/office/word/2020/wordml/sdtdatahash" xmlns:w16se="http://schemas.microsoft.com/office/word/2015/wordml/symex" xmlns:wpg="http://schemas.microsoft.com/office/word/2010/wordprocessingGroup" xmlns:wpi="http://schemas.microsoft.com/office/word/2010/wordprocessingInk" xmlns:wne="http://schemas.microsoft.com/office/word/2006/wordml" xmlns:wps="http://schemas.microsoft.com/office/word/2010/wordprocessingShape" mc:Ignorable="w14 w15 w16se w16cid w16 w16cex w16sdtdh wp14">
+<w:footnotes xmlns:wpc="http://schemas.microsoft.com/office/word/2010/wordprocessingCanvas" xmlns:cx="http://schemas.microsoft.com/office/drawing/2014/chartex" xmlns:cx1="http://schemas.microsoft.com/office/drawing/2015/9/8/chartex" xmlns:cx2="http://schemas.microsoft.com/office/drawing/2015/10/21/chartex" xmlns:cx3="http://schemas.microsoft.com/office/drawing/2016/5/9/chartex" xmlns:cx4="http://schemas.microsoft.com/office/drawing/2016/5/10/chartex" xmlns:cx5="http://schemas.microsoft.com/office/drawing/2016/5/11/chartex" xmlns:cx6="http://schemas.microsoft.com/office/drawing/2016/5/12/chartex" xmlns:cx7="http://schemas.microsoft.com/office/drawing/2016/5/13/chartex" xmlns:cx8="http://schemas.microsoft.com/office/drawing/2016/5/14/chartex" xmlns:mc="http://schemas.openxmlformats.org/markup-compatibility/2006" xmlns:aink="http://schemas.microsoft.com/office/drawing/2016/ink" xmlns:am3d="http://schemas.microsoft.com/office/drawing/2017/model3d" xmlns:o="urn:schemas-microsoft-com:office:office" xmlns:oel="http://schemas.microsoft.com/office/2019/extlst" xmlns:r="http://schemas.openxmlformats.org/officeDocument/2006/relationships" xmlns:m="http://schemas.openxmlformats.org/officeDocument/2006/math" xmlns:v="urn:schemas-microsoft-com:vml" xmlns:wp14="http://schemas.microsoft.com/office/word/2010/wordprocessingDrawing" xmlns:wp="http://schemas.openxmlformats.org/drawingml/2006/wordprocessingDrawing" xmlns:w10="urn:schemas-microsoft-com:office:word" xmlns:w="http://schemas.openxmlformats.org/wordprocessingml/2006/main" xmlns:w14="http://schemas.microsoft.com/office/word/2010/wordml" xmlns:w15="http://schemas.microsoft.com/office/word/2012/wordml" xmlns:w16cex="http://schemas.microsoft.com/office/word/2018/wordml/cex" xmlns:w16cid="http://schemas.microsoft.com/office/word/2016/wordml/cid" xmlns:w16="http://schemas.microsoft.com/office/word/2018/wordml" xmlns:w16du="http://schemas.microsoft.com/office/word/2023/wordml/word16du" xmlns:w16sdtdh="http://schemas.microsoft.com/office/word/2020/wordml/sdtdatahash" xmlns:w16sdtfl="http://schemas.microsoft.com/office/word/2024/wordml/sdtformatlock" xmlns:w16se="http://schemas.microsoft.com/office/word/2015/wordml/symex" xmlns:wpg="http://schemas.microsoft.com/office/word/2010/wordprocessingGroup" xmlns:wpi="http://schemas.microsoft.com/office/word/2010/wordprocessingInk" xmlns:wne="http://schemas.microsoft.com/office/word/2006/wordml" xmlns:wps="http://schemas.microsoft.com/office/word/2010/wordprocessingShape" mc:Ignorable="w14 w15 w16se w16cid w16 w16cex w16sdtdh w16sdtfl w16du wp14">
   <w:footnote w:type="separator" w:id="-1">
     <w:p>
       <w:r>
@@ -3892,233 +2274,8 @@
 </file>
 
 <file path=word/numbering.xml><?xml version="1.0" encoding="utf-8"?>
-<w:numbering xmlns:wpc="http://schemas.microsoft.com/office/word/2010/wordprocessingCanvas" xmlns:cx="http://schemas.microsoft.com/office/drawing/2014/chartex" xmlns:cx1="http://schemas.microsoft.com/office/drawing/2015/9/8/chartex" xmlns:cx2="http://schemas.microsoft.com/office/drawing/2015/10/21/chartex" xmlns:cx3="http://schemas.microsoft.com/office/drawing/2016/5/9/chartex" xmlns:cx4="http://schemas.microsoft.com/office/drawing/2016/5/10/chartex" xmlns:cx5="http://schemas.microsoft.com/office/drawing/2016/5/11/chartex" xmlns:cx6="http://schemas.microsoft.com/office/drawing/2016/5/12/chartex" xmlns:cx7="http://schemas.microsoft.com/office/drawing/2016/5/13/chartex" xmlns:cx8="http://schemas.microsoft.com/office/drawing/2016/5/14/chartex" xmlns:mc="http://schemas.openxmlformats.org/markup-compatibility/2006" xmlns:aink="http://schemas.microsoft.com/office/drawing/2016/ink" xmlns:am3d="http://schemas.microsoft.com/office/drawing/2017/model3d" xmlns:o="urn:schemas-microsoft-com:office:office" xmlns:r="http://schemas.openxmlformats.org/officeDocument/2006/relationships" xmlns:m="http://schemas.openxmlformats.org/officeDocument/2006/math" xmlns:v="urn:schemas-microsoft-com:vml" xmlns:wp14="http://schemas.microsoft.com/office/word/2010/wordprocessingDrawing" xmlns:wp="http://schemas.openxmlformats.org/drawingml/2006/wordprocessingDrawing" xmlns:w10="urn:schemas-microsoft-com:office:word" xmlns:w="http://schemas.openxmlformats.org/wordprocessingml/2006/main" xmlns:w14="http://schemas.microsoft.com/office/word/2010/wordml" xmlns:w15="http://schemas.microsoft.com/office/word/2012/wordml" xmlns:w16cex="http://schemas.microsoft.com/office/word/2018/wordml/cex" xmlns:w16cid="http://schemas.microsoft.com/office/word/2016/wordml/cid" xmlns:w16="http://schemas.microsoft.com/office/word/2018/wordml" xmlns:w16sdtdh="http://schemas.microsoft.com/office/word/2020/wordml/sdtdatahash" xmlns:w16se="http://schemas.microsoft.com/office/word/2015/wordml/symex" xmlns:wpg="http://schemas.microsoft.com/office/word/2010/wordprocessingGroup" xmlns:wpi="http://schemas.microsoft.com/office/word/2010/wordprocessingInk" xmlns:wne="http://schemas.microsoft.com/office/word/2006/wordml" xmlns:wps="http://schemas.microsoft.com/office/word/2010/wordprocessingShape" mc:Ignorable="w14 w15 w16se w16cid w16 w16cex w16sdtdh wp14">
+<w:numbering xmlns:wpc="http://schemas.microsoft.com/office/word/2010/wordprocessingCanvas" xmlns:cx="http://schemas.microsoft.com/office/drawing/2014/chartex" xmlns:cx1="http://schemas.microsoft.com/office/drawing/2015/9/8/chartex" xmlns:cx2="http://schemas.microsoft.com/office/drawing/2015/10/21/chartex" xmlns:cx3="http://schemas.microsoft.com/office/drawing/2016/5/9/chartex" xmlns:cx4="http://schemas.microsoft.com/office/drawing/2016/5/10/chartex" xmlns:cx5="http://schemas.microsoft.com/office/drawing/2016/5/11/chartex" xmlns:cx6="http://schemas.microsoft.com/office/drawing/2016/5/12/chartex" xmlns:cx7="http://schemas.microsoft.com/office/drawing/2016/5/13/chartex" xmlns:cx8="http://schemas.microsoft.com/office/drawing/2016/5/14/chartex" xmlns:mc="http://schemas.openxmlformats.org/markup-compatibility/2006" xmlns:aink="http://schemas.microsoft.com/office/drawing/2016/ink" xmlns:am3d="http://schemas.microsoft.com/office/drawing/2017/model3d" xmlns:o="urn:schemas-microsoft-com:office:office" xmlns:oel="http://schemas.microsoft.com/office/2019/extlst" xmlns:r="http://schemas.openxmlformats.org/officeDocument/2006/relationships" xmlns:m="http://schemas.openxmlformats.org/officeDocument/2006/math" xmlns:v="urn:schemas-microsoft-com:vml" xmlns:wp14="http://schemas.microsoft.com/office/word/2010/wordprocessingDrawing" xmlns:wp="http://schemas.openxmlformats.org/drawingml/2006/wordprocessingDrawing" xmlns:w10="urn:schemas-microsoft-com:office:word" xmlns:w="http://schemas.openxmlformats.org/wordprocessingml/2006/main" xmlns:w14="http://schemas.microsoft.com/office/word/2010/wordml" xmlns:w15="http://schemas.microsoft.com/office/word/2012/wordml" xmlns:w16cex="http://schemas.microsoft.com/office/word/2018/wordml/cex" xmlns:w16cid="http://schemas.microsoft.com/office/word/2016/wordml/cid" xmlns:w16="http://schemas.microsoft.com/office/word/2018/wordml" xmlns:w16du="http://schemas.microsoft.com/office/word/2023/wordml/word16du" xmlns:w16sdtdh="http://schemas.microsoft.com/office/word/2020/wordml/sdtdatahash" xmlns:w16sdtfl="http://schemas.microsoft.com/office/word/2024/wordml/sdtformatlock" xmlns:w16se="http://schemas.microsoft.com/office/word/2015/wordml/symex" xmlns:wpg="http://schemas.microsoft.com/office/word/2010/wordprocessingGroup" xmlns:wpi="http://schemas.microsoft.com/office/word/2010/wordprocessingInk" xmlns:wne="http://schemas.microsoft.com/office/word/2006/wordml" xmlns:wps="http://schemas.microsoft.com/office/word/2010/wordprocessingShape" mc:Ignorable="w14 w15 w16se w16cid w16 w16cex w16sdtdh w16sdtfl w16du wp14">
   <w:abstractNum w:abstractNumId="0" w15:restartNumberingAfterBreak="0">
-    <w:nsid w:val="1C895D63"/>
-    <w:multiLevelType w:val="hybridMultilevel"/>
-    <w:tmpl w:val="26448BEA"/>
-    <w:lvl w:ilvl="0" w:tplc="65FE442E">
-      <w:start w:val="1"/>
-      <w:numFmt w:val="bullet"/>
-      <w:lvlText w:val="-"/>
-      <w:lvlJc w:val="left"/>
-      <w:pPr>
-        <w:ind w:left="1068" w:hanging="360"/>
-      </w:pPr>
-      <w:rPr>
-        <w:rFonts w:ascii="Arial" w:eastAsiaTheme="minorHAnsi" w:hAnsi="Arial" w:cs="Arial" w:hint="default"/>
-      </w:rPr>
-    </w:lvl>
-    <w:lvl w:ilvl="1" w:tplc="040C0003" w:tentative="1">
-      <w:start w:val="1"/>
-      <w:numFmt w:val="bullet"/>
-      <w:lvlText w:val="o"/>
-      <w:lvlJc w:val="left"/>
-      <w:pPr>
-        <w:ind w:left="1788" w:hanging="360"/>
-      </w:pPr>
-      <w:rPr>
-        <w:rFonts w:ascii="Courier New" w:hAnsi="Courier New" w:cs="Courier New" w:hint="default"/>
-      </w:rPr>
-    </w:lvl>
-    <w:lvl w:ilvl="2" w:tplc="040C0005" w:tentative="1">
-      <w:start w:val="1"/>
-      <w:numFmt w:val="bullet"/>
-      <w:lvlText w:val=""/>
-      <w:lvlJc w:val="left"/>
-      <w:pPr>
-        <w:ind w:left="2508" w:hanging="360"/>
-      </w:pPr>
-      <w:rPr>
-        <w:rFonts w:ascii="Wingdings" w:hAnsi="Wingdings" w:hint="default"/>
-      </w:rPr>
-    </w:lvl>
-    <w:lvl w:ilvl="3" w:tplc="040C0001" w:tentative="1">
-      <w:start w:val="1"/>
-      <w:numFmt w:val="bullet"/>
-      <w:lvlText w:val=""/>
-      <w:lvlJc w:val="left"/>
-      <w:pPr>
-        <w:ind w:left="3228" w:hanging="360"/>
-      </w:pPr>
-      <w:rPr>
-        <w:rFonts w:ascii="Symbol" w:hAnsi="Symbol" w:hint="default"/>
-      </w:rPr>
-    </w:lvl>
-    <w:lvl w:ilvl="4" w:tplc="040C0003" w:tentative="1">
-      <w:start w:val="1"/>
-      <w:numFmt w:val="bullet"/>
-      <w:lvlText w:val="o"/>
-      <w:lvlJc w:val="left"/>
-      <w:pPr>
-        <w:ind w:left="3948" w:hanging="360"/>
-      </w:pPr>
-      <w:rPr>
-        <w:rFonts w:ascii="Courier New" w:hAnsi="Courier New" w:cs="Courier New" w:hint="default"/>
-      </w:rPr>
-    </w:lvl>
-    <w:lvl w:ilvl="5" w:tplc="040C0005" w:tentative="1">
-      <w:start w:val="1"/>
-      <w:numFmt w:val="bullet"/>
-      <w:lvlText w:val=""/>
-      <w:lvlJc w:val="left"/>
-      <w:pPr>
-        <w:ind w:left="4668" w:hanging="360"/>
-      </w:pPr>
-      <w:rPr>
-        <w:rFonts w:ascii="Wingdings" w:hAnsi="Wingdings" w:hint="default"/>
-      </w:rPr>
-    </w:lvl>
-    <w:lvl w:ilvl="6" w:tplc="040C0001" w:tentative="1">
-      <w:start w:val="1"/>
-      <w:numFmt w:val="bullet"/>
-      <w:lvlText w:val=""/>
-      <w:lvlJc w:val="left"/>
-      <w:pPr>
-        <w:ind w:left="5388" w:hanging="360"/>
-      </w:pPr>
-      <w:rPr>
-        <w:rFonts w:ascii="Symbol" w:hAnsi="Symbol" w:hint="default"/>
-      </w:rPr>
-    </w:lvl>
-    <w:lvl w:ilvl="7" w:tplc="040C0003" w:tentative="1">
-      <w:start w:val="1"/>
-      <w:numFmt w:val="bullet"/>
-      <w:lvlText w:val="o"/>
-      <w:lvlJc w:val="left"/>
-      <w:pPr>
-        <w:ind w:left="6108" w:hanging="360"/>
-      </w:pPr>
-      <w:rPr>
-        <w:rFonts w:ascii="Courier New" w:hAnsi="Courier New" w:cs="Courier New" w:hint="default"/>
-      </w:rPr>
-    </w:lvl>
-    <w:lvl w:ilvl="8" w:tplc="040C0005" w:tentative="1">
-      <w:start w:val="1"/>
-      <w:numFmt w:val="bullet"/>
-      <w:lvlText w:val=""/>
-      <w:lvlJc w:val="left"/>
-      <w:pPr>
-        <w:ind w:left="6828" w:hanging="360"/>
-      </w:pPr>
-      <w:rPr>
-        <w:rFonts w:ascii="Wingdings" w:hAnsi="Wingdings" w:hint="default"/>
-      </w:rPr>
-    </w:lvl>
-  </w:abstractNum>
-  <w:abstractNum w:abstractNumId="1" w15:restartNumberingAfterBreak="0">
-    <w:nsid w:val="243A023D"/>
-    <w:multiLevelType w:val="hybridMultilevel"/>
-    <w:tmpl w:val="CB42456A"/>
-    <w:lvl w:ilvl="0" w:tplc="B3E61908">
-      <w:numFmt w:val="bullet"/>
-      <w:lvlText w:val="-"/>
-      <w:lvlJc w:val="left"/>
-      <w:pPr>
-        <w:ind w:left="757" w:hanging="360"/>
-      </w:pPr>
-      <w:rPr>
-        <w:rFonts w:ascii="Arial" w:eastAsia="Times New Roman" w:hAnsi="Arial" w:cs="Arial" w:hint="default"/>
-      </w:rPr>
-    </w:lvl>
-    <w:lvl w:ilvl="1" w:tplc="040C0003" w:tentative="1">
-      <w:start w:val="1"/>
-      <w:numFmt w:val="bullet"/>
-      <w:lvlText w:val="o"/>
-      <w:lvlJc w:val="left"/>
-      <w:pPr>
-        <w:ind w:left="1477" w:hanging="360"/>
-      </w:pPr>
-      <w:rPr>
-        <w:rFonts w:ascii="Courier New" w:hAnsi="Courier New" w:cs="Courier New" w:hint="default"/>
-      </w:rPr>
-    </w:lvl>
-    <w:lvl w:ilvl="2" w:tplc="040C0005" w:tentative="1">
-      <w:start w:val="1"/>
-      <w:numFmt w:val="bullet"/>
-      <w:lvlText w:val=""/>
-      <w:lvlJc w:val="left"/>
-      <w:pPr>
-        <w:ind w:left="2197" w:hanging="360"/>
-      </w:pPr>
-      <w:rPr>
-        <w:rFonts w:ascii="Wingdings" w:hAnsi="Wingdings" w:hint="default"/>
-      </w:rPr>
-    </w:lvl>
-    <w:lvl w:ilvl="3" w:tplc="040C0001" w:tentative="1">
-      <w:start w:val="1"/>
-      <w:numFmt w:val="bullet"/>
-      <w:lvlText w:val=""/>
-      <w:lvlJc w:val="left"/>
-      <w:pPr>
-        <w:ind w:left="2917" w:hanging="360"/>
-      </w:pPr>
-      <w:rPr>
-        <w:rFonts w:ascii="Symbol" w:hAnsi="Symbol" w:hint="default"/>
-      </w:rPr>
-    </w:lvl>
-    <w:lvl w:ilvl="4" w:tplc="040C0003" w:tentative="1">
-      <w:start w:val="1"/>
-      <w:numFmt w:val="bullet"/>
-      <w:lvlText w:val="o"/>
-      <w:lvlJc w:val="left"/>
-      <w:pPr>
-        <w:ind w:left="3637" w:hanging="360"/>
-      </w:pPr>
-      <w:rPr>
-        <w:rFonts w:ascii="Courier New" w:hAnsi="Courier New" w:cs="Courier New" w:hint="default"/>
-      </w:rPr>
-    </w:lvl>
-    <w:lvl w:ilvl="5" w:tplc="040C0005" w:tentative="1">
-      <w:start w:val="1"/>
-      <w:numFmt w:val="bullet"/>
-      <w:lvlText w:val=""/>
-      <w:lvlJc w:val="left"/>
-      <w:pPr>
-        <w:ind w:left="4357" w:hanging="360"/>
-      </w:pPr>
-      <w:rPr>
-        <w:rFonts w:ascii="Wingdings" w:hAnsi="Wingdings" w:hint="default"/>
-      </w:rPr>
-    </w:lvl>
-    <w:lvl w:ilvl="6" w:tplc="040C0001" w:tentative="1">
-      <w:start w:val="1"/>
-      <w:numFmt w:val="bullet"/>
-      <w:lvlText w:val=""/>
-      <w:lvlJc w:val="left"/>
-      <w:pPr>
-        <w:ind w:left="5077" w:hanging="360"/>
-      </w:pPr>
-      <w:rPr>
-        <w:rFonts w:ascii="Symbol" w:hAnsi="Symbol" w:hint="default"/>
-      </w:rPr>
-    </w:lvl>
-    <w:lvl w:ilvl="7" w:tplc="040C0003" w:tentative="1">
-      <w:start w:val="1"/>
-      <w:numFmt w:val="bullet"/>
-      <w:lvlText w:val="o"/>
-      <w:lvlJc w:val="left"/>
-      <w:pPr>
-        <w:ind w:left="5797" w:hanging="360"/>
-      </w:pPr>
-      <w:rPr>
-        <w:rFonts w:ascii="Courier New" w:hAnsi="Courier New" w:cs="Courier New" w:hint="default"/>
-      </w:rPr>
-    </w:lvl>
-    <w:lvl w:ilvl="8" w:tplc="040C0005" w:tentative="1">
-      <w:start w:val="1"/>
-      <w:numFmt w:val="bullet"/>
-      <w:lvlText w:val=""/>
-      <w:lvlJc w:val="left"/>
-      <w:pPr>
-        <w:ind w:left="6517" w:hanging="360"/>
-      </w:pPr>
-      <w:rPr>
-        <w:rFonts w:ascii="Wingdings" w:hAnsi="Wingdings" w:hint="default"/>
-      </w:rPr>
-    </w:lvl>
-  </w:abstractNum>
-  <w:abstractNum w:abstractNumId="2" w15:restartNumberingAfterBreak="0">
     <w:nsid w:val="2A192A7F"/>
     <w:multiLevelType w:val="multilevel"/>
     <w:tmpl w:val="182829B0"/>
@@ -4146,9 +2303,9 @@
       <w:lvlJc w:val="left"/>
       <w:pPr>
         <w:tabs>
-          <w:tab w:val="num" w:pos="2135"/>
+          <w:tab w:val="num" w:pos="576"/>
         </w:tabs>
-        <w:ind w:left="2135" w:hanging="576"/>
+        <w:ind w:left="576" w:hanging="576"/>
       </w:pPr>
       <w:rPr>
         <w:color w:val="94C01A"/>
@@ -4365,7 +2522,7 @@
       </w:pPr>
     </w:lvl>
   </w:abstractNum>
-  <w:abstractNum w:abstractNumId="3" w15:restartNumberingAfterBreak="0">
+  <w:abstractNum w:abstractNumId="1" w15:restartNumberingAfterBreak="0">
     <w:nsid w:val="302C40E6"/>
     <w:multiLevelType w:val="multilevel"/>
     <w:tmpl w:val="040C001F"/>
@@ -4453,6 +2610,232 @@
       <w:pPr>
         <w:ind w:left="4320" w:hanging="1440"/>
       </w:pPr>
+    </w:lvl>
+  </w:abstractNum>
+  <w:abstractNum w:abstractNumId="2" w15:restartNumberingAfterBreak="0">
+    <w:nsid w:val="33BC75F0"/>
+    <w:multiLevelType w:val="hybridMultilevel"/>
+    <w:tmpl w:val="DE90FC20"/>
+    <w:lvl w:ilvl="0" w:tplc="040C0001">
+      <w:start w:val="1"/>
+      <w:numFmt w:val="bullet"/>
+      <w:lvlText w:val=""/>
+      <w:lvlJc w:val="left"/>
+      <w:pPr>
+        <w:ind w:left="1428" w:hanging="360"/>
+      </w:pPr>
+      <w:rPr>
+        <w:rFonts w:ascii="Symbol" w:hAnsi="Symbol" w:hint="default"/>
+      </w:rPr>
+    </w:lvl>
+    <w:lvl w:ilvl="1" w:tplc="040C0003" w:tentative="1">
+      <w:start w:val="1"/>
+      <w:numFmt w:val="bullet"/>
+      <w:lvlText w:val="o"/>
+      <w:lvlJc w:val="left"/>
+      <w:pPr>
+        <w:ind w:left="2148" w:hanging="360"/>
+      </w:pPr>
+      <w:rPr>
+        <w:rFonts w:ascii="Courier New" w:hAnsi="Courier New" w:cs="Courier New" w:hint="default"/>
+      </w:rPr>
+    </w:lvl>
+    <w:lvl w:ilvl="2" w:tplc="040C0005" w:tentative="1">
+      <w:start w:val="1"/>
+      <w:numFmt w:val="bullet"/>
+      <w:lvlText w:val=""/>
+      <w:lvlJc w:val="left"/>
+      <w:pPr>
+        <w:ind w:left="2868" w:hanging="360"/>
+      </w:pPr>
+      <w:rPr>
+        <w:rFonts w:ascii="Wingdings" w:hAnsi="Wingdings" w:hint="default"/>
+      </w:rPr>
+    </w:lvl>
+    <w:lvl w:ilvl="3" w:tplc="040C0001" w:tentative="1">
+      <w:start w:val="1"/>
+      <w:numFmt w:val="bullet"/>
+      <w:lvlText w:val=""/>
+      <w:lvlJc w:val="left"/>
+      <w:pPr>
+        <w:ind w:left="3588" w:hanging="360"/>
+      </w:pPr>
+      <w:rPr>
+        <w:rFonts w:ascii="Symbol" w:hAnsi="Symbol" w:hint="default"/>
+      </w:rPr>
+    </w:lvl>
+    <w:lvl w:ilvl="4" w:tplc="040C0003" w:tentative="1">
+      <w:start w:val="1"/>
+      <w:numFmt w:val="bullet"/>
+      <w:lvlText w:val="o"/>
+      <w:lvlJc w:val="left"/>
+      <w:pPr>
+        <w:ind w:left="4308" w:hanging="360"/>
+      </w:pPr>
+      <w:rPr>
+        <w:rFonts w:ascii="Courier New" w:hAnsi="Courier New" w:cs="Courier New" w:hint="default"/>
+      </w:rPr>
+    </w:lvl>
+    <w:lvl w:ilvl="5" w:tplc="040C0005" w:tentative="1">
+      <w:start w:val="1"/>
+      <w:numFmt w:val="bullet"/>
+      <w:lvlText w:val=""/>
+      <w:lvlJc w:val="left"/>
+      <w:pPr>
+        <w:ind w:left="5028" w:hanging="360"/>
+      </w:pPr>
+      <w:rPr>
+        <w:rFonts w:ascii="Wingdings" w:hAnsi="Wingdings" w:hint="default"/>
+      </w:rPr>
+    </w:lvl>
+    <w:lvl w:ilvl="6" w:tplc="040C0001" w:tentative="1">
+      <w:start w:val="1"/>
+      <w:numFmt w:val="bullet"/>
+      <w:lvlText w:val=""/>
+      <w:lvlJc w:val="left"/>
+      <w:pPr>
+        <w:ind w:left="5748" w:hanging="360"/>
+      </w:pPr>
+      <w:rPr>
+        <w:rFonts w:ascii="Symbol" w:hAnsi="Symbol" w:hint="default"/>
+      </w:rPr>
+    </w:lvl>
+    <w:lvl w:ilvl="7" w:tplc="040C0003" w:tentative="1">
+      <w:start w:val="1"/>
+      <w:numFmt w:val="bullet"/>
+      <w:lvlText w:val="o"/>
+      <w:lvlJc w:val="left"/>
+      <w:pPr>
+        <w:ind w:left="6468" w:hanging="360"/>
+      </w:pPr>
+      <w:rPr>
+        <w:rFonts w:ascii="Courier New" w:hAnsi="Courier New" w:cs="Courier New" w:hint="default"/>
+      </w:rPr>
+    </w:lvl>
+    <w:lvl w:ilvl="8" w:tplc="040C0005" w:tentative="1">
+      <w:start w:val="1"/>
+      <w:numFmt w:val="bullet"/>
+      <w:lvlText w:val=""/>
+      <w:lvlJc w:val="left"/>
+      <w:pPr>
+        <w:ind w:left="7188" w:hanging="360"/>
+      </w:pPr>
+      <w:rPr>
+        <w:rFonts w:ascii="Wingdings" w:hAnsi="Wingdings" w:hint="default"/>
+      </w:rPr>
+    </w:lvl>
+  </w:abstractNum>
+  <w:abstractNum w:abstractNumId="3" w15:restartNumberingAfterBreak="0">
+    <w:nsid w:val="35937BE7"/>
+    <w:multiLevelType w:val="hybridMultilevel"/>
+    <w:tmpl w:val="30521B3C"/>
+    <w:lvl w:ilvl="0" w:tplc="040C0001">
+      <w:start w:val="1"/>
+      <w:numFmt w:val="bullet"/>
+      <w:lvlText w:val=""/>
+      <w:lvlJc w:val="left"/>
+      <w:pPr>
+        <w:ind w:left="936" w:hanging="360"/>
+      </w:pPr>
+      <w:rPr>
+        <w:rFonts w:ascii="Symbol" w:hAnsi="Symbol" w:hint="default"/>
+      </w:rPr>
+    </w:lvl>
+    <w:lvl w:ilvl="1" w:tplc="040C0003" w:tentative="1">
+      <w:start w:val="1"/>
+      <w:numFmt w:val="bullet"/>
+      <w:lvlText w:val="o"/>
+      <w:lvlJc w:val="left"/>
+      <w:pPr>
+        <w:ind w:left="1656" w:hanging="360"/>
+      </w:pPr>
+      <w:rPr>
+        <w:rFonts w:ascii="Courier New" w:hAnsi="Courier New" w:cs="Courier New" w:hint="default"/>
+      </w:rPr>
+    </w:lvl>
+    <w:lvl w:ilvl="2" w:tplc="040C0005" w:tentative="1">
+      <w:start w:val="1"/>
+      <w:numFmt w:val="bullet"/>
+      <w:lvlText w:val=""/>
+      <w:lvlJc w:val="left"/>
+      <w:pPr>
+        <w:ind w:left="2376" w:hanging="360"/>
+      </w:pPr>
+      <w:rPr>
+        <w:rFonts w:ascii="Wingdings" w:hAnsi="Wingdings" w:hint="default"/>
+      </w:rPr>
+    </w:lvl>
+    <w:lvl w:ilvl="3" w:tplc="040C0001" w:tentative="1">
+      <w:start w:val="1"/>
+      <w:numFmt w:val="bullet"/>
+      <w:lvlText w:val=""/>
+      <w:lvlJc w:val="left"/>
+      <w:pPr>
+        <w:ind w:left="3096" w:hanging="360"/>
+      </w:pPr>
+      <w:rPr>
+        <w:rFonts w:ascii="Symbol" w:hAnsi="Symbol" w:hint="default"/>
+      </w:rPr>
+    </w:lvl>
+    <w:lvl w:ilvl="4" w:tplc="040C0003" w:tentative="1">
+      <w:start w:val="1"/>
+      <w:numFmt w:val="bullet"/>
+      <w:lvlText w:val="o"/>
+      <w:lvlJc w:val="left"/>
+      <w:pPr>
+        <w:ind w:left="3816" w:hanging="360"/>
+      </w:pPr>
+      <w:rPr>
+        <w:rFonts w:ascii="Courier New" w:hAnsi="Courier New" w:cs="Courier New" w:hint="default"/>
+      </w:rPr>
+    </w:lvl>
+    <w:lvl w:ilvl="5" w:tplc="040C0005" w:tentative="1">
+      <w:start w:val="1"/>
+      <w:numFmt w:val="bullet"/>
+      <w:lvlText w:val=""/>
+      <w:lvlJc w:val="left"/>
+      <w:pPr>
+        <w:ind w:left="4536" w:hanging="360"/>
+      </w:pPr>
+      <w:rPr>
+        <w:rFonts w:ascii="Wingdings" w:hAnsi="Wingdings" w:hint="default"/>
+      </w:rPr>
+    </w:lvl>
+    <w:lvl w:ilvl="6" w:tplc="040C0001" w:tentative="1">
+      <w:start w:val="1"/>
+      <w:numFmt w:val="bullet"/>
+      <w:lvlText w:val=""/>
+      <w:lvlJc w:val="left"/>
+      <w:pPr>
+        <w:ind w:left="5256" w:hanging="360"/>
+      </w:pPr>
+      <w:rPr>
+        <w:rFonts w:ascii="Symbol" w:hAnsi="Symbol" w:hint="default"/>
+      </w:rPr>
+    </w:lvl>
+    <w:lvl w:ilvl="7" w:tplc="040C0003" w:tentative="1">
+      <w:start w:val="1"/>
+      <w:numFmt w:val="bullet"/>
+      <w:lvlText w:val="o"/>
+      <w:lvlJc w:val="left"/>
+      <w:pPr>
+        <w:ind w:left="5976" w:hanging="360"/>
+      </w:pPr>
+      <w:rPr>
+        <w:rFonts w:ascii="Courier New" w:hAnsi="Courier New" w:cs="Courier New" w:hint="default"/>
+      </w:rPr>
+    </w:lvl>
+    <w:lvl w:ilvl="8" w:tplc="040C0005" w:tentative="1">
+      <w:start w:val="1"/>
+      <w:numFmt w:val="bullet"/>
+      <w:lvlText w:val=""/>
+      <w:lvlJc w:val="left"/>
+      <w:pPr>
+        <w:ind w:left="6696" w:hanging="360"/>
+      </w:pPr>
+      <w:rPr>
+        <w:rFonts w:ascii="Wingdings" w:hAnsi="Wingdings" w:hint="default"/>
+      </w:rPr>
     </w:lvl>
   </w:abstractNum>
   <w:abstractNum w:abstractNumId="4" w15:restartNumberingAfterBreak="0">
@@ -4569,6 +2952,232 @@
     </w:lvl>
   </w:abstractNum>
   <w:abstractNum w:abstractNumId="5" w15:restartNumberingAfterBreak="0">
+    <w:nsid w:val="4EEC049D"/>
+    <w:multiLevelType w:val="hybridMultilevel"/>
+    <w:tmpl w:val="957A1328"/>
+    <w:lvl w:ilvl="0" w:tplc="681422DC">
+      <w:start w:val="5"/>
+      <w:numFmt w:val="bullet"/>
+      <w:lvlText w:val="-"/>
+      <w:lvlJc w:val="left"/>
+      <w:pPr>
+        <w:ind w:left="936" w:hanging="360"/>
+      </w:pPr>
+      <w:rPr>
+        <w:rFonts w:ascii="Arial" w:eastAsiaTheme="minorHAnsi" w:hAnsi="Arial" w:cs="Arial" w:hint="default"/>
+      </w:rPr>
+    </w:lvl>
+    <w:lvl w:ilvl="1" w:tplc="040C0003" w:tentative="1">
+      <w:start w:val="1"/>
+      <w:numFmt w:val="bullet"/>
+      <w:lvlText w:val="o"/>
+      <w:lvlJc w:val="left"/>
+      <w:pPr>
+        <w:ind w:left="1656" w:hanging="360"/>
+      </w:pPr>
+      <w:rPr>
+        <w:rFonts w:ascii="Courier New" w:hAnsi="Courier New" w:cs="Courier New" w:hint="default"/>
+      </w:rPr>
+    </w:lvl>
+    <w:lvl w:ilvl="2" w:tplc="040C0005" w:tentative="1">
+      <w:start w:val="1"/>
+      <w:numFmt w:val="bullet"/>
+      <w:lvlText w:val=""/>
+      <w:lvlJc w:val="left"/>
+      <w:pPr>
+        <w:ind w:left="2376" w:hanging="360"/>
+      </w:pPr>
+      <w:rPr>
+        <w:rFonts w:ascii="Wingdings" w:hAnsi="Wingdings" w:hint="default"/>
+      </w:rPr>
+    </w:lvl>
+    <w:lvl w:ilvl="3" w:tplc="040C0001" w:tentative="1">
+      <w:start w:val="1"/>
+      <w:numFmt w:val="bullet"/>
+      <w:lvlText w:val=""/>
+      <w:lvlJc w:val="left"/>
+      <w:pPr>
+        <w:ind w:left="3096" w:hanging="360"/>
+      </w:pPr>
+      <w:rPr>
+        <w:rFonts w:ascii="Symbol" w:hAnsi="Symbol" w:hint="default"/>
+      </w:rPr>
+    </w:lvl>
+    <w:lvl w:ilvl="4" w:tplc="040C0003" w:tentative="1">
+      <w:start w:val="1"/>
+      <w:numFmt w:val="bullet"/>
+      <w:lvlText w:val="o"/>
+      <w:lvlJc w:val="left"/>
+      <w:pPr>
+        <w:ind w:left="3816" w:hanging="360"/>
+      </w:pPr>
+      <w:rPr>
+        <w:rFonts w:ascii="Courier New" w:hAnsi="Courier New" w:cs="Courier New" w:hint="default"/>
+      </w:rPr>
+    </w:lvl>
+    <w:lvl w:ilvl="5" w:tplc="040C0005" w:tentative="1">
+      <w:start w:val="1"/>
+      <w:numFmt w:val="bullet"/>
+      <w:lvlText w:val=""/>
+      <w:lvlJc w:val="left"/>
+      <w:pPr>
+        <w:ind w:left="4536" w:hanging="360"/>
+      </w:pPr>
+      <w:rPr>
+        <w:rFonts w:ascii="Wingdings" w:hAnsi="Wingdings" w:hint="default"/>
+      </w:rPr>
+    </w:lvl>
+    <w:lvl w:ilvl="6" w:tplc="040C0001" w:tentative="1">
+      <w:start w:val="1"/>
+      <w:numFmt w:val="bullet"/>
+      <w:lvlText w:val=""/>
+      <w:lvlJc w:val="left"/>
+      <w:pPr>
+        <w:ind w:left="5256" w:hanging="360"/>
+      </w:pPr>
+      <w:rPr>
+        <w:rFonts w:ascii="Symbol" w:hAnsi="Symbol" w:hint="default"/>
+      </w:rPr>
+    </w:lvl>
+    <w:lvl w:ilvl="7" w:tplc="040C0003" w:tentative="1">
+      <w:start w:val="1"/>
+      <w:numFmt w:val="bullet"/>
+      <w:lvlText w:val="o"/>
+      <w:lvlJc w:val="left"/>
+      <w:pPr>
+        <w:ind w:left="5976" w:hanging="360"/>
+      </w:pPr>
+      <w:rPr>
+        <w:rFonts w:ascii="Courier New" w:hAnsi="Courier New" w:cs="Courier New" w:hint="default"/>
+      </w:rPr>
+    </w:lvl>
+    <w:lvl w:ilvl="8" w:tplc="040C0005" w:tentative="1">
+      <w:start w:val="1"/>
+      <w:numFmt w:val="bullet"/>
+      <w:lvlText w:val=""/>
+      <w:lvlJc w:val="left"/>
+      <w:pPr>
+        <w:ind w:left="6696" w:hanging="360"/>
+      </w:pPr>
+      <w:rPr>
+        <w:rFonts w:ascii="Wingdings" w:hAnsi="Wingdings" w:hint="default"/>
+      </w:rPr>
+    </w:lvl>
+  </w:abstractNum>
+  <w:abstractNum w:abstractNumId="6" w15:restartNumberingAfterBreak="0">
+    <w:nsid w:val="5A78768A"/>
+    <w:multiLevelType w:val="hybridMultilevel"/>
+    <w:tmpl w:val="DAA6BA90"/>
+    <w:lvl w:ilvl="0" w:tplc="040C0001">
+      <w:start w:val="1"/>
+      <w:numFmt w:val="bullet"/>
+      <w:lvlText w:val=""/>
+      <w:lvlJc w:val="left"/>
+      <w:pPr>
+        <w:ind w:left="720" w:hanging="360"/>
+      </w:pPr>
+      <w:rPr>
+        <w:rFonts w:ascii="Symbol" w:hAnsi="Symbol" w:hint="default"/>
+      </w:rPr>
+    </w:lvl>
+    <w:lvl w:ilvl="1" w:tplc="040C0003" w:tentative="1">
+      <w:start w:val="1"/>
+      <w:numFmt w:val="bullet"/>
+      <w:lvlText w:val="o"/>
+      <w:lvlJc w:val="left"/>
+      <w:pPr>
+        <w:ind w:left="1440" w:hanging="360"/>
+      </w:pPr>
+      <w:rPr>
+        <w:rFonts w:ascii="Courier New" w:hAnsi="Courier New" w:cs="Courier New" w:hint="default"/>
+      </w:rPr>
+    </w:lvl>
+    <w:lvl w:ilvl="2" w:tplc="040C0005" w:tentative="1">
+      <w:start w:val="1"/>
+      <w:numFmt w:val="bullet"/>
+      <w:lvlText w:val=""/>
+      <w:lvlJc w:val="left"/>
+      <w:pPr>
+        <w:ind w:left="2160" w:hanging="360"/>
+      </w:pPr>
+      <w:rPr>
+        <w:rFonts w:ascii="Wingdings" w:hAnsi="Wingdings" w:hint="default"/>
+      </w:rPr>
+    </w:lvl>
+    <w:lvl w:ilvl="3" w:tplc="040C0001" w:tentative="1">
+      <w:start w:val="1"/>
+      <w:numFmt w:val="bullet"/>
+      <w:lvlText w:val=""/>
+      <w:lvlJc w:val="left"/>
+      <w:pPr>
+        <w:ind w:left="2880" w:hanging="360"/>
+      </w:pPr>
+      <w:rPr>
+        <w:rFonts w:ascii="Symbol" w:hAnsi="Symbol" w:hint="default"/>
+      </w:rPr>
+    </w:lvl>
+    <w:lvl w:ilvl="4" w:tplc="040C0003" w:tentative="1">
+      <w:start w:val="1"/>
+      <w:numFmt w:val="bullet"/>
+      <w:lvlText w:val="o"/>
+      <w:lvlJc w:val="left"/>
+      <w:pPr>
+        <w:ind w:left="3600" w:hanging="360"/>
+      </w:pPr>
+      <w:rPr>
+        <w:rFonts w:ascii="Courier New" w:hAnsi="Courier New" w:cs="Courier New" w:hint="default"/>
+      </w:rPr>
+    </w:lvl>
+    <w:lvl w:ilvl="5" w:tplc="040C0005" w:tentative="1">
+      <w:start w:val="1"/>
+      <w:numFmt w:val="bullet"/>
+      <w:lvlText w:val=""/>
+      <w:lvlJc w:val="left"/>
+      <w:pPr>
+        <w:ind w:left="4320" w:hanging="360"/>
+      </w:pPr>
+      <w:rPr>
+        <w:rFonts w:ascii="Wingdings" w:hAnsi="Wingdings" w:hint="default"/>
+      </w:rPr>
+    </w:lvl>
+    <w:lvl w:ilvl="6" w:tplc="040C0001" w:tentative="1">
+      <w:start w:val="1"/>
+      <w:numFmt w:val="bullet"/>
+      <w:lvlText w:val=""/>
+      <w:lvlJc w:val="left"/>
+      <w:pPr>
+        <w:ind w:left="5040" w:hanging="360"/>
+      </w:pPr>
+      <w:rPr>
+        <w:rFonts w:ascii="Symbol" w:hAnsi="Symbol" w:hint="default"/>
+      </w:rPr>
+    </w:lvl>
+    <w:lvl w:ilvl="7" w:tplc="040C0003" w:tentative="1">
+      <w:start w:val="1"/>
+      <w:numFmt w:val="bullet"/>
+      <w:lvlText w:val="o"/>
+      <w:lvlJc w:val="left"/>
+      <w:pPr>
+        <w:ind w:left="5760" w:hanging="360"/>
+      </w:pPr>
+      <w:rPr>
+        <w:rFonts w:ascii="Courier New" w:hAnsi="Courier New" w:cs="Courier New" w:hint="default"/>
+      </w:rPr>
+    </w:lvl>
+    <w:lvl w:ilvl="8" w:tplc="040C0005" w:tentative="1">
+      <w:start w:val="1"/>
+      <w:numFmt w:val="bullet"/>
+      <w:lvlText w:val=""/>
+      <w:lvlJc w:val="left"/>
+      <w:pPr>
+        <w:ind w:left="6480" w:hanging="360"/>
+      </w:pPr>
+      <w:rPr>
+        <w:rFonts w:ascii="Wingdings" w:hAnsi="Wingdings" w:hint="default"/>
+      </w:rPr>
+    </w:lvl>
+  </w:abstractNum>
+  <w:abstractNum w:abstractNumId="7" w15:restartNumberingAfterBreak="0">
     <w:nsid w:val="7379389B"/>
     <w:multiLevelType w:val="hybridMultilevel"/>
     <w:tmpl w:val="4702A67E"/>
@@ -4710,30 +3319,39 @@
       </w:rPr>
     </w:lvl>
   </w:abstractNum>
-  <w:num w:numId="1">
+  <w:num w:numId="1" w16cid:durableId="1003819000">
+    <w:abstractNumId w:val="7"/>
+  </w:num>
+  <w:num w:numId="2" w16cid:durableId="1235431559">
+    <w:abstractNumId w:val="0"/>
+  </w:num>
+  <w:num w:numId="3" w16cid:durableId="741100527">
+    <w:abstractNumId w:val="1"/>
+  </w:num>
+  <w:num w:numId="4" w16cid:durableId="1709141531">
+    <w:abstractNumId w:val="0"/>
+  </w:num>
+  <w:num w:numId="5" w16cid:durableId="225193252">
+    <w:abstractNumId w:val="4"/>
+  </w:num>
+  <w:num w:numId="6" w16cid:durableId="944386509">
+    <w:abstractNumId w:val="3"/>
+  </w:num>
+  <w:num w:numId="7" w16cid:durableId="2126922439">
+    <w:abstractNumId w:val="6"/>
+  </w:num>
+  <w:num w:numId="8" w16cid:durableId="112872075">
+    <w:abstractNumId w:val="2"/>
+  </w:num>
+  <w:num w:numId="9" w16cid:durableId="1356231018">
     <w:abstractNumId w:val="5"/>
   </w:num>
-  <w:num w:numId="2">
-    <w:abstractNumId w:val="3"/>
-  </w:num>
-  <w:num w:numId="3">
-    <w:abstractNumId w:val="2"/>
-  </w:num>
-  <w:num w:numId="4">
-    <w:abstractNumId w:val="4"/>
-  </w:num>
-  <w:num w:numId="5">
-    <w:abstractNumId w:val="1"/>
-  </w:num>
-  <w:num w:numId="6">
-    <w:abstractNumId w:val="0"/>
-  </w:num>
-  <w:numIdMacAtCleanup w:val="5"/>
+  <w:numIdMacAtCleanup w:val="6"/>
 </w:numbering>
 </file>
 
 <file path=word/styles.xml><?xml version="1.0" encoding="utf-8"?>
-<w:styles xmlns:mc="http://schemas.openxmlformats.org/markup-compatibility/2006" xmlns:r="http://schemas.openxmlformats.org/officeDocument/2006/relationships" xmlns:w="http://schemas.openxmlformats.org/wordprocessingml/2006/main" xmlns:w14="http://schemas.microsoft.com/office/word/2010/wordml" xmlns:w15="http://schemas.microsoft.com/office/word/2012/wordml" xmlns:w16cex="http://schemas.microsoft.com/office/word/2018/wordml/cex" xmlns:w16cid="http://schemas.microsoft.com/office/word/2016/wordml/cid" xmlns:w16="http://schemas.microsoft.com/office/word/2018/wordml" xmlns:w16sdtdh="http://schemas.microsoft.com/office/word/2020/wordml/sdtdatahash" xmlns:w16se="http://schemas.microsoft.com/office/word/2015/wordml/symex" mc:Ignorable="w14 w15 w16se w16cid w16 w16cex w16sdtdh">
+<w:styles xmlns:mc="http://schemas.openxmlformats.org/markup-compatibility/2006" xmlns:r="http://schemas.openxmlformats.org/officeDocument/2006/relationships" xmlns:w="http://schemas.openxmlformats.org/wordprocessingml/2006/main" xmlns:w14="http://schemas.microsoft.com/office/word/2010/wordml" xmlns:w15="http://schemas.microsoft.com/office/word/2012/wordml" xmlns:w16cex="http://schemas.microsoft.com/office/word/2018/wordml/cex" xmlns:w16cid="http://schemas.microsoft.com/office/word/2016/wordml/cid" xmlns:w16="http://schemas.microsoft.com/office/word/2018/wordml" xmlns:w16du="http://schemas.microsoft.com/office/word/2023/wordml/word16du" xmlns:w16sdtdh="http://schemas.microsoft.com/office/word/2020/wordml/sdtdatahash" xmlns:w16sdtfl="http://schemas.microsoft.com/office/word/2024/wordml/sdtformatlock" xmlns:w16se="http://schemas.microsoft.com/office/word/2015/wordml/symex" mc:Ignorable="w14 w15 w16se w16cid w16 w16cex w16sdtdh w16sdtfl w16du">
   <w:docDefaults>
     <w:rPrDefault>
       <w:rPr>
@@ -5130,7 +3748,7 @@
   <w:style w:type="paragraph" w:default="1" w:styleId="Normal">
     <w:name w:val="Normal"/>
     <w:qFormat/>
-    <w:rsid w:val="00CB0EE7"/>
+    <w:rsid w:val="00BB5D3A"/>
     <w:pPr>
       <w:spacing w:before="60" w:after="0" w:line="240" w:lineRule="auto"/>
       <w:jc w:val="both"/>
@@ -5152,7 +3770,7 @@
     <w:pPr>
       <w:keepNext/>
       <w:numPr>
-        <w:numId w:val="3"/>
+        <w:numId w:val="4"/>
       </w:numPr>
       <w:pBdr>
         <w:bottom w:val="single" w:sz="12" w:space="1" w:color="94C01A"/>
@@ -5176,20 +3794,16 @@
     <w:next w:val="Normal"/>
     <w:link w:val="Titre2Car"/>
     <w:qFormat/>
-    <w:rsid w:val="00936CF3"/>
+    <w:rsid w:val="00375681"/>
     <w:pPr>
       <w:keepNext/>
       <w:numPr>
         <w:ilvl w:val="1"/>
-        <w:numId w:val="3"/>
+        <w:numId w:val="4"/>
       </w:numPr>
       <w:pBdr>
         <w:bottom w:val="single" w:sz="12" w:space="1" w:color="94C01A"/>
       </w:pBdr>
-      <w:tabs>
-        <w:tab w:val="clear" w:pos="2135"/>
-        <w:tab w:val="num" w:pos="576"/>
-      </w:tabs>
       <w:spacing w:before="240" w:after="60"/>
       <w:ind w:left="1152"/>
       <w:outlineLvl w:val="1"/>
@@ -5215,7 +3829,7 @@
       <w:keepNext/>
       <w:numPr>
         <w:ilvl w:val="2"/>
-        <w:numId w:val="3"/>
+        <w:numId w:val="4"/>
       </w:numPr>
       <w:pBdr>
         <w:bottom w:val="single" w:sz="12" w:space="1" w:color="94C01A"/>
@@ -5243,7 +3857,7 @@
       <w:keepNext/>
       <w:numPr>
         <w:ilvl w:val="3"/>
-        <w:numId w:val="3"/>
+        <w:numId w:val="4"/>
       </w:numPr>
       <w:pBdr>
         <w:bottom w:val="single" w:sz="12" w:space="1" w:color="94C01A"/>
@@ -5270,7 +3884,7 @@
     <w:pPr>
       <w:numPr>
         <w:ilvl w:val="4"/>
-        <w:numId w:val="3"/>
+        <w:numId w:val="4"/>
       </w:numPr>
       <w:pBdr>
         <w:bottom w:val="single" w:sz="12" w:space="1" w:color="94C01A"/>
@@ -5298,7 +3912,7 @@
     <w:pPr>
       <w:numPr>
         <w:ilvl w:val="5"/>
-        <w:numId w:val="3"/>
+        <w:numId w:val="4"/>
       </w:numPr>
       <w:pBdr>
         <w:bottom w:val="single" w:sz="12" w:space="1" w:color="94C01A"/>
@@ -5325,7 +3939,7 @@
     <w:pPr>
       <w:numPr>
         <w:ilvl w:val="6"/>
-        <w:numId w:val="3"/>
+        <w:numId w:val="4"/>
       </w:numPr>
       <w:spacing w:before="240" w:after="60"/>
       <w:outlineLvl w:val="6"/>
@@ -5346,7 +3960,7 @@
     <w:pPr>
       <w:numPr>
         <w:ilvl w:val="7"/>
-        <w:numId w:val="3"/>
+        <w:numId w:val="4"/>
       </w:numPr>
       <w:spacing w:before="240" w:after="60"/>
       <w:outlineLvl w:val="7"/>
@@ -5432,7 +4046,7 @@
     <w:name w:val="Titre 2 Car"/>
     <w:basedOn w:val="Policepardfaut"/>
     <w:link w:val="Titre2"/>
-    <w:rsid w:val="00936CF3"/>
+    <w:rsid w:val="00375681"/>
     <w:rPr>
       <w:rFonts w:ascii="Arial" w:eastAsia="Times New Roman" w:hAnsi="Arial" w:cs="Arial"/>
       <w:b/>
@@ -6167,7 +4781,7 @@
     <w:rsid w:val="00847E82"/>
     <w:pPr>
       <w:numPr>
-        <w:numId w:val="2"/>
+        <w:numId w:val="3"/>
       </w:numPr>
     </w:pPr>
   </w:style>
@@ -6365,650 +4979,6 @@
     </w:rPr>
   </w:style>
 </w:styles>
-</file>
-
-<file path=word/glossary/document.xml><?xml version="1.0" encoding="utf-8"?>
-<w:glossaryDocument xmlns:wpc="http://schemas.microsoft.com/office/word/2010/wordprocessingCanvas" xmlns:cx="http://schemas.microsoft.com/office/drawing/2014/chartex" xmlns:cx1="http://schemas.microsoft.com/office/drawing/2015/9/8/chartex" xmlns:cx2="http://schemas.microsoft.com/office/drawing/2015/10/21/chartex" xmlns:cx3="http://schemas.microsoft.com/office/drawing/2016/5/9/chartex" xmlns:cx4="http://schemas.microsoft.com/office/drawing/2016/5/10/chartex" xmlns:cx5="http://schemas.microsoft.com/office/drawing/2016/5/11/chartex" xmlns:cx6="http://schemas.microsoft.com/office/drawing/2016/5/12/chartex" xmlns:cx7="http://schemas.microsoft.com/office/drawing/2016/5/13/chartex" xmlns:cx8="http://schemas.microsoft.com/office/drawing/2016/5/14/chartex" xmlns:mc="http://schemas.openxmlformats.org/markup-compatibility/2006" xmlns:aink="http://schemas.microsoft.com/office/drawing/2016/ink" xmlns:am3d="http://schemas.microsoft.com/office/drawing/2017/model3d" xmlns:o="urn:schemas-microsoft-com:office:office" xmlns:r="http://schemas.openxmlformats.org/officeDocument/2006/relationships" xmlns:m="http://schemas.openxmlformats.org/officeDocument/2006/math" xmlns:v="urn:schemas-microsoft-com:vml" xmlns:wp14="http://schemas.microsoft.com/office/word/2010/wordprocessingDrawing" xmlns:wp="http://schemas.openxmlformats.org/drawingml/2006/wordprocessingDrawing" xmlns:w10="urn:schemas-microsoft-com:office:word" xmlns:w="http://schemas.openxmlformats.org/wordprocessingml/2006/main" xmlns:w14="http://schemas.microsoft.com/office/word/2010/wordml" xmlns:w15="http://schemas.microsoft.com/office/word/2012/wordml" xmlns:w16cex="http://schemas.microsoft.com/office/word/2018/wordml/cex" xmlns:w16cid="http://schemas.microsoft.com/office/word/2016/wordml/cid" xmlns:w16="http://schemas.microsoft.com/office/word/2018/wordml" xmlns:w16sdtdh="http://schemas.microsoft.com/office/word/2020/wordml/sdtdatahash" xmlns:w16se="http://schemas.microsoft.com/office/word/2015/wordml/symex" xmlns:wpg="http://schemas.microsoft.com/office/word/2010/wordprocessingGroup" xmlns:wpi="http://schemas.microsoft.com/office/word/2010/wordprocessingInk" xmlns:wne="http://schemas.microsoft.com/office/word/2006/wordml" xmlns:wps="http://schemas.microsoft.com/office/word/2010/wordprocessingShape" mc:Ignorable="w14 w15 w16se w16cid w16 w16cex w16sdtdh wp14">
-  <w:docParts>
-    <w:docPart>
-      <w:docPartPr>
-        <w:name w:val="BA5274772ECF4A359EC316E5A458C536"/>
-        <w:category>
-          <w:name w:val="Général"/>
-          <w:gallery w:val="placeholder"/>
-        </w:category>
-        <w:types>
-          <w:type w:val="bbPlcHdr"/>
-        </w:types>
-        <w:behaviors>
-          <w:behavior w:val="content"/>
-        </w:behaviors>
-        <w:guid w:val="{1F2A534B-8077-4BA0-B2E6-8B1684FDB5A2}"/>
-      </w:docPartPr>
-      <w:docPartBody>
-        <w:p>
-          <w:pPr>
-            <w:pStyle w:val="BA5274772ECF4A359EC316E5A458C536"/>
-          </w:pPr>
-          <w:r>
-            <w:rPr>
-              <w:rStyle w:val="Textedelespacerserv"/>
-            </w:rPr>
-            <w:t>[Version_IGN]</w:t>
-          </w:r>
-        </w:p>
-      </w:docPartBody>
-    </w:docPart>
-  </w:docParts>
-</w:glossaryDocument>
-</file>
-
-<file path=word/glossary/fontTable.xml><?xml version="1.0" encoding="utf-8"?>
-<w:fonts xmlns:mc="http://schemas.openxmlformats.org/markup-compatibility/2006" xmlns:r="http://schemas.openxmlformats.org/officeDocument/2006/relationships" xmlns:w="http://schemas.openxmlformats.org/wordprocessingml/2006/main" xmlns:w14="http://schemas.microsoft.com/office/word/2010/wordml" xmlns:w15="http://schemas.microsoft.com/office/word/2012/wordml" xmlns:w16cex="http://schemas.microsoft.com/office/word/2018/wordml/cex" xmlns:w16cid="http://schemas.microsoft.com/office/word/2016/wordml/cid" xmlns:w16="http://schemas.microsoft.com/office/word/2018/wordml" xmlns:w16sdtdh="http://schemas.microsoft.com/office/word/2020/wordml/sdtdatahash" xmlns:w16se="http://schemas.microsoft.com/office/word/2015/wordml/symex" mc:Ignorable="w14 w15 w16se w16cid w16 w16cex w16sdtdh">
-  <w:font w:name="Arial">
-    <w:panose1 w:val="020B0604020202020204"/>
-    <w:charset w:val="00"/>
-    <w:family w:val="swiss"/>
-    <w:pitch w:val="variable"/>
-    <w:sig w:usb0="E0002AFF" w:usb1="C0007843" w:usb2="00000009" w:usb3="00000000" w:csb0="000001FF" w:csb1="00000000"/>
-  </w:font>
-  <w:font w:name="Calibri">
-    <w:panose1 w:val="020F0502020204030204"/>
-    <w:charset w:val="00"/>
-    <w:family w:val="swiss"/>
-    <w:pitch w:val="variable"/>
-    <w:sig w:usb0="E0002AFF" w:usb1="4000ACFF" w:usb2="00000001" w:usb3="00000000" w:csb0="000001FF" w:csb1="00000000"/>
-  </w:font>
-  <w:font w:name="Courier New">
-    <w:panose1 w:val="02070309020205020404"/>
-    <w:charset w:val="00"/>
-    <w:family w:val="modern"/>
-    <w:pitch w:val="fixed"/>
-    <w:sig w:usb0="E0002EFF" w:usb1="C0007843" w:usb2="00000009" w:usb3="00000000" w:csb0="000001FF" w:csb1="00000000"/>
-  </w:font>
-  <w:font w:name="Times New Roman">
-    <w:panose1 w:val="02020603050405020304"/>
-    <w:charset w:val="00"/>
-    <w:family w:val="roman"/>
-    <w:pitch w:val="variable"/>
-    <w:sig w:usb0="E0002AFF" w:usb1="C0007843" w:usb2="00000009" w:usb3="00000000" w:csb0="000001FF" w:csb1="00000000"/>
-  </w:font>
-  <w:font w:name="Wingdings">
-    <w:panose1 w:val="05000000000000000000"/>
-    <w:charset w:val="02"/>
-    <w:family w:val="auto"/>
-    <w:pitch w:val="variable"/>
-    <w:sig w:usb0="00000000" w:usb1="10000000" w:usb2="00000000" w:usb3="00000000" w:csb0="80000000" w:csb1="00000000"/>
-  </w:font>
-  <w:font w:name="Symbol">
-    <w:panose1 w:val="05050102010706020507"/>
-    <w:charset w:val="02"/>
-    <w:family w:val="roman"/>
-    <w:pitch w:val="variable"/>
-    <w:sig w:usb0="00000000" w:usb1="10000000" w:usb2="00000000" w:usb3="00000000" w:csb0="80000000" w:csb1="00000000"/>
-  </w:font>
-  <w:font w:name="Tahoma">
-    <w:panose1 w:val="020B0604030504040204"/>
-    <w:charset w:val="00"/>
-    <w:family w:val="swiss"/>
-    <w:pitch w:val="variable"/>
-    <w:sig w:usb0="E1002EFF" w:usb1="C000605B" w:usb2="00000029" w:usb3="00000000" w:csb0="000101FF" w:csb1="00000000"/>
-  </w:font>
-  <w:font w:name="Cambria">
-    <w:panose1 w:val="02040503050406030204"/>
-    <w:charset w:val="00"/>
-    <w:family w:val="roman"/>
-    <w:pitch w:val="variable"/>
-    <w:sig w:usb0="E00006FF" w:usb1="420024FF" w:usb2="02000000" w:usb3="00000000" w:csb0="0000019F" w:csb1="00000000"/>
-  </w:font>
-  <w:font w:name="Arial Narrow">
-    <w:panose1 w:val="020B0606020202030204"/>
-    <w:charset w:val="00"/>
-    <w:family w:val="swiss"/>
-    <w:pitch w:val="variable"/>
-    <w:sig w:usb0="00000287" w:usb1="00000800" w:usb2="00000000" w:usb3="00000000" w:csb0="0000009F" w:csb1="00000000"/>
-  </w:font>
-  <w:font w:name="Calibri Light">
-    <w:panose1 w:val="020F0302020204030204"/>
-    <w:charset w:val="00"/>
-    <w:family w:val="swiss"/>
-    <w:pitch w:val="variable"/>
-    <w:sig w:usb0="A0002AEF" w:usb1="4000207B" w:usb2="00000000" w:usb3="00000000" w:csb0="000001FF" w:csb1="00000000"/>
-  </w:font>
-</w:fonts>
-</file>
-
-<file path=word/glossary/settings.xml><?xml version="1.0" encoding="utf-8"?>
-<w:settings xmlns:mc="http://schemas.openxmlformats.org/markup-compatibility/2006" xmlns:o="urn:schemas-microsoft-com:office:office" xmlns:r="http://schemas.openxmlformats.org/officeDocument/2006/relationships" xmlns:m="http://schemas.openxmlformats.org/officeDocument/2006/math" xmlns:v="urn:schemas-microsoft-com:vml" xmlns:w10="urn:schemas-microsoft-com:office:word" xmlns:w="http://schemas.openxmlformats.org/wordprocessingml/2006/main" xmlns:w14="http://schemas.microsoft.com/office/word/2010/wordml" xmlns:w15="http://schemas.microsoft.com/office/word/2012/wordml" xmlns:w16cex="http://schemas.microsoft.com/office/word/2018/wordml/cex" xmlns:w16cid="http://schemas.microsoft.com/office/word/2016/wordml/cid" xmlns:w16="http://schemas.microsoft.com/office/word/2018/wordml" xmlns:w16sdtdh="http://schemas.microsoft.com/office/word/2020/wordml/sdtdatahash" xmlns:w16se="http://schemas.microsoft.com/office/word/2015/wordml/symex" xmlns:sl="http://schemas.openxmlformats.org/schemaLibrary/2006/main" mc:Ignorable="w14 w15 w16se w16cid w16 w16cex w16sdtdh">
-  <w:view w:val="normal"/>
-  <w:defaultTabStop w:val="708"/>
-  <w:hyphenationZone w:val="425"/>
-  <w:characterSpacingControl w:val="doNotCompress"/>
-  <w:compat>
-    <w:useFELayout/>
-    <w:compatSetting w:name="compatibilityMode" w:uri="http://schemas.microsoft.com/office/word" w:val="14"/>
-    <w:compatSetting w:name="overrideTableStyleFontSizeAndJustification" w:uri="http://schemas.microsoft.com/office/word" w:val="1"/>
-    <w:compatSetting w:name="enableOpenTypeFeatures" w:uri="http://schemas.microsoft.com/office/word" w:val="1"/>
-    <w:compatSetting w:name="doNotFlipMirrorIndents" w:uri="http://schemas.microsoft.com/office/word" w:val="1"/>
-    <w:compatSetting w:name="useWord2013TrackBottomHyphenation" w:uri="http://schemas.microsoft.com/office/word" w:val="1"/>
-  </w:compat>
-  <w:rsids>
-    <w:rsidRoot w:val="00CA38A7"/>
-    <w:rsid w:val="00057A5E"/>
-    <w:rsid w:val="00065F3B"/>
-    <w:rsid w:val="000D4DEE"/>
-    <w:rsid w:val="00162DC9"/>
-    <w:rsid w:val="001B3457"/>
-    <w:rsid w:val="00226DE5"/>
-    <w:rsid w:val="003259A4"/>
-    <w:rsid w:val="00464909"/>
-    <w:rsid w:val="00471113"/>
-    <w:rsid w:val="0054019A"/>
-    <w:rsid w:val="00596E3A"/>
-    <w:rsid w:val="00620954"/>
-    <w:rsid w:val="006830DA"/>
-    <w:rsid w:val="006C217E"/>
-    <w:rsid w:val="006C3956"/>
-    <w:rsid w:val="006C48C9"/>
-    <w:rsid w:val="006D3CE9"/>
-    <w:rsid w:val="00757D77"/>
-    <w:rsid w:val="00770502"/>
-    <w:rsid w:val="00794681"/>
-    <w:rsid w:val="00867085"/>
-    <w:rsid w:val="008E3192"/>
-    <w:rsid w:val="00A01BC6"/>
-    <w:rsid w:val="00A07F9B"/>
-    <w:rsid w:val="00AA7EBC"/>
-    <w:rsid w:val="00B65088"/>
-    <w:rsid w:val="00B82D9E"/>
-    <w:rsid w:val="00C13EA8"/>
-    <w:rsid w:val="00C2639B"/>
-    <w:rsid w:val="00C4071C"/>
-    <w:rsid w:val="00CA38A7"/>
-    <w:rsid w:val="00CE6C6B"/>
-    <w:rsid w:val="00D7017E"/>
-    <w:rsid w:val="00DB2D73"/>
-    <w:rsid w:val="00DB40F5"/>
-    <w:rsid w:val="00E04313"/>
-    <w:rsid w:val="00EC264E"/>
-    <w:rsid w:val="00F04089"/>
-    <w:rsid w:val="00F349D7"/>
-    <w:rsid w:val="00F66CA9"/>
-    <w:rsid w:val="00F76963"/>
-    <w:rsid w:val="00FD5BDD"/>
-  </w:rsids>
-  <m:mathPr>
-    <m:mathFont m:val="Cambria Math"/>
-    <m:brkBin m:val="before"/>
-    <m:brkBinSub m:val="--"/>
-    <m:smallFrac m:val="0"/>
-    <m:dispDef/>
-    <m:lMargin m:val="0"/>
-    <m:rMargin m:val="0"/>
-    <m:defJc m:val="centerGroup"/>
-    <m:wrapIndent m:val="1440"/>
-    <m:intLim m:val="subSup"/>
-    <m:naryLim m:val="undOvr"/>
-  </m:mathPr>
-  <w:themeFontLang w:val="fr-FR"/>
-  <w:clrSchemeMapping w:bg1="light1" w:t1="dark1" w:bg2="light2" w:t2="dark2" w:accent1="accent1" w:accent2="accent2" w:accent3="accent3" w:accent4="accent4" w:accent5="accent5" w:accent6="accent6" w:hyperlink="hyperlink" w:followedHyperlink="followedHyperlink"/>
-  <w:decimalSymbol w:val=","/>
-  <w:listSeparator w:val=";"/>
-  <w14:docId w14:val="4767860B"/>
-</w:settings>
-</file>
-
-<file path=word/glossary/styles.xml><?xml version="1.0" encoding="utf-8"?>
-<w:styles xmlns:mc="http://schemas.openxmlformats.org/markup-compatibility/2006" xmlns:r="http://schemas.openxmlformats.org/officeDocument/2006/relationships" xmlns:w="http://schemas.openxmlformats.org/wordprocessingml/2006/main" xmlns:w14="http://schemas.microsoft.com/office/word/2010/wordml" xmlns:w15="http://schemas.microsoft.com/office/word/2012/wordml" xmlns:w16cex="http://schemas.microsoft.com/office/word/2018/wordml/cex" xmlns:w16cid="http://schemas.microsoft.com/office/word/2016/wordml/cid" xmlns:w16="http://schemas.microsoft.com/office/word/2018/wordml" xmlns:w16sdtdh="http://schemas.microsoft.com/office/word/2020/wordml/sdtdatahash" xmlns:w16se="http://schemas.microsoft.com/office/word/2015/wordml/symex" mc:Ignorable="w14 w15 w16se w16cid w16 w16cex w16sdtdh">
-  <w:docDefaults>
-    <w:rPrDefault>
-      <w:rPr>
-        <w:rFonts w:asciiTheme="minorHAnsi" w:eastAsiaTheme="minorEastAsia" w:hAnsiTheme="minorHAnsi" w:cstheme="minorBidi"/>
-        <w:sz w:val="22"/>
-        <w:szCs w:val="22"/>
-        <w:lang w:val="fr-FR" w:eastAsia="fr-FR" w:bidi="ar-SA"/>
-      </w:rPr>
-    </w:rPrDefault>
-    <w:pPrDefault>
-      <w:pPr>
-        <w:spacing w:after="200" w:line="276" w:lineRule="auto"/>
-      </w:pPr>
-    </w:pPrDefault>
-  </w:docDefaults>
-  <w:latentStyles w:defLockedState="0" w:defUIPriority="99" w:defSemiHidden="0" w:defUnhideWhenUsed="0" w:defQFormat="0" w:count="376">
-    <w:lsdException w:name="Normal" w:uiPriority="0" w:qFormat="1"/>
-    <w:lsdException w:name="heading 1" w:uiPriority="9" w:qFormat="1"/>
-    <w:lsdException w:name="heading 2" w:semiHidden="1" w:uiPriority="9" w:unhideWhenUsed="1" w:qFormat="1"/>
-    <w:lsdException w:name="heading 3" w:semiHidden="1" w:uiPriority="9" w:unhideWhenUsed="1" w:qFormat="1"/>
-    <w:lsdException w:name="heading 4" w:semiHidden="1" w:uiPriority="9" w:unhideWhenUsed="1" w:qFormat="1"/>
-    <w:lsdException w:name="heading 5" w:semiHidden="1" w:uiPriority="9" w:unhideWhenUsed="1" w:qFormat="1"/>
-    <w:lsdException w:name="heading 6" w:semiHidden="1" w:uiPriority="9" w:unhideWhenUsed="1" w:qFormat="1"/>
-    <w:lsdException w:name="heading 7" w:semiHidden="1" w:uiPriority="9" w:unhideWhenUsed="1" w:qFormat="1"/>
-    <w:lsdException w:name="heading 8" w:semiHidden="1" w:uiPriority="9" w:unhideWhenUsed="1" w:qFormat="1"/>
-    <w:lsdException w:name="heading 9" w:semiHidden="1" w:uiPriority="9" w:unhideWhenUsed="1" w:qFormat="1"/>
-    <w:lsdException w:name="index 1" w:semiHidden="1" w:unhideWhenUsed="1"/>
-    <w:lsdException w:name="index 2" w:semiHidden="1" w:unhideWhenUsed="1"/>
-    <w:lsdException w:name="index 3" w:semiHidden="1" w:unhideWhenUsed="1"/>
-    <w:lsdException w:name="index 4" w:semiHidden="1" w:unhideWhenUsed="1"/>
-    <w:lsdException w:name="index 5" w:semiHidden="1" w:unhideWhenUsed="1"/>
-    <w:lsdException w:name="index 6" w:semiHidden="1" w:unhideWhenUsed="1"/>
-    <w:lsdException w:name="index 7" w:semiHidden="1" w:unhideWhenUsed="1"/>
-    <w:lsdException w:name="index 8" w:semiHidden="1" w:unhideWhenUsed="1"/>
-    <w:lsdException w:name="index 9" w:semiHidden="1" w:unhideWhenUsed="1"/>
-    <w:lsdException w:name="toc 1" w:semiHidden="1" w:uiPriority="39" w:unhideWhenUsed="1"/>
-    <w:lsdException w:name="toc 2" w:semiHidden="1" w:uiPriority="39" w:unhideWhenUsed="1"/>
-    <w:lsdException w:name="toc 3" w:semiHidden="1" w:uiPriority="39" w:unhideWhenUsed="1"/>
-    <w:lsdException w:name="toc 4" w:semiHidden="1" w:uiPriority="39" w:unhideWhenUsed="1"/>
-    <w:lsdException w:name="toc 5" w:semiHidden="1" w:uiPriority="39" w:unhideWhenUsed="1"/>
-    <w:lsdException w:name="toc 6" w:semiHidden="1" w:uiPriority="39" w:unhideWhenUsed="1"/>
-    <w:lsdException w:name="toc 7" w:semiHidden="1" w:uiPriority="39" w:unhideWhenUsed="1"/>
-    <w:lsdException w:name="toc 8" w:semiHidden="1" w:uiPriority="39" w:unhideWhenUsed="1"/>
-    <w:lsdException w:name="toc 9" w:semiHidden="1" w:uiPriority="39" w:unhideWhenUsed="1"/>
-    <w:lsdException w:name="Normal Indent" w:semiHidden="1" w:unhideWhenUsed="1"/>
-    <w:lsdException w:name="footnote text" w:semiHidden="1" w:unhideWhenUsed="1"/>
-    <w:lsdException w:name="annotation text" w:semiHidden="1" w:unhideWhenUsed="1"/>
-    <w:lsdException w:name="header" w:semiHidden="1" w:unhideWhenUsed="1"/>
-    <w:lsdException w:name="footer" w:semiHidden="1" w:unhideWhenUsed="1"/>
-    <w:lsdException w:name="index heading" w:semiHidden="1" w:unhideWhenUsed="1"/>
-    <w:lsdException w:name="caption" w:semiHidden="1" w:uiPriority="35" w:unhideWhenUsed="1" w:qFormat="1"/>
-    <w:lsdException w:name="table of figures" w:semiHidden="1" w:unhideWhenUsed="1"/>
-    <w:lsdException w:name="envelope address" w:semiHidden="1" w:unhideWhenUsed="1"/>
-    <w:lsdException w:name="envelope return" w:semiHidden="1" w:unhideWhenUsed="1"/>
-    <w:lsdException w:name="footnote reference" w:semiHidden="1" w:unhideWhenUsed="1"/>
-    <w:lsdException w:name="annotation reference" w:semiHidden="1" w:unhideWhenUsed="1"/>
-    <w:lsdException w:name="line number" w:semiHidden="1" w:unhideWhenUsed="1"/>
-    <w:lsdException w:name="page number" w:semiHidden="1" w:unhideWhenUsed="1"/>
-    <w:lsdException w:name="endnote reference" w:semiHidden="1" w:unhideWhenUsed="1"/>
-    <w:lsdException w:name="endnote text" w:semiHidden="1" w:unhideWhenUsed="1"/>
-    <w:lsdException w:name="table of authorities" w:semiHidden="1" w:unhideWhenUsed="1"/>
-    <w:lsdException w:name="macro" w:semiHidden="1" w:unhideWhenUsed="1"/>
-    <w:lsdException w:name="toa heading" w:semiHidden="1" w:unhideWhenUsed="1"/>
-    <w:lsdException w:name="List" w:semiHidden="1" w:unhideWhenUsed="1"/>
-    <w:lsdException w:name="List Bullet" w:semiHidden="1" w:unhideWhenUsed="1"/>
-    <w:lsdException w:name="List Number" w:semiHidden="1" w:unhideWhenUsed="1"/>
-    <w:lsdException w:name="List 2" w:semiHidden="1" w:unhideWhenUsed="1"/>
-    <w:lsdException w:name="List 3" w:semiHidden="1" w:unhideWhenUsed="1"/>
-    <w:lsdException w:name="List 4" w:semiHidden="1" w:unhideWhenUsed="1"/>
-    <w:lsdException w:name="List 5" w:semiHidden="1" w:unhideWhenUsed="1"/>
-    <w:lsdException w:name="List Bullet 2" w:semiHidden="1" w:unhideWhenUsed="1"/>
-    <w:lsdException w:name="List Bullet 3" w:semiHidden="1" w:unhideWhenUsed="1"/>
-    <w:lsdException w:name="List Bullet 4" w:semiHidden="1" w:unhideWhenUsed="1"/>
-    <w:lsdException w:name="List Bullet 5" w:semiHidden="1" w:unhideWhenUsed="1"/>
-    <w:lsdException w:name="List Number 2" w:semiHidden="1" w:unhideWhenUsed="1"/>
-    <w:lsdException w:name="List Number 3" w:semiHidden="1" w:unhideWhenUsed="1"/>
-    <w:lsdException w:name="List Number 4" w:semiHidden="1" w:unhideWhenUsed="1"/>
-    <w:lsdException w:name="List Number 5" w:semiHidden="1" w:unhideWhenUsed="1"/>
-    <w:lsdException w:name="Title" w:uiPriority="10" w:qFormat="1"/>
-    <w:lsdException w:name="Closing" w:semiHidden="1" w:unhideWhenUsed="1"/>
-    <w:lsdException w:name="Signature" w:semiHidden="1" w:unhideWhenUsed="1"/>
-    <w:lsdException w:name="Default Paragraph Font" w:semiHidden="1" w:uiPriority="1" w:unhideWhenUsed="1"/>
-    <w:lsdException w:name="Body Text" w:semiHidden="1" w:unhideWhenUsed="1"/>
-    <w:lsdException w:name="Body Text Indent" w:semiHidden="1" w:unhideWhenUsed="1"/>
-    <w:lsdException w:name="List Continue" w:semiHidden="1" w:unhideWhenUsed="1"/>
-    <w:lsdException w:name="List Continue 2" w:semiHidden="1" w:unhideWhenUsed="1"/>
-    <w:lsdException w:name="List Continue 3" w:semiHidden="1" w:unhideWhenUsed="1"/>
-    <w:lsdException w:name="List Continue 4" w:semiHidden="1" w:unhideWhenUsed="1"/>
-    <w:lsdException w:name="List Continue 5" w:semiHidden="1" w:unhideWhenUsed="1"/>
-    <w:lsdException w:name="Message Header" w:semiHidden="1" w:unhideWhenUsed="1"/>
-    <w:lsdException w:name="Subtitle" w:uiPriority="11" w:qFormat="1"/>
-    <w:lsdException w:name="Salutation" w:semiHidden="1" w:unhideWhenUsed="1"/>
-    <w:lsdException w:name="Date" w:semiHidden="1" w:unhideWhenUsed="1"/>
-    <w:lsdException w:name="Body Text First Indent" w:semiHidden="1" w:unhideWhenUsed="1"/>
-    <w:lsdException w:name="Body Text First Indent 2" w:semiHidden="1" w:unhideWhenUsed="1"/>
-    <w:lsdException w:name="Note Heading" w:semiHidden="1" w:unhideWhenUsed="1"/>
-    <w:lsdException w:name="Body Text 2" w:semiHidden="1" w:unhideWhenUsed="1"/>
-    <w:lsdException w:name="Body Text 3" w:semiHidden="1" w:unhideWhenUsed="1"/>
-    <w:lsdException w:name="Body Text Indent 2" w:semiHidden="1" w:unhideWhenUsed="1"/>
-    <w:lsdException w:name="Body Text Indent 3" w:semiHidden="1" w:unhideWhenUsed="1"/>
-    <w:lsdException w:name="Block Text" w:semiHidden="1" w:unhideWhenUsed="1"/>
-    <w:lsdException w:name="Hyperlink" w:semiHidden="1" w:unhideWhenUsed="1"/>
-    <w:lsdException w:name="FollowedHyperlink" w:semiHidden="1" w:unhideWhenUsed="1"/>
-    <w:lsdException w:name="Strong" w:uiPriority="22" w:qFormat="1"/>
-    <w:lsdException w:name="Emphasis" w:uiPriority="20" w:qFormat="1"/>
-    <w:lsdException w:name="Document Map" w:semiHidden="1" w:unhideWhenUsed="1"/>
-    <w:lsdException w:name="Plain Text" w:semiHidden="1" w:unhideWhenUsed="1"/>
-    <w:lsdException w:name="E-mail Signature" w:semiHidden="1" w:unhideWhenUsed="1"/>
-    <w:lsdException w:name="HTML Top of Form" w:semiHidden="1" w:unhideWhenUsed="1"/>
-    <w:lsdException w:name="HTML Bottom of Form" w:semiHidden="1" w:unhideWhenUsed="1"/>
-    <w:lsdException w:name="Normal (Web)" w:semiHidden="1" w:unhideWhenUsed="1"/>
-    <w:lsdException w:name="HTML Acronym" w:semiHidden="1" w:unhideWhenUsed="1"/>
-    <w:lsdException w:name="HTML Address" w:semiHidden="1" w:unhideWhenUsed="1"/>
-    <w:lsdException w:name="HTML Cite" w:semiHidden="1" w:unhideWhenUsed="1"/>
-    <w:lsdException w:name="HTML Code" w:semiHidden="1" w:unhideWhenUsed="1"/>
-    <w:lsdException w:name="HTML Definition" w:semiHidden="1" w:unhideWhenUsed="1"/>
-    <w:lsdException w:name="HTML Keyboard" w:semiHidden="1" w:unhideWhenUsed="1"/>
-    <w:lsdException w:name="HTML Preformatted" w:semiHidden="1" w:unhideWhenUsed="1"/>
-    <w:lsdException w:name="HTML Sample" w:semiHidden="1" w:unhideWhenUsed="1"/>
-    <w:lsdException w:name="HTML Typewriter" w:semiHidden="1" w:unhideWhenUsed="1"/>
-    <w:lsdException w:name="HTML Variable" w:semiHidden="1" w:unhideWhenUsed="1"/>
-    <w:lsdException w:name="Normal Table" w:semiHidden="1" w:unhideWhenUsed="1"/>
-    <w:lsdException w:name="annotation subject" w:semiHidden="1" w:unhideWhenUsed="1"/>
-    <w:lsdException w:name="No List" w:semiHidden="1" w:unhideWhenUsed="1"/>
-    <w:lsdException w:name="Outline List 1" w:semiHidden="1" w:unhideWhenUsed="1"/>
-    <w:lsdException w:name="Outline List 2" w:semiHidden="1" w:unhideWhenUsed="1"/>
-    <w:lsdException w:name="Outline List 3" w:semiHidden="1" w:unhideWhenUsed="1"/>
-    <w:lsdException w:name="Table Simple 1" w:semiHidden="1" w:unhideWhenUsed="1"/>
-    <w:lsdException w:name="Table Simple 2" w:semiHidden="1" w:unhideWhenUsed="1"/>
-    <w:lsdException w:name="Table Simple 3" w:semiHidden="1" w:unhideWhenUsed="1"/>
-    <w:lsdException w:name="Table Classic 1" w:semiHidden="1" w:unhideWhenUsed="1"/>
-    <w:lsdException w:name="Table Classic 2" w:semiHidden="1" w:unhideWhenUsed="1"/>
-    <w:lsdException w:name="Table Classic 3" w:semiHidden="1" w:unhideWhenUsed="1"/>
-    <w:lsdException w:name="Table Classic 4" w:semiHidden="1" w:unhideWhenUsed="1"/>
-    <w:lsdException w:name="Table Colorful 1" w:semiHidden="1" w:unhideWhenUsed="1"/>
-    <w:lsdException w:name="Table Colorful 2" w:semiHidden="1" w:unhideWhenUsed="1"/>
-    <w:lsdException w:name="Table Colorful 3" w:semiHidden="1" w:unhideWhenUsed="1"/>
-    <w:lsdException w:name="Table Columns 1" w:semiHidden="1" w:unhideWhenUsed="1"/>
-    <w:lsdException w:name="Table Columns 2" w:semiHidden="1" w:unhideWhenUsed="1"/>
-    <w:lsdException w:name="Table Columns 3" w:semiHidden="1" w:unhideWhenUsed="1"/>
-    <w:lsdException w:name="Table Columns 4" w:semiHidden="1" w:unhideWhenUsed="1"/>
-    <w:lsdException w:name="Table Columns 5" w:semiHidden="1" w:unhideWhenUsed="1"/>
-    <w:lsdException w:name="Table Grid 1" w:semiHidden="1" w:unhideWhenUsed="1"/>
-    <w:lsdException w:name="Table Grid 2" w:semiHidden="1" w:unhideWhenUsed="1"/>
-    <w:lsdException w:name="Table Grid 3" w:semiHidden="1" w:unhideWhenUsed="1"/>
-    <w:lsdException w:name="Table Grid 4" w:semiHidden="1" w:unhideWhenUsed="1"/>
-    <w:lsdException w:name="Table Grid 5" w:semiHidden="1" w:unhideWhenUsed="1"/>
-    <w:lsdException w:name="Table Grid 6" w:semiHidden="1" w:unhideWhenUsed="1"/>
-    <w:lsdException w:name="Table Grid 7" w:semiHidden="1" w:unhideWhenUsed="1"/>
-    <w:lsdException w:name="Table Grid 8" w:semiHidden="1" w:unhideWhenUsed="1"/>
-    <w:lsdException w:name="Table List 1" w:semiHidden="1" w:unhideWhenUsed="1"/>
-    <w:lsdException w:name="Table List 2" w:semiHidden="1" w:unhideWhenUsed="1"/>
-    <w:lsdException w:name="Table List 3" w:semiHidden="1" w:unhideWhenUsed="1"/>
-    <w:lsdException w:name="Table List 4" w:semiHidden="1" w:unhideWhenUsed="1"/>
-    <w:lsdException w:name="Table List 5" w:semiHidden="1" w:unhideWhenUsed="1"/>
-    <w:lsdException w:name="Table List 6" w:semiHidden="1" w:unhideWhenUsed="1"/>
-    <w:lsdException w:name="Table List 7" w:semiHidden="1" w:unhideWhenUsed="1"/>
-    <w:lsdException w:name="Table List 8" w:semiHidden="1" w:unhideWhenUsed="1"/>
-    <w:lsdException w:name="Table 3D effects 1" w:semiHidden="1" w:unhideWhenUsed="1"/>
-    <w:lsdException w:name="Table 3D effects 2" w:semiHidden="1" w:unhideWhenUsed="1"/>
-    <w:lsdException w:name="Table 3D effects 3" w:semiHidden="1" w:unhideWhenUsed="1"/>
-    <w:lsdException w:name="Table Contemporary" w:semiHidden="1" w:unhideWhenUsed="1"/>
-    <w:lsdException w:name="Table Elegant" w:semiHidden="1" w:unhideWhenUsed="1"/>
-    <w:lsdException w:name="Table Professional" w:semiHidden="1" w:unhideWhenUsed="1"/>
-    <w:lsdException w:name="Table Subtle 1" w:semiHidden="1" w:unhideWhenUsed="1"/>
-    <w:lsdException w:name="Table Subtle 2" w:semiHidden="1" w:unhideWhenUsed="1"/>
-    <w:lsdException w:name="Table Web 1" w:semiHidden="1" w:unhideWhenUsed="1"/>
-    <w:lsdException w:name="Table Web 2" w:semiHidden="1" w:unhideWhenUsed="1"/>
-    <w:lsdException w:name="Table Web 3" w:semiHidden="1" w:unhideWhenUsed="1"/>
-    <w:lsdException w:name="Balloon Text" w:semiHidden="1" w:unhideWhenUsed="1"/>
-    <w:lsdException w:name="Table Grid" w:uiPriority="59"/>
-    <w:lsdException w:name="Table Theme" w:semiHidden="1" w:unhideWhenUsed="1"/>
-    <w:lsdException w:name="Placeholder Text" w:semiHidden="1"/>
-    <w:lsdException w:name="No Spacing" w:uiPriority="1" w:qFormat="1"/>
-    <w:lsdException w:name="Light Shading" w:uiPriority="60"/>
-    <w:lsdException w:name="Light List" w:uiPriority="61"/>
-    <w:lsdException w:name="Light Grid" w:uiPriority="62"/>
-    <w:lsdException w:name="Medium Shading 1" w:uiPriority="63"/>
-    <w:lsdException w:name="Medium Shading 2" w:uiPriority="64"/>
-    <w:lsdException w:name="Medium List 1" w:uiPriority="65"/>
-    <w:lsdException w:name="Medium List 2" w:uiPriority="66"/>
-    <w:lsdException w:name="Medium Grid 1" w:uiPriority="67"/>
-    <w:lsdException w:name="Medium Grid 2" w:uiPriority="68"/>
-    <w:lsdException w:name="Medium Grid 3" w:uiPriority="69"/>
-    <w:lsdException w:name="Dark List" w:uiPriority="70"/>
-    <w:lsdException w:name="Colorful Shading" w:uiPriority="71"/>
-    <w:lsdException w:name="Colorful List" w:uiPriority="72"/>
-    <w:lsdException w:name="Colorful Grid" w:uiPriority="73"/>
-    <w:lsdException w:name="Light Shading Accent 1" w:uiPriority="60"/>
-    <w:lsdException w:name="Light List Accent 1" w:uiPriority="61"/>
-    <w:lsdException w:name="Light Grid Accent 1" w:uiPriority="62"/>
-    <w:lsdException w:name="Medium Shading 1 Accent 1" w:uiPriority="63"/>
-    <w:lsdException w:name="Medium Shading 2 Accent 1" w:uiPriority="64"/>
-    <w:lsdException w:name="Medium List 1 Accent 1" w:uiPriority="65"/>
-    <w:lsdException w:name="Revision" w:semiHidden="1"/>
-    <w:lsdException w:name="List Paragraph" w:uiPriority="34" w:qFormat="1"/>
-    <w:lsdException w:name="Quote" w:uiPriority="29" w:qFormat="1"/>
-    <w:lsdException w:name="Intense Quote" w:uiPriority="30" w:qFormat="1"/>
-    <w:lsdException w:name="Medium List 2 Accent 1" w:uiPriority="66"/>
-    <w:lsdException w:name="Medium Grid 1 Accent 1" w:uiPriority="67"/>
-    <w:lsdException w:name="Medium Grid 2 Accent 1" w:uiPriority="68"/>
-    <w:lsdException w:name="Medium Grid 3 Accent 1" w:uiPriority="69"/>
-    <w:lsdException w:name="Dark List Accent 1" w:uiPriority="70"/>
-    <w:lsdException w:name="Colorful Shading Accent 1" w:uiPriority="71"/>
-    <w:lsdException w:name="Colorful List Accent 1" w:uiPriority="72"/>
-    <w:lsdException w:name="Colorful Grid Accent 1" w:uiPriority="73"/>
-    <w:lsdException w:name="Light Shading Accent 2" w:uiPriority="60"/>
-    <w:lsdException w:name="Light List Accent 2" w:uiPriority="61"/>
-    <w:lsdException w:name="Light Grid Accent 2" w:uiPriority="62"/>
-    <w:lsdException w:name="Medium Shading 1 Accent 2" w:uiPriority="63"/>
-    <w:lsdException w:name="Medium Shading 2 Accent 2" w:uiPriority="64"/>
-    <w:lsdException w:name="Medium List 1 Accent 2" w:uiPriority="65"/>
-    <w:lsdException w:name="Medium List 2 Accent 2" w:uiPriority="66"/>
-    <w:lsdException w:name="Medium Grid 1 Accent 2" w:uiPriority="67"/>
-    <w:lsdException w:name="Medium Grid 2 Accent 2" w:uiPriority="68"/>
-    <w:lsdException w:name="Medium Grid 3 Accent 2" w:uiPriority="69"/>
-    <w:lsdException w:name="Dark List Accent 2" w:uiPriority="70"/>
-    <w:lsdException w:name="Colorful Shading Accent 2" w:uiPriority="71"/>
-    <w:lsdException w:name="Colorful List Accent 2" w:uiPriority="72"/>
-    <w:lsdException w:name="Colorful Grid Accent 2" w:uiPriority="73"/>
-    <w:lsdException w:name="Light Shading Accent 3" w:uiPriority="60"/>
-    <w:lsdException w:name="Light List Accent 3" w:uiPriority="61"/>
-    <w:lsdException w:name="Light Grid Accent 3" w:uiPriority="62"/>
-    <w:lsdException w:name="Medium Shading 1 Accent 3" w:uiPriority="63"/>
-    <w:lsdException w:name="Medium Shading 2 Accent 3" w:uiPriority="64"/>
-    <w:lsdException w:name="Medium List 1 Accent 3" w:uiPriority="65"/>
-    <w:lsdException w:name="Medium List 2 Accent 3" w:uiPriority="66"/>
-    <w:lsdException w:name="Medium Grid 1 Accent 3" w:uiPriority="67"/>
-    <w:lsdException w:name="Medium Grid 2 Accent 3" w:uiPriority="68"/>
-    <w:lsdException w:name="Medium Grid 3 Accent 3" w:uiPriority="69"/>
-    <w:lsdException w:name="Dark List Accent 3" w:uiPriority="70"/>
-    <w:lsdException w:name="Colorful Shading Accent 3" w:uiPriority="71"/>
-    <w:lsdException w:name="Colorful List Accent 3" w:uiPriority="72"/>
-    <w:lsdException w:name="Colorful Grid Accent 3" w:uiPriority="73"/>
-    <w:lsdException w:name="Light Shading Accent 4" w:uiPriority="60"/>
-    <w:lsdException w:name="Light List Accent 4" w:uiPriority="61"/>
-    <w:lsdException w:name="Light Grid Accent 4" w:uiPriority="62"/>
-    <w:lsdException w:name="Medium Shading 1 Accent 4" w:uiPriority="63"/>
-    <w:lsdException w:name="Medium Shading 2 Accent 4" w:uiPriority="64"/>
-    <w:lsdException w:name="Medium List 1 Accent 4" w:uiPriority="65"/>
-    <w:lsdException w:name="Medium List 2 Accent 4" w:uiPriority="66"/>
-    <w:lsdException w:name="Medium Grid 1 Accent 4" w:uiPriority="67"/>
-    <w:lsdException w:name="Medium Grid 2 Accent 4" w:uiPriority="68"/>
-    <w:lsdException w:name="Medium Grid 3 Accent 4" w:uiPriority="69"/>
-    <w:lsdException w:name="Dark List Accent 4" w:uiPriority="70"/>
-    <w:lsdException w:name="Colorful Shading Accent 4" w:uiPriority="71"/>
-    <w:lsdException w:name="Colorful List Accent 4" w:uiPriority="72"/>
-    <w:lsdException w:name="Colorful Grid Accent 4" w:uiPriority="73"/>
-    <w:lsdException w:name="Light Shading Accent 5" w:uiPriority="60"/>
-    <w:lsdException w:name="Light List Accent 5" w:uiPriority="61"/>
-    <w:lsdException w:name="Light Grid Accent 5" w:uiPriority="62"/>
-    <w:lsdException w:name="Medium Shading 1 Accent 5" w:uiPriority="63"/>
-    <w:lsdException w:name="Medium Shading 2 Accent 5" w:uiPriority="64"/>
-    <w:lsdException w:name="Medium List 1 Accent 5" w:uiPriority="65"/>
-    <w:lsdException w:name="Medium List 2 Accent 5" w:uiPriority="66"/>
-    <w:lsdException w:name="Medium Grid 1 Accent 5" w:uiPriority="67"/>
-    <w:lsdException w:name="Medium Grid 2 Accent 5" w:uiPriority="68"/>
-    <w:lsdException w:name="Medium Grid 3 Accent 5" w:uiPriority="69"/>
-    <w:lsdException w:name="Dark List Accent 5" w:uiPriority="70"/>
-    <w:lsdException w:name="Colorful Shading Accent 5" w:uiPriority="71"/>
-    <w:lsdException w:name="Colorful List Accent 5" w:uiPriority="72"/>
-    <w:lsdException w:name="Colorful Grid Accent 5" w:uiPriority="73"/>
-    <w:lsdException w:name="Light Shading Accent 6" w:uiPriority="60"/>
-    <w:lsdException w:name="Light List Accent 6" w:uiPriority="61"/>
-    <w:lsdException w:name="Light Grid Accent 6" w:uiPriority="62"/>
-    <w:lsdException w:name="Medium Shading 1 Accent 6" w:uiPriority="63"/>
-    <w:lsdException w:name="Medium Shading 2 Accent 6" w:uiPriority="64"/>
-    <w:lsdException w:name="Medium List 1 Accent 6" w:uiPriority="65"/>
-    <w:lsdException w:name="Medium List 2 Accent 6" w:uiPriority="66"/>
-    <w:lsdException w:name="Medium Grid 1 Accent 6" w:uiPriority="67"/>
-    <w:lsdException w:name="Medium Grid 2 Accent 6" w:uiPriority="68"/>
-    <w:lsdException w:name="Medium Grid 3 Accent 6" w:uiPriority="69"/>
-    <w:lsdException w:name="Dark List Accent 6" w:uiPriority="70"/>
-    <w:lsdException w:name="Colorful Shading Accent 6" w:uiPriority="71"/>
-    <w:lsdException w:name="Colorful List Accent 6" w:uiPriority="72"/>
-    <w:lsdException w:name="Colorful Grid Accent 6" w:uiPriority="73"/>
-    <w:lsdException w:name="Subtle Emphasis" w:uiPriority="19" w:qFormat="1"/>
-    <w:lsdException w:name="Intense Emphasis" w:uiPriority="21" w:qFormat="1"/>
-    <w:lsdException w:name="Subtle Reference" w:uiPriority="31" w:qFormat="1"/>
-    <w:lsdException w:name="Intense Reference" w:uiPriority="32" w:qFormat="1"/>
-    <w:lsdException w:name="Book Title" w:uiPriority="33" w:qFormat="1"/>
-    <w:lsdException w:name="Bibliography" w:semiHidden="1" w:uiPriority="37" w:unhideWhenUsed="1"/>
-    <w:lsdException w:name="TOC Heading" w:semiHidden="1" w:uiPriority="39" w:unhideWhenUsed="1" w:qFormat="1"/>
-    <w:lsdException w:name="Plain Table 1" w:uiPriority="41"/>
-    <w:lsdException w:name="Plain Table 2" w:uiPriority="42"/>
-    <w:lsdException w:name="Plain Table 3" w:uiPriority="43"/>
-    <w:lsdException w:name="Plain Table 4" w:uiPriority="44"/>
-    <w:lsdException w:name="Plain Table 5" w:uiPriority="45"/>
-    <w:lsdException w:name="Grid Table Light" w:uiPriority="40"/>
-    <w:lsdException w:name="Grid Table 1 Light" w:uiPriority="46"/>
-    <w:lsdException w:name="Grid Table 2" w:uiPriority="47"/>
-    <w:lsdException w:name="Grid Table 3" w:uiPriority="48"/>
-    <w:lsdException w:name="Grid Table 4" w:uiPriority="49"/>
-    <w:lsdException w:name="Grid Table 5 Dark" w:uiPriority="50"/>
-    <w:lsdException w:name="Grid Table 6 Colorful" w:uiPriority="51"/>
-    <w:lsdException w:name="Grid Table 7 Colorful" w:uiPriority="52"/>
-    <w:lsdException w:name="Grid Table 1 Light Accent 1" w:uiPriority="46"/>
-    <w:lsdException w:name="Grid Table 2 Accent 1" w:uiPriority="47"/>
-    <w:lsdException w:name="Grid Table 3 Accent 1" w:uiPriority="48"/>
-    <w:lsdException w:name="Grid Table 4 Accent 1" w:uiPriority="49"/>
-    <w:lsdException w:name="Grid Table 5 Dark Accent 1" w:uiPriority="50"/>
-    <w:lsdException w:name="Grid Table 6 Colorful Accent 1" w:uiPriority="51"/>
-    <w:lsdException w:name="Grid Table 7 Colorful Accent 1" w:uiPriority="52"/>
-    <w:lsdException w:name="Grid Table 1 Light Accent 2" w:uiPriority="46"/>
-    <w:lsdException w:name="Grid Table 2 Accent 2" w:uiPriority="47"/>
-    <w:lsdException w:name="Grid Table 3 Accent 2" w:uiPriority="48"/>
-    <w:lsdException w:name="Grid Table 4 Accent 2" w:uiPriority="49"/>
-    <w:lsdException w:name="Grid Table 5 Dark Accent 2" w:uiPriority="50"/>
-    <w:lsdException w:name="Grid Table 6 Colorful Accent 2" w:uiPriority="51"/>
-    <w:lsdException w:name="Grid Table 7 Colorful Accent 2" w:uiPriority="52"/>
-    <w:lsdException w:name="Grid Table 1 Light Accent 3" w:uiPriority="46"/>
-    <w:lsdException w:name="Grid Table 2 Accent 3" w:uiPriority="47"/>
-    <w:lsdException w:name="Grid Table 3 Accent 3" w:uiPriority="48"/>
-    <w:lsdException w:name="Grid Table 4 Accent 3" w:uiPriority="49"/>
-    <w:lsdException w:name="Grid Table 5 Dark Accent 3" w:uiPriority="50"/>
-    <w:lsdException w:name="Grid Table 6 Colorful Accent 3" w:uiPriority="51"/>
-    <w:lsdException w:name="Grid Table 7 Colorful Accent 3" w:uiPriority="52"/>
-    <w:lsdException w:name="Grid Table 1 Light Accent 4" w:uiPriority="46"/>
-    <w:lsdException w:name="Grid Table 2 Accent 4" w:uiPriority="47"/>
-    <w:lsdException w:name="Grid Table 3 Accent 4" w:uiPriority="48"/>
-    <w:lsdException w:name="Grid Table 4 Accent 4" w:uiPriority="49"/>
-    <w:lsdException w:name="Grid Table 5 Dark Accent 4" w:uiPriority="50"/>
-    <w:lsdException w:name="Grid Table 6 Colorful Accent 4" w:uiPriority="51"/>
-    <w:lsdException w:name="Grid Table 7 Colorful Accent 4" w:uiPriority="52"/>
-    <w:lsdException w:name="Grid Table 1 Light Accent 5" w:uiPriority="46"/>
-    <w:lsdException w:name="Grid Table 2 Accent 5" w:uiPriority="47"/>
-    <w:lsdException w:name="Grid Table 3 Accent 5" w:uiPriority="48"/>
-    <w:lsdException w:name="Grid Table 4 Accent 5" w:uiPriority="49"/>
-    <w:lsdException w:name="Grid Table 5 Dark Accent 5" w:uiPriority="50"/>
-    <w:lsdException w:name="Grid Table 6 Colorful Accent 5" w:uiPriority="51"/>
-    <w:lsdException w:name="Grid Table 7 Colorful Accent 5" w:uiPriority="52"/>
-    <w:lsdException w:name="Grid Table 1 Light Accent 6" w:uiPriority="46"/>
-    <w:lsdException w:name="Grid Table 2 Accent 6" w:uiPriority="47"/>
-    <w:lsdException w:name="Grid Table 3 Accent 6" w:uiPriority="48"/>
-    <w:lsdException w:name="Grid Table 4 Accent 6" w:uiPriority="49"/>
-    <w:lsdException w:name="Grid Table 5 Dark Accent 6" w:uiPriority="50"/>
-    <w:lsdException w:name="Grid Table 6 Colorful Accent 6" w:uiPriority="51"/>
-    <w:lsdException w:name="Grid Table 7 Colorful Accent 6" w:uiPriority="52"/>
-    <w:lsdException w:name="List Table 1 Light" w:uiPriority="46"/>
-    <w:lsdException w:name="List Table 2" w:uiPriority="47"/>
-    <w:lsdException w:name="List Table 3" w:uiPriority="48"/>
-    <w:lsdException w:name="List Table 4" w:uiPriority="49"/>
-    <w:lsdException w:name="List Table 5 Dark" w:uiPriority="50"/>
-    <w:lsdException w:name="List Table 6 Colorful" w:uiPriority="51"/>
-    <w:lsdException w:name="List Table 7 Colorful" w:uiPriority="52"/>
-    <w:lsdException w:name="List Table 1 Light Accent 1" w:uiPriority="46"/>
-    <w:lsdException w:name="List Table 2 Accent 1" w:uiPriority="47"/>
-    <w:lsdException w:name="List Table 3 Accent 1" w:uiPriority="48"/>
-    <w:lsdException w:name="List Table 4 Accent 1" w:uiPriority="49"/>
-    <w:lsdException w:name="List Table 5 Dark Accent 1" w:uiPriority="50"/>
-    <w:lsdException w:name="List Table 6 Colorful Accent 1" w:uiPriority="51"/>
-    <w:lsdException w:name="List Table 7 Colorful Accent 1" w:uiPriority="52"/>
-    <w:lsdException w:name="List Table 1 Light Accent 2" w:uiPriority="46"/>
-    <w:lsdException w:name="List Table 2 Accent 2" w:uiPriority="47"/>
-    <w:lsdException w:name="List Table 3 Accent 2" w:uiPriority="48"/>
-    <w:lsdException w:name="List Table 4 Accent 2" w:uiPriority="49"/>
-    <w:lsdException w:name="List Table 5 Dark Accent 2" w:uiPriority="50"/>
-    <w:lsdException w:name="List Table 6 Colorful Accent 2" w:uiPriority="51"/>
-    <w:lsdException w:name="List Table 7 Colorful Accent 2" w:uiPriority="52"/>
-    <w:lsdException w:name="List Table 1 Light Accent 3" w:uiPriority="46"/>
-    <w:lsdException w:name="List Table 2 Accent 3" w:uiPriority="47"/>
-    <w:lsdException w:name="List Table 3 Accent 3" w:uiPriority="48"/>
-    <w:lsdException w:name="List Table 4 Accent 3" w:uiPriority="49"/>
-    <w:lsdException w:name="List Table 5 Dark Accent 3" w:uiPriority="50"/>
-    <w:lsdException w:name="List Table 6 Colorful Accent 3" w:uiPriority="51"/>
-    <w:lsdException w:name="List Table 7 Colorful Accent 3" w:uiPriority="52"/>
-    <w:lsdException w:name="List Table 1 Light Accent 4" w:uiPriority="46"/>
-    <w:lsdException w:name="List Table 2 Accent 4" w:uiPriority="47"/>
-    <w:lsdException w:name="List Table 3 Accent 4" w:uiPriority="48"/>
-    <w:lsdException w:name="List Table 4 Accent 4" w:uiPriority="49"/>
-    <w:lsdException w:name="List Table 5 Dark Accent 4" w:uiPriority="50"/>
-    <w:lsdException w:name="List Table 6 Colorful Accent 4" w:uiPriority="51"/>
-    <w:lsdException w:name="List Table 7 Colorful Accent 4" w:uiPriority="52"/>
-    <w:lsdException w:name="List Table 1 Light Accent 5" w:uiPriority="46"/>
-    <w:lsdException w:name="List Table 2 Accent 5" w:uiPriority="47"/>
-    <w:lsdException w:name="List Table 3 Accent 5" w:uiPriority="48"/>
-    <w:lsdException w:name="List Table 4 Accent 5" w:uiPriority="49"/>
-    <w:lsdException w:name="List Table 5 Dark Accent 5" w:uiPriority="50"/>
-    <w:lsdException w:name="List Table 6 Colorful Accent 5" w:uiPriority="51"/>
-    <w:lsdException w:name="List Table 7 Colorful Accent 5" w:uiPriority="52"/>
-    <w:lsdException w:name="List Table 1 Light Accent 6" w:uiPriority="46"/>
-    <w:lsdException w:name="List Table 2 Accent 6" w:uiPriority="47"/>
-    <w:lsdException w:name="List Table 3 Accent 6" w:uiPriority="48"/>
-    <w:lsdException w:name="List Table 4 Accent 6" w:uiPriority="49"/>
-    <w:lsdException w:name="List Table 5 Dark Accent 6" w:uiPriority="50"/>
-    <w:lsdException w:name="List Table 6 Colorful Accent 6" w:uiPriority="51"/>
-    <w:lsdException w:name="List Table 7 Colorful Accent 6" w:uiPriority="52"/>
-    <w:lsdException w:name="Mention" w:semiHidden="1" w:unhideWhenUsed="1"/>
-    <w:lsdException w:name="Smart Hyperlink" w:semiHidden="1" w:unhideWhenUsed="1"/>
-    <w:lsdException w:name="Hashtag" w:semiHidden="1" w:unhideWhenUsed="1"/>
-    <w:lsdException w:name="Unresolved Mention" w:semiHidden="1" w:unhideWhenUsed="1"/>
-    <w:lsdException w:name="Smart Link" w:semiHidden="1" w:unhideWhenUsed="1"/>
-  </w:latentStyles>
-  <w:style w:type="paragraph" w:default="1" w:styleId="Normal">
-    <w:name w:val="Normal"/>
-    <w:qFormat/>
-  </w:style>
-  <w:style w:type="character" w:default="1" w:styleId="Policepardfaut">
-    <w:name w:val="Default Paragraph Font"/>
-    <w:uiPriority w:val="1"/>
-    <w:semiHidden/>
-    <w:unhideWhenUsed/>
-  </w:style>
-  <w:style w:type="table" w:default="1" w:styleId="TableauNormal">
-    <w:name w:val="Normal Table"/>
-    <w:uiPriority w:val="99"/>
-    <w:semiHidden/>
-    <w:unhideWhenUsed/>
-    <w:tblPr>
-      <w:tblInd w:w="0" w:type="dxa"/>
-      <w:tblCellMar>
-        <w:top w:w="0" w:type="dxa"/>
-        <w:left w:w="108" w:type="dxa"/>
-        <w:bottom w:w="0" w:type="dxa"/>
-        <w:right w:w="108" w:type="dxa"/>
-      </w:tblCellMar>
-    </w:tblPr>
-  </w:style>
-  <w:style w:type="numbering" w:default="1" w:styleId="Aucuneliste">
-    <w:name w:val="No List"/>
-    <w:uiPriority w:val="99"/>
-    <w:semiHidden/>
-    <w:unhideWhenUsed/>
-  </w:style>
-  <w:style w:type="character" w:styleId="Textedelespacerserv">
-    <w:name w:val="Placeholder Text"/>
-    <w:basedOn w:val="Policepardfaut"/>
-    <w:uiPriority w:val="99"/>
-    <w:semiHidden/>
-    <w:rsid w:val="001B3457"/>
-    <w:rPr>
-      <w:color w:val="808080"/>
-    </w:rPr>
-  </w:style>
-  <w:style w:type="paragraph" w:customStyle="1" w:styleId="BA5274772ECF4A359EC316E5A458C536">
-    <w:name w:val="BA5274772ECF4A359EC316E5A458C536"/>
-    <w:rsid w:val="001B3457"/>
-    <w:pPr>
-      <w:spacing w:after="160" w:line="259" w:lineRule="auto"/>
-    </w:pPr>
-  </w:style>
-</w:styles>
-</file>
-
-<file path=word/glossary/webSettings.xml><?xml version="1.0" encoding="utf-8"?>
-<w:webSettings xmlns:mc="http://schemas.openxmlformats.org/markup-compatibility/2006" xmlns:r="http://schemas.openxmlformats.org/officeDocument/2006/relationships" xmlns:w="http://schemas.openxmlformats.org/wordprocessingml/2006/main" xmlns:w14="http://schemas.microsoft.com/office/word/2010/wordml" xmlns:w15="http://schemas.microsoft.com/office/word/2012/wordml" xmlns:w16cex="http://schemas.microsoft.com/office/word/2018/wordml/cex" xmlns:w16cid="http://schemas.microsoft.com/office/word/2016/wordml/cid" xmlns:w16="http://schemas.microsoft.com/office/word/2018/wordml" xmlns:w16sdtdh="http://schemas.microsoft.com/office/word/2020/wordml/sdtdatahash" xmlns:w16se="http://schemas.microsoft.com/office/word/2015/wordml/symex" mc:Ignorable="w14 w15 w16se w16cid w16 w16cex w16sdtdh">
-  <w:optimizeForBrowser/>
-  <w:allowPNG/>
-</w:webSettings>
 </file>
 
 <file path=word/theme/theme1.xml><?xml version="1.0" encoding="utf-8"?>
@@ -7306,6 +5276,20 @@
 </file>
 
 <file path=customXml/item2.xml><?xml version="1.0" encoding="utf-8"?>
+<p:properties xmlns:p="http://schemas.microsoft.com/office/2006/metadata/properties" xmlns:xsi="http://www.w3.org/2001/XMLSchema-instance" xmlns:pc="http://schemas.microsoft.com/office/infopath/2007/PartnerControls">
+  <documentManagement>
+    <lcf76f155ced4ddcb4097134ff3c332f xmlns="b295003c-aa87-407e-9024-fdee4e88f6fa">
+      <Terms xmlns="http://schemas.microsoft.com/office/infopath/2007/PartnerControls"/>
+    </lcf76f155ced4ddcb4097134ff3c332f>
+  </documentManagement>
+</p:properties>
+</file>
+
+<file path=customXml/item3.xml><?xml version="1.0" encoding="utf-8"?>
+<b:Sources xmlns:b="http://schemas.openxmlformats.org/officeDocument/2006/bibliography" xmlns="http://schemas.openxmlformats.org/officeDocument/2006/bibliography" SelectedStyle="\APA.XSL" StyleName="APA"/>
+</file>
+
+<file path=customXml/item4.xml><?xml version="1.0" encoding="utf-8"?>
 <ct:contentTypeSchema xmlns:ct="http://schemas.microsoft.com/office/2006/metadata/contentType" xmlns:ma="http://schemas.microsoft.com/office/2006/metadata/properties/metaAttributes" ct:_="" ma:_="" ma:contentTypeName="Document" ma:contentTypeID="0x010100A3FA4CB5114F4B43B99F0B6DC8751D90" ma:contentTypeVersion="10" ma:contentTypeDescription="Crée un document." ma:contentTypeScope="" ma:versionID="501205be520febb413c56432ff8e6df1">
   <xsd:schema xmlns:xsd="http://www.w3.org/2001/XMLSchema" xmlns:xs="http://www.w3.org/2001/XMLSchema" xmlns:p="http://schemas.microsoft.com/office/2006/metadata/properties" xmlns:ns2="b295003c-aa87-407e-9024-fdee4e88f6fa" targetNamespace="http://schemas.microsoft.com/office/2006/metadata/properties" ma:root="true" ma:fieldsID="0378f5bf275aa5e8e5bb75b38d3da7db" ns2:_="">
     <xsd:import namespace="b295003c-aa87-407e-9024-fdee4e88f6fa"/>
@@ -7483,20 +5467,6 @@
 </ct:contentTypeSchema>
 </file>
 
-<file path=customXml/item3.xml><?xml version="1.0" encoding="utf-8"?>
-<b:Sources xmlns:b="http://schemas.openxmlformats.org/officeDocument/2006/bibliography" xmlns="http://schemas.openxmlformats.org/officeDocument/2006/bibliography" SelectedStyle="\APA.XSL" StyleName="APA"/>
-</file>
-
-<file path=customXml/item4.xml><?xml version="1.0" encoding="utf-8"?>
-<p:properties xmlns:p="http://schemas.microsoft.com/office/2006/metadata/properties" xmlns:xsi="http://www.w3.org/2001/XMLSchema-instance" xmlns:pc="http://schemas.microsoft.com/office/infopath/2007/PartnerControls">
-  <documentManagement>
-    <lcf76f155ced4ddcb4097134ff3c332f xmlns="b295003c-aa87-407e-9024-fdee4e88f6fa">
-      <Terms xmlns="http://schemas.microsoft.com/office/infopath/2007/PartnerControls"/>
-    </lcf76f155ced4ddcb4097134ff3c332f>
-  </documentManagement>
-</p:properties>
-</file>
-
 <file path=customXml/itemProps1.xml><?xml version="1.0" encoding="utf-8"?>
 <ds:datastoreItem xmlns:ds="http://schemas.openxmlformats.org/officeDocument/2006/customXml" ds:itemID="{EEE2973D-7DD7-4773-855D-5CAD81242BDE}">
   <ds:schemaRefs>
@@ -7506,7 +5476,25 @@
 </file>
 
 <file path=customXml/itemProps2.xml><?xml version="1.0" encoding="utf-8"?>
-<ds:datastoreItem xmlns:ds="http://schemas.openxmlformats.org/officeDocument/2006/customXml" ds:itemID="{0B65258C-9CEC-414A-989C-54F659AC270E}">
+<ds:datastoreItem xmlns:ds="http://schemas.openxmlformats.org/officeDocument/2006/customXml" ds:itemID="{1159403A-C237-488E-8C5E-DABF9FCE7043}">
+  <ds:schemaRefs>
+    <ds:schemaRef ds:uri="http://schemas.microsoft.com/office/2006/metadata/properties"/>
+    <ds:schemaRef ds:uri="http://schemas.microsoft.com/office/infopath/2007/PartnerControls"/>
+    <ds:schemaRef ds:uri="b295003c-aa87-407e-9024-fdee4e88f6fa"/>
+  </ds:schemaRefs>
+</ds:datastoreItem>
+</file>
+
+<file path=customXml/itemProps3.xml><?xml version="1.0" encoding="utf-8"?>
+<ds:datastoreItem xmlns:ds="http://schemas.openxmlformats.org/officeDocument/2006/customXml" ds:itemID="{0FF0F878-5F0F-460C-9013-40E72731A637}">
+  <ds:schemaRefs>
+    <ds:schemaRef ds:uri="http://schemas.openxmlformats.org/officeDocument/2006/bibliography"/>
+  </ds:schemaRefs>
+</ds:datastoreItem>
+</file>
+
+<file path=customXml/itemProps4.xml><?xml version="1.0" encoding="utf-8"?>
+<ds:datastoreItem xmlns:ds="http://schemas.openxmlformats.org/officeDocument/2006/customXml" ds:itemID="{74BB8944-94E5-4D6E-A806-EDC8D9D698A5}">
   <ds:schemaRefs>
     <ds:schemaRef ds:uri="http://schemas.microsoft.com/office/2006/metadata/contentType"/>
     <ds:schemaRef ds:uri="http://schemas.microsoft.com/office/2006/metadata/properties/metaAttributes"/>
@@ -7521,22 +5509,4 @@
     <ds:schemaRef ds:uri="http://schemas.microsoft.com/internal/obd"/>
   </ds:schemaRefs>
 </ds:datastoreItem>
-</file>
-
-<file path=customXml/itemProps3.xml><?xml version="1.0" encoding="utf-8"?>
-<ds:datastoreItem xmlns:ds="http://schemas.openxmlformats.org/officeDocument/2006/customXml" ds:itemID="{0FF0F878-5F0F-460C-9013-40E72731A637}">
-  <ds:schemaRefs>
-    <ds:schemaRef ds:uri="http://schemas.openxmlformats.org/officeDocument/2006/bibliography"/>
-  </ds:schemaRefs>
-</ds:datastoreItem>
-</file>
-
-<file path=customXml/itemProps4.xml><?xml version="1.0" encoding="utf-8"?>
-<ds:datastoreItem xmlns:ds="http://schemas.openxmlformats.org/officeDocument/2006/customXml" ds:itemID="{1159403A-C237-488E-8C5E-DABF9FCE7043}">
-  <ds:schemaRefs>
-    <ds:schemaRef ds:uri="http://schemas.microsoft.com/office/2006/metadata/properties"/>
-    <ds:schemaRef ds:uri="http://schemas.microsoft.com/office/infopath/2007/PartnerControls"/>
-    <ds:schemaRef ds:uri="b295003c-aa87-407e-9024-fdee4e88f6fa"/>
-  </ds:schemaRefs>
-</ds:datastoreItem>
 </file>
--- a/plugin_maitre.docx
+++ b/plugin_maitre.docx
@@ -115,7 +115,7 @@
                 <w:sz w:val="28"/>
                 <w:szCs w:val="28"/>
               </w:rPr>
-              <w:t>Plugin QGis Maitre</w:t>
+              <w:t>Plugin Maitre</w:t>
             </w:r>
             <w:r>
               <w:rPr>
@@ -135,7 +135,27 @@
                 <w:sz w:val="28"/>
                 <w:szCs w:val="28"/>
               </w:rPr>
-              <w:t>1.4.0</w:t>
+              <w:t>1.</w:t>
+            </w:r>
+            <w:r>
+              <w:rPr>
+                <w:rFonts w:ascii="Times New Roman" w:hAnsi="Times New Roman" w:cs="Times New Roman"/>
+                <w:b/>
+                <w:noProof/>
+                <w:sz w:val="28"/>
+                <w:szCs w:val="28"/>
+              </w:rPr>
+              <w:t>5</w:t>
+            </w:r>
+            <w:r>
+              <w:rPr>
+                <w:rFonts w:ascii="Times New Roman" w:hAnsi="Times New Roman" w:cs="Times New Roman"/>
+                <w:b/>
+                <w:noProof/>
+                <w:sz w:val="28"/>
+                <w:szCs w:val="28"/>
+              </w:rPr>
+              <w:t>.0</w:t>
             </w:r>
           </w:p>
         </w:tc>
@@ -307,7 +327,7 @@
           <w:r>
             <w:fldChar w:fldCharType="separate"/>
           </w:r>
-          <w:hyperlink w:anchor="_Toc224313223" w:history="1">
+          <w:hyperlink w:anchor="_Toc227263431" w:history="1">
             <w:r>
               <w:rPr>
                 <w:rStyle w:val="Lienhypertexte"/>
@@ -347,7 +367,7 @@
               <w:rPr>
                 <w:webHidden/>
               </w:rPr>
-              <w:instrText xml:space="preserve"> PAGEREF _Toc224313223 \h </w:instrText>
+              <w:instrText xml:space="preserve"> PAGEREF _Toc227263431 \h </w:instrText>
             </w:r>
             <w:r>
               <w:rPr>
@@ -364,7 +384,7 @@
               <w:rPr>
                 <w:webHidden/>
               </w:rPr>
-              <w:t>2</w:t>
+              <w:t>1</w:t>
             </w:r>
             <w:r>
               <w:rPr>
@@ -386,7 +406,7 @@
               <w14:ligatures w14:val="standardContextual"/>
             </w:rPr>
           </w:pPr>
-          <w:hyperlink w:anchor="_Toc224313224" w:history="1">
+          <w:hyperlink w:anchor="_Toc227263432" w:history="1">
             <w:r>
               <w:rPr>
                 <w:rStyle w:val="Lienhypertexte"/>
@@ -426,7 +446,7 @@
               <w:rPr>
                 <w:webHidden/>
               </w:rPr>
-              <w:instrText xml:space="preserve"> PAGEREF _Toc224313224 \h </w:instrText>
+              <w:instrText xml:space="preserve"> PAGEREF _Toc227263432 \h </w:instrText>
             </w:r>
             <w:r>
               <w:rPr>
@@ -443,7 +463,7 @@
               <w:rPr>
                 <w:webHidden/>
               </w:rPr>
-              <w:t>2</w:t>
+              <w:t>1</w:t>
             </w:r>
             <w:r>
               <w:rPr>
@@ -465,7 +485,7 @@
               <w14:ligatures w14:val="standardContextual"/>
             </w:rPr>
           </w:pPr>
-          <w:hyperlink w:anchor="_Toc224313225" w:history="1">
+          <w:hyperlink w:anchor="_Toc227263433" w:history="1">
             <w:r>
               <w:rPr>
                 <w:rStyle w:val="Lienhypertexte"/>
@@ -505,7 +525,7 @@
               <w:rPr>
                 <w:webHidden/>
               </w:rPr>
-              <w:instrText xml:space="preserve"> PAGEREF _Toc224313225 \h </w:instrText>
+              <w:instrText xml:space="preserve"> PAGEREF _Toc227263433 \h </w:instrText>
             </w:r>
             <w:r>
               <w:rPr>
@@ -544,7 +564,7 @@
               <w14:ligatures w14:val="standardContextual"/>
             </w:rPr>
           </w:pPr>
-          <w:hyperlink w:anchor="_Toc224313226" w:history="1">
+          <w:hyperlink w:anchor="_Toc227263434" w:history="1">
             <w:r>
               <w:rPr>
                 <w:rStyle w:val="Lienhypertexte"/>
@@ -584,7 +604,7 @@
               <w:rPr>
                 <w:webHidden/>
               </w:rPr>
-              <w:instrText xml:space="preserve"> PAGEREF _Toc224313226 \h </w:instrText>
+              <w:instrText xml:space="preserve"> PAGEREF _Toc227263434 \h </w:instrText>
             </w:r>
             <w:r>
               <w:rPr>
@@ -622,7 +642,7 @@
               <w14:ligatures w14:val="standardContextual"/>
             </w:rPr>
           </w:pPr>
-          <w:hyperlink w:anchor="_Toc224313227" w:history="1">
+          <w:hyperlink w:anchor="_Toc227263435" w:history="1">
             <w:r>
               <w:rPr>
                 <w:rStyle w:val="Lienhypertexte"/>
@@ -661,7 +681,7 @@
               <w:rPr>
                 <w:webHidden/>
               </w:rPr>
-              <w:instrText xml:space="preserve"> PAGEREF _Toc224313227 \h </w:instrText>
+              <w:instrText xml:space="preserve"> PAGEREF _Toc227263435 \h </w:instrText>
             </w:r>
             <w:r>
               <w:rPr>
@@ -678,7 +698,7 @@
               <w:rPr>
                 <w:webHidden/>
               </w:rPr>
-              <w:t>3</w:t>
+              <w:t>2</w:t>
             </w:r>
             <w:r>
               <w:rPr>
@@ -699,7 +719,7 @@
               <w14:ligatures w14:val="standardContextual"/>
             </w:rPr>
           </w:pPr>
-          <w:hyperlink w:anchor="_Toc224313228" w:history="1">
+          <w:hyperlink w:anchor="_Toc227263436" w:history="1">
             <w:r>
               <w:rPr>
                 <w:rStyle w:val="Lienhypertexte"/>
@@ -738,7 +758,7 @@
               <w:rPr>
                 <w:webHidden/>
               </w:rPr>
-              <w:instrText xml:space="preserve"> PAGEREF _Toc224313228 \h </w:instrText>
+              <w:instrText xml:space="preserve"> PAGEREF _Toc227263436 \h </w:instrText>
             </w:r>
             <w:r>
               <w:rPr>
@@ -776,7 +796,7 @@
               <w14:ligatures w14:val="standardContextual"/>
             </w:rPr>
           </w:pPr>
-          <w:hyperlink w:anchor="_Toc224313229" w:history="1">
+          <w:hyperlink w:anchor="_Toc227263437" w:history="1">
             <w:r>
               <w:rPr>
                 <w:rStyle w:val="Lienhypertexte"/>
@@ -815,7 +835,7 @@
               <w:rPr>
                 <w:webHidden/>
               </w:rPr>
-              <w:instrText xml:space="preserve"> PAGEREF _Toc224313229 \h </w:instrText>
+              <w:instrText xml:space="preserve"> PAGEREF _Toc227263437 \h </w:instrText>
             </w:r>
             <w:r>
               <w:rPr>
@@ -866,29 +886,12 @@
     <w:p/>
     <w:p/>
     <w:p/>
-    <w:p/>
-    <w:p/>
-    <w:p/>
-    <w:p/>
-    <w:p/>
-    <w:p/>
-    <w:p/>
-    <w:p/>
-    <w:p/>
-    <w:p/>
-    <w:p/>
-    <w:p/>
-    <w:p/>
-    <w:p/>
-    <w:p/>
-    <w:p/>
     <w:p>
       <w:pPr>
         <w:pStyle w:val="Titre1"/>
       </w:pPr>
-      <w:bookmarkStart w:id="0" w:name="_Toc224313223"/>
-      <w:r>
-        <w:lastRenderedPageBreak/>
+      <w:bookmarkStart w:id="0" w:name="_Toc227263431"/>
+      <w:r>
         <w:t>Prérequis</w:t>
       </w:r>
       <w:bookmarkEnd w:id="0"/>
@@ -916,7 +919,7 @@
         <w:ind w:firstLine="432"/>
       </w:pPr>
       <w:r>
-        <w:t>Attention : le plugin ne fonctionne pas avec la version 4 de QGIS</w:t>
+        <w:t>Cette version est compatible QGIS 4</w:t>
       </w:r>
     </w:p>
     <w:p/>
@@ -925,7 +928,7 @@
       <w:pPr>
         <w:pStyle w:val="Titre1"/>
       </w:pPr>
-      <w:bookmarkStart w:id="1" w:name="_Toc224313224"/>
+      <w:bookmarkStart w:id="1" w:name="_Toc227263432"/>
       <w:r>
         <w:t>Résumé</w:t>
       </w:r>
@@ -974,8 +977,9 @@
       <w:pPr>
         <w:pStyle w:val="Titre1"/>
       </w:pPr>
-      <w:bookmarkStart w:id="2" w:name="_Toc224313225"/>
-      <w:r>
+      <w:bookmarkStart w:id="2" w:name="_Toc227263433"/>
+      <w:r>
+        <w:lastRenderedPageBreak/>
         <w:t>Installation</w:t>
       </w:r>
       <w:bookmarkEnd w:id="2"/>
@@ -989,38 +993,26 @@
         <w:t>d’installation.</w:t>
       </w:r>
     </w:p>
-    <w:p/>
     <w:p>
-      <w:pPr>
-        <w:pStyle w:val="Titre1"/>
-      </w:pPr>
-      <w:bookmarkStart w:id="3" w:name="_Toc224313226"/>
-      <w:r>
-        <w:t>Présentation</w:t>
-      </w:r>
-      <w:bookmarkEnd w:id="3"/>
-    </w:p>
-    <w:p/>
-    <w:p>
-      <w:pPr>
-        <w:spacing w:before="0" w:after="200" w:line="276" w:lineRule="auto"/>
-        <w:jc w:val="left"/>
-      </w:pPr>
-      <w:bookmarkStart w:id="4" w:name="_Toc215049623"/>
+      <w:r>
+        <w:t>Le plugin détecte si des packages indispensables ne sont pas installés.</w:t>
+      </w:r>
     </w:p>
     <w:p>
+      <w:r>
+        <w:t xml:space="preserve">Si c’est le cas on obtient au lancement du plugin : </w:t>
+      </w:r>
+    </w:p>
+    <w:p>
       <w:pPr>
         <w:jc w:val="center"/>
       </w:pPr>
       <w:r>
-        <w:rPr>
-          <w:noProof/>
-        </w:rPr>
         <w:drawing>
-          <wp:inline distT="0" distB="0" distL="0" distR="0" wp14:anchorId="5C2F7C5C" wp14:editId="0B28FC5F">
-            <wp:extent cx="3244850" cy="2663104"/>
-            <wp:effectExtent l="0" t="0" r="0" b="4445"/>
-            <wp:docPr id="1" name="Image 1"/>
+          <wp:inline distT="0" distB="0" distL="0" distR="0" wp14:anchorId="38E0E19A" wp14:editId="71454AD0">
+            <wp:extent cx="2562225" cy="1727182"/>
+            <wp:effectExtent l="0" t="0" r="0" b="6985"/>
+            <wp:docPr id="1386316930" name="Image 1"/>
             <wp:cNvGraphicFramePr>
               <a:graphicFrameLocks xmlns:a="http://schemas.openxmlformats.org/drawingml/2006/main" noChangeAspect="1"/>
             </wp:cNvGraphicFramePr>
@@ -1028,7 +1020,7 @@
               <a:graphicData uri="http://schemas.openxmlformats.org/drawingml/2006/picture">
                 <pic:pic xmlns:pic="http://schemas.openxmlformats.org/drawingml/2006/picture">
                   <pic:nvPicPr>
-                    <pic:cNvPr id="1" name=""/>
+                    <pic:cNvPr id="1386316930" name=""/>
                     <pic:cNvPicPr/>
                   </pic:nvPicPr>
                   <pic:blipFill>
@@ -1040,7 +1032,7 @@
                   <pic:spPr>
                     <a:xfrm>
                       <a:off x="0" y="0"/>
-                      <a:ext cx="3253940" cy="2670565"/>
+                      <a:ext cx="2569452" cy="1732054"/>
                     </a:xfrm>
                     <a:prstGeom prst="rect">
                       <a:avLst/>
@@ -1053,81 +1045,96 @@
         </w:drawing>
       </w:r>
     </w:p>
+    <w:p/>
     <w:p>
-      <w:pPr>
-        <w:jc w:val="center"/>
-      </w:pPr>
+      <w:r>
+        <w:t>Demandez à votre responsable informatique d’installer ces packages.</w:t>
+      </w:r>
+    </w:p>
+    <w:p/>
+    <w:p>
+      <w:pPr>
+        <w:pStyle w:val="Titre1"/>
+      </w:pPr>
+      <w:bookmarkStart w:id="3" w:name="_Toc227263434"/>
+      <w:r>
+        <w:t>Présentation</w:t>
+      </w:r>
+      <w:bookmarkEnd w:id="3"/>
     </w:p>
     <w:p>
       <w:pPr>
-        <w:ind w:firstLine="708"/>
-      </w:pPr>
-      <w:r>
-        <w:t>L’interface permet d’organiser l’affichage des plugins en les classant dans des onglets.</w:t>
-      </w:r>
+        <w:jc w:val="center"/>
+      </w:pPr>
+      <w:bookmarkStart w:id="4" w:name="_Toc215049623"/>
     </w:p>
     <w:p>
       <w:pPr>
-        <w:ind w:firstLine="708"/>
-      </w:pPr>
+        <w:jc w:val="center"/>
+      </w:pPr>
+      <w:r>
+        <w:drawing>
+          <wp:inline distT="0" distB="0" distL="0" distR="0" wp14:anchorId="74D3E6B5" wp14:editId="2698802C">
+            <wp:extent cx="3295650" cy="2665407"/>
+            <wp:effectExtent l="0" t="0" r="0" b="1905"/>
+            <wp:docPr id="178793183" name="Image 1"/>
+            <wp:cNvGraphicFramePr>
+              <a:graphicFrameLocks xmlns:a="http://schemas.openxmlformats.org/drawingml/2006/main" noChangeAspect="1"/>
+            </wp:cNvGraphicFramePr>
+            <a:graphic xmlns:a="http://schemas.openxmlformats.org/drawingml/2006/main">
+              <a:graphicData uri="http://schemas.openxmlformats.org/drawingml/2006/picture">
+                <pic:pic xmlns:pic="http://schemas.openxmlformats.org/drawingml/2006/picture">
+                  <pic:nvPicPr>
+                    <pic:cNvPr id="178793183" name=""/>
+                    <pic:cNvPicPr/>
+                  </pic:nvPicPr>
+                  <pic:blipFill>
+                    <a:blip r:embed="rId13"/>
+                    <a:stretch>
+                      <a:fillRect/>
+                    </a:stretch>
+                  </pic:blipFill>
+                  <pic:spPr>
+                    <a:xfrm>
+                      <a:off x="0" y="0"/>
+                      <a:ext cx="3299868" cy="2668818"/>
+                    </a:xfrm>
+                    <a:prstGeom prst="rect">
+                      <a:avLst/>
+                    </a:prstGeom>
+                  </pic:spPr>
+                </pic:pic>
+              </a:graphicData>
+            </a:graphic>
+          </wp:inline>
+        </w:drawing>
+      </w:r>
     </w:p>
     <w:p>
       <w:pPr>
-        <w:ind w:firstLine="708"/>
+        <w:jc w:val="center"/>
       </w:pPr>
     </w:p>
     <w:p>
       <w:pPr>
         <w:ind w:firstLine="708"/>
       </w:pPr>
+      <w:r>
+        <w:t>L’interface permet d’organiser l’affichage des plugins en les classant dans des onglets.</w:t>
+      </w:r>
+    </w:p>
+    <w:p/>
+    <w:p>
+      <w:pPr>
+        <w:ind w:firstLine="708"/>
+      </w:pPr>
     </w:p>
     <w:p>
       <w:pPr>
-        <w:ind w:firstLine="708"/>
-      </w:pPr>
-    </w:p>
-    <w:p>
-      <w:pPr>
-        <w:ind w:firstLine="708"/>
-      </w:pPr>
-    </w:p>
-    <w:p>
-      <w:pPr>
-        <w:ind w:firstLine="708"/>
-      </w:pPr>
-    </w:p>
-    <w:p>
-      <w:pPr>
-        <w:ind w:firstLine="708"/>
-      </w:pPr>
-    </w:p>
-    <w:p>
-      <w:pPr>
-        <w:ind w:firstLine="708"/>
-      </w:pPr>
-    </w:p>
-    <w:p>
-      <w:pPr>
-        <w:ind w:firstLine="708"/>
-      </w:pPr>
-    </w:p>
-    <w:p>
-      <w:pPr>
-        <w:ind w:firstLine="708"/>
-      </w:pPr>
-    </w:p>
-    <w:p>
-      <w:pPr>
-        <w:ind w:firstLine="708"/>
-      </w:pPr>
-    </w:p>
-    <w:p>
-      <w:pPr>
         <w:pStyle w:val="Titre2"/>
       </w:pPr>
-      <w:bookmarkStart w:id="5" w:name="_Toc224313227"/>
-      <w:r>
-        <w:lastRenderedPageBreak/>
+      <w:bookmarkStart w:id="5" w:name="_Toc227263435"/>
+      <w:r>
         <w:t>Onglet menu IGN</w:t>
       </w:r>
       <w:bookmarkEnd w:id="5"/>
@@ -1157,12 +1164,20 @@
       <w:pPr>
         <w:ind w:firstLine="708"/>
       </w:pPr>
+      <w:r>
+        <w:br w:type="page"/>
+      </w:r>
     </w:p>
     <w:p>
       <w:pPr>
+        <w:ind w:firstLine="708"/>
+      </w:pPr>
+    </w:p>
+    <w:p>
+      <w:pPr>
         <w:pStyle w:val="Titre2"/>
       </w:pPr>
-      <w:bookmarkStart w:id="6" w:name="_Toc224313228"/>
+      <w:bookmarkStart w:id="6" w:name="_Toc227263436"/>
       <w:r>
         <w:t>Barres d’outils</w:t>
       </w:r>
@@ -1181,6 +1196,9 @@
         <w:t xml:space="preserve">Ajouter une barre d’outils  </w:t>
       </w:r>
       <w:r>
+        <w:rPr>
+          <w:noProof/>
+        </w:rPr>
         <w:drawing>
           <wp:inline distT="0" distB="0" distL="0" distR="0" wp14:anchorId="4316DC9D" wp14:editId="5F1A4036">
             <wp:extent cx="1962424" cy="219106"/>
@@ -1197,7 +1215,7 @@
                     <pic:cNvPicPr/>
                   </pic:nvPicPr>
                   <pic:blipFill>
-                    <a:blip r:embed="rId13"/>
+                    <a:blip r:embed="rId14"/>
                     <a:stretch>
                       <a:fillRect/>
                     </a:stretch>
@@ -1404,6 +1422,7 @@
                             </w:pPr>
                             <w:r>
                               <w:rPr>
+                                <w:noProof/>
                                 <w:color w:val="FFFFFF" w:themeColor="background1"/>
                                 <w14:textFill>
                                   <w14:noFill/>
@@ -1425,7 +1444,7 @@
                                           <pic:cNvPicPr/>
                                         </pic:nvPicPr>
                                         <pic:blipFill>
-                                          <a:blip r:embed="rId14"/>
+                                          <a:blip r:embed="rId15"/>
                                           <a:stretch>
                                             <a:fillRect/>
                                           </a:stretch>
@@ -1483,6 +1502,7 @@
                       </w:pPr>
                       <w:r>
                         <w:rPr>
+                          <w:noProof/>
                           <w:color w:val="FFFFFF" w:themeColor="background1"/>
                           <w14:textFill>
                             <w14:noFill/>
@@ -1504,7 +1524,7 @@
                                     <pic:cNvPicPr/>
                                   </pic:nvPicPr>
                                   <pic:blipFill>
-                                    <a:blip r:embed="rId14"/>
+                                    <a:blip r:embed="rId15"/>
                                     <a:stretch>
                                       <a:fillRect/>
                                     </a:stretch>
@@ -1534,6 +1554,9 @@
         </mc:AlternateContent>
       </w:r>
       <w:r>
+        <w:rPr>
+          <w:noProof/>
+        </w:rPr>
         <w:drawing>
           <wp:inline distT="0" distB="0" distL="0" distR="0" wp14:anchorId="1FAB8BE7" wp14:editId="33E135DD">
             <wp:extent cx="1800057" cy="2305050"/>
@@ -1550,7 +1573,7 @@
                     <pic:cNvPicPr/>
                   </pic:nvPicPr>
                   <pic:blipFill>
-                    <a:blip r:embed="rId15"/>
+                    <a:blip r:embed="rId16"/>
                     <a:stretch>
                       <a:fillRect/>
                     </a:stretch>
@@ -1607,6 +1630,9 @@
         <w:t xml:space="preserve">Renommer la barre d’outils     </w:t>
       </w:r>
       <w:r>
+        <w:rPr>
+          <w:noProof/>
+        </w:rPr>
         <w:drawing>
           <wp:inline distT="0" distB="0" distL="0" distR="0" wp14:anchorId="03EFC16B" wp14:editId="1FDBE4E3">
             <wp:extent cx="2276793" cy="228632"/>
@@ -1623,7 +1649,7 @@
                     <pic:cNvPicPr/>
                   </pic:nvPicPr>
                   <pic:blipFill>
-                    <a:blip r:embed="rId16"/>
+                    <a:blip r:embed="rId17"/>
                     <a:stretch>
                       <a:fillRect/>
                     </a:stretch>
@@ -1666,7 +1692,7 @@
       <w:r>
         <w:tab/>
       </w:r>
-      <w:bookmarkStart w:id="7" w:name="_Toc224313229"/>
+      <w:bookmarkStart w:id="7" w:name="_Toc227263437"/>
       <w:r>
         <w:t>Suivi des versions et documentation</w:t>
       </w:r>
@@ -1678,6 +1704,9 @@
         <w:ind w:left="576"/>
       </w:pPr>
       <w:r>
+        <w:rPr>
+          <w:noProof/>
+        </w:rPr>
         <w:drawing>
           <wp:inline distT="0" distB="0" distL="0" distR="0" wp14:anchorId="69ED7FD3" wp14:editId="574DAB73">
             <wp:extent cx="285790" cy="209579"/>
@@ -1694,7 +1723,7 @@
                     <pic:cNvPicPr/>
                   </pic:nvPicPr>
                   <pic:blipFill>
-                    <a:blip r:embed="rId17"/>
+                    <a:blip r:embed="rId18"/>
                     <a:stretch>
                       <a:fillRect/>
                     </a:stretch>
@@ -1723,16 +1752,18 @@
         <w:ind w:left="576"/>
       </w:pPr>
     </w:p>
+    <w:bookmarkEnd w:id="4"/>
     <w:p>
       <w:pPr>
         <w:ind w:left="576"/>
+        <w:jc w:val="center"/>
       </w:pPr>
       <w:r>
         <w:drawing>
-          <wp:inline distT="0" distB="0" distL="0" distR="0" wp14:anchorId="1FCFF12C" wp14:editId="5F5E470D">
-            <wp:extent cx="2085975" cy="1607052"/>
-            <wp:effectExtent l="0" t="0" r="0" b="0"/>
-            <wp:docPr id="1879060029" name="Image 1"/>
+          <wp:inline distT="0" distB="0" distL="0" distR="0" wp14:anchorId="5BAE1C76" wp14:editId="4E7A13E1">
+            <wp:extent cx="2743200" cy="2113384"/>
+            <wp:effectExtent l="0" t="0" r="0" b="1270"/>
+            <wp:docPr id="82731521" name="Image 1"/>
             <wp:cNvGraphicFramePr>
               <a:graphicFrameLocks xmlns:a="http://schemas.openxmlformats.org/drawingml/2006/main" noChangeAspect="1"/>
             </wp:cNvGraphicFramePr>
@@ -1740,11 +1771,11 @@
               <a:graphicData uri="http://schemas.openxmlformats.org/drawingml/2006/picture">
                 <pic:pic xmlns:pic="http://schemas.openxmlformats.org/drawingml/2006/picture">
                   <pic:nvPicPr>
-                    <pic:cNvPr id="1879060029" name=""/>
+                    <pic:cNvPr id="82731521" name=""/>
                     <pic:cNvPicPr/>
                   </pic:nvPicPr>
                   <pic:blipFill>
-                    <a:blip r:embed="rId18"/>
+                    <a:blip r:embed="rId19"/>
                     <a:stretch>
                       <a:fillRect/>
                     </a:stretch>
@@ -1752,7 +1783,7 @@
                   <pic:spPr>
                     <a:xfrm>
                       <a:off x="0" y="0"/>
-                      <a:ext cx="2091171" cy="1611055"/>
+                      <a:ext cx="2746036" cy="2115569"/>
                     </a:xfrm>
                     <a:prstGeom prst="rect">
                       <a:avLst/>
@@ -1764,11 +1795,10 @@
           </wp:inline>
         </w:drawing>
       </w:r>
-      <w:bookmarkEnd w:id="4"/>
     </w:p>
     <w:sectPr>
-      <w:footerReference w:type="default" r:id="rId19"/>
-      <w:footerReference w:type="first" r:id="rId20"/>
+      <w:footerReference w:type="default" r:id="rId20"/>
+      <w:footerReference w:type="first" r:id="rId21"/>
       <w:pgSz w:w="11906" w:h="16838" w:code="9"/>
       <w:pgMar w:top="851" w:right="924" w:bottom="1616" w:left="1134" w:header="709" w:footer="607" w:gutter="0"/>
       <w:cols w:space="708"/>
@@ -5267,15 +5297,6 @@
 </file>
 
 <file path=customXml/item1.xml><?xml version="1.0" encoding="utf-8"?>
-<?mso-contentType ?>
-<FormTemplates xmlns="http://schemas.microsoft.com/sharepoint/v3/contenttype/forms">
-  <Display>DocumentLibraryForm</Display>
-  <Edit>DocumentLibraryForm</Edit>
-  <New>DocumentLibraryForm</New>
-</FormTemplates>
-</file>
-
-<file path=customXml/item2.xml><?xml version="1.0" encoding="utf-8"?>
 <p:properties xmlns:p="http://schemas.microsoft.com/office/2006/metadata/properties" xmlns:xsi="http://www.w3.org/2001/XMLSchema-instance" xmlns:pc="http://schemas.microsoft.com/office/infopath/2007/PartnerControls">
   <documentManagement>
     <lcf76f155ced4ddcb4097134ff3c332f xmlns="b295003c-aa87-407e-9024-fdee4e88f6fa">
@@ -5285,11 +5306,16 @@
 </p:properties>
 </file>
 
-<file path=customXml/item3.xml><?xml version="1.0" encoding="utf-8"?>
-<b:Sources xmlns:b="http://schemas.openxmlformats.org/officeDocument/2006/bibliography" xmlns="http://schemas.openxmlformats.org/officeDocument/2006/bibliography" SelectedStyle="\APA.XSL" StyleName="APA"/>
+<file path=customXml/item2.xml><?xml version="1.0" encoding="utf-8"?>
+<?mso-contentType ?>
+<FormTemplates xmlns="http://schemas.microsoft.com/sharepoint/v3/contenttype/forms">
+  <Display>DocumentLibraryForm</Display>
+  <Edit>DocumentLibraryForm</Edit>
+  <New>DocumentLibraryForm</New>
+</FormTemplates>
 </file>
 
-<file path=customXml/item4.xml><?xml version="1.0" encoding="utf-8"?>
+<file path=customXml/item3.xml><?xml version="1.0" encoding="utf-8"?>
 <ct:contentTypeSchema xmlns:ct="http://schemas.microsoft.com/office/2006/metadata/contentType" xmlns:ma="http://schemas.microsoft.com/office/2006/metadata/properties/metaAttributes" ct:_="" ma:_="" ma:contentTypeName="Document" ma:contentTypeID="0x010100A3FA4CB5114F4B43B99F0B6DC8751D90" ma:contentTypeVersion="10" ma:contentTypeDescription="Crée un document." ma:contentTypeScope="" ma:versionID="501205be520febb413c56432ff8e6df1">
   <xsd:schema xmlns:xsd="http://www.w3.org/2001/XMLSchema" xmlns:xs="http://www.w3.org/2001/XMLSchema" xmlns:p="http://schemas.microsoft.com/office/2006/metadata/properties" xmlns:ns2="b295003c-aa87-407e-9024-fdee4e88f6fa" targetNamespace="http://schemas.microsoft.com/office/2006/metadata/properties" ma:root="true" ma:fieldsID="0378f5bf275aa5e8e5bb75b38d3da7db" ns2:_="">
     <xsd:import namespace="b295003c-aa87-407e-9024-fdee4e88f6fa"/>
@@ -5467,15 +5493,11 @@
 </ct:contentTypeSchema>
 </file>
 
-<file path=customXml/itemProps1.xml><?xml version="1.0" encoding="utf-8"?>
-<ds:datastoreItem xmlns:ds="http://schemas.openxmlformats.org/officeDocument/2006/customXml" ds:itemID="{EEE2973D-7DD7-4773-855D-5CAD81242BDE}">
-  <ds:schemaRefs>
-    <ds:schemaRef ds:uri="http://schemas.microsoft.com/sharepoint/v3/contenttype/forms"/>
-  </ds:schemaRefs>
-</ds:datastoreItem>
+<file path=customXml/item4.xml><?xml version="1.0" encoding="utf-8"?>
+<b:Sources xmlns:b="http://schemas.openxmlformats.org/officeDocument/2006/bibliography" xmlns="http://schemas.openxmlformats.org/officeDocument/2006/bibliography" SelectedStyle="\APA.XSL" StyleName="APA"/>
 </file>
 
-<file path=customXml/itemProps2.xml><?xml version="1.0" encoding="utf-8"?>
+<file path=customXml/itemProps1.xml><?xml version="1.0" encoding="utf-8"?>
 <ds:datastoreItem xmlns:ds="http://schemas.openxmlformats.org/officeDocument/2006/customXml" ds:itemID="{1159403A-C237-488E-8C5E-DABF9FCE7043}">
   <ds:schemaRefs>
     <ds:schemaRef ds:uri="http://schemas.microsoft.com/office/2006/metadata/properties"/>
@@ -5485,15 +5507,15 @@
 </ds:datastoreItem>
 </file>
 
-<file path=customXml/itemProps3.xml><?xml version="1.0" encoding="utf-8"?>
-<ds:datastoreItem xmlns:ds="http://schemas.openxmlformats.org/officeDocument/2006/customXml" ds:itemID="{0FF0F878-5F0F-460C-9013-40E72731A637}">
+<file path=customXml/itemProps2.xml><?xml version="1.0" encoding="utf-8"?>
+<ds:datastoreItem xmlns:ds="http://schemas.openxmlformats.org/officeDocument/2006/customXml" ds:itemID="{EEE2973D-7DD7-4773-855D-5CAD81242BDE}">
   <ds:schemaRefs>
-    <ds:schemaRef ds:uri="http://schemas.openxmlformats.org/officeDocument/2006/bibliography"/>
+    <ds:schemaRef ds:uri="http://schemas.microsoft.com/sharepoint/v3/contenttype/forms"/>
   </ds:schemaRefs>
 </ds:datastoreItem>
 </file>
 
-<file path=customXml/itemProps4.xml><?xml version="1.0" encoding="utf-8"?>
+<file path=customXml/itemProps3.xml><?xml version="1.0" encoding="utf-8"?>
 <ds:datastoreItem xmlns:ds="http://schemas.openxmlformats.org/officeDocument/2006/customXml" ds:itemID="{74BB8944-94E5-4D6E-A806-EDC8D9D698A5}">
   <ds:schemaRefs>
     <ds:schemaRef ds:uri="http://schemas.microsoft.com/office/2006/metadata/contentType"/>
@@ -5509,4 +5531,12 @@
     <ds:schemaRef ds:uri="http://schemas.microsoft.com/internal/obd"/>
   </ds:schemaRefs>
 </ds:datastoreItem>
+</file>
+
+<file path=customXml/itemProps4.xml><?xml version="1.0" encoding="utf-8"?>
+<ds:datastoreItem xmlns:ds="http://schemas.openxmlformats.org/officeDocument/2006/customXml" ds:itemID="{0FF0F878-5F0F-460C-9013-40E72731A637}">
+  <ds:schemaRefs>
+    <ds:schemaRef ds:uri="http://schemas.openxmlformats.org/officeDocument/2006/bibliography"/>
+  </ds:schemaRefs>
+</ds:datastoreItem>
 </file>
--- a/plugin_maitre.docx
+++ b/plugin_maitre.docx
@@ -145,7 +145,7 @@
                 <w:sz w:val="28"/>
                 <w:szCs w:val="28"/>
               </w:rPr>
-              <w:t>5</w:t>
+              <w:t>6</w:t>
             </w:r>
             <w:r>
               <w:rPr>
@@ -327,7 +327,7 @@
           <w:r>
             <w:fldChar w:fldCharType="separate"/>
           </w:r>
-          <w:hyperlink w:anchor="_Toc227263431" w:history="1">
+          <w:hyperlink w:anchor="_Toc227373252" w:history="1">
             <w:r>
               <w:rPr>
                 <w:rStyle w:val="Lienhypertexte"/>
@@ -367,7 +367,7 @@
               <w:rPr>
                 <w:webHidden/>
               </w:rPr>
-              <w:instrText xml:space="preserve"> PAGEREF _Toc227263431 \h </w:instrText>
+              <w:instrText xml:space="preserve"> PAGEREF _Toc227373252 \h </w:instrText>
             </w:r>
             <w:r>
               <w:rPr>
@@ -406,7 +406,7 @@
               <w14:ligatures w14:val="standardContextual"/>
             </w:rPr>
           </w:pPr>
-          <w:hyperlink w:anchor="_Toc227263432" w:history="1">
+          <w:hyperlink w:anchor="_Toc227373253" w:history="1">
             <w:r>
               <w:rPr>
                 <w:rStyle w:val="Lienhypertexte"/>
@@ -446,7 +446,7 @@
               <w:rPr>
                 <w:webHidden/>
               </w:rPr>
-              <w:instrText xml:space="preserve"> PAGEREF _Toc227263432 \h </w:instrText>
+              <w:instrText xml:space="preserve"> PAGEREF _Toc227373253 \h </w:instrText>
             </w:r>
             <w:r>
               <w:rPr>
@@ -485,7 +485,7 @@
               <w14:ligatures w14:val="standardContextual"/>
             </w:rPr>
           </w:pPr>
-          <w:hyperlink w:anchor="_Toc227263433" w:history="1">
+          <w:hyperlink w:anchor="_Toc227373254" w:history="1">
             <w:r>
               <w:rPr>
                 <w:rStyle w:val="Lienhypertexte"/>
@@ -525,7 +525,7 @@
               <w:rPr>
                 <w:webHidden/>
               </w:rPr>
-              <w:instrText xml:space="preserve"> PAGEREF _Toc227263433 \h </w:instrText>
+              <w:instrText xml:space="preserve"> PAGEREF _Toc227373254 \h </w:instrText>
             </w:r>
             <w:r>
               <w:rPr>
@@ -564,7 +564,7 @@
               <w14:ligatures w14:val="standardContextual"/>
             </w:rPr>
           </w:pPr>
-          <w:hyperlink w:anchor="_Toc227263434" w:history="1">
+          <w:hyperlink w:anchor="_Toc227373255" w:history="1">
             <w:r>
               <w:rPr>
                 <w:rStyle w:val="Lienhypertexte"/>
@@ -604,7 +604,7 @@
               <w:rPr>
                 <w:webHidden/>
               </w:rPr>
-              <w:instrText xml:space="preserve"> PAGEREF _Toc227263434 \h </w:instrText>
+              <w:instrText xml:space="preserve"> PAGEREF _Toc227373255 \h </w:instrText>
             </w:r>
             <w:r>
               <w:rPr>
@@ -642,7 +642,7 @@
               <w14:ligatures w14:val="standardContextual"/>
             </w:rPr>
           </w:pPr>
-          <w:hyperlink w:anchor="_Toc227263435" w:history="1">
+          <w:hyperlink w:anchor="_Toc227373256" w:history="1">
             <w:r>
               <w:rPr>
                 <w:rStyle w:val="Lienhypertexte"/>
@@ -681,7 +681,7 @@
               <w:rPr>
                 <w:webHidden/>
               </w:rPr>
-              <w:instrText xml:space="preserve"> PAGEREF _Toc227263435 \h </w:instrText>
+              <w:instrText xml:space="preserve"> PAGEREF _Toc227373256 \h </w:instrText>
             </w:r>
             <w:r>
               <w:rPr>
@@ -719,7 +719,7 @@
               <w14:ligatures w14:val="standardContextual"/>
             </w:rPr>
           </w:pPr>
-          <w:hyperlink w:anchor="_Toc227263436" w:history="1">
+          <w:hyperlink w:anchor="_Toc227373257" w:history="1">
             <w:r>
               <w:rPr>
                 <w:rStyle w:val="Lienhypertexte"/>
@@ -758,7 +758,7 @@
               <w:rPr>
                 <w:webHidden/>
               </w:rPr>
-              <w:instrText xml:space="preserve"> PAGEREF _Toc227263436 \h </w:instrText>
+              <w:instrText xml:space="preserve"> PAGEREF _Toc227373257 \h </w:instrText>
             </w:r>
             <w:r>
               <w:rPr>
@@ -796,7 +796,7 @@
               <w14:ligatures w14:val="standardContextual"/>
             </w:rPr>
           </w:pPr>
-          <w:hyperlink w:anchor="_Toc227263437" w:history="1">
+          <w:hyperlink w:anchor="_Toc227373258" w:history="1">
             <w:r>
               <w:rPr>
                 <w:rStyle w:val="Lienhypertexte"/>
@@ -835,7 +835,7 @@
               <w:rPr>
                 <w:webHidden/>
               </w:rPr>
-              <w:instrText xml:space="preserve"> PAGEREF _Toc227263437 \h </w:instrText>
+              <w:instrText xml:space="preserve"> PAGEREF _Toc227373258 \h </w:instrText>
             </w:r>
             <w:r>
               <w:rPr>
@@ -890,7 +890,7 @@
       <w:pPr>
         <w:pStyle w:val="Titre1"/>
       </w:pPr>
-      <w:bookmarkStart w:id="0" w:name="_Toc227263431"/>
+      <w:bookmarkStart w:id="0" w:name="_Toc227373252"/>
       <w:r>
         <w:t>Prérequis</w:t>
       </w:r>
@@ -928,7 +928,7 @@
       <w:pPr>
         <w:pStyle w:val="Titre1"/>
       </w:pPr>
-      <w:bookmarkStart w:id="1" w:name="_Toc227263432"/>
+      <w:bookmarkStart w:id="1" w:name="_Toc227373253"/>
       <w:r>
         <w:t>Résumé</w:t>
       </w:r>
@@ -977,7 +977,7 @@
       <w:pPr>
         <w:pStyle w:val="Titre1"/>
       </w:pPr>
-      <w:bookmarkStart w:id="2" w:name="_Toc227263433"/>
+      <w:bookmarkStart w:id="2" w:name="_Toc227373254"/>
       <w:r>
         <w:lastRenderedPageBreak/>
         <w:t>Installation</w:t>
@@ -990,17 +990,42 @@
         <w:t xml:space="preserve">Le plugin Maitre s’installe avec l’exécutable </w:t>
       </w:r>
       <w:r>
-        <w:t>d’installation.</w:t>
+        <w:t>d’installation</w:t>
+      </w:r>
+      <w:r>
+        <w:t xml:space="preserve"> (*_</w:t>
+      </w:r>
+      <w:proofErr w:type="spellStart"/>
+      <w:r>
+        <w:t>PluginIGN_installer</w:t>
+      </w:r>
+      <w:proofErr w:type="spellEnd"/>
+      <w:r>
+        <w:t> »</w:t>
       </w:r>
     </w:p>
     <w:p>
       <w:r>
-        <w:t>Le plugin détecte si des packages indispensables ne sont pas installés.</w:t>
+        <w:t xml:space="preserve">Le plugin </w:t>
+      </w:r>
+      <w:r>
+        <w:t>a besoin du package « </w:t>
+      </w:r>
+      <w:proofErr w:type="spellStart"/>
+      <w:r>
+        <w:t>pefile</w:t>
+      </w:r>
+      <w:proofErr w:type="spellEnd"/>
+      <w:r>
+        <w:t> » pour tester la mise à jour de l’installateur</w:t>
+      </w:r>
+      <w:r>
+        <w:t>.</w:t>
       </w:r>
     </w:p>
     <w:p>
       <w:r>
-        <w:t xml:space="preserve">Si c’est le cas on obtient au lancement du plugin : </w:t>
+        <w:t>Si ce package n’est pas installé le plugin maitre propose de l’installer :</w:t>
       </w:r>
     </w:p>
     <w:p>
@@ -1009,10 +1034,10 @@
       </w:pPr>
       <w:r>
         <w:drawing>
-          <wp:inline distT="0" distB="0" distL="0" distR="0" wp14:anchorId="38E0E19A" wp14:editId="71454AD0">
-            <wp:extent cx="2562225" cy="1727182"/>
-            <wp:effectExtent l="0" t="0" r="0" b="6985"/>
-            <wp:docPr id="1386316930" name="Image 1"/>
+          <wp:inline distT="0" distB="0" distL="0" distR="0" wp14:anchorId="5A3C5B82" wp14:editId="50AC6B4D">
+            <wp:extent cx="2371725" cy="1078057"/>
+            <wp:effectExtent l="0" t="0" r="0" b="8255"/>
+            <wp:docPr id="713365982" name="Image 1"/>
             <wp:cNvGraphicFramePr>
               <a:graphicFrameLocks xmlns:a="http://schemas.openxmlformats.org/drawingml/2006/main" noChangeAspect="1"/>
             </wp:cNvGraphicFramePr>
@@ -1020,7 +1045,7 @@
               <a:graphicData uri="http://schemas.openxmlformats.org/drawingml/2006/picture">
                 <pic:pic xmlns:pic="http://schemas.openxmlformats.org/drawingml/2006/picture">
                   <pic:nvPicPr>
-                    <pic:cNvPr id="1386316930" name=""/>
+                    <pic:cNvPr id="713365982" name=""/>
                     <pic:cNvPicPr/>
                   </pic:nvPicPr>
                   <pic:blipFill>
@@ -1032,7 +1057,7 @@
                   <pic:spPr>
                     <a:xfrm>
                       <a:off x="0" y="0"/>
-                      <a:ext cx="2569452" cy="1732054"/>
+                      <a:ext cx="2375748" cy="1079886"/>
                     </a:xfrm>
                     <a:prstGeom prst="rect">
                       <a:avLst/>
@@ -1045,10 +1070,22 @@
         </w:drawing>
       </w:r>
     </w:p>
-    <w:p/>
     <w:p>
       <w:r>
-        <w:t>Demandez à votre responsable informatique d’installer ces packages.</w:t>
+        <w:t>Si on choisit de ne pas l’installer ce n’est pas bloquant mais si une mise à jour de l’installateur est disponible, elle ne pourra pas s’installer.</w:t>
+      </w:r>
+    </w:p>
+    <w:p>
+      <w:r>
+        <w:t>Si on choisit d’installer le package « </w:t>
+      </w:r>
+      <w:proofErr w:type="spellStart"/>
+      <w:r>
+        <w:t>pefile</w:t>
+      </w:r>
+      <w:proofErr w:type="spellEnd"/>
+      <w:r>
+        <w:t> » il est primordial à la fin de l’installation de redémarrer QGIS pour que ce package soit prit en compte.</w:t>
       </w:r>
     </w:p>
     <w:p/>
@@ -1056,7 +1093,7 @@
       <w:pPr>
         <w:pStyle w:val="Titre1"/>
       </w:pPr>
-      <w:bookmarkStart w:id="3" w:name="_Toc227263434"/>
+      <w:bookmarkStart w:id="3" w:name="_Toc227373255"/>
       <w:r>
         <w:t>Présentation</w:t>
       </w:r>
@@ -1073,6 +1110,9 @@
         <w:jc w:val="center"/>
       </w:pPr>
       <w:r>
+        <w:rPr>
+          <w:noProof/>
+        </w:rPr>
         <w:drawing>
           <wp:inline distT="0" distB="0" distL="0" distR="0" wp14:anchorId="74D3E6B5" wp14:editId="2698802C">
             <wp:extent cx="3295650" cy="2665407"/>
@@ -1133,7 +1173,7 @@
       <w:pPr>
         <w:pStyle w:val="Titre2"/>
       </w:pPr>
-      <w:bookmarkStart w:id="5" w:name="_Toc227263435"/>
+      <w:bookmarkStart w:id="5" w:name="_Toc227373256"/>
       <w:r>
         <w:t>Onglet menu IGN</w:t>
       </w:r>
@@ -1177,7 +1217,7 @@
       <w:pPr>
         <w:pStyle w:val="Titre2"/>
       </w:pPr>
-      <w:bookmarkStart w:id="6" w:name="_Toc227263436"/>
+      <w:bookmarkStart w:id="6" w:name="_Toc227373257"/>
       <w:r>
         <w:t>Barres d’outils</w:t>
       </w:r>
@@ -1692,7 +1732,7 @@
       <w:r>
         <w:tab/>
       </w:r>
-      <w:bookmarkStart w:id="7" w:name="_Toc227263437"/>
+      <w:bookmarkStart w:id="7" w:name="_Toc227373258"/>
       <w:r>
         <w:t>Suivi des versions et documentation</w:t>
       </w:r>
@@ -1760,10 +1800,10 @@
       </w:pPr>
       <w:r>
         <w:drawing>
-          <wp:inline distT="0" distB="0" distL="0" distR="0" wp14:anchorId="5BAE1C76" wp14:editId="4E7A13E1">
-            <wp:extent cx="2743200" cy="2113384"/>
-            <wp:effectExtent l="0" t="0" r="0" b="1270"/>
-            <wp:docPr id="82731521" name="Image 1"/>
+          <wp:inline distT="0" distB="0" distL="0" distR="0" wp14:anchorId="40487EBD" wp14:editId="4C7FE3A4">
+            <wp:extent cx="2876550" cy="2803169"/>
+            <wp:effectExtent l="0" t="0" r="0" b="0"/>
+            <wp:docPr id="1123442834" name="Image 1"/>
             <wp:cNvGraphicFramePr>
               <a:graphicFrameLocks xmlns:a="http://schemas.openxmlformats.org/drawingml/2006/main" noChangeAspect="1"/>
             </wp:cNvGraphicFramePr>
@@ -1771,7 +1811,7 @@
               <a:graphicData uri="http://schemas.openxmlformats.org/drawingml/2006/picture">
                 <pic:pic xmlns:pic="http://schemas.openxmlformats.org/drawingml/2006/picture">
                   <pic:nvPicPr>
-                    <pic:cNvPr id="82731521" name=""/>
+                    <pic:cNvPr id="1123442834" name=""/>
                     <pic:cNvPicPr/>
                   </pic:nvPicPr>
                   <pic:blipFill>
@@ -1783,7 +1823,7 @@
                   <pic:spPr>
                     <a:xfrm>
                       <a:off x="0" y="0"/>
-                      <a:ext cx="2746036" cy="2115569"/>
+                      <a:ext cx="2878700" cy="2805264"/>
                     </a:xfrm>
                     <a:prstGeom prst="rect">
                       <a:avLst/>
@@ -5297,6 +5337,15 @@
 </file>
 
 <file path=customXml/item1.xml><?xml version="1.0" encoding="utf-8"?>
+<?mso-contentType ?>
+<FormTemplates xmlns="http://schemas.microsoft.com/sharepoint/v3/contenttype/forms">
+  <Display>DocumentLibraryForm</Display>
+  <Edit>DocumentLibraryForm</Edit>
+  <New>DocumentLibraryForm</New>
+</FormTemplates>
+</file>
+
+<file path=customXml/item2.xml><?xml version="1.0" encoding="utf-8"?>
 <p:properties xmlns:p="http://schemas.microsoft.com/office/2006/metadata/properties" xmlns:xsi="http://www.w3.org/2001/XMLSchema-instance" xmlns:pc="http://schemas.microsoft.com/office/infopath/2007/PartnerControls">
   <documentManagement>
     <lcf76f155ced4ddcb4097134ff3c332f xmlns="b295003c-aa87-407e-9024-fdee4e88f6fa">
@@ -5306,16 +5355,11 @@
 </p:properties>
 </file>
 
-<file path=customXml/item2.xml><?xml version="1.0" encoding="utf-8"?>
-<?mso-contentType ?>
-<FormTemplates xmlns="http://schemas.microsoft.com/sharepoint/v3/contenttype/forms">
-  <Display>DocumentLibraryForm</Display>
-  <Edit>DocumentLibraryForm</Edit>
-  <New>DocumentLibraryForm</New>
-</FormTemplates>
+<file path=customXml/item3.xml><?xml version="1.0" encoding="utf-8"?>
+<b:Sources xmlns:b="http://schemas.openxmlformats.org/officeDocument/2006/bibliography" xmlns="http://schemas.openxmlformats.org/officeDocument/2006/bibliography" SelectedStyle="\APA.XSL" StyleName="APA"/>
 </file>
 
-<file path=customXml/item3.xml><?xml version="1.0" encoding="utf-8"?>
+<file path=customXml/item4.xml><?xml version="1.0" encoding="utf-8"?>
 <ct:contentTypeSchema xmlns:ct="http://schemas.microsoft.com/office/2006/metadata/contentType" xmlns:ma="http://schemas.microsoft.com/office/2006/metadata/properties/metaAttributes" ct:_="" ma:_="" ma:contentTypeName="Document" ma:contentTypeID="0x010100A3FA4CB5114F4B43B99F0B6DC8751D90" ma:contentTypeVersion="10" ma:contentTypeDescription="Crée un document." ma:contentTypeScope="" ma:versionID="501205be520febb413c56432ff8e6df1">
   <xsd:schema xmlns:xsd="http://www.w3.org/2001/XMLSchema" xmlns:xs="http://www.w3.org/2001/XMLSchema" xmlns:p="http://schemas.microsoft.com/office/2006/metadata/properties" xmlns:ns2="b295003c-aa87-407e-9024-fdee4e88f6fa" targetNamespace="http://schemas.microsoft.com/office/2006/metadata/properties" ma:root="true" ma:fieldsID="0378f5bf275aa5e8e5bb75b38d3da7db" ns2:_="">
     <xsd:import namespace="b295003c-aa87-407e-9024-fdee4e88f6fa"/>
@@ -5493,11 +5537,15 @@
 </ct:contentTypeSchema>
 </file>
 
-<file path=customXml/item4.xml><?xml version="1.0" encoding="utf-8"?>
-<b:Sources xmlns:b="http://schemas.openxmlformats.org/officeDocument/2006/bibliography" xmlns="http://schemas.openxmlformats.org/officeDocument/2006/bibliography" SelectedStyle="\APA.XSL" StyleName="APA"/>
+<file path=customXml/itemProps1.xml><?xml version="1.0" encoding="utf-8"?>
+<ds:datastoreItem xmlns:ds="http://schemas.openxmlformats.org/officeDocument/2006/customXml" ds:itemID="{EEE2973D-7DD7-4773-855D-5CAD81242BDE}">
+  <ds:schemaRefs>
+    <ds:schemaRef ds:uri="http://schemas.microsoft.com/sharepoint/v3/contenttype/forms"/>
+  </ds:schemaRefs>
+</ds:datastoreItem>
 </file>
 
-<file path=customXml/itemProps1.xml><?xml version="1.0" encoding="utf-8"?>
+<file path=customXml/itemProps2.xml><?xml version="1.0" encoding="utf-8"?>
 <ds:datastoreItem xmlns:ds="http://schemas.openxmlformats.org/officeDocument/2006/customXml" ds:itemID="{1159403A-C237-488E-8C5E-DABF9FCE7043}">
   <ds:schemaRefs>
     <ds:schemaRef ds:uri="http://schemas.microsoft.com/office/2006/metadata/properties"/>
@@ -5507,15 +5555,15 @@
 </ds:datastoreItem>
 </file>
 
-<file path=customXml/itemProps2.xml><?xml version="1.0" encoding="utf-8"?>
-<ds:datastoreItem xmlns:ds="http://schemas.openxmlformats.org/officeDocument/2006/customXml" ds:itemID="{EEE2973D-7DD7-4773-855D-5CAD81242BDE}">
+<file path=customXml/itemProps3.xml><?xml version="1.0" encoding="utf-8"?>
+<ds:datastoreItem xmlns:ds="http://schemas.openxmlformats.org/officeDocument/2006/customXml" ds:itemID="{0FF0F878-5F0F-460C-9013-40E72731A637}">
   <ds:schemaRefs>
-    <ds:schemaRef ds:uri="http://schemas.microsoft.com/sharepoint/v3/contenttype/forms"/>
+    <ds:schemaRef ds:uri="http://schemas.openxmlformats.org/officeDocument/2006/bibliography"/>
   </ds:schemaRefs>
 </ds:datastoreItem>
 </file>
 
-<file path=customXml/itemProps3.xml><?xml version="1.0" encoding="utf-8"?>
+<file path=customXml/itemProps4.xml><?xml version="1.0" encoding="utf-8"?>
 <ds:datastoreItem xmlns:ds="http://schemas.openxmlformats.org/officeDocument/2006/customXml" ds:itemID="{74BB8944-94E5-4D6E-A806-EDC8D9D698A5}">
   <ds:schemaRefs>
     <ds:schemaRef ds:uri="http://schemas.microsoft.com/office/2006/metadata/contentType"/>
@@ -5531,12 +5579,4 @@
     <ds:schemaRef ds:uri="http://schemas.microsoft.com/internal/obd"/>
   </ds:schemaRefs>
 </ds:datastoreItem>
-</file>
-
-<file path=customXml/itemProps4.xml><?xml version="1.0" encoding="utf-8"?>
-<ds:datastoreItem xmlns:ds="http://schemas.openxmlformats.org/officeDocument/2006/customXml" ds:itemID="{0FF0F878-5F0F-460C-9013-40E72731A637}">
-  <ds:schemaRefs>
-    <ds:schemaRef ds:uri="http://schemas.openxmlformats.org/officeDocument/2006/bibliography"/>
-  </ds:schemaRefs>
-</ds:datastoreItem>
 </file>